--- a/docs/Gemini DeepResearch(Hollowtide)/Godot 4 Pixel Art VFX.docx
+++ b/docs/Gemini DeepResearch(Hollowtide)/Godot 4 Pixel Art VFX.docx
@@ -50,7 +50,7 @@
           <w:color w:val="1f1f1f"/>
           <w:rtl w:val="0"/>
         </w:rPr>
-        <w:t xml:space="preserve">The collision of high-fidelity modern rendering pipelines, such as Godot 4’s Forward+ renderer, with the strict constraints of traditional pixel art creates a profound technical challenge. Modern graphical architectures are fundamentally designed to interpolate, anti-alias, and smooth data across sub-pixel floating-point coordinates. Conversely, authentic pixel-art aesthetics—specifically within the 100x100 to 144x176 sprite scale operating on a 3x or 4x nearest-neighbor quantization—demand absolute mathematical rigidity</w:t>
+        <w:t xml:space="preserve">The collision of high-fidelity modern rendering pipelines, such as Godot 4’s Forward+ renderer, with the strict constraints of traditional pixel art creates a profound technical challenge. Modern graphical architectures are fundamentally designed to interpolate, anti-alias, and smooth data across sub-pixel floating-point coordinates. Conversely, authentic pixel-art aesthetics—specifically within the game's Opal Sprite Forge pipeline targeting a 64x64 up to 100x100 logical pixel grid operating on a 3x or 4x nearest-neighbor quantization—demand absolute mathematical rigidity</w:t>
       </w:r>
       <w:r>
         <w:rPr>
@@ -69,7 +69,7 @@
           <w:color w:val="1f1f1f"/>
           <w:rtl w:val="0"/>
         </w:rPr>
-        <w:t xml:space="preserve">. In this paradigm, rendering must lock to a discrete integer grid, palettes must remain restricted, and temporal animation must step in distinct frames rather than interpolating smoothly</w:t>
+        <w:t xml:space="preserve">. In this paradigm, rendering must lock to a discrete integer grid, palettes must remain restricted, and temporal animation must step in distinct frames rather than interpolating smoothly. When procedural effects (shaders, particle systems, or mathematical easing curves) default to an engine's continuous high-fidelity smoothing, they immediately register as "programmer art" that clashes with hand-drawn, frame-by-frame sprites</w:t>
       </w:r>
       <w:r>
         <w:rPr>
@@ -88,7 +88,267 @@
           <w:color w:val="1f1f1f"/>
           <w:rtl w:val="0"/>
         </w:rPr>
-        <w:t xml:space="preserve">. When procedural effects (shaders, particle systems, or mathematical easing curves) default to an engine's continuous high-fidelity smoothing, they immediately register as "programmer art" that clashes with hand-drawn, frame-by-frame sprites</w:t>
+        <w:t xml:space="preserve">.</w:t>
+      </w:r>
+    </w:p>
+    <w:p>
+      <w:pPr>
+        <w:pBdr>
+          <w:top w:space="0" w:sz="0" w:val="nil"/>
+          <w:left w:space="0" w:sz="0" w:val="nil"/>
+          <w:bottom w:space="0" w:sz="0" w:val="nil"/>
+          <w:right w:space="0" w:sz="0" w:val="nil"/>
+          <w:between w:space="0" w:sz="0" w:val="nil"/>
+        </w:pBdr>
+        <w:shd w:fill="auto" w:val="clear"/>
+        <w:spacing w:line="275.9999942779541" w:lineRule="auto"/>
+        <w:rPr>
+          <w:rFonts w:ascii="Google Sans" w:cs="Google Sans" w:eastAsia="Google Sans" w:hAnsi="Google Sans"/>
+          <w:color w:val="1f1f1f"/>
+        </w:rPr>
+      </w:pPr>
+      <w:r>
+        <w:rPr>
+          <w:rFonts w:ascii="Google Sans" w:cs="Google Sans" w:eastAsia="Google Sans" w:hAnsi="Google Sans"/>
+          <w:color w:val="1f1f1f"/>
+          <w:rtl w:val="0"/>
+        </w:rPr>
+        <w:t xml:space="preserve">This analysis provides an exhaustive technical examination of rendering logic, shader mathematics, and game feel mechanics required to synthesize procedural code-drawn effects with hand-directed pixel art. By evaluating contemporary industry implementations and Godot 4.x API mechanics, this report isolates the specific rendering pipelines, GDScript patterns, and fragment shader calculations necessary to maintain absolute visual coherence in a rigid pixel-grid environment.</w:t>
+      </w:r>
+    </w:p>
+    <w:p>
+      <w:pPr>
+        <w:pStyle w:val="Heading2"/>
+        <w:pBdr>
+          <w:top w:space="0" w:sz="0" w:val="nil"/>
+          <w:left w:space="0" w:sz="0" w:val="nil"/>
+          <w:bottom w:space="0" w:sz="0" w:val="nil"/>
+          <w:right w:space="0" w:sz="0" w:val="nil"/>
+          <w:between w:space="0" w:sz="0" w:val="nil"/>
+        </w:pBdr>
+        <w:shd w:fill="auto" w:val="clear"/>
+        <w:spacing w:after="0" w:before="0" w:line="275.9999942779541" w:lineRule="auto"/>
+        <w:rPr>
+          <w:rFonts w:ascii="Google Sans" w:cs="Google Sans" w:eastAsia="Google Sans" w:hAnsi="Google Sans"/>
+          <w:color w:val="1f1f1f"/>
+        </w:rPr>
+      </w:pPr>
+      <w:r>
+        <w:rPr>
+          <w:rFonts w:ascii="Google Sans" w:cs="Google Sans" w:eastAsia="Google Sans" w:hAnsi="Google Sans"/>
+          <w:color w:val="1f1f1f"/>
+          <w:rtl w:val="0"/>
+        </w:rPr>
+        <w:t xml:space="preserve">Industry Case Studies: 2D Pixel-Art VFX Rendering Paradigms</w:t>
+      </w:r>
+    </w:p>
+    <w:p>
+      <w:pPr>
+        <w:pBdr>
+          <w:top w:space="0" w:sz="0" w:val="nil"/>
+          <w:left w:space="0" w:sz="0" w:val="nil"/>
+          <w:bottom w:space="0" w:sz="0" w:val="nil"/>
+          <w:right w:space="0" w:sz="0" w:val="nil"/>
+          <w:between w:space="0" w:sz="0" w:val="nil"/>
+        </w:pBdr>
+        <w:shd w:fill="auto" w:val="clear"/>
+        <w:spacing w:line="275.9999942779541" w:lineRule="auto"/>
+        <w:rPr>
+          <w:rFonts w:ascii="Google Sans" w:cs="Google Sans" w:eastAsia="Google Sans" w:hAnsi="Google Sans"/>
+          <w:color w:val="1f1f1f"/>
+        </w:rPr>
+      </w:pPr>
+      <w:r>
+        <w:rPr>
+          <w:rFonts w:ascii="Google Sans" w:cs="Google Sans" w:eastAsia="Google Sans" w:hAnsi="Google Sans"/>
+          <w:color w:val="1f1f1f"/>
+          <w:rtl w:val="0"/>
+        </w:rPr>
+        <w:t xml:space="preserve">The contemporary landscape of pixel-art games reveals a spectrum of rendering philosophies, ranging from pure 2D constraint mapping to hybrid 3D lighting. Understanding how successful studios navigate engine capabilities provides a necessary framework for isolating the specific techniques required for a strict retro aesthetic.</w:t>
+      </w:r>
+    </w:p>
+    <w:p>
+      <w:pPr>
+        <w:pStyle w:val="Heading3"/>
+        <w:pBdr>
+          <w:top w:space="0" w:sz="0" w:val="nil"/>
+          <w:left w:space="0" w:sz="0" w:val="nil"/>
+          <w:bottom w:space="0" w:sz="0" w:val="nil"/>
+          <w:right w:space="0" w:sz="0" w:val="nil"/>
+          <w:between w:space="0" w:sz="0" w:val="nil"/>
+        </w:pBdr>
+        <w:shd w:fill="auto" w:val="clear"/>
+        <w:spacing w:after="0" w:before="0" w:line="275.9999942779541" w:lineRule="auto"/>
+        <w:rPr>
+          <w:rFonts w:ascii="Google Sans" w:cs="Google Sans" w:eastAsia="Google Sans" w:hAnsi="Google Sans"/>
+          <w:color w:val="1f1f1f"/>
+        </w:rPr>
+      </w:pPr>
+      <w:r>
+        <w:rPr>
+          <w:rFonts w:ascii="Google Sans" w:cs="Google Sans" w:eastAsia="Google Sans" w:hAnsi="Google Sans"/>
+          <w:color w:val="1f1f1f"/>
+          <w:rtl w:val="0"/>
+        </w:rPr>
+        <w:t xml:space="preserve">Hybrid Lighting and the "HD-2D" Deviation</w:t>
+      </w:r>
+    </w:p>
+    <w:p>
+      <w:pPr>
+        <w:pBdr>
+          <w:top w:space="0" w:sz="0" w:val="nil"/>
+          <w:left w:space="0" w:sz="0" w:val="nil"/>
+          <w:bottom w:space="0" w:sz="0" w:val="nil"/>
+          <w:right w:space="0" w:sz="0" w:val="nil"/>
+          <w:between w:space="0" w:sz="0" w:val="nil"/>
+        </w:pBdr>
+        <w:shd w:fill="auto" w:val="clear"/>
+        <w:spacing w:line="275.9999942779541" w:lineRule="auto"/>
+        <w:rPr>
+          <w:rFonts w:ascii="Google Sans" w:cs="Google Sans" w:eastAsia="Google Sans" w:hAnsi="Google Sans"/>
+          <w:color w:val="1f1f1f"/>
+        </w:rPr>
+      </w:pPr>
+      <w:r>
+        <w:rPr>
+          <w:rFonts w:ascii="Google Sans" w:cs="Google Sans" w:eastAsia="Google Sans" w:hAnsi="Google Sans"/>
+          <w:color w:val="1f1f1f"/>
+          <w:rtl w:val="0"/>
+        </w:rPr>
+        <w:t xml:space="preserve">Titles such as </w:t>
+      </w:r>
+      <w:r>
+        <w:rPr>
+          <w:rFonts w:ascii="Google Sans" w:cs="Google Sans" w:eastAsia="Google Sans" w:hAnsi="Google Sans"/>
+          <w:i w:val="1"/>
+          <w:iCs w:val="1"/>
+          <w:color w:val="1f1f1f"/>
+          <w:rtl w:val="0"/>
+        </w:rPr>
+        <w:t xml:space="preserve">Octopath Traveler</w:t>
+      </w:r>
+      <w:r>
+        <w:rPr>
+          <w:rFonts w:ascii="Google Sans" w:cs="Google Sans" w:eastAsia="Google Sans" w:hAnsi="Google Sans"/>
+          <w:color w:val="1f1f1f"/>
+          <w:rtl w:val="0"/>
+        </w:rPr>
+        <w:t xml:space="preserve">, </w:t>
+      </w:r>
+      <w:r>
+        <w:rPr>
+          <w:rFonts w:ascii="Google Sans" w:cs="Google Sans" w:eastAsia="Google Sans" w:hAnsi="Google Sans"/>
+          <w:i w:val="1"/>
+          <w:iCs w:val="1"/>
+          <w:color w:val="1f1f1f"/>
+          <w:rtl w:val="0"/>
+        </w:rPr>
+        <w:t xml:space="preserve">Sea of Stars</w:t>
+      </w:r>
+      <w:r>
+        <w:rPr>
+          <w:rFonts w:ascii="Google Sans" w:cs="Google Sans" w:eastAsia="Google Sans" w:hAnsi="Google Sans"/>
+          <w:color w:val="1f1f1f"/>
+          <w:rtl w:val="0"/>
+        </w:rPr>
+        <w:t xml:space="preserve">, and </w:t>
+      </w:r>
+      <w:r>
+        <w:rPr>
+          <w:rFonts w:ascii="Google Sans" w:cs="Google Sans" w:eastAsia="Google Sans" w:hAnsi="Google Sans"/>
+          <w:i w:val="1"/>
+          <w:iCs w:val="1"/>
+          <w:color w:val="1f1f1f"/>
+          <w:rtl w:val="0"/>
+        </w:rPr>
+        <w:t xml:space="preserve">Eastward</w:t>
+      </w:r>
+      <w:r>
+        <w:rPr>
+          <w:rFonts w:ascii="Google Sans" w:cs="Google Sans" w:eastAsia="Google Sans" w:hAnsi="Google Sans"/>
+          <w:color w:val="1f1f1f"/>
+          <w:rtl w:val="0"/>
+        </w:rPr>
+        <w:t xml:space="preserve"> represent a movement toward modernizing pixel art through advanced lighting engines. </w:t>
+      </w:r>
+      <w:r>
+        <w:rPr>
+          <w:rFonts w:ascii="Google Sans" w:cs="Google Sans" w:eastAsia="Google Sans" w:hAnsi="Google Sans"/>
+          <w:i w:val="1"/>
+          <w:iCs w:val="1"/>
+          <w:color w:val="1f1f1f"/>
+          <w:rtl w:val="0"/>
+        </w:rPr>
+        <w:t xml:space="preserve">Octopath Traveler</w:t>
+      </w:r>
+      <w:r>
+        <w:rPr>
+          <w:rFonts w:ascii="Google Sans" w:cs="Google Sans" w:eastAsia="Google Sans" w:hAnsi="Google Sans"/>
+          <w:color w:val="1f1f1f"/>
+          <w:rtl w:val="0"/>
+        </w:rPr>
+        <w:t xml:space="preserve">, built on Unreal Engine 4, defined the "HD-2D" aesthetic by placing 2D sprite billboards within 3D environments, heavily utilizing volumetric fog, depth of field, and continuous gradient lighting. </w:t>
+      </w:r>
+      <w:r>
+        <w:rPr>
+          <w:rFonts w:ascii="Google Sans" w:cs="Google Sans" w:eastAsia="Google Sans" w:hAnsi="Google Sans"/>
+          <w:i w:val="1"/>
+          <w:iCs w:val="1"/>
+          <w:color w:val="1f1f1f"/>
+          <w:rtl w:val="0"/>
+        </w:rPr>
+        <w:t xml:space="preserve">Sea of Stars</w:t>
+      </w:r>
+      <w:r>
+        <w:rPr>
+          <w:rFonts w:ascii="Google Sans" w:cs="Google Sans" w:eastAsia="Google Sans" w:hAnsi="Google Sans"/>
+          <w:color w:val="1f1f1f"/>
+          <w:rtl w:val="0"/>
+        </w:rPr>
+        <w:t xml:space="preserve">, developed by Sabotage Studio in Unity, employs a custom render pipeline that utilizes normal mapping, pixel depth writing, and shadow receiving to allow dynamic 3D light to wrap around 2D sprites. Similarly, Pixpil’s </w:t>
+      </w:r>
+      <w:r>
+        <w:rPr>
+          <w:rFonts w:ascii="Google Sans" w:cs="Google Sans" w:eastAsia="Google Sans" w:hAnsi="Google Sans"/>
+          <w:i w:val="1"/>
+          <w:iCs w:val="1"/>
+          <w:color w:val="1f1f1f"/>
+          <w:rtl w:val="0"/>
+        </w:rPr>
+        <w:t xml:space="preserve">Eastward</w:t>
+      </w:r>
+      <w:r>
+        <w:rPr>
+          <w:rFonts w:ascii="Google Sans" w:cs="Google Sans" w:eastAsia="Google Sans" w:hAnsi="Google Sans"/>
+          <w:color w:val="1f1f1f"/>
+          <w:rtl w:val="0"/>
+        </w:rPr>
+        <w:t xml:space="preserve"> utilizes a proprietary in-house engine to combine 3D lighting algorithms with highly detailed 128-bit style pixel art.</w:t>
+      </w:r>
+    </w:p>
+    <w:p>
+      <w:pPr>
+        <w:pBdr>
+          <w:top w:space="0" w:sz="0" w:val="nil"/>
+          <w:left w:space="0" w:sz="0" w:val="nil"/>
+          <w:bottom w:space="0" w:sz="0" w:val="nil"/>
+          <w:right w:space="0" w:sz="0" w:val="nil"/>
+          <w:between w:space="0" w:sz="0" w:val="nil"/>
+        </w:pBdr>
+        <w:shd w:fill="auto" w:val="clear"/>
+        <w:spacing w:line="275.9999942779541" w:lineRule="auto"/>
+        <w:rPr>
+          <w:rFonts w:ascii="Google Sans" w:cs="Google Sans" w:eastAsia="Google Sans" w:hAnsi="Google Sans"/>
+          <w:color w:val="1f1f1f"/>
+        </w:rPr>
+      </w:pPr>
+      <w:r>
+        <w:rPr>
+          <w:rFonts w:ascii="Google Sans" w:cs="Google Sans" w:eastAsia="Google Sans" w:hAnsi="Google Sans"/>
+          <w:color w:val="1f1f1f"/>
+          <w:rtl w:val="0"/>
+        </w:rPr>
+        <w:t xml:space="preserve">While visually striking, it can be inferred that these methodologies directly violate strict pixel-grid rules. Normal maps and volumetric lighting inherently introduce thousands of unauthored sub-pixel gradient colors, breaking the illusion of a hand-painted palette</w:t>
       </w:r>
       <w:r>
         <w:rPr>
@@ -99,15 +359,41 @@
           <w:vertAlign w:val="superscript"/>
           <w:rtl w:val="0"/>
         </w:rPr>
-        <w:t xml:space="preserve">6</w:t>
-      </w:r>
-      <w:r>
-        <w:rPr>
-          <w:rFonts w:ascii="Google Sans" w:cs="Google Sans" w:eastAsia="Google Sans" w:hAnsi="Google Sans"/>
-          <w:color w:val="1f1f1f"/>
-          <w:rtl w:val="0"/>
-        </w:rPr>
-        <w:t xml:space="preserve">.</w:t>
+        <w:t xml:space="preserve">1</w:t>
+      </w:r>
+      <w:r>
+        <w:rPr>
+          <w:rFonts w:ascii="Google Sans" w:cs="Google Sans" w:eastAsia="Google Sans" w:hAnsi="Google Sans"/>
+          <w:color w:val="1f1f1f"/>
+          <w:rtl w:val="0"/>
+        </w:rPr>
+        <w:t xml:space="preserve">. For a project demanding zero blurry glows and absolute integer scaling, the HD-2D lighting paradigm must be categorically rejected in favor of strict, threshold-based calculations.</w:t>
+      </w:r>
+    </w:p>
+    <w:p>
+      <w:pPr>
+        <w:pStyle w:val="Heading3"/>
+        <w:pBdr>
+          <w:top w:space="0" w:sz="0" w:val="nil"/>
+          <w:left w:space="0" w:sz="0" w:val="nil"/>
+          <w:bottom w:space="0" w:sz="0" w:val="nil"/>
+          <w:right w:space="0" w:sz="0" w:val="nil"/>
+          <w:between w:space="0" w:sz="0" w:val="nil"/>
+        </w:pBdr>
+        <w:shd w:fill="auto" w:val="clear"/>
+        <w:spacing w:after="0" w:before="0" w:line="275.9999942779541" w:lineRule="auto"/>
+        <w:rPr>
+          <w:rFonts w:ascii="Google Sans" w:cs="Google Sans" w:eastAsia="Google Sans" w:hAnsi="Google Sans"/>
+          <w:color w:val="1f1f1f"/>
+        </w:rPr>
+      </w:pPr>
+      <w:r>
+        <w:rPr>
+          <w:rFonts w:ascii="Google Sans" w:cs="Google Sans" w:eastAsia="Google Sans" w:hAnsi="Google Sans"/>
+          <w:color w:val="1f1f1f"/>
+          <w:rtl w:val="0"/>
+        </w:rPr>
+        <w:t xml:space="preserve">Strict 2D Simulation and Constraint Design</w:t>
       </w:r>
     </w:p>
     <w:p>
@@ -132,109 +418,7 @@
           <w:color w:val="1f1f1f"/>
           <w:rtl w:val="0"/>
         </w:rPr>
-        <w:t xml:space="preserve">This analysis provides an exhaustive technical examination of rendering logic, shader mathematics, and game feel mechanics required to synthesize procedural code-drawn effects with hand-directed pixel art. By evaluating contemporary industry implementations and Godot 4.x API mechanics, this report isolates the specific rendering pipelines, GDScript patterns, and fragment shader calculations necessary to maintain absolute visual coherence in a rigid pixel-grid environment.</w:t>
-      </w:r>
-    </w:p>
-    <w:p>
-      <w:pPr>
-        <w:pStyle w:val="Heading2"/>
-        <w:pBdr>
-          <w:top w:space="0" w:sz="0" w:val="nil"/>
-          <w:left w:space="0" w:sz="0" w:val="nil"/>
-          <w:bottom w:space="0" w:sz="0" w:val="nil"/>
-          <w:right w:space="0" w:sz="0" w:val="nil"/>
-          <w:between w:space="0" w:sz="0" w:val="nil"/>
-        </w:pBdr>
-        <w:shd w:fill="auto" w:val="clear"/>
-        <w:spacing w:after="0" w:before="0" w:line="275.9999942779541" w:lineRule="auto"/>
-        <w:rPr>
-          <w:rFonts w:ascii="Google Sans" w:cs="Google Sans" w:eastAsia="Google Sans" w:hAnsi="Google Sans"/>
-          <w:color w:val="1f1f1f"/>
-        </w:rPr>
-      </w:pPr>
-      <w:r>
-        <w:rPr>
-          <w:rFonts w:ascii="Google Sans" w:cs="Google Sans" w:eastAsia="Google Sans" w:hAnsi="Google Sans"/>
-          <w:color w:val="1f1f1f"/>
-          <w:rtl w:val="0"/>
-        </w:rPr>
-        <w:t xml:space="preserve">Industry Case Studies: 2D Pixel-Art VFX Rendering Paradigms</w:t>
-      </w:r>
-    </w:p>
-    <w:p>
-      <w:pPr>
-        <w:pBdr>
-          <w:top w:space="0" w:sz="0" w:val="nil"/>
-          <w:left w:space="0" w:sz="0" w:val="nil"/>
-          <w:bottom w:space="0" w:sz="0" w:val="nil"/>
-          <w:right w:space="0" w:sz="0" w:val="nil"/>
-          <w:between w:space="0" w:sz="0" w:val="nil"/>
-        </w:pBdr>
-        <w:shd w:fill="auto" w:val="clear"/>
-        <w:spacing w:line="275.9999942779541" w:lineRule="auto"/>
-        <w:rPr>
-          <w:rFonts w:ascii="Google Sans" w:cs="Google Sans" w:eastAsia="Google Sans" w:hAnsi="Google Sans"/>
-          <w:color w:val="1f1f1f"/>
-        </w:rPr>
-      </w:pPr>
-      <w:r>
-        <w:rPr>
-          <w:rFonts w:ascii="Google Sans" w:cs="Google Sans" w:eastAsia="Google Sans" w:hAnsi="Google Sans"/>
-          <w:color w:val="1f1f1f"/>
-          <w:rtl w:val="0"/>
-        </w:rPr>
-        <w:t xml:space="preserve">The contemporary landscape of pixel-art games reveals a spectrum of rendering philosophies, ranging from pure 2D constraint mapping to hybrid 3D lighting. Understanding how successful studios navigate engine capabilities provides a necessary framework for isolating the specific techniques required for a strict retro aesthetic.</w:t>
-      </w:r>
-    </w:p>
-    <w:p>
-      <w:pPr>
-        <w:pStyle w:val="Heading3"/>
-        <w:pBdr>
-          <w:top w:space="0" w:sz="0" w:val="nil"/>
-          <w:left w:space="0" w:sz="0" w:val="nil"/>
-          <w:bottom w:space="0" w:sz="0" w:val="nil"/>
-          <w:right w:space="0" w:sz="0" w:val="nil"/>
-          <w:between w:space="0" w:sz="0" w:val="nil"/>
-        </w:pBdr>
-        <w:shd w:fill="auto" w:val="clear"/>
-        <w:spacing w:after="0" w:before="0" w:line="275.9999942779541" w:lineRule="auto"/>
-        <w:rPr>
-          <w:rFonts w:ascii="Google Sans" w:cs="Google Sans" w:eastAsia="Google Sans" w:hAnsi="Google Sans"/>
-          <w:color w:val="1f1f1f"/>
-        </w:rPr>
-      </w:pPr>
-      <w:r>
-        <w:rPr>
-          <w:rFonts w:ascii="Google Sans" w:cs="Google Sans" w:eastAsia="Google Sans" w:hAnsi="Google Sans"/>
-          <w:color w:val="1f1f1f"/>
-          <w:rtl w:val="0"/>
-        </w:rPr>
-        <w:t xml:space="preserve">Hybrid Lighting and the "HD-2D" Deviation</w:t>
-      </w:r>
-    </w:p>
-    <w:p>
-      <w:pPr>
-        <w:pBdr>
-          <w:top w:space="0" w:sz="0" w:val="nil"/>
-          <w:left w:space="0" w:sz="0" w:val="nil"/>
-          <w:bottom w:space="0" w:sz="0" w:val="nil"/>
-          <w:right w:space="0" w:sz="0" w:val="nil"/>
-          <w:between w:space="0" w:sz="0" w:val="nil"/>
-        </w:pBdr>
-        <w:shd w:fill="auto" w:val="clear"/>
-        <w:spacing w:line="275.9999942779541" w:lineRule="auto"/>
-        <w:rPr>
-          <w:rFonts w:ascii="Google Sans" w:cs="Google Sans" w:eastAsia="Google Sans" w:hAnsi="Google Sans"/>
-          <w:color w:val="1f1f1f"/>
-        </w:rPr>
-      </w:pPr>
-      <w:r>
-        <w:rPr>
-          <w:rFonts w:ascii="Google Sans" w:cs="Google Sans" w:eastAsia="Google Sans" w:hAnsi="Google Sans"/>
-          <w:color w:val="1f1f1f"/>
-          <w:rtl w:val="0"/>
-        </w:rPr>
-        <w:t xml:space="preserve">Titles such as </w:t>
+        <w:t xml:space="preserve">Conversely, titles like </w:t>
       </w:r>
       <w:r>
         <w:rPr>
@@ -244,7 +428,7 @@
           <w:color w:val="1f1f1f"/>
           <w:rtl w:val="0"/>
         </w:rPr>
-        <w:t xml:space="preserve">Octopath Traveler</w:t>
+        <w:t xml:space="preserve">Celeste</w:t>
       </w:r>
       <w:r>
         <w:rPr>
@@ -262,7 +446,7 @@
           <w:color w:val="1f1f1f"/>
           <w:rtl w:val="0"/>
         </w:rPr>
-        <w:t xml:space="preserve">Sea of Stars</w:t>
+        <w:t xml:space="preserve">Noita</w:t>
       </w:r>
       <w:r>
         <w:rPr>
@@ -280,15 +464,15 @@
           <w:color w:val="1f1f1f"/>
           <w:rtl w:val="0"/>
         </w:rPr>
-        <w:t xml:space="preserve">Eastward</w:t>
-      </w:r>
-      <w:r>
-        <w:rPr>
-          <w:rFonts w:ascii="Google Sans" w:cs="Google Sans" w:eastAsia="Google Sans" w:hAnsi="Google Sans"/>
-          <w:color w:val="1f1f1f"/>
-          <w:rtl w:val="0"/>
-        </w:rPr>
-        <w:t xml:space="preserve"> represent a movement toward modernizing pixel art through advanced lighting engines. </w:t>
+        <w:t xml:space="preserve">Dead Cells</w:t>
+      </w:r>
+      <w:r>
+        <w:rPr>
+          <w:rFonts w:ascii="Google Sans" w:cs="Google Sans" w:eastAsia="Google Sans" w:hAnsi="Google Sans"/>
+          <w:color w:val="1f1f1f"/>
+          <w:rtl w:val="0"/>
+        </w:rPr>
+        <w:t xml:space="preserve"> approach pixel art through strict mechanical constraints and specialized simulation. </w:t>
       </w:r>
       <w:r>
         <w:rPr>
@@ -298,15 +482,170 @@
           <w:color w:val="1f1f1f"/>
           <w:rtl w:val="0"/>
         </w:rPr>
-        <w:t xml:space="preserve">Octopath Traveler</w:t>
-      </w:r>
-      <w:r>
-        <w:rPr>
-          <w:rFonts w:ascii="Google Sans" w:cs="Google Sans" w:eastAsia="Google Sans" w:hAnsi="Google Sans"/>
-          <w:color w:val="1f1f1f"/>
-          <w:rtl w:val="0"/>
-        </w:rPr>
-        <w:t xml:space="preserve">, built on Unreal Engine 4, defined the "HD-2D" aesthetic by placing 2D sprite billboards within 3D environments, heavily utilizing volumetric fog, depth of field, and continuous gradient lighting</w:t>
+        <w:t xml:space="preserve">Celeste</w:t>
+      </w:r>
+      <w:r>
+        <w:rPr>
+          <w:rFonts w:ascii="Google Sans" w:cs="Google Sans" w:eastAsia="Google Sans" w:hAnsi="Google Sans"/>
+          <w:color w:val="1f1f1f"/>
+          <w:rtl w:val="0"/>
+        </w:rPr>
+        <w:t xml:space="preserve">, engineered by Maddy Thorson and Noel Berry, achieved its highly responsive platforming through an exacting implementation of sub-pixel tracking that eventually rounds to integer values solely for the final draw call, ensuring physics remain deterministic while visual output remains grid-locked.</w:t>
+      </w:r>
+    </w:p>
+    <w:p>
+      <w:pPr>
+        <w:pBdr>
+          <w:top w:space="0" w:sz="0" w:val="nil"/>
+          <w:left w:space="0" w:sz="0" w:val="nil"/>
+          <w:bottom w:space="0" w:sz="0" w:val="nil"/>
+          <w:right w:space="0" w:sz="0" w:val="nil"/>
+          <w:between w:space="0" w:sz="0" w:val="nil"/>
+        </w:pBdr>
+        <w:shd w:fill="auto" w:val="clear"/>
+        <w:spacing w:line="275.9999942779541" w:lineRule="auto"/>
+        <w:rPr>
+          <w:rFonts w:ascii="Google Sans" w:cs="Google Sans" w:eastAsia="Google Sans" w:hAnsi="Google Sans"/>
+          <w:color w:val="1f1f1f"/>
+        </w:rPr>
+      </w:pPr>
+      <w:r>
+        <w:rPr>
+          <w:rFonts w:ascii="Google Sans" w:cs="Google Sans" w:eastAsia="Google Sans" w:hAnsi="Google Sans"/>
+          <w:i w:val="1"/>
+          <w:iCs w:val="1"/>
+          <w:color w:val="1f1f1f"/>
+          <w:rtl w:val="0"/>
+        </w:rPr>
+        <w:t xml:space="preserve">Noita</w:t>
+      </w:r>
+      <w:r>
+        <w:rPr>
+          <w:rFonts w:ascii="Google Sans" w:cs="Google Sans" w:eastAsia="Google Sans" w:hAnsi="Google Sans"/>
+          <w:color w:val="1f1f1f"/>
+          <w:rtl w:val="0"/>
+        </w:rPr>
+        <w:t xml:space="preserve">, developed by Nolla Games, takes procedural pixel art to an extreme by simulating every individual pixel as a physical entity (falling sand simulation) via a custom engine. This demonstrates that highly complex procedural effects (such as fluid dynamics and explosions) can still read as authentic pixel art if the fundamental unit of the simulation is mathematically clamped to the game's logical pixel grid. Furthermore, </w:t>
+      </w:r>
+      <w:r>
+        <w:rPr>
+          <w:rFonts w:ascii="Google Sans" w:cs="Google Sans" w:eastAsia="Google Sans" w:hAnsi="Google Sans"/>
+          <w:i w:val="1"/>
+          <w:iCs w:val="1"/>
+          <w:color w:val="1f1f1f"/>
+          <w:rtl w:val="0"/>
+        </w:rPr>
+        <w:t xml:space="preserve">Dead Cells</w:t>
+      </w:r>
+      <w:r>
+        <w:rPr>
+          <w:rFonts w:ascii="Google Sans" w:cs="Google Sans" w:eastAsia="Google Sans" w:hAnsi="Google Sans"/>
+          <w:color w:val="1f1f1f"/>
+          <w:rtl w:val="0"/>
+        </w:rPr>
+        <w:t xml:space="preserve"> (Motion Twin) utilized a 3D-to-2D rendering pipeline but maintained aesthetic cohesion through what Sebastien Benard terms "Constraint-Focused Design". The critical inference drawn from these purist implementations is that procedural math must be quantized—both spatially and temporally—before the rasterization phase.</w:t>
+      </w:r>
+    </w:p>
+    <w:p>
+      <w:pPr>
+        <w:pStyle w:val="Heading2"/>
+        <w:pBdr>
+          <w:top w:space="0" w:sz="0" w:val="nil"/>
+          <w:left w:space="0" w:sz="0" w:val="nil"/>
+          <w:bottom w:space="0" w:sz="0" w:val="nil"/>
+          <w:right w:space="0" w:sz="0" w:val="nil"/>
+          <w:between w:space="0" w:sz="0" w:val="nil"/>
+        </w:pBdr>
+        <w:shd w:fill="auto" w:val="clear"/>
+        <w:spacing w:after="0" w:before="0" w:line="275.9999942779541" w:lineRule="auto"/>
+        <w:rPr>
+          <w:rFonts w:ascii="Google Sans" w:cs="Google Sans" w:eastAsia="Google Sans" w:hAnsi="Google Sans"/>
+          <w:color w:val="1f1f1f"/>
+        </w:rPr>
+      </w:pPr>
+      <w:r>
+        <w:rPr>
+          <w:rFonts w:ascii="Google Sans" w:cs="Google Sans" w:eastAsia="Google Sans" w:hAnsi="Google Sans"/>
+          <w:color w:val="1f1f1f"/>
+          <w:rtl w:val="0"/>
+        </w:rPr>
+        <w:t xml:space="preserve">The Vocabulary of Pixel Art Fire, Lava, and Energy</w:t>
+      </w:r>
+    </w:p>
+    <w:p>
+      <w:pPr>
+        <w:pBdr>
+          <w:top w:space="0" w:sz="0" w:val="nil"/>
+          <w:left w:space="0" w:sz="0" w:val="nil"/>
+          <w:bottom w:space="0" w:sz="0" w:val="nil"/>
+          <w:right w:space="0" w:sz="0" w:val="nil"/>
+          <w:between w:space="0" w:sz="0" w:val="nil"/>
+        </w:pBdr>
+        <w:shd w:fill="auto" w:val="clear"/>
+        <w:spacing w:line="275.9999942779541" w:lineRule="auto"/>
+        <w:rPr>
+          <w:rFonts w:ascii="Google Sans" w:cs="Google Sans" w:eastAsia="Google Sans" w:hAnsi="Google Sans"/>
+          <w:color w:val="1f1f1f"/>
+        </w:rPr>
+      </w:pPr>
+      <w:r>
+        <w:rPr>
+          <w:rFonts w:ascii="Google Sans" w:cs="Google Sans" w:eastAsia="Google Sans" w:hAnsi="Google Sans"/>
+          <w:color w:val="1f1f1f"/>
+          <w:rtl w:val="0"/>
+        </w:rPr>
+        <w:t xml:space="preserve">Translating elemental effects like fire, molten glass, and raw energy into pixel art requires abandoning continuous physics simulations in favor of stylized shape language, aggressive color banding, and deliberate animation timing.</w:t>
+      </w:r>
+    </w:p>
+    <w:p>
+      <w:pPr>
+        <w:pStyle w:val="Heading3"/>
+        <w:pBdr>
+          <w:top w:space="0" w:sz="0" w:val="nil"/>
+          <w:left w:space="0" w:sz="0" w:val="nil"/>
+          <w:bottom w:space="0" w:sz="0" w:val="nil"/>
+          <w:right w:space="0" w:sz="0" w:val="nil"/>
+          <w:between w:space="0" w:sz="0" w:val="nil"/>
+        </w:pBdr>
+        <w:shd w:fill="auto" w:val="clear"/>
+        <w:spacing w:after="0" w:before="0" w:line="275.9999942779541" w:lineRule="auto"/>
+        <w:rPr>
+          <w:rFonts w:ascii="Google Sans" w:cs="Google Sans" w:eastAsia="Google Sans" w:hAnsi="Google Sans"/>
+          <w:color w:val="1f1f1f"/>
+        </w:rPr>
+      </w:pPr>
+      <w:r>
+        <w:rPr>
+          <w:rFonts w:ascii="Google Sans" w:cs="Google Sans" w:eastAsia="Google Sans" w:hAnsi="Google Sans"/>
+          <w:color w:val="1f1f1f"/>
+          <w:rtl w:val="0"/>
+        </w:rPr>
+        <w:t xml:space="preserve">Shape Language and Clustering</w:t>
+      </w:r>
+    </w:p>
+    <w:p>
+      <w:pPr>
+        <w:pBdr>
+          <w:top w:space="0" w:sz="0" w:val="nil"/>
+          <w:left w:space="0" w:sz="0" w:val="nil"/>
+          <w:bottom w:space="0" w:sz="0" w:val="nil"/>
+          <w:right w:space="0" w:sz="0" w:val="nil"/>
+          <w:between w:space="0" w:sz="0" w:val="nil"/>
+        </w:pBdr>
+        <w:shd w:fill="auto" w:val="clear"/>
+        <w:spacing w:line="275.9999942779541" w:lineRule="auto"/>
+        <w:rPr>
+          <w:rFonts w:ascii="Google Sans" w:cs="Google Sans" w:eastAsia="Google Sans" w:hAnsi="Google Sans"/>
+          <w:color w:val="1f1f1f"/>
+        </w:rPr>
+      </w:pPr>
+      <w:r>
+        <w:rPr>
+          <w:rFonts w:ascii="Google Sans" w:cs="Google Sans" w:eastAsia="Google Sans" w:hAnsi="Google Sans"/>
+          <w:color w:val="1f1f1f"/>
+          <w:rtl w:val="0"/>
+        </w:rPr>
+        <w:t xml:space="preserve">Hand-drawn pixel fire does not look like realistic plasma; it relies on stylized anatomical shapes. The primary motifs are the "teardrop" (the main body of the flame), the "tongue" (the leading edge reaching upward), and the "flicker" (detached, ascending single pixels or small clusters)</w:t>
       </w:r>
       <w:r>
         <w:rPr>
@@ -317,33 +656,66 @@
           <w:vertAlign w:val="superscript"/>
           <w:rtl w:val="0"/>
         </w:rPr>
-        <w:t xml:space="preserve">7</w:t>
-      </w:r>
-      <w:r>
-        <w:rPr>
-          <w:rFonts w:ascii="Google Sans" w:cs="Google Sans" w:eastAsia="Google Sans" w:hAnsi="Google Sans"/>
-          <w:color w:val="1f1f1f"/>
-          <w:rtl w:val="0"/>
-        </w:rPr>
-        <w:t xml:space="preserve">. </w:t>
-      </w:r>
-      <w:r>
-        <w:rPr>
-          <w:rFonts w:ascii="Google Sans" w:cs="Google Sans" w:eastAsia="Google Sans" w:hAnsi="Google Sans"/>
-          <w:i w:val="1"/>
-          <w:iCs w:val="1"/>
-          <w:color w:val="1f1f1f"/>
-          <w:rtl w:val="0"/>
-        </w:rPr>
-        <w:t xml:space="preserve">Sea of Stars</w:t>
-      </w:r>
-      <w:r>
-        <w:rPr>
-          <w:rFonts w:ascii="Google Sans" w:cs="Google Sans" w:eastAsia="Google Sans" w:hAnsi="Google Sans"/>
-          <w:color w:val="1f1f1f"/>
-          <w:rtl w:val="0"/>
-        </w:rPr>
-        <w:t xml:space="preserve">, developed by Sabotage Studio in Unity, employs a custom render pipeline that utilizes normal mapping, pixel depth writing, and shadow receiving to allow dynamic 3D light to wrap around 2D sprites</w:t>
+        <w:t xml:space="preserve">1</w:t>
+      </w:r>
+      <w:r>
+        <w:rPr>
+          <w:rFonts w:ascii="Google Sans" w:cs="Google Sans" w:eastAsia="Google Sans" w:hAnsi="Google Sans"/>
+          <w:color w:val="1f1f1f"/>
+          <w:rtl w:val="0"/>
+        </w:rPr>
+        <w:t xml:space="preserve">. According to pixel artist Pedro Medeiros (saint11), high-quality pixel animation requires "clean clusters"—contiguous blocks of pixels that share a color, avoiding stray "orphan" pixels that create visual noise. Dithering (checkerboard pixel blending) is historically used to simulate gradients, but for moving elements like fire or energy, dithering creates severe temporal aliasing (flickering). The evidence suggests that for dynamic elemental VFX, clean, solid clusters of color are vastly superior to dithered transitions.</w:t>
+      </w:r>
+    </w:p>
+    <w:p>
+      <w:pPr>
+        <w:pStyle w:val="Heading3"/>
+        <w:pBdr>
+          <w:top w:space="0" w:sz="0" w:val="nil"/>
+          <w:left w:space="0" w:sz="0" w:val="nil"/>
+          <w:bottom w:space="0" w:sz="0" w:val="nil"/>
+          <w:right w:space="0" w:sz="0" w:val="nil"/>
+          <w:between w:space="0" w:sz="0" w:val="nil"/>
+        </w:pBdr>
+        <w:shd w:fill="auto" w:val="clear"/>
+        <w:spacing w:after="0" w:before="0" w:line="275.9999942779541" w:lineRule="auto"/>
+        <w:rPr>
+          <w:rFonts w:ascii="Google Sans" w:cs="Google Sans" w:eastAsia="Google Sans" w:hAnsi="Google Sans"/>
+          <w:color w:val="1f1f1f"/>
+        </w:rPr>
+      </w:pPr>
+      <w:r>
+        <w:rPr>
+          <w:rFonts w:ascii="Google Sans" w:cs="Google Sans" w:eastAsia="Google Sans" w:hAnsi="Google Sans"/>
+          <w:color w:val="1f1f1f"/>
+          <w:rtl w:val="0"/>
+        </w:rPr>
+        <w:t xml:space="preserve">Color Ramps, Value Banding, and Limited Palettes</w:t>
+      </w:r>
+    </w:p>
+    <w:p>
+      <w:pPr>
+        <w:pBdr>
+          <w:top w:space="0" w:sz="0" w:val="nil"/>
+          <w:left w:space="0" w:sz="0" w:val="nil"/>
+          <w:bottom w:space="0" w:sz="0" w:val="nil"/>
+          <w:right w:space="0" w:sz="0" w:val="nil"/>
+          <w:between w:space="0" w:sz="0" w:val="nil"/>
+        </w:pBdr>
+        <w:shd w:fill="auto" w:val="clear"/>
+        <w:spacing w:line="275.9999942779541" w:lineRule="auto"/>
+        <w:rPr>
+          <w:rFonts w:ascii="Google Sans" w:cs="Google Sans" w:eastAsia="Google Sans" w:hAnsi="Google Sans"/>
+          <w:color w:val="1f1f1f"/>
+        </w:rPr>
+      </w:pPr>
+      <w:r>
+        <w:rPr>
+          <w:rFonts w:ascii="Google Sans" w:cs="Google Sans" w:eastAsia="Google Sans" w:hAnsi="Google Sans"/>
+          <w:color w:val="1f1f1f"/>
+          <w:rtl w:val="0"/>
+        </w:rPr>
+        <w:t xml:space="preserve">A strict pixel art effect must restrict its output to a tightly controlled color ramp. If a creature sprite uses 24 to 100 colors, an accompanying elemental effect should use no more than 3 to 5 distinct shades</w:t>
       </w:r>
       <w:r>
         <w:rPr>
@@ -354,33 +726,15 @@
           <w:vertAlign w:val="superscript"/>
           <w:rtl w:val="0"/>
         </w:rPr>
-        <w:t xml:space="preserve">8</w:t>
-      </w:r>
-      <w:r>
-        <w:rPr>
-          <w:rFonts w:ascii="Google Sans" w:cs="Google Sans" w:eastAsia="Google Sans" w:hAnsi="Google Sans"/>
-          <w:color w:val="1f1f1f"/>
-          <w:rtl w:val="0"/>
-        </w:rPr>
-        <w:t xml:space="preserve">. Similarly, Pixpil’s </w:t>
-      </w:r>
-      <w:r>
-        <w:rPr>
-          <w:rFonts w:ascii="Google Sans" w:cs="Google Sans" w:eastAsia="Google Sans" w:hAnsi="Google Sans"/>
-          <w:i w:val="1"/>
-          <w:iCs w:val="1"/>
-          <w:color w:val="1f1f1f"/>
-          <w:rtl w:val="0"/>
-        </w:rPr>
-        <w:t xml:space="preserve">Eastward</w:t>
-      </w:r>
-      <w:r>
-        <w:rPr>
-          <w:rFonts w:ascii="Google Sans" w:cs="Google Sans" w:eastAsia="Google Sans" w:hAnsi="Google Sans"/>
-          <w:color w:val="1f1f1f"/>
-          <w:rtl w:val="0"/>
-        </w:rPr>
-        <w:t xml:space="preserve"> utilizes a proprietary in-house engine to combine 3D lighting algorithms with highly detailed 128-bit style pixel art</w:t>
+        <w:t xml:space="preserve">1</w:t>
+      </w:r>
+      <w:r>
+        <w:rPr>
+          <w:rFonts w:ascii="Google Sans" w:cs="Google Sans" w:eastAsia="Google Sans" w:hAnsi="Google Sans"/>
+          <w:color w:val="1f1f1f"/>
+          <w:rtl w:val="0"/>
+        </w:rPr>
+        <w:t xml:space="preserve">. For example, molten glass requires a 4-step ramp: a pale hot core (e.g., #FFF6D3), an orange-gold body (#F4A261), a cooling red edge (#E76F51), and a dark plum or charcoal outline (#264653). In the context of Hollowtide, these procedural color ramps must explicitly map to the shared palette family of the creature's designated essence (Ember, Tide, Stone, Gale, Nature, or Hollow) to ensure visual readability across lines</w:t>
       </w:r>
       <w:r>
         <w:rPr>
@@ -391,7 +745,7 @@
           <w:vertAlign w:val="superscript"/>
           <w:rtl w:val="0"/>
         </w:rPr>
-        <w:t xml:space="preserve">10</w:t>
+        <w:t xml:space="preserve">1</w:t>
       </w:r>
       <w:r>
         <w:rPr>
@@ -424,7 +778,515 @@
           <w:color w:val="1f1f1f"/>
           <w:rtl w:val="0"/>
         </w:rPr>
-        <w:t xml:space="preserve">While visually striking, it can be inferred that these methodologies directly violate strict pixel-grid rules. Normal maps and volumetric lighting inherently introduce thousands of unauthored sub-pixel gradient colors, breaking the illusion of a hand-painted palette</w:t>
+        <w:t xml:space="preserve">When generating procedural fire via shaders, the continuous output of a noise function must be forcibly stepped. Instead of allowing the noise to dictate a smooth gradient, the shader must evaluate the noise float and clamp it into discrete bands using step() or smoothstep() functions, mapping the result directly to the 4-step color ramp. This guarantees that the procedural effect matches the color count of the hand-drawn sprite.</w:t>
+      </w:r>
+    </w:p>
+    <w:p>
+      <w:pPr>
+        <w:pStyle w:val="Heading3"/>
+        <w:pBdr>
+          <w:top w:space="0" w:sz="0" w:val="nil"/>
+          <w:left w:space="0" w:sz="0" w:val="nil"/>
+          <w:bottom w:space="0" w:sz="0" w:val="nil"/>
+          <w:right w:space="0" w:sz="0" w:val="nil"/>
+          <w:between w:space="0" w:sz="0" w:val="nil"/>
+        </w:pBdr>
+        <w:shd w:fill="auto" w:val="clear"/>
+        <w:spacing w:after="0" w:before="0" w:line="275.9999942779541" w:lineRule="auto"/>
+        <w:rPr>
+          <w:rFonts w:ascii="Google Sans" w:cs="Google Sans" w:eastAsia="Google Sans" w:hAnsi="Google Sans"/>
+          <w:color w:val="1f1f1f"/>
+        </w:rPr>
+      </w:pPr>
+      <w:r>
+        <w:rPr>
+          <w:rFonts w:ascii="Google Sans" w:cs="Google Sans" w:eastAsia="Google Sans" w:hAnsi="Google Sans"/>
+          <w:color w:val="1f1f1f"/>
+          <w:rtl w:val="0"/>
+        </w:rPr>
+        <w:t xml:space="preserve">Temporal Quantization: Animating on Twos and Threes</w:t>
+      </w:r>
+    </w:p>
+    <w:p>
+      <w:pPr>
+        <w:pBdr>
+          <w:top w:space="0" w:sz="0" w:val="nil"/>
+          <w:left w:space="0" w:sz="0" w:val="nil"/>
+          <w:bottom w:space="0" w:sz="0" w:val="nil"/>
+          <w:right w:space="0" w:sz="0" w:val="nil"/>
+          <w:between w:space="0" w:sz="0" w:val="nil"/>
+        </w:pBdr>
+        <w:shd w:fill="auto" w:val="clear"/>
+        <w:spacing w:line="275.9999942779541" w:lineRule="auto"/>
+        <w:rPr>
+          <w:rFonts w:ascii="Google Sans" w:cs="Google Sans" w:eastAsia="Google Sans" w:hAnsi="Google Sans"/>
+          <w:color w:val="1f1f1f"/>
+        </w:rPr>
+      </w:pPr>
+      <w:r>
+        <w:rPr>
+          <w:rFonts w:ascii="Google Sans" w:cs="Google Sans" w:eastAsia="Google Sans" w:hAnsi="Google Sans"/>
+          <w:color w:val="1f1f1f"/>
+          <w:rtl w:val="0"/>
+        </w:rPr>
+        <w:t xml:space="preserve">Modern game engines execute at 60 frames per second (fps) or higher. Mathematical functions driven by engine time will update every frame. However, traditional pixel animation rarely operates at 60 unique drawings per second. Animators work on "twos" (holding each drawing for 2 frames, resulting in 30fps) or "threes" (20fps).</w:t>
+      </w:r>
+    </w:p>
+    <w:p>
+      <w:pPr>
+        <w:pBdr>
+          <w:top w:space="0" w:sz="0" w:val="nil"/>
+          <w:left w:space="0" w:sz="0" w:val="nil"/>
+          <w:bottom w:space="0" w:sz="0" w:val="nil"/>
+          <w:right w:space="0" w:sz="0" w:val="nil"/>
+          <w:between w:space="0" w:sz="0" w:val="nil"/>
+        </w:pBdr>
+        <w:shd w:fill="auto" w:val="clear"/>
+        <w:spacing w:line="275.9999942779541" w:lineRule="auto"/>
+        <w:rPr>
+          <w:rFonts w:ascii="Google Sans" w:cs="Google Sans" w:eastAsia="Google Sans" w:hAnsi="Google Sans"/>
+          <w:color w:val="1f1f1f"/>
+        </w:rPr>
+      </w:pPr>
+      <w:r>
+        <w:rPr>
+          <w:rFonts w:ascii="Google Sans" w:cs="Google Sans" w:eastAsia="Google Sans" w:hAnsi="Google Sans"/>
+          <w:color w:val="1f1f1f"/>
+          <w:rtl w:val="0"/>
+        </w:rPr>
+        <w:t xml:space="preserve">Medeiros notes that for punchy, responsive animation, holding frames creates necessary rhythm and weight. If procedural fire updates every single frame at 60fps while the character sprite breathes at 12fps, the visual mismatch destroys cohesion. Procedural shaders and particle emissions must be temporally quantized. By intercepting the engine's TIME variable and mathematically truncating it, a shader can be forced to hold its output static for two or three frames before jumping to the next state, perfectly mimicking the cadence of hand-drawn art.</w:t>
+      </w:r>
+    </w:p>
+    <w:p>
+      <w:pPr>
+        <w:pStyle w:val="Heading2"/>
+        <w:pBdr>
+          <w:top w:space="0" w:sz="0" w:val="nil"/>
+          <w:left w:space="0" w:sz="0" w:val="nil"/>
+          <w:bottom w:space="0" w:sz="0" w:val="nil"/>
+          <w:right w:space="0" w:sz="0" w:val="nil"/>
+          <w:between w:space="0" w:sz="0" w:val="nil"/>
+        </w:pBdr>
+        <w:shd w:fill="auto" w:val="clear"/>
+        <w:spacing w:after="0" w:before="0" w:line="275.9999942779541" w:lineRule="auto"/>
+        <w:rPr>
+          <w:rFonts w:ascii="Google Sans" w:cs="Google Sans" w:eastAsia="Google Sans" w:hAnsi="Google Sans"/>
+          <w:color w:val="1f1f1f"/>
+        </w:rPr>
+      </w:pPr>
+      <w:r>
+        <w:rPr>
+          <w:rFonts w:ascii="Google Sans" w:cs="Google Sans" w:eastAsia="Google Sans" w:hAnsi="Google Sans"/>
+          <w:color w:val="1f1f1f"/>
+          <w:rtl w:val="0"/>
+        </w:rPr>
+        <w:t xml:space="preserve">Godot 4 Techniques for Strict Pixel Grids</w:t>
+      </w:r>
+    </w:p>
+    <w:p>
+      <w:pPr>
+        <w:pBdr>
+          <w:top w:space="0" w:sz="0" w:val="nil"/>
+          <w:left w:space="0" w:sz="0" w:val="nil"/>
+          <w:bottom w:space="0" w:sz="0" w:val="nil"/>
+          <w:right w:space="0" w:sz="0" w:val="nil"/>
+          <w:between w:space="0" w:sz="0" w:val="nil"/>
+        </w:pBdr>
+        <w:shd w:fill="auto" w:val="clear"/>
+        <w:spacing w:line="275.9999942779541" w:lineRule="auto"/>
+        <w:rPr>
+          <w:rFonts w:ascii="Google Sans" w:cs="Google Sans" w:eastAsia="Google Sans" w:hAnsi="Google Sans"/>
+          <w:color w:val="1f1f1f"/>
+        </w:rPr>
+      </w:pPr>
+      <w:r>
+        <w:rPr>
+          <w:rFonts w:ascii="Google Sans" w:cs="Google Sans" w:eastAsia="Google Sans" w:hAnsi="Google Sans"/>
+          <w:color w:val="1f1f1f"/>
+          <w:rtl w:val="0"/>
+        </w:rPr>
+        <w:t xml:space="preserve">Godot 4's architecture, specifically the Forward+ renderer, introduces powerful 2D lighting and shader capabilities that require explicit configuration to conform to retro constraints.</w:t>
+      </w:r>
+    </w:p>
+    <w:p>
+      <w:pPr>
+        <w:pStyle w:val="Heading3"/>
+        <w:pBdr>
+          <w:top w:space="0" w:sz="0" w:val="nil"/>
+          <w:left w:space="0" w:sz="0" w:val="nil"/>
+          <w:bottom w:space="0" w:sz="0" w:val="nil"/>
+          <w:right w:space="0" w:sz="0" w:val="nil"/>
+          <w:between w:space="0" w:sz="0" w:val="nil"/>
+        </w:pBdr>
+        <w:shd w:fill="auto" w:val="clear"/>
+        <w:spacing w:after="0" w:before="0" w:line="275.9999942779541" w:lineRule="auto"/>
+        <w:rPr>
+          <w:rFonts w:ascii="Google Sans" w:cs="Google Sans" w:eastAsia="Google Sans" w:hAnsi="Google Sans"/>
+          <w:color w:val="1f1f1f"/>
+        </w:rPr>
+      </w:pPr>
+      <w:r>
+        <w:rPr>
+          <w:rFonts w:ascii="Google Sans" w:cs="Google Sans" w:eastAsia="Google Sans" w:hAnsi="Google Sans"/>
+          <w:color w:val="1f1f1f"/>
+          <w:rtl w:val="0"/>
+        </w:rPr>
+        <w:t xml:space="preserve">Spatial Quantization: SCREEN_UV vs. UV</w:t>
+      </w:r>
+    </w:p>
+    <w:p>
+      <w:pPr>
+        <w:pBdr>
+          <w:top w:space="0" w:sz="0" w:val="nil"/>
+          <w:left w:space="0" w:sz="0" w:val="nil"/>
+          <w:bottom w:space="0" w:sz="0" w:val="nil"/>
+          <w:right w:space="0" w:sz="0" w:val="nil"/>
+          <w:between w:space="0" w:sz="0" w:val="nil"/>
+        </w:pBdr>
+        <w:shd w:fill="auto" w:val="clear"/>
+        <w:spacing w:line="275.9999942779541" w:lineRule="auto"/>
+        <w:rPr>
+          <w:rFonts w:ascii="Google Sans" w:cs="Google Sans" w:eastAsia="Google Sans" w:hAnsi="Google Sans"/>
+          <w:color w:val="1f1f1f"/>
+        </w:rPr>
+      </w:pPr>
+      <w:r>
+        <w:rPr>
+          <w:rFonts w:ascii="Google Sans" w:cs="Google Sans" w:eastAsia="Google Sans" w:hAnsi="Google Sans"/>
+          <w:color w:val="1f1f1f"/>
+          <w:rtl w:val="0"/>
+        </w:rPr>
+        <w:t xml:space="preserve">Godot CanvasItem shaders operate in UV space (0.0 to 1.0 across the texture) or SCREEN_UV space (0.0 to 1.0 across the viewport). To achieve a pixel-perfect effect, continuous coordinates must be snapped to a discrete grid. This is accomplished by dividing the coordinate space into blocks equal to the game's logical resolution, applying a floor() function, and scaling back. Using SCREEN_UV combined with hint_screen_texture allows a shader to read the pixels currently rendered behind the object. However, any displacement (such as heat haze) applied to SCREEN_UV must be floored </w:t>
+      </w:r>
+      <w:r>
+        <w:rPr>
+          <w:rFonts w:ascii="Google Sans" w:cs="Google Sans" w:eastAsia="Google Sans" w:hAnsi="Google Sans"/>
+          <w:i w:val="1"/>
+          <w:iCs w:val="1"/>
+          <w:color w:val="1f1f1f"/>
+          <w:rtl w:val="0"/>
+        </w:rPr>
+        <w:t xml:space="preserve">after</w:t>
+      </w:r>
+      <w:r>
+        <w:rPr>
+          <w:rFonts w:ascii="Google Sans" w:cs="Google Sans" w:eastAsia="Google Sans" w:hAnsi="Google Sans"/>
+          <w:color w:val="1f1f1f"/>
+          <w:rtl w:val="0"/>
+        </w:rPr>
+        <w:t xml:space="preserve"> the noise is added, ensuring that the shader displaces chunks of exact game-pixels rather than blurring the underlying texture.</w:t>
+      </w:r>
+    </w:p>
+    <w:p>
+      <w:pPr>
+        <w:pStyle w:val="Heading3"/>
+        <w:pBdr>
+          <w:top w:space="0" w:sz="0" w:val="nil"/>
+          <w:left w:space="0" w:sz="0" w:val="nil"/>
+          <w:bottom w:space="0" w:sz="0" w:val="nil"/>
+          <w:right w:space="0" w:sz="0" w:val="nil"/>
+          <w:between w:space="0" w:sz="0" w:val="nil"/>
+        </w:pBdr>
+        <w:shd w:fill="auto" w:val="clear"/>
+        <w:spacing w:after="0" w:before="0" w:line="275.9999942779541" w:lineRule="auto"/>
+        <w:rPr>
+          <w:rFonts w:ascii="Google Sans" w:cs="Google Sans" w:eastAsia="Google Sans" w:hAnsi="Google Sans"/>
+          <w:color w:val="1f1f1f"/>
+        </w:rPr>
+      </w:pPr>
+      <w:r>
+        <w:rPr>
+          <w:rFonts w:ascii="Google Sans" w:cs="Google Sans" w:eastAsia="Google Sans" w:hAnsi="Google Sans"/>
+          <w:color w:val="1f1f1f"/>
+          <w:rtl w:val="0"/>
+        </w:rPr>
+        <w:t xml:space="preserve">Particle Systems: GPUParticles2D vs. CPUParticles2D</w:t>
+      </w:r>
+    </w:p>
+    <w:p>
+      <w:pPr>
+        <w:pBdr>
+          <w:top w:space="0" w:sz="0" w:val="nil"/>
+          <w:left w:space="0" w:sz="0" w:val="nil"/>
+          <w:bottom w:space="0" w:sz="0" w:val="nil"/>
+          <w:right w:space="0" w:sz="0" w:val="nil"/>
+          <w:between w:space="0" w:sz="0" w:val="nil"/>
+        </w:pBdr>
+        <w:shd w:fill="auto" w:val="clear"/>
+        <w:spacing w:line="275.9999942779541" w:lineRule="auto"/>
+        <w:rPr>
+          <w:rFonts w:ascii="Google Sans" w:cs="Google Sans" w:eastAsia="Google Sans" w:hAnsi="Google Sans"/>
+          <w:color w:val="1f1f1f"/>
+        </w:rPr>
+      </w:pPr>
+      <w:r>
+        <w:rPr>
+          <w:rFonts w:ascii="Google Sans" w:cs="Google Sans" w:eastAsia="Google Sans" w:hAnsi="Google Sans"/>
+          <w:color w:val="1f1f1f"/>
+          <w:rtl w:val="0"/>
+        </w:rPr>
+        <w:t xml:space="preserve">Godot offers three methodologies for particle generation: GPUParticles2D, CPUParticles2D, and custom Node2D pooling.</w:t>
+      </w:r>
+    </w:p>
+    <w:p>
+      <w:pPr>
+        <w:numPr>
+          <w:ilvl w:val="0"/>
+          <w:numId w:val="1"/>
+        </w:numPr>
+        <w:pBdr>
+          <w:top w:space="0" w:sz="0" w:val="nil"/>
+          <w:left w:space="0" w:sz="0" w:val="nil"/>
+          <w:bottom w:space="0" w:sz="0" w:val="nil"/>
+          <w:right w:space="0" w:sz="0" w:val="nil"/>
+          <w:between w:space="0" w:sz="0" w:val="nil"/>
+        </w:pBdr>
+        <w:shd w:fill="auto" w:val="clear"/>
+        <w:spacing w:line="275.9999942779541" w:lineRule="auto"/>
+        <w:ind w:left="590.3999984264374" w:hanging="360"/>
+      </w:pPr>
+      <w:r>
+        <w:rPr>
+          <w:rFonts w:ascii="Google Sans" w:cs="Google Sans" w:eastAsia="Google Sans" w:hAnsi="Google Sans"/>
+          <w:b w:val="1"/>
+          <w:bCs w:val="1"/>
+          <w:color w:val="1f1f1f"/>
+          <w:rtl w:val="0"/>
+        </w:rPr>
+        <w:t xml:space="preserve">GPUParticles2D:</w:t>
+      </w:r>
+      <w:r>
+        <w:rPr>
+          <w:rFonts w:ascii="Google Sans" w:cs="Google Sans" w:eastAsia="Google Sans" w:hAnsi="Google Sans"/>
+          <w:color w:val="1f1f1f"/>
+          <w:rtl w:val="0"/>
+        </w:rPr>
+        <w:t xml:space="preserve"> Executes entirely on the GPU via compute shaders. It handles thousands of particles with minimal CPU overhead. However, because it calculates transform matrices in continuous space, particles will naturally land on sub-pixel coordinates. To fix this, a custom particle shader must override the TRANSFORM matrix at the end of the process function, flooring the translation vector.</w:t>
+      </w:r>
+    </w:p>
+    <w:p>
+      <w:pPr>
+        <w:numPr>
+          <w:ilvl w:val="0"/>
+          <w:numId w:val="1"/>
+        </w:numPr>
+        <w:pBdr>
+          <w:top w:space="0" w:sz="0" w:val="nil"/>
+          <w:left w:space="0" w:sz="0" w:val="nil"/>
+          <w:bottom w:space="0" w:sz="0" w:val="nil"/>
+          <w:right w:space="0" w:sz="0" w:val="nil"/>
+          <w:between w:space="0" w:sz="0" w:val="nil"/>
+        </w:pBdr>
+        <w:shd w:fill="auto" w:val="clear"/>
+        <w:spacing w:line="275.9999942779541" w:lineRule="auto"/>
+        <w:ind w:left="590.3999984264374" w:hanging="360"/>
+      </w:pPr>
+      <w:r>
+        <w:rPr>
+          <w:rFonts w:ascii="Google Sans" w:cs="Google Sans" w:eastAsia="Google Sans" w:hAnsi="Google Sans"/>
+          <w:b w:val="1"/>
+          <w:bCs w:val="1"/>
+          <w:color w:val="1f1f1f"/>
+          <w:rtl w:val="0"/>
+        </w:rPr>
+        <w:t xml:space="preserve">CPUParticles2D:</w:t>
+      </w:r>
+      <w:r>
+        <w:rPr>
+          <w:rFonts w:ascii="Google Sans" w:cs="Google Sans" w:eastAsia="Google Sans" w:hAnsi="Google Sans"/>
+          <w:color w:val="1f1f1f"/>
+          <w:rtl w:val="0"/>
+        </w:rPr>
+        <w:t xml:space="preserve"> Executes on the CPU. It is highly deterministic and allows GDScript to intercept individual particle data. It is easier to snap to the grid via Godot's built-in 2D transform snapping but carries a higher performance cost for large bursts.</w:t>
+      </w:r>
+    </w:p>
+    <w:p>
+      <w:pPr>
+        <w:numPr>
+          <w:ilvl w:val="0"/>
+          <w:numId w:val="1"/>
+        </w:numPr>
+        <w:pBdr>
+          <w:top w:space="0" w:sz="0" w:val="nil"/>
+          <w:left w:space="0" w:sz="0" w:val="nil"/>
+          <w:bottom w:space="0" w:sz="0" w:val="nil"/>
+          <w:right w:space="0" w:sz="0" w:val="nil"/>
+          <w:between w:space="0" w:sz="0" w:val="nil"/>
+        </w:pBdr>
+        <w:shd w:fill="auto" w:val="clear"/>
+        <w:spacing w:line="275.9999942779541" w:lineRule="auto"/>
+        <w:ind w:left="590.3999984264374" w:hanging="360"/>
+      </w:pPr>
+      <w:r>
+        <w:rPr>
+          <w:rFonts w:ascii="Google Sans" w:cs="Google Sans" w:eastAsia="Google Sans" w:hAnsi="Google Sans"/>
+          <w:b w:val="1"/>
+          <w:bCs w:val="1"/>
+          <w:color w:val="1f1f1f"/>
+          <w:rtl w:val="0"/>
+        </w:rPr>
+        <w:t xml:space="preserve">Node2D Pools:</w:t>
+      </w:r>
+      <w:r>
+        <w:rPr>
+          <w:rFonts w:ascii="Google Sans" w:cs="Google Sans" w:eastAsia="Google Sans" w:hAnsi="Google Sans"/>
+          <w:color w:val="1f1f1f"/>
+          <w:rtl w:val="0"/>
+        </w:rPr>
+        <w:t xml:space="preserve"> Hand-rolled GDScript arrays of Sprite2D nodes. While this has the lowest ceiling for entity count, it offers absolute frame-by-frame control, allowing an effect to perfectly sync its animation updates with the main creature's frame rate. For highly stylized, low-count effects (like 5-6 large embers), Node2D pools are vastly superior for mimicking hand-drawn intent.</w:t>
+      </w:r>
+    </w:p>
+    <w:p>
+      <w:pPr>
+        <w:pStyle w:val="Heading3"/>
+        <w:pBdr>
+          <w:top w:space="0" w:sz="0" w:val="nil"/>
+          <w:left w:space="0" w:sz="0" w:val="nil"/>
+          <w:bottom w:space="0" w:sz="0" w:val="nil"/>
+          <w:right w:space="0" w:sz="0" w:val="nil"/>
+          <w:between w:space="0" w:sz="0" w:val="nil"/>
+        </w:pBdr>
+        <w:shd w:fill="auto" w:val="clear"/>
+        <w:spacing w:after="0" w:before="0" w:line="275.9999942779541" w:lineRule="auto"/>
+        <w:rPr>
+          <w:rFonts w:ascii="Google Sans" w:cs="Google Sans" w:eastAsia="Google Sans" w:hAnsi="Google Sans"/>
+          <w:color w:val="1f1f1f"/>
+        </w:rPr>
+      </w:pPr>
+      <w:r>
+        <w:rPr>
+          <w:rFonts w:ascii="Google Sans" w:cs="Google Sans" w:eastAsia="Google Sans" w:hAnsi="Google Sans"/>
+          <w:color w:val="1f1f1f"/>
+          <w:rtl w:val="0"/>
+        </w:rPr>
+        <w:t xml:space="preserve">CanvasItem Light and CanvasModulate</w:t>
+      </w:r>
+    </w:p>
+    <w:p>
+      <w:pPr>
+        <w:pBdr>
+          <w:top w:space="0" w:sz="0" w:val="nil"/>
+          <w:left w:space="0" w:sz="0" w:val="nil"/>
+          <w:bottom w:space="0" w:sz="0" w:val="nil"/>
+          <w:right w:space="0" w:sz="0" w:val="nil"/>
+          <w:between w:space="0" w:sz="0" w:val="nil"/>
+        </w:pBdr>
+        <w:shd w:fill="auto" w:val="clear"/>
+        <w:spacing w:line="275.9999942779541" w:lineRule="auto"/>
+        <w:rPr>
+          <w:rFonts w:ascii="Google Sans" w:cs="Google Sans" w:eastAsia="Google Sans" w:hAnsi="Google Sans"/>
+          <w:color w:val="1f1f1f"/>
+        </w:rPr>
+      </w:pPr>
+      <w:r>
+        <w:rPr>
+          <w:rFonts w:ascii="Google Sans" w:cs="Google Sans" w:eastAsia="Google Sans" w:hAnsi="Google Sans"/>
+          <w:color w:val="1f1f1f"/>
+          <w:rtl w:val="0"/>
+        </w:rPr>
+        <w:t xml:space="preserve">To create scene dims and dramatic lighting without introducing sub-pixel gradients, CanvasModulate is used to multiply the entire CanvasLayer by a flat ambient color. A PointLight2D can then punch through this darkness. However, default Godot lights use additive or mix blending that generates smooth falloffs. To maintain the pixel aesthetic, the light's texture must be a hand-drawn, aliased PNG with strict color banding, and the light's blend mode must be carefully managed. Alternatively, replacing Light2D nodes with custom CanvasItem shaders that calculate distance-based illumination using step() functions ensures that lighting remains strictly posterized.</w:t>
+      </w:r>
+    </w:p>
+    <w:p>
+      <w:pPr>
+        <w:pStyle w:val="Heading3"/>
+        <w:pBdr>
+          <w:top w:space="0" w:sz="0" w:val="nil"/>
+          <w:left w:space="0" w:sz="0" w:val="nil"/>
+          <w:bottom w:space="0" w:sz="0" w:val="nil"/>
+          <w:right w:space="0" w:sz="0" w:val="nil"/>
+          <w:between w:space="0" w:sz="0" w:val="nil"/>
+        </w:pBdr>
+        <w:shd w:fill="auto" w:val="clear"/>
+        <w:spacing w:after="0" w:before="0" w:line="275.9999942779541" w:lineRule="auto"/>
+        <w:rPr>
+          <w:rFonts w:ascii="Google Sans" w:cs="Google Sans" w:eastAsia="Google Sans" w:hAnsi="Google Sans"/>
+          <w:color w:val="1f1f1f"/>
+        </w:rPr>
+      </w:pPr>
+      <w:r>
+        <w:rPr>
+          <w:rFonts w:ascii="Google Sans" w:cs="Google Sans" w:eastAsia="Google Sans" w:hAnsi="Google Sans"/>
+          <w:color w:val="1f1f1f"/>
+          <w:rtl w:val="0"/>
+        </w:rPr>
+        <w:t xml:space="preserve">Performance Limits of Screen-Reading Shaders</w:t>
+      </w:r>
+    </w:p>
+    <w:p>
+      <w:pPr>
+        <w:pBdr>
+          <w:top w:space="0" w:sz="0" w:val="nil"/>
+          <w:left w:space="0" w:sz="0" w:val="nil"/>
+          <w:bottom w:space="0" w:sz="0" w:val="nil"/>
+          <w:right w:space="0" w:sz="0" w:val="nil"/>
+          <w:between w:space="0" w:sz="0" w:val="nil"/>
+        </w:pBdr>
+        <w:shd w:fill="auto" w:val="clear"/>
+        <w:spacing w:line="275.9999942779541" w:lineRule="auto"/>
+        <w:rPr>
+          <w:rFonts w:ascii="Google Sans" w:cs="Google Sans" w:eastAsia="Google Sans" w:hAnsi="Google Sans"/>
+          <w:color w:val="1f1f1f"/>
+        </w:rPr>
+      </w:pPr>
+      <w:r>
+        <w:rPr>
+          <w:rFonts w:ascii="Google Sans" w:cs="Google Sans" w:eastAsia="Google Sans" w:hAnsi="Google Sans"/>
+          <w:color w:val="1f1f1f"/>
+          <w:rtl w:val="0"/>
+        </w:rPr>
+        <w:t xml:space="preserve">Implementing effects like molten glass reflections or heat haze requires reading the screen buffer. In Godot 4, calling hint_screen_texture triggers an automatic copy of the framebuffer. On tile-based mobile renderers or fill-rate limited hardware, full-screen buffer copies induce critical performance bottlenecks, dropping framerates substantially. The necessary architectural workaround is the rigorous use of BackBufferCopy nodes set to COPY_MODE_RECT. By explicitly defining a bounding box around the localized pixel effect, the engine only copies a fraction of the screen, preserving the 60fps target required for smooth gameplay.</w:t>
+      </w:r>
+    </w:p>
+    <w:p>
+      <w:pPr>
+        <w:pStyle w:val="Heading2"/>
+        <w:pBdr>
+          <w:top w:space="0" w:sz="0" w:val="nil"/>
+          <w:left w:space="0" w:sz="0" w:val="nil"/>
+          <w:bottom w:space="0" w:sz="0" w:val="nil"/>
+          <w:right w:space="0" w:sz="0" w:val="nil"/>
+          <w:between w:space="0" w:sz="0" w:val="nil"/>
+        </w:pBdr>
+        <w:shd w:fill="auto" w:val="clear"/>
+        <w:spacing w:after="0" w:before="0" w:line="275.9999942779541" w:lineRule="auto"/>
+        <w:rPr>
+          <w:rFonts w:ascii="Google Sans" w:cs="Google Sans" w:eastAsia="Google Sans" w:hAnsi="Google Sans"/>
+          <w:color w:val="1f1f1f"/>
+        </w:rPr>
+      </w:pPr>
+      <w:r>
+        <w:rPr>
+          <w:rFonts w:ascii="Google Sans" w:cs="Google Sans" w:eastAsia="Google Sans" w:hAnsi="Google Sans"/>
+          <w:color w:val="1f1f1f"/>
+          <w:rtl w:val="0"/>
+        </w:rPr>
+        <w:t xml:space="preserve">Diagnosing and Resolving "Programmer Art" Failure Modes</w:t>
+      </w:r>
+    </w:p>
+    <w:p>
+      <w:pPr>
+        <w:pBdr>
+          <w:top w:space="0" w:sz="0" w:val="nil"/>
+          <w:left w:space="0" w:sz="0" w:val="nil"/>
+          <w:bottom w:space="0" w:sz="0" w:val="nil"/>
+          <w:right w:space="0" w:sz="0" w:val="nil"/>
+          <w:between w:space="0" w:sz="0" w:val="nil"/>
+        </w:pBdr>
+        <w:shd w:fill="auto" w:val="clear"/>
+        <w:spacing w:line="275.9999942779541" w:lineRule="auto"/>
+        <w:rPr>
+          <w:rFonts w:ascii="Google Sans" w:cs="Google Sans" w:eastAsia="Google Sans" w:hAnsi="Google Sans"/>
+          <w:color w:val="1f1f1f"/>
+        </w:rPr>
+      </w:pPr>
+      <w:r>
+        <w:rPr>
+          <w:rFonts w:ascii="Google Sans" w:cs="Google Sans" w:eastAsia="Google Sans" w:hAnsi="Google Sans"/>
+          <w:color w:val="1f1f1f"/>
+          <w:rtl w:val="0"/>
+        </w:rPr>
+        <w:t xml:space="preserve">When developers write procedural effects, they often fall into predictable mathematical patterns that pixel artists actively avoid. Table 1 isolates the seven most common failure modes and their mathematical remedies</w:t>
       </w:r>
       <w:r>
         <w:rPr>
@@ -435,1287 +1297,7 @@
           <w:vertAlign w:val="superscript"/>
           <w:rtl w:val="0"/>
         </w:rPr>
-        <w:t xml:space="preserve">1</w:t>
-      </w:r>
-      <w:r>
-        <w:rPr>
-          <w:rFonts w:ascii="Google Sans" w:cs="Google Sans" w:eastAsia="Google Sans" w:hAnsi="Google Sans"/>
-          <w:color w:val="1f1f1f"/>
-          <w:rtl w:val="0"/>
-        </w:rPr>
-        <w:t xml:space="preserve">. For a project demanding zero blurry glows and absolute integer scaling, the HD-2D lighting paradigm must be categorically rejected in favor of strict, threshold-based calculations.</w:t>
-      </w:r>
-    </w:p>
-    <w:p>
-      <w:pPr>
-        <w:pStyle w:val="Heading3"/>
-        <w:pBdr>
-          <w:top w:space="0" w:sz="0" w:val="nil"/>
-          <w:left w:space="0" w:sz="0" w:val="nil"/>
-          <w:bottom w:space="0" w:sz="0" w:val="nil"/>
-          <w:right w:space="0" w:sz="0" w:val="nil"/>
-          <w:between w:space="0" w:sz="0" w:val="nil"/>
-        </w:pBdr>
-        <w:shd w:fill="auto" w:val="clear"/>
-        <w:spacing w:after="0" w:before="0" w:line="275.9999942779541" w:lineRule="auto"/>
-        <w:rPr>
-          <w:rFonts w:ascii="Google Sans" w:cs="Google Sans" w:eastAsia="Google Sans" w:hAnsi="Google Sans"/>
-          <w:color w:val="1f1f1f"/>
-        </w:rPr>
-      </w:pPr>
-      <w:r>
-        <w:rPr>
-          <w:rFonts w:ascii="Google Sans" w:cs="Google Sans" w:eastAsia="Google Sans" w:hAnsi="Google Sans"/>
-          <w:color w:val="1f1f1f"/>
-          <w:rtl w:val="0"/>
-        </w:rPr>
-        <w:t xml:space="preserve">Strict 2D Simulation and Constraint Design</w:t>
-      </w:r>
-    </w:p>
-    <w:p>
-      <w:pPr>
-        <w:pBdr>
-          <w:top w:space="0" w:sz="0" w:val="nil"/>
-          <w:left w:space="0" w:sz="0" w:val="nil"/>
-          <w:bottom w:space="0" w:sz="0" w:val="nil"/>
-          <w:right w:space="0" w:sz="0" w:val="nil"/>
-          <w:between w:space="0" w:sz="0" w:val="nil"/>
-        </w:pBdr>
-        <w:shd w:fill="auto" w:val="clear"/>
-        <w:spacing w:line="275.9999942779541" w:lineRule="auto"/>
-        <w:rPr>
-          <w:rFonts w:ascii="Google Sans" w:cs="Google Sans" w:eastAsia="Google Sans" w:hAnsi="Google Sans"/>
-          <w:color w:val="1f1f1f"/>
-        </w:rPr>
-      </w:pPr>
-      <w:r>
-        <w:rPr>
-          <w:rFonts w:ascii="Google Sans" w:cs="Google Sans" w:eastAsia="Google Sans" w:hAnsi="Google Sans"/>
-          <w:color w:val="1f1f1f"/>
-          <w:rtl w:val="0"/>
-        </w:rPr>
-        <w:t xml:space="preserve">Conversely, titles like </w:t>
-      </w:r>
-      <w:r>
-        <w:rPr>
-          <w:rFonts w:ascii="Google Sans" w:cs="Google Sans" w:eastAsia="Google Sans" w:hAnsi="Google Sans"/>
-          <w:i w:val="1"/>
-          <w:iCs w:val="1"/>
-          <w:color w:val="1f1f1f"/>
-          <w:rtl w:val="0"/>
-        </w:rPr>
-        <w:t xml:space="preserve">Celeste</w:t>
-      </w:r>
-      <w:r>
-        <w:rPr>
-          <w:rFonts w:ascii="Google Sans" w:cs="Google Sans" w:eastAsia="Google Sans" w:hAnsi="Google Sans"/>
-          <w:color w:val="1f1f1f"/>
-          <w:rtl w:val="0"/>
-        </w:rPr>
-        <w:t xml:space="preserve">, </w:t>
-      </w:r>
-      <w:r>
-        <w:rPr>
-          <w:rFonts w:ascii="Google Sans" w:cs="Google Sans" w:eastAsia="Google Sans" w:hAnsi="Google Sans"/>
-          <w:i w:val="1"/>
-          <w:iCs w:val="1"/>
-          <w:color w:val="1f1f1f"/>
-          <w:rtl w:val="0"/>
-        </w:rPr>
-        <w:t xml:space="preserve">Noita</w:t>
-      </w:r>
-      <w:r>
-        <w:rPr>
-          <w:rFonts w:ascii="Google Sans" w:cs="Google Sans" w:eastAsia="Google Sans" w:hAnsi="Google Sans"/>
-          <w:color w:val="1f1f1f"/>
-          <w:rtl w:val="0"/>
-        </w:rPr>
-        <w:t xml:space="preserve">, and </w:t>
-      </w:r>
-      <w:r>
-        <w:rPr>
-          <w:rFonts w:ascii="Google Sans" w:cs="Google Sans" w:eastAsia="Google Sans" w:hAnsi="Google Sans"/>
-          <w:i w:val="1"/>
-          <w:iCs w:val="1"/>
-          <w:color w:val="1f1f1f"/>
-          <w:rtl w:val="0"/>
-        </w:rPr>
-        <w:t xml:space="preserve">Dead Cells</w:t>
-      </w:r>
-      <w:r>
-        <w:rPr>
-          <w:rFonts w:ascii="Google Sans" w:cs="Google Sans" w:eastAsia="Google Sans" w:hAnsi="Google Sans"/>
-          <w:color w:val="1f1f1f"/>
-          <w:rtl w:val="0"/>
-        </w:rPr>
-        <w:t xml:space="preserve"> approach pixel art through strict mechanical constraints and specialized simulation. </w:t>
-      </w:r>
-      <w:r>
-        <w:rPr>
-          <w:rFonts w:ascii="Google Sans" w:cs="Google Sans" w:eastAsia="Google Sans" w:hAnsi="Google Sans"/>
-          <w:i w:val="1"/>
-          <w:iCs w:val="1"/>
-          <w:color w:val="1f1f1f"/>
-          <w:rtl w:val="0"/>
-        </w:rPr>
-        <w:t xml:space="preserve">Celeste</w:t>
-      </w:r>
-      <w:r>
-        <w:rPr>
-          <w:rFonts w:ascii="Google Sans" w:cs="Google Sans" w:eastAsia="Google Sans" w:hAnsi="Google Sans"/>
-          <w:color w:val="1f1f1f"/>
-          <w:rtl w:val="0"/>
-        </w:rPr>
-        <w:t xml:space="preserve">, engineered by Maddy Thorson and Noel Berry, achieved its highly responsive platforming through an exacting implementation of sub-pixel tracking that eventually rounds to integer values solely for the final draw call, ensuring physics remain deterministic while visual output remains grid-locked</w:t>
-      </w:r>
-      <w:r>
-        <w:rPr>
-          <w:rFonts w:ascii="Google Sans" w:cs="Google Sans" w:eastAsia="Google Sans" w:hAnsi="Google Sans"/>
-          <w:color w:val="444746"/>
-          <w:sz w:val="24"/>
-          <w:szCs w:val="24"/>
-          <w:vertAlign w:val="superscript"/>
-          <w:rtl w:val="0"/>
-        </w:rPr>
-        <w:t xml:space="preserve">12</w:t>
-      </w:r>
-      <w:r>
-        <w:rPr>
-          <w:rFonts w:ascii="Google Sans" w:cs="Google Sans" w:eastAsia="Google Sans" w:hAnsi="Google Sans"/>
-          <w:color w:val="1f1f1f"/>
-          <w:rtl w:val="0"/>
-        </w:rPr>
-        <w:t xml:space="preserve">.</w:t>
-      </w:r>
-    </w:p>
-    <w:p>
-      <w:pPr>
-        <w:pBdr>
-          <w:top w:space="0" w:sz="0" w:val="nil"/>
-          <w:left w:space="0" w:sz="0" w:val="nil"/>
-          <w:bottom w:space="0" w:sz="0" w:val="nil"/>
-          <w:right w:space="0" w:sz="0" w:val="nil"/>
-          <w:between w:space="0" w:sz="0" w:val="nil"/>
-        </w:pBdr>
-        <w:shd w:fill="auto" w:val="clear"/>
-        <w:spacing w:line="275.9999942779541" w:lineRule="auto"/>
-        <w:rPr>
-          <w:rFonts w:ascii="Google Sans" w:cs="Google Sans" w:eastAsia="Google Sans" w:hAnsi="Google Sans"/>
-          <w:color w:val="1f1f1f"/>
-        </w:rPr>
-      </w:pPr>
-      <w:r>
-        <w:rPr>
-          <w:rFonts w:ascii="Google Sans" w:cs="Google Sans" w:eastAsia="Google Sans" w:hAnsi="Google Sans"/>
-          <w:i w:val="1"/>
-          <w:iCs w:val="1"/>
-          <w:color w:val="1f1f1f"/>
-          <w:rtl w:val="0"/>
-        </w:rPr>
-        <w:t xml:space="preserve">Noita</w:t>
-      </w:r>
-      <w:r>
-        <w:rPr>
-          <w:rFonts w:ascii="Google Sans" w:cs="Google Sans" w:eastAsia="Google Sans" w:hAnsi="Google Sans"/>
-          <w:color w:val="1f1f1f"/>
-          <w:rtl w:val="0"/>
-        </w:rPr>
-        <w:t xml:space="preserve">, developed by Nolla Games, takes procedural pixel art to an extreme by simulating every individual pixel as a physical entity (falling sand simulation) via a custom engine</w:t>
-      </w:r>
-      <w:r>
-        <w:rPr>
-          <w:rFonts w:ascii="Google Sans" w:cs="Google Sans" w:eastAsia="Google Sans" w:hAnsi="Google Sans"/>
-          <w:color w:val="444746"/>
-          <w:sz w:val="24"/>
-          <w:szCs w:val="24"/>
-          <w:vertAlign w:val="superscript"/>
-          <w:rtl w:val="0"/>
-        </w:rPr>
-        <w:t xml:space="preserve">14</w:t>
-      </w:r>
-      <w:r>
-        <w:rPr>
-          <w:rFonts w:ascii="Google Sans" w:cs="Google Sans" w:eastAsia="Google Sans" w:hAnsi="Google Sans"/>
-          <w:color w:val="1f1f1f"/>
-          <w:rtl w:val="0"/>
-        </w:rPr>
-        <w:t xml:space="preserve">. This demonstrates that highly complex procedural effects (such as fluid dynamics and explosions) can still read as authentic pixel art if the fundamental unit of the simulation is mathematically clamped to the game's logical pixel grid. Furthermore, </w:t>
-      </w:r>
-      <w:r>
-        <w:rPr>
-          <w:rFonts w:ascii="Google Sans" w:cs="Google Sans" w:eastAsia="Google Sans" w:hAnsi="Google Sans"/>
-          <w:i w:val="1"/>
-          <w:iCs w:val="1"/>
-          <w:color w:val="1f1f1f"/>
-          <w:rtl w:val="0"/>
-        </w:rPr>
-        <w:t xml:space="preserve">Dead Cells</w:t>
-      </w:r>
-      <w:r>
-        <w:rPr>
-          <w:rFonts w:ascii="Google Sans" w:cs="Google Sans" w:eastAsia="Google Sans" w:hAnsi="Google Sans"/>
-          <w:color w:val="1f1f1f"/>
-          <w:rtl w:val="0"/>
-        </w:rPr>
-        <w:t xml:space="preserve"> (Motion Twin) utilized a 3D-to-2D rendering pipeline but maintained aesthetic cohesion through what Sebastien Benard terms "Constraint-Focused Design"</w:t>
-      </w:r>
-      <w:r>
-        <w:rPr>
-          <w:rFonts w:ascii="Google Sans" w:cs="Google Sans" w:eastAsia="Google Sans" w:hAnsi="Google Sans"/>
-          <w:color w:val="444746"/>
-          <w:sz w:val="24"/>
-          <w:szCs w:val="24"/>
-          <w:vertAlign w:val="superscript"/>
-          <w:rtl w:val="0"/>
-        </w:rPr>
-        <w:t xml:space="preserve">17</w:t>
-      </w:r>
-      <w:r>
-        <w:rPr>
-          <w:rFonts w:ascii="Google Sans" w:cs="Google Sans" w:eastAsia="Google Sans" w:hAnsi="Google Sans"/>
-          <w:color w:val="1f1f1f"/>
-          <w:rtl w:val="0"/>
-        </w:rPr>
-        <w:t xml:space="preserve">. The critical inference drawn from these purist implementations is that procedural math must be quantized—both spatially and temporally—before the rasterization phase.</w:t>
-      </w:r>
-    </w:p>
-    <w:p>
-      <w:pPr>
-        <w:pStyle w:val="Heading2"/>
-        <w:pBdr>
-          <w:top w:space="0" w:sz="0" w:val="nil"/>
-          <w:left w:space="0" w:sz="0" w:val="nil"/>
-          <w:bottom w:space="0" w:sz="0" w:val="nil"/>
-          <w:right w:space="0" w:sz="0" w:val="nil"/>
-          <w:between w:space="0" w:sz="0" w:val="nil"/>
-        </w:pBdr>
-        <w:shd w:fill="auto" w:val="clear"/>
-        <w:spacing w:after="0" w:before="0" w:line="275.9999942779541" w:lineRule="auto"/>
-        <w:rPr>
-          <w:rFonts w:ascii="Google Sans" w:cs="Google Sans" w:eastAsia="Google Sans" w:hAnsi="Google Sans"/>
-          <w:color w:val="1f1f1f"/>
-        </w:rPr>
-      </w:pPr>
-      <w:r>
-        <w:rPr>
-          <w:rFonts w:ascii="Google Sans" w:cs="Google Sans" w:eastAsia="Google Sans" w:hAnsi="Google Sans"/>
-          <w:color w:val="1f1f1f"/>
-          <w:rtl w:val="0"/>
-        </w:rPr>
-        <w:t xml:space="preserve">The Vocabulary of Pixel Art Fire, Lava, and Energy</w:t>
-      </w:r>
-    </w:p>
-    <w:p>
-      <w:pPr>
-        <w:pBdr>
-          <w:top w:space="0" w:sz="0" w:val="nil"/>
-          <w:left w:space="0" w:sz="0" w:val="nil"/>
-          <w:bottom w:space="0" w:sz="0" w:val="nil"/>
-          <w:right w:space="0" w:sz="0" w:val="nil"/>
-          <w:between w:space="0" w:sz="0" w:val="nil"/>
-        </w:pBdr>
-        <w:shd w:fill="auto" w:val="clear"/>
-        <w:spacing w:line="275.9999942779541" w:lineRule="auto"/>
-        <w:rPr>
-          <w:rFonts w:ascii="Google Sans" w:cs="Google Sans" w:eastAsia="Google Sans" w:hAnsi="Google Sans"/>
-          <w:color w:val="1f1f1f"/>
-        </w:rPr>
-      </w:pPr>
-      <w:r>
-        <w:rPr>
-          <w:rFonts w:ascii="Google Sans" w:cs="Google Sans" w:eastAsia="Google Sans" w:hAnsi="Google Sans"/>
-          <w:color w:val="1f1f1f"/>
-          <w:rtl w:val="0"/>
-        </w:rPr>
-        <w:t xml:space="preserve">Translating elemental effects like fire, molten glass, and raw energy into pixel art requires abandoning continuous physics simulations in favor of stylized shape language, aggressive color banding, and deliberate animation timing</w:t>
-      </w:r>
-      <w:r>
-        <w:rPr>
-          <w:rFonts w:ascii="Google Sans" w:cs="Google Sans" w:eastAsia="Google Sans" w:hAnsi="Google Sans"/>
-          <w:color w:val="444746"/>
-          <w:sz w:val="24"/>
-          <w:szCs w:val="24"/>
-          <w:vertAlign w:val="superscript"/>
-          <w:rtl w:val="0"/>
-        </w:rPr>
         <w:t xml:space="preserve">3</w:t>
-      </w:r>
-      <w:r>
-        <w:rPr>
-          <w:rFonts w:ascii="Google Sans" w:cs="Google Sans" w:eastAsia="Google Sans" w:hAnsi="Google Sans"/>
-          <w:color w:val="1f1f1f"/>
-          <w:rtl w:val="0"/>
-        </w:rPr>
-        <w:t xml:space="preserve">.</w:t>
-      </w:r>
-    </w:p>
-    <w:p>
-      <w:pPr>
-        <w:pStyle w:val="Heading3"/>
-        <w:pBdr>
-          <w:top w:space="0" w:sz="0" w:val="nil"/>
-          <w:left w:space="0" w:sz="0" w:val="nil"/>
-          <w:bottom w:space="0" w:sz="0" w:val="nil"/>
-          <w:right w:space="0" w:sz="0" w:val="nil"/>
-          <w:between w:space="0" w:sz="0" w:val="nil"/>
-        </w:pBdr>
-        <w:shd w:fill="auto" w:val="clear"/>
-        <w:spacing w:after="0" w:before="0" w:line="275.9999942779541" w:lineRule="auto"/>
-        <w:rPr>
-          <w:rFonts w:ascii="Google Sans" w:cs="Google Sans" w:eastAsia="Google Sans" w:hAnsi="Google Sans"/>
-          <w:color w:val="1f1f1f"/>
-        </w:rPr>
-      </w:pPr>
-      <w:r>
-        <w:rPr>
-          <w:rFonts w:ascii="Google Sans" w:cs="Google Sans" w:eastAsia="Google Sans" w:hAnsi="Google Sans"/>
-          <w:color w:val="1f1f1f"/>
-          <w:rtl w:val="0"/>
-        </w:rPr>
-        <w:t xml:space="preserve">Shape Language and Clustering</w:t>
-      </w:r>
-    </w:p>
-    <w:p>
-      <w:pPr>
-        <w:pBdr>
-          <w:top w:space="0" w:sz="0" w:val="nil"/>
-          <w:left w:space="0" w:sz="0" w:val="nil"/>
-          <w:bottom w:space="0" w:sz="0" w:val="nil"/>
-          <w:right w:space="0" w:sz="0" w:val="nil"/>
-          <w:between w:space="0" w:sz="0" w:val="nil"/>
-        </w:pBdr>
-        <w:shd w:fill="auto" w:val="clear"/>
-        <w:spacing w:line="275.9999942779541" w:lineRule="auto"/>
-        <w:rPr>
-          <w:rFonts w:ascii="Google Sans" w:cs="Google Sans" w:eastAsia="Google Sans" w:hAnsi="Google Sans"/>
-          <w:color w:val="1f1f1f"/>
-        </w:rPr>
-      </w:pPr>
-      <w:r>
-        <w:rPr>
-          <w:rFonts w:ascii="Google Sans" w:cs="Google Sans" w:eastAsia="Google Sans" w:hAnsi="Google Sans"/>
-          <w:color w:val="1f1f1f"/>
-          <w:rtl w:val="0"/>
-        </w:rPr>
-        <w:t xml:space="preserve">Hand-drawn pixel fire does not look like realistic plasma; it relies on stylized anatomical shapes. The primary motifs are the "teardrop" (the main body of the flame), the "tongue" (the leading edge reaching upward), and the "flicker" (detached, ascending single pixels or small clusters)</w:t>
-      </w:r>
-      <w:r>
-        <w:rPr>
-          <w:rFonts w:ascii="Google Sans" w:cs="Google Sans" w:eastAsia="Google Sans" w:hAnsi="Google Sans"/>
-          <w:color w:val="444746"/>
-          <w:sz w:val="24"/>
-          <w:szCs w:val="24"/>
-          <w:vertAlign w:val="superscript"/>
-          <w:rtl w:val="0"/>
-        </w:rPr>
-        <w:t xml:space="preserve">1</w:t>
-      </w:r>
-      <w:r>
-        <w:rPr>
-          <w:rFonts w:ascii="Google Sans" w:cs="Google Sans" w:eastAsia="Google Sans" w:hAnsi="Google Sans"/>
-          <w:color w:val="1f1f1f"/>
-          <w:rtl w:val="0"/>
-        </w:rPr>
-        <w:t xml:space="preserve">. According to pixel artist Pedro Medeiros (saint11), high-quality pixel animation requires "clean clusters"—contiguous blocks of pixels that share a color, avoiding stray "orphan" pixels that create visual noise</w:t>
-      </w:r>
-      <w:r>
-        <w:rPr>
-          <w:rFonts w:ascii="Google Sans" w:cs="Google Sans" w:eastAsia="Google Sans" w:hAnsi="Google Sans"/>
-          <w:color w:val="444746"/>
-          <w:sz w:val="24"/>
-          <w:szCs w:val="24"/>
-          <w:vertAlign w:val="superscript"/>
-          <w:rtl w:val="0"/>
-        </w:rPr>
-        <w:t xml:space="preserve">3</w:t>
-      </w:r>
-      <w:r>
-        <w:rPr>
-          <w:rFonts w:ascii="Google Sans" w:cs="Google Sans" w:eastAsia="Google Sans" w:hAnsi="Google Sans"/>
-          <w:color w:val="1f1f1f"/>
-          <w:rtl w:val="0"/>
-        </w:rPr>
-        <w:t xml:space="preserve">. Dithering (checkerboard pixel blending) is historically used to simulate gradients, but for moving elements like fire or energy, dithering creates severe temporal aliasing (flickering). The evidence suggests that for dynamic elemental VFX, clean, solid clusters of color are vastly superior to dithered transitions.</w:t>
-      </w:r>
-    </w:p>
-    <w:p>
-      <w:pPr>
-        <w:pStyle w:val="Heading3"/>
-        <w:pBdr>
-          <w:top w:space="0" w:sz="0" w:val="nil"/>
-          <w:left w:space="0" w:sz="0" w:val="nil"/>
-          <w:bottom w:space="0" w:sz="0" w:val="nil"/>
-          <w:right w:space="0" w:sz="0" w:val="nil"/>
-          <w:between w:space="0" w:sz="0" w:val="nil"/>
-        </w:pBdr>
-        <w:shd w:fill="auto" w:val="clear"/>
-        <w:spacing w:after="0" w:before="0" w:line="275.9999942779541" w:lineRule="auto"/>
-        <w:rPr>
-          <w:rFonts w:ascii="Google Sans" w:cs="Google Sans" w:eastAsia="Google Sans" w:hAnsi="Google Sans"/>
-          <w:color w:val="1f1f1f"/>
-        </w:rPr>
-      </w:pPr>
-      <w:r>
-        <w:rPr>
-          <w:rFonts w:ascii="Google Sans" w:cs="Google Sans" w:eastAsia="Google Sans" w:hAnsi="Google Sans"/>
-          <w:color w:val="1f1f1f"/>
-          <w:rtl w:val="0"/>
-        </w:rPr>
-        <w:t xml:space="preserve">Color Ramps, Value Banding, and Limited Palettes</w:t>
-      </w:r>
-    </w:p>
-    <w:p>
-      <w:pPr>
-        <w:pBdr>
-          <w:top w:space="0" w:sz="0" w:val="nil"/>
-          <w:left w:space="0" w:sz="0" w:val="nil"/>
-          <w:bottom w:space="0" w:sz="0" w:val="nil"/>
-          <w:right w:space="0" w:sz="0" w:val="nil"/>
-          <w:between w:space="0" w:sz="0" w:val="nil"/>
-        </w:pBdr>
-        <w:shd w:fill="auto" w:val="clear"/>
-        <w:spacing w:line="275.9999942779541" w:lineRule="auto"/>
-        <w:rPr>
-          <w:rFonts w:ascii="Google Sans" w:cs="Google Sans" w:eastAsia="Google Sans" w:hAnsi="Google Sans"/>
-          <w:color w:val="1f1f1f"/>
-        </w:rPr>
-      </w:pPr>
-      <w:r>
-        <w:rPr>
-          <w:rFonts w:ascii="Google Sans" w:cs="Google Sans" w:eastAsia="Google Sans" w:hAnsi="Google Sans"/>
-          <w:color w:val="1f1f1f"/>
-          <w:rtl w:val="0"/>
-        </w:rPr>
-        <w:t xml:space="preserve">A strict pixel art effect must restrict its output to a tightly controlled color ramp. If a creature sprite uses 24 to 100 colors, an accompanying elemental effect should use no more than 3 to 5 distinct shades</w:t>
-      </w:r>
-      <w:r>
-        <w:rPr>
-          <w:rFonts w:ascii="Google Sans" w:cs="Google Sans" w:eastAsia="Google Sans" w:hAnsi="Google Sans"/>
-          <w:color w:val="444746"/>
-          <w:sz w:val="24"/>
-          <w:szCs w:val="24"/>
-          <w:vertAlign w:val="superscript"/>
-          <w:rtl w:val="0"/>
-        </w:rPr>
-        <w:t xml:space="preserve">1</w:t>
-      </w:r>
-      <w:r>
-        <w:rPr>
-          <w:rFonts w:ascii="Google Sans" w:cs="Google Sans" w:eastAsia="Google Sans" w:hAnsi="Google Sans"/>
-          <w:color w:val="1f1f1f"/>
-          <w:rtl w:val="0"/>
-        </w:rPr>
-        <w:t xml:space="preserve">. For example, molten glass requires a 4-step ramp: a pale hot core (e.g., #FFF6D3), an orange-gold body (#F4A261), a cooling red edge (#E76F51), and a dark plum or charcoal outline (#264653).</w:t>
-      </w:r>
-    </w:p>
-    <w:p>
-      <w:pPr>
-        <w:pBdr>
-          <w:top w:space="0" w:sz="0" w:val="nil"/>
-          <w:left w:space="0" w:sz="0" w:val="nil"/>
-          <w:bottom w:space="0" w:sz="0" w:val="nil"/>
-          <w:right w:space="0" w:sz="0" w:val="nil"/>
-          <w:between w:space="0" w:sz="0" w:val="nil"/>
-        </w:pBdr>
-        <w:shd w:fill="auto" w:val="clear"/>
-        <w:spacing w:line="275.9999942779541" w:lineRule="auto"/>
-        <w:rPr>
-          <w:rFonts w:ascii="Google Sans" w:cs="Google Sans" w:eastAsia="Google Sans" w:hAnsi="Google Sans"/>
-          <w:color w:val="1f1f1f"/>
-        </w:rPr>
-      </w:pPr>
-      <w:r>
-        <w:rPr>
-          <w:rFonts w:ascii="Google Sans" w:cs="Google Sans" w:eastAsia="Google Sans" w:hAnsi="Google Sans"/>
-          <w:color w:val="1f1f1f"/>
-          <w:rtl w:val="0"/>
-        </w:rPr>
-        <w:t xml:space="preserve">When generating procedural fire via shaders, the continuous output of a noise function must be forcibly stepped. Instead of allowing the noise to dictate a smooth gradient, the shader must evaluate the noise float and clamp it into discrete bands using step() or smoothstep() functions, mapping the result directly to the 4-step color ramp</w:t>
-      </w:r>
-      <w:r>
-        <w:rPr>
-          <w:rFonts w:ascii="Google Sans" w:cs="Google Sans" w:eastAsia="Google Sans" w:hAnsi="Google Sans"/>
-          <w:color w:val="444746"/>
-          <w:sz w:val="24"/>
-          <w:szCs w:val="24"/>
-          <w:vertAlign w:val="superscript"/>
-          <w:rtl w:val="0"/>
-        </w:rPr>
-        <w:t xml:space="preserve">19</w:t>
-      </w:r>
-      <w:r>
-        <w:rPr>
-          <w:rFonts w:ascii="Google Sans" w:cs="Google Sans" w:eastAsia="Google Sans" w:hAnsi="Google Sans"/>
-          <w:color w:val="1f1f1f"/>
-          <w:rtl w:val="0"/>
-        </w:rPr>
-        <w:t xml:space="preserve">. This guarantees that the procedural effect matches the color count of the hand-drawn sprite.</w:t>
-      </w:r>
-    </w:p>
-    <w:p>
-      <w:pPr>
-        <w:pStyle w:val="Heading3"/>
-        <w:pBdr>
-          <w:top w:space="0" w:sz="0" w:val="nil"/>
-          <w:left w:space="0" w:sz="0" w:val="nil"/>
-          <w:bottom w:space="0" w:sz="0" w:val="nil"/>
-          <w:right w:space="0" w:sz="0" w:val="nil"/>
-          <w:between w:space="0" w:sz="0" w:val="nil"/>
-        </w:pBdr>
-        <w:shd w:fill="auto" w:val="clear"/>
-        <w:spacing w:after="0" w:before="0" w:line="275.9999942779541" w:lineRule="auto"/>
-        <w:rPr>
-          <w:rFonts w:ascii="Google Sans" w:cs="Google Sans" w:eastAsia="Google Sans" w:hAnsi="Google Sans"/>
-          <w:color w:val="1f1f1f"/>
-        </w:rPr>
-      </w:pPr>
-      <w:r>
-        <w:rPr>
-          <w:rFonts w:ascii="Google Sans" w:cs="Google Sans" w:eastAsia="Google Sans" w:hAnsi="Google Sans"/>
-          <w:color w:val="1f1f1f"/>
-          <w:rtl w:val="0"/>
-        </w:rPr>
-        <w:t xml:space="preserve">Temporal Quantization: Animating on Twos and Threes</w:t>
-      </w:r>
-    </w:p>
-    <w:p>
-      <w:pPr>
-        <w:pBdr>
-          <w:top w:space="0" w:sz="0" w:val="nil"/>
-          <w:left w:space="0" w:sz="0" w:val="nil"/>
-          <w:bottom w:space="0" w:sz="0" w:val="nil"/>
-          <w:right w:space="0" w:sz="0" w:val="nil"/>
-          <w:between w:space="0" w:sz="0" w:val="nil"/>
-        </w:pBdr>
-        <w:shd w:fill="auto" w:val="clear"/>
-        <w:spacing w:line="275.9999942779541" w:lineRule="auto"/>
-        <w:rPr>
-          <w:rFonts w:ascii="Google Sans" w:cs="Google Sans" w:eastAsia="Google Sans" w:hAnsi="Google Sans"/>
-          <w:color w:val="1f1f1f"/>
-        </w:rPr>
-      </w:pPr>
-      <w:r>
-        <w:rPr>
-          <w:rFonts w:ascii="Google Sans" w:cs="Google Sans" w:eastAsia="Google Sans" w:hAnsi="Google Sans"/>
-          <w:color w:val="1f1f1f"/>
-          <w:rtl w:val="0"/>
-        </w:rPr>
-        <w:t xml:space="preserve">Modern game engines execute at 60 frames per second (fps) or higher. Mathematical functions driven by engine time will update every frame. However, traditional pixel animation rarely operates at 60 unique drawings per second. Animators work on "twos" (holding each drawing for 2 frames, resulting in 30fps) or "threes" (20fps)</w:t>
-      </w:r>
-      <w:r>
-        <w:rPr>
-          <w:rFonts w:ascii="Google Sans" w:cs="Google Sans" w:eastAsia="Google Sans" w:hAnsi="Google Sans"/>
-          <w:color w:val="444746"/>
-          <w:sz w:val="24"/>
-          <w:szCs w:val="24"/>
-          <w:vertAlign w:val="superscript"/>
-          <w:rtl w:val="0"/>
-        </w:rPr>
-        <w:t xml:space="preserve">5</w:t>
-      </w:r>
-      <w:r>
-        <w:rPr>
-          <w:rFonts w:ascii="Google Sans" w:cs="Google Sans" w:eastAsia="Google Sans" w:hAnsi="Google Sans"/>
-          <w:color w:val="1f1f1f"/>
-          <w:rtl w:val="0"/>
-        </w:rPr>
-        <w:t xml:space="preserve">.</w:t>
-      </w:r>
-    </w:p>
-    <w:p>
-      <w:pPr>
-        <w:pBdr>
-          <w:top w:space="0" w:sz="0" w:val="nil"/>
-          <w:left w:space="0" w:sz="0" w:val="nil"/>
-          <w:bottom w:space="0" w:sz="0" w:val="nil"/>
-          <w:right w:space="0" w:sz="0" w:val="nil"/>
-          <w:between w:space="0" w:sz="0" w:val="nil"/>
-        </w:pBdr>
-        <w:shd w:fill="auto" w:val="clear"/>
-        <w:spacing w:line="275.9999942779541" w:lineRule="auto"/>
-        <w:rPr>
-          <w:rFonts w:ascii="Google Sans" w:cs="Google Sans" w:eastAsia="Google Sans" w:hAnsi="Google Sans"/>
-          <w:color w:val="1f1f1f"/>
-        </w:rPr>
-      </w:pPr>
-      <w:r>
-        <w:rPr>
-          <w:rFonts w:ascii="Google Sans" w:cs="Google Sans" w:eastAsia="Google Sans" w:hAnsi="Google Sans"/>
-          <w:color w:val="1f1f1f"/>
-          <w:rtl w:val="0"/>
-        </w:rPr>
-        <w:t xml:space="preserve">Medeiros notes that for punchy, responsive animation, holding frames creates necessary rhythm and weight</w:t>
-      </w:r>
-      <w:r>
-        <w:rPr>
-          <w:rFonts w:ascii="Google Sans" w:cs="Google Sans" w:eastAsia="Google Sans" w:hAnsi="Google Sans"/>
-          <w:color w:val="444746"/>
-          <w:sz w:val="24"/>
-          <w:szCs w:val="24"/>
-          <w:vertAlign w:val="superscript"/>
-          <w:rtl w:val="0"/>
-        </w:rPr>
-        <w:t xml:space="preserve">4</w:t>
-      </w:r>
-      <w:r>
-        <w:rPr>
-          <w:rFonts w:ascii="Google Sans" w:cs="Google Sans" w:eastAsia="Google Sans" w:hAnsi="Google Sans"/>
-          <w:color w:val="1f1f1f"/>
-          <w:rtl w:val="0"/>
-        </w:rPr>
-        <w:t xml:space="preserve">. If procedural fire updates every single frame at 60fps while the character sprite breathes at 12fps, the visual mismatch destroys cohesion. Procedural shaders and particle emissions must be temporally quantized. By intercepting the engine's TIME variable and mathematically truncating it, a shader can be forced to hold its output static for two or three frames before jumping to the next state, perfectly mimicking the cadence of hand-drawn art.</w:t>
-      </w:r>
-    </w:p>
-    <w:p>
-      <w:pPr>
-        <w:pStyle w:val="Heading2"/>
-        <w:pBdr>
-          <w:top w:space="0" w:sz="0" w:val="nil"/>
-          <w:left w:space="0" w:sz="0" w:val="nil"/>
-          <w:bottom w:space="0" w:sz="0" w:val="nil"/>
-          <w:right w:space="0" w:sz="0" w:val="nil"/>
-          <w:between w:space="0" w:sz="0" w:val="nil"/>
-        </w:pBdr>
-        <w:shd w:fill="auto" w:val="clear"/>
-        <w:spacing w:after="0" w:before="0" w:line="275.9999942779541" w:lineRule="auto"/>
-        <w:rPr>
-          <w:rFonts w:ascii="Google Sans" w:cs="Google Sans" w:eastAsia="Google Sans" w:hAnsi="Google Sans"/>
-          <w:color w:val="1f1f1f"/>
-        </w:rPr>
-      </w:pPr>
-      <w:r>
-        <w:rPr>
-          <w:rFonts w:ascii="Google Sans" w:cs="Google Sans" w:eastAsia="Google Sans" w:hAnsi="Google Sans"/>
-          <w:color w:val="1f1f1f"/>
-          <w:rtl w:val="0"/>
-        </w:rPr>
-        <w:t xml:space="preserve">Godot 4 Techniques for Strict Pixel Grids</w:t>
-      </w:r>
-    </w:p>
-    <w:p>
-      <w:pPr>
-        <w:pBdr>
-          <w:top w:space="0" w:sz="0" w:val="nil"/>
-          <w:left w:space="0" w:sz="0" w:val="nil"/>
-          <w:bottom w:space="0" w:sz="0" w:val="nil"/>
-          <w:right w:space="0" w:sz="0" w:val="nil"/>
-          <w:between w:space="0" w:sz="0" w:val="nil"/>
-        </w:pBdr>
-        <w:shd w:fill="auto" w:val="clear"/>
-        <w:spacing w:line="275.9999942779541" w:lineRule="auto"/>
-        <w:rPr>
-          <w:rFonts w:ascii="Google Sans" w:cs="Google Sans" w:eastAsia="Google Sans" w:hAnsi="Google Sans"/>
-          <w:color w:val="1f1f1f"/>
-        </w:rPr>
-      </w:pPr>
-      <w:r>
-        <w:rPr>
-          <w:rFonts w:ascii="Google Sans" w:cs="Google Sans" w:eastAsia="Google Sans" w:hAnsi="Google Sans"/>
-          <w:color w:val="1f1f1f"/>
-          <w:rtl w:val="0"/>
-        </w:rPr>
-        <w:t xml:space="preserve">Godot 4's architecture, specifically the Forward+ renderer, introduces powerful 2D lighting and shader capabilities that require explicit configuration to conform to retro constraints.</w:t>
-      </w:r>
-    </w:p>
-    <w:p>
-      <w:pPr>
-        <w:pStyle w:val="Heading3"/>
-        <w:pBdr>
-          <w:top w:space="0" w:sz="0" w:val="nil"/>
-          <w:left w:space="0" w:sz="0" w:val="nil"/>
-          <w:bottom w:space="0" w:sz="0" w:val="nil"/>
-          <w:right w:space="0" w:sz="0" w:val="nil"/>
-          <w:between w:space="0" w:sz="0" w:val="nil"/>
-        </w:pBdr>
-        <w:shd w:fill="auto" w:val="clear"/>
-        <w:spacing w:after="0" w:before="0" w:line="275.9999942779541" w:lineRule="auto"/>
-        <w:rPr>
-          <w:rFonts w:ascii="Google Sans" w:cs="Google Sans" w:eastAsia="Google Sans" w:hAnsi="Google Sans"/>
-          <w:color w:val="1f1f1f"/>
-        </w:rPr>
-      </w:pPr>
-      <w:r>
-        <w:rPr>
-          <w:rFonts w:ascii="Google Sans" w:cs="Google Sans" w:eastAsia="Google Sans" w:hAnsi="Google Sans"/>
-          <w:color w:val="1f1f1f"/>
-          <w:rtl w:val="0"/>
-        </w:rPr>
-        <w:t xml:space="preserve">Spatial Quantization: SCREEN_UV vs. UV</w:t>
-      </w:r>
-    </w:p>
-    <w:p>
-      <w:pPr>
-        <w:pBdr>
-          <w:top w:space="0" w:sz="0" w:val="nil"/>
-          <w:left w:space="0" w:sz="0" w:val="nil"/>
-          <w:bottom w:space="0" w:sz="0" w:val="nil"/>
-          <w:right w:space="0" w:sz="0" w:val="nil"/>
-          <w:between w:space="0" w:sz="0" w:val="nil"/>
-        </w:pBdr>
-        <w:shd w:fill="auto" w:val="clear"/>
-        <w:spacing w:line="275.9999942779541" w:lineRule="auto"/>
-        <w:rPr>
-          <w:rFonts w:ascii="Google Sans" w:cs="Google Sans" w:eastAsia="Google Sans" w:hAnsi="Google Sans"/>
-          <w:color w:val="1f1f1f"/>
-        </w:rPr>
-      </w:pPr>
-      <w:r>
-        <w:rPr>
-          <w:rFonts w:ascii="Google Sans" w:cs="Google Sans" w:eastAsia="Google Sans" w:hAnsi="Google Sans"/>
-          <w:color w:val="1f1f1f"/>
-          <w:rtl w:val="0"/>
-        </w:rPr>
-        <w:t xml:space="preserve">Godot CanvasItem shaders operate in UV space (0.0 to 1.0 across the texture) or SCREEN_UV space (0.0 to 1.0 across the viewport). To achieve a pixel-perfect effect, continuous coordinates must be snapped to a discrete grid. This is accomplished by dividing the coordinate space into blocks equal to the game's logical resolution, applying a floor() function, and scaling back</w:t>
-      </w:r>
-      <w:r>
-        <w:rPr>
-          <w:rFonts w:ascii="Google Sans" w:cs="Google Sans" w:eastAsia="Google Sans" w:hAnsi="Google Sans"/>
-          <w:color w:val="444746"/>
-          <w:sz w:val="24"/>
-          <w:szCs w:val="24"/>
-          <w:vertAlign w:val="superscript"/>
-          <w:rtl w:val="0"/>
-        </w:rPr>
-        <w:t xml:space="preserve">22</w:t>
-      </w:r>
-      <w:r>
-        <w:rPr>
-          <w:rFonts w:ascii="Google Sans" w:cs="Google Sans" w:eastAsia="Google Sans" w:hAnsi="Google Sans"/>
-          <w:color w:val="1f1f1f"/>
-          <w:rtl w:val="0"/>
-        </w:rPr>
-        <w:t xml:space="preserve">. Using SCREEN_UV combined with hint_screen_texture allows a shader to read the pixels currently rendered behind the object</w:t>
-      </w:r>
-      <w:r>
-        <w:rPr>
-          <w:rFonts w:ascii="Google Sans" w:cs="Google Sans" w:eastAsia="Google Sans" w:hAnsi="Google Sans"/>
-          <w:color w:val="444746"/>
-          <w:sz w:val="24"/>
-          <w:szCs w:val="24"/>
-          <w:vertAlign w:val="superscript"/>
-          <w:rtl w:val="0"/>
-        </w:rPr>
-        <w:t xml:space="preserve">25</w:t>
-      </w:r>
-      <w:r>
-        <w:rPr>
-          <w:rFonts w:ascii="Google Sans" w:cs="Google Sans" w:eastAsia="Google Sans" w:hAnsi="Google Sans"/>
-          <w:color w:val="1f1f1f"/>
-          <w:rtl w:val="0"/>
-        </w:rPr>
-        <w:t xml:space="preserve">. However, any displacement (such as heat haze) applied to SCREEN_UV must be floored </w:t>
-      </w:r>
-      <w:r>
-        <w:rPr>
-          <w:rFonts w:ascii="Google Sans" w:cs="Google Sans" w:eastAsia="Google Sans" w:hAnsi="Google Sans"/>
-          <w:i w:val="1"/>
-          <w:iCs w:val="1"/>
-          <w:color w:val="1f1f1f"/>
-          <w:rtl w:val="0"/>
-        </w:rPr>
-        <w:t xml:space="preserve">after</w:t>
-      </w:r>
-      <w:r>
-        <w:rPr>
-          <w:rFonts w:ascii="Google Sans" w:cs="Google Sans" w:eastAsia="Google Sans" w:hAnsi="Google Sans"/>
-          <w:color w:val="1f1f1f"/>
-          <w:rtl w:val="0"/>
-        </w:rPr>
-        <w:t xml:space="preserve"> the noise is added, ensuring that the shader displaces chunks of exact game-pixels rather than blurring the underlying texture</w:t>
-      </w:r>
-      <w:r>
-        <w:rPr>
-          <w:rFonts w:ascii="Google Sans" w:cs="Google Sans" w:eastAsia="Google Sans" w:hAnsi="Google Sans"/>
-          <w:color w:val="444746"/>
-          <w:sz w:val="24"/>
-          <w:szCs w:val="24"/>
-          <w:vertAlign w:val="superscript"/>
-          <w:rtl w:val="0"/>
-        </w:rPr>
-        <w:t xml:space="preserve">22</w:t>
-      </w:r>
-      <w:r>
-        <w:rPr>
-          <w:rFonts w:ascii="Google Sans" w:cs="Google Sans" w:eastAsia="Google Sans" w:hAnsi="Google Sans"/>
-          <w:color w:val="1f1f1f"/>
-          <w:rtl w:val="0"/>
-        </w:rPr>
-        <w:t xml:space="preserve">.</w:t>
-      </w:r>
-    </w:p>
-    <w:p>
-      <w:pPr>
-        <w:pStyle w:val="Heading3"/>
-        <w:pBdr>
-          <w:top w:space="0" w:sz="0" w:val="nil"/>
-          <w:left w:space="0" w:sz="0" w:val="nil"/>
-          <w:bottom w:space="0" w:sz="0" w:val="nil"/>
-          <w:right w:space="0" w:sz="0" w:val="nil"/>
-          <w:between w:space="0" w:sz="0" w:val="nil"/>
-        </w:pBdr>
-        <w:shd w:fill="auto" w:val="clear"/>
-        <w:spacing w:after="0" w:before="0" w:line="275.9999942779541" w:lineRule="auto"/>
-        <w:rPr>
-          <w:rFonts w:ascii="Google Sans" w:cs="Google Sans" w:eastAsia="Google Sans" w:hAnsi="Google Sans"/>
-          <w:color w:val="1f1f1f"/>
-        </w:rPr>
-      </w:pPr>
-      <w:r>
-        <w:rPr>
-          <w:rFonts w:ascii="Google Sans" w:cs="Google Sans" w:eastAsia="Google Sans" w:hAnsi="Google Sans"/>
-          <w:color w:val="1f1f1f"/>
-          <w:rtl w:val="0"/>
-        </w:rPr>
-        <w:t xml:space="preserve">Particle Systems: GPUParticles2D vs. CPUParticles2D</w:t>
-      </w:r>
-    </w:p>
-    <w:p>
-      <w:pPr>
-        <w:pBdr>
-          <w:top w:space="0" w:sz="0" w:val="nil"/>
-          <w:left w:space="0" w:sz="0" w:val="nil"/>
-          <w:bottom w:space="0" w:sz="0" w:val="nil"/>
-          <w:right w:space="0" w:sz="0" w:val="nil"/>
-          <w:between w:space="0" w:sz="0" w:val="nil"/>
-        </w:pBdr>
-        <w:shd w:fill="auto" w:val="clear"/>
-        <w:spacing w:line="275.9999942779541" w:lineRule="auto"/>
-        <w:rPr>
-          <w:rFonts w:ascii="Google Sans" w:cs="Google Sans" w:eastAsia="Google Sans" w:hAnsi="Google Sans"/>
-          <w:color w:val="1f1f1f"/>
-        </w:rPr>
-      </w:pPr>
-      <w:r>
-        <w:rPr>
-          <w:rFonts w:ascii="Google Sans" w:cs="Google Sans" w:eastAsia="Google Sans" w:hAnsi="Google Sans"/>
-          <w:color w:val="1f1f1f"/>
-          <w:rtl w:val="0"/>
-        </w:rPr>
-        <w:t xml:space="preserve">Godot offers three methodologies for particle generation: GPUParticles2D, CPUParticles2D, and custom Node2D pooling.</w:t>
-      </w:r>
-    </w:p>
-    <w:p>
-      <w:pPr>
-        <w:numPr>
-          <w:ilvl w:val="0"/>
-          <w:numId w:val="1"/>
-        </w:numPr>
-        <w:pBdr>
-          <w:top w:space="0" w:sz="0" w:val="nil"/>
-          <w:left w:space="0" w:sz="0" w:val="nil"/>
-          <w:bottom w:space="0" w:sz="0" w:val="nil"/>
-          <w:right w:space="0" w:sz="0" w:val="nil"/>
-          <w:between w:space="0" w:sz="0" w:val="nil"/>
-        </w:pBdr>
-        <w:shd w:fill="auto" w:val="clear"/>
-        <w:spacing w:line="275.9999942779541" w:lineRule="auto"/>
-        <w:ind w:left="590.3999984264374" w:hanging="360"/>
-      </w:pPr>
-      <w:r>
-        <w:rPr>
-          <w:rFonts w:ascii="Google Sans" w:cs="Google Sans" w:eastAsia="Google Sans" w:hAnsi="Google Sans"/>
-          <w:b w:val="1"/>
-          <w:bCs w:val="1"/>
-          <w:color w:val="1f1f1f"/>
-          <w:rtl w:val="0"/>
-        </w:rPr>
-        <w:t xml:space="preserve">GPUParticles2D:</w:t>
-      </w:r>
-      <w:r>
-        <w:rPr>
-          <w:rFonts w:ascii="Google Sans" w:cs="Google Sans" w:eastAsia="Google Sans" w:hAnsi="Google Sans"/>
-          <w:color w:val="1f1f1f"/>
-          <w:rtl w:val="0"/>
-        </w:rPr>
-        <w:t xml:space="preserve"> Executes entirely on the GPU via compute shaders. It handles thousands of particles with minimal CPU overhead</w:t>
-      </w:r>
-      <w:r>
-        <w:rPr>
-          <w:rFonts w:ascii="Google Sans" w:cs="Google Sans" w:eastAsia="Google Sans" w:hAnsi="Google Sans"/>
-          <w:color w:val="444746"/>
-          <w:sz w:val="24"/>
-          <w:szCs w:val="24"/>
-          <w:vertAlign w:val="superscript"/>
-          <w:rtl w:val="0"/>
-        </w:rPr>
-        <w:t xml:space="preserve">28</w:t>
-      </w:r>
-      <w:r>
-        <w:rPr>
-          <w:rFonts w:ascii="Google Sans" w:cs="Google Sans" w:eastAsia="Google Sans" w:hAnsi="Google Sans"/>
-          <w:color w:val="1f1f1f"/>
-          <w:rtl w:val="0"/>
-        </w:rPr>
-        <w:t xml:space="preserve">. However, because it calculates transform matrices in continuous space, particles will naturally land on sub-pixel coordinates. To fix this, a custom particle shader must override the TRANSFORM matrix at the end of the process function, flooring the translation vector.</w:t>
-      </w:r>
-    </w:p>
-    <w:p>
-      <w:pPr>
-        <w:numPr>
-          <w:ilvl w:val="0"/>
-          <w:numId w:val="1"/>
-        </w:numPr>
-        <w:pBdr>
-          <w:top w:space="0" w:sz="0" w:val="nil"/>
-          <w:left w:space="0" w:sz="0" w:val="nil"/>
-          <w:bottom w:space="0" w:sz="0" w:val="nil"/>
-          <w:right w:space="0" w:sz="0" w:val="nil"/>
-          <w:between w:space="0" w:sz="0" w:val="nil"/>
-        </w:pBdr>
-        <w:shd w:fill="auto" w:val="clear"/>
-        <w:spacing w:line="275.9999942779541" w:lineRule="auto"/>
-        <w:ind w:left="590.3999984264374" w:hanging="360"/>
-      </w:pPr>
-      <w:r>
-        <w:rPr>
-          <w:rFonts w:ascii="Google Sans" w:cs="Google Sans" w:eastAsia="Google Sans" w:hAnsi="Google Sans"/>
-          <w:b w:val="1"/>
-          <w:bCs w:val="1"/>
-          <w:color w:val="1f1f1f"/>
-          <w:rtl w:val="0"/>
-        </w:rPr>
-        <w:t xml:space="preserve">CPUParticles2D:</w:t>
-      </w:r>
-      <w:r>
-        <w:rPr>
-          <w:rFonts w:ascii="Google Sans" w:cs="Google Sans" w:eastAsia="Google Sans" w:hAnsi="Google Sans"/>
-          <w:color w:val="1f1f1f"/>
-          <w:rtl w:val="0"/>
-        </w:rPr>
-        <w:t xml:space="preserve"> Executes on the CPU. It is highly deterministic and allows GDScript to intercept individual particle data</w:t>
-      </w:r>
-      <w:r>
-        <w:rPr>
-          <w:rFonts w:ascii="Google Sans" w:cs="Google Sans" w:eastAsia="Google Sans" w:hAnsi="Google Sans"/>
-          <w:color w:val="444746"/>
-          <w:sz w:val="24"/>
-          <w:szCs w:val="24"/>
-          <w:vertAlign w:val="superscript"/>
-          <w:rtl w:val="0"/>
-        </w:rPr>
-        <w:t xml:space="preserve">28</w:t>
-      </w:r>
-      <w:r>
-        <w:rPr>
-          <w:rFonts w:ascii="Google Sans" w:cs="Google Sans" w:eastAsia="Google Sans" w:hAnsi="Google Sans"/>
-          <w:color w:val="1f1f1f"/>
-          <w:rtl w:val="0"/>
-        </w:rPr>
-        <w:t xml:space="preserve">. It is easier to snap to the grid via Godot's built-in 2D transform snapping but carries a higher performance cost for large bursts.</w:t>
-      </w:r>
-    </w:p>
-    <w:p>
-      <w:pPr>
-        <w:numPr>
-          <w:ilvl w:val="0"/>
-          <w:numId w:val="1"/>
-        </w:numPr>
-        <w:pBdr>
-          <w:top w:space="0" w:sz="0" w:val="nil"/>
-          <w:left w:space="0" w:sz="0" w:val="nil"/>
-          <w:bottom w:space="0" w:sz="0" w:val="nil"/>
-          <w:right w:space="0" w:sz="0" w:val="nil"/>
-          <w:between w:space="0" w:sz="0" w:val="nil"/>
-        </w:pBdr>
-        <w:shd w:fill="auto" w:val="clear"/>
-        <w:spacing w:line="275.9999942779541" w:lineRule="auto"/>
-        <w:ind w:left="590.3999984264374" w:hanging="360"/>
-      </w:pPr>
-      <w:r>
-        <w:rPr>
-          <w:rFonts w:ascii="Google Sans" w:cs="Google Sans" w:eastAsia="Google Sans" w:hAnsi="Google Sans"/>
-          <w:b w:val="1"/>
-          <w:bCs w:val="1"/>
-          <w:color w:val="1f1f1f"/>
-          <w:rtl w:val="0"/>
-        </w:rPr>
-        <w:t xml:space="preserve">Node2D Pools:</w:t>
-      </w:r>
-      <w:r>
-        <w:rPr>
-          <w:rFonts w:ascii="Google Sans" w:cs="Google Sans" w:eastAsia="Google Sans" w:hAnsi="Google Sans"/>
-          <w:color w:val="1f1f1f"/>
-          <w:rtl w:val="0"/>
-        </w:rPr>
-        <w:t xml:space="preserve"> Hand-rolled GDScript arrays of Sprite2D nodes. While this has the lowest ceiling for entity count, it offers absolute frame-by-frame control, allowing an effect to perfectly sync its animation updates with the main creature's frame rate. For highly stylized, low-count effects (like 5-6 large embers), Node2D pools are vastly superior for mimicking hand-drawn intent.</w:t>
-      </w:r>
-    </w:p>
-    <w:p>
-      <w:pPr>
-        <w:pStyle w:val="Heading3"/>
-        <w:pBdr>
-          <w:top w:space="0" w:sz="0" w:val="nil"/>
-          <w:left w:space="0" w:sz="0" w:val="nil"/>
-          <w:bottom w:space="0" w:sz="0" w:val="nil"/>
-          <w:right w:space="0" w:sz="0" w:val="nil"/>
-          <w:between w:space="0" w:sz="0" w:val="nil"/>
-        </w:pBdr>
-        <w:shd w:fill="auto" w:val="clear"/>
-        <w:spacing w:after="0" w:before="0" w:line="275.9999942779541" w:lineRule="auto"/>
-        <w:rPr>
-          <w:rFonts w:ascii="Google Sans" w:cs="Google Sans" w:eastAsia="Google Sans" w:hAnsi="Google Sans"/>
-          <w:color w:val="1f1f1f"/>
-        </w:rPr>
-      </w:pPr>
-      <w:r>
-        <w:rPr>
-          <w:rFonts w:ascii="Google Sans" w:cs="Google Sans" w:eastAsia="Google Sans" w:hAnsi="Google Sans"/>
-          <w:color w:val="1f1f1f"/>
-          <w:rtl w:val="0"/>
-        </w:rPr>
-        <w:t xml:space="preserve">CanvasItem Light and CanvasModulate</w:t>
-      </w:r>
-    </w:p>
-    <w:p>
-      <w:pPr>
-        <w:pBdr>
-          <w:top w:space="0" w:sz="0" w:val="nil"/>
-          <w:left w:space="0" w:sz="0" w:val="nil"/>
-          <w:bottom w:space="0" w:sz="0" w:val="nil"/>
-          <w:right w:space="0" w:sz="0" w:val="nil"/>
-          <w:between w:space="0" w:sz="0" w:val="nil"/>
-        </w:pBdr>
-        <w:shd w:fill="auto" w:val="clear"/>
-        <w:spacing w:line="275.9999942779541" w:lineRule="auto"/>
-        <w:rPr>
-          <w:rFonts w:ascii="Google Sans" w:cs="Google Sans" w:eastAsia="Google Sans" w:hAnsi="Google Sans"/>
-          <w:color w:val="1f1f1f"/>
-        </w:rPr>
-      </w:pPr>
-      <w:r>
-        <w:rPr>
-          <w:rFonts w:ascii="Google Sans" w:cs="Google Sans" w:eastAsia="Google Sans" w:hAnsi="Google Sans"/>
-          <w:color w:val="1f1f1f"/>
-          <w:rtl w:val="0"/>
-        </w:rPr>
-        <w:t xml:space="preserve">To create scene dims and dramatic lighting without introducing sub-pixel gradients, CanvasModulate is used to multiply the entire CanvasLayer by a flat ambient color</w:t>
-      </w:r>
-      <w:r>
-        <w:rPr>
-          <w:rFonts w:ascii="Google Sans" w:cs="Google Sans" w:eastAsia="Google Sans" w:hAnsi="Google Sans"/>
-          <w:color w:val="444746"/>
-          <w:sz w:val="24"/>
-          <w:szCs w:val="24"/>
-          <w:vertAlign w:val="superscript"/>
-          <w:rtl w:val="0"/>
-        </w:rPr>
-        <w:t xml:space="preserve">30</w:t>
-      </w:r>
-      <w:r>
-        <w:rPr>
-          <w:rFonts w:ascii="Google Sans" w:cs="Google Sans" w:eastAsia="Google Sans" w:hAnsi="Google Sans"/>
-          <w:color w:val="1f1f1f"/>
-          <w:rtl w:val="0"/>
-        </w:rPr>
-        <w:t xml:space="preserve">. A PointLight2D can then punch through this darkness. However, default Godot lights use additive or mix blending that generates smooth falloffs. To maintain the pixel aesthetic, the light's texture must be a hand-drawn, aliased PNG with strict color banding, and the light's blend mode must be carefully managed</w:t>
-      </w:r>
-      <w:r>
-        <w:rPr>
-          <w:rFonts w:ascii="Google Sans" w:cs="Google Sans" w:eastAsia="Google Sans" w:hAnsi="Google Sans"/>
-          <w:color w:val="444746"/>
-          <w:sz w:val="24"/>
-          <w:szCs w:val="24"/>
-          <w:vertAlign w:val="superscript"/>
-          <w:rtl w:val="0"/>
-        </w:rPr>
-        <w:t xml:space="preserve">32</w:t>
-      </w:r>
-      <w:r>
-        <w:rPr>
-          <w:rFonts w:ascii="Google Sans" w:cs="Google Sans" w:eastAsia="Google Sans" w:hAnsi="Google Sans"/>
-          <w:color w:val="1f1f1f"/>
-          <w:rtl w:val="0"/>
-        </w:rPr>
-        <w:t xml:space="preserve">. Alternatively, replacing Light2D nodes with custom CanvasItem shaders that calculate distance-based illumination using step() functions ensures that lighting remains strictly posterized</w:t>
-      </w:r>
-      <w:r>
-        <w:rPr>
-          <w:rFonts w:ascii="Google Sans" w:cs="Google Sans" w:eastAsia="Google Sans" w:hAnsi="Google Sans"/>
-          <w:color w:val="444746"/>
-          <w:sz w:val="24"/>
-          <w:szCs w:val="24"/>
-          <w:vertAlign w:val="superscript"/>
-          <w:rtl w:val="0"/>
-        </w:rPr>
-        <w:t xml:space="preserve">19</w:t>
-      </w:r>
-      <w:r>
-        <w:rPr>
-          <w:rFonts w:ascii="Google Sans" w:cs="Google Sans" w:eastAsia="Google Sans" w:hAnsi="Google Sans"/>
-          <w:color w:val="1f1f1f"/>
-          <w:rtl w:val="0"/>
-        </w:rPr>
-        <w:t xml:space="preserve">.</w:t>
-      </w:r>
-    </w:p>
-    <w:p>
-      <w:pPr>
-        <w:pStyle w:val="Heading3"/>
-        <w:pBdr>
-          <w:top w:space="0" w:sz="0" w:val="nil"/>
-          <w:left w:space="0" w:sz="0" w:val="nil"/>
-          <w:bottom w:space="0" w:sz="0" w:val="nil"/>
-          <w:right w:space="0" w:sz="0" w:val="nil"/>
-          <w:between w:space="0" w:sz="0" w:val="nil"/>
-        </w:pBdr>
-        <w:shd w:fill="auto" w:val="clear"/>
-        <w:spacing w:after="0" w:before="0" w:line="275.9999942779541" w:lineRule="auto"/>
-        <w:rPr>
-          <w:rFonts w:ascii="Google Sans" w:cs="Google Sans" w:eastAsia="Google Sans" w:hAnsi="Google Sans"/>
-          <w:color w:val="1f1f1f"/>
-        </w:rPr>
-      </w:pPr>
-      <w:r>
-        <w:rPr>
-          <w:rFonts w:ascii="Google Sans" w:cs="Google Sans" w:eastAsia="Google Sans" w:hAnsi="Google Sans"/>
-          <w:color w:val="1f1f1f"/>
-          <w:rtl w:val="0"/>
-        </w:rPr>
-        <w:t xml:space="preserve">Performance Limits of Screen-Reading Shaders</w:t>
-      </w:r>
-    </w:p>
-    <w:p>
-      <w:pPr>
-        <w:pBdr>
-          <w:top w:space="0" w:sz="0" w:val="nil"/>
-          <w:left w:space="0" w:sz="0" w:val="nil"/>
-          <w:bottom w:space="0" w:sz="0" w:val="nil"/>
-          <w:right w:space="0" w:sz="0" w:val="nil"/>
-          <w:between w:space="0" w:sz="0" w:val="nil"/>
-        </w:pBdr>
-        <w:shd w:fill="auto" w:val="clear"/>
-        <w:spacing w:line="275.9999942779541" w:lineRule="auto"/>
-        <w:rPr>
-          <w:rFonts w:ascii="Google Sans" w:cs="Google Sans" w:eastAsia="Google Sans" w:hAnsi="Google Sans"/>
-          <w:color w:val="1f1f1f"/>
-        </w:rPr>
-      </w:pPr>
-      <w:r>
-        <w:rPr>
-          <w:rFonts w:ascii="Google Sans" w:cs="Google Sans" w:eastAsia="Google Sans" w:hAnsi="Google Sans"/>
-          <w:color w:val="1f1f1f"/>
-          <w:rtl w:val="0"/>
-        </w:rPr>
-        <w:t xml:space="preserve">Implementing effects like molten glass reflections or heat haze requires reading the screen buffer. In Godot 4, calling hint_screen_texture triggers an automatic copy of the framebuffer</w:t>
-      </w:r>
-      <w:r>
-        <w:rPr>
-          <w:rFonts w:ascii="Google Sans" w:cs="Google Sans" w:eastAsia="Google Sans" w:hAnsi="Google Sans"/>
-          <w:color w:val="444746"/>
-          <w:sz w:val="24"/>
-          <w:szCs w:val="24"/>
-          <w:vertAlign w:val="superscript"/>
-          <w:rtl w:val="0"/>
-        </w:rPr>
-        <w:t xml:space="preserve">26</w:t>
-      </w:r>
-      <w:r>
-        <w:rPr>
-          <w:rFonts w:ascii="Google Sans" w:cs="Google Sans" w:eastAsia="Google Sans" w:hAnsi="Google Sans"/>
-          <w:color w:val="1f1f1f"/>
-          <w:rtl w:val="0"/>
-        </w:rPr>
-        <w:t xml:space="preserve">. On tile-based mobile renderers or fill-rate limited hardware, full-screen buffer copies induce critical performance bottlenecks, dropping framerates substantially</w:t>
-      </w:r>
-      <w:r>
-        <w:rPr>
-          <w:rFonts w:ascii="Google Sans" w:cs="Google Sans" w:eastAsia="Google Sans" w:hAnsi="Google Sans"/>
-          <w:color w:val="444746"/>
-          <w:sz w:val="24"/>
-          <w:szCs w:val="24"/>
-          <w:vertAlign w:val="superscript"/>
-          <w:rtl w:val="0"/>
-        </w:rPr>
-        <w:t xml:space="preserve">36</w:t>
-      </w:r>
-      <w:r>
-        <w:rPr>
-          <w:rFonts w:ascii="Google Sans" w:cs="Google Sans" w:eastAsia="Google Sans" w:hAnsi="Google Sans"/>
-          <w:color w:val="1f1f1f"/>
-          <w:rtl w:val="0"/>
-        </w:rPr>
-        <w:t xml:space="preserve">. The necessary architectural workaround is the rigorous use of BackBufferCopy nodes set to COPY_MODE_RECT</w:t>
-      </w:r>
-      <w:r>
-        <w:rPr>
-          <w:rFonts w:ascii="Google Sans" w:cs="Google Sans" w:eastAsia="Google Sans" w:hAnsi="Google Sans"/>
-          <w:color w:val="444746"/>
-          <w:sz w:val="24"/>
-          <w:szCs w:val="24"/>
-          <w:vertAlign w:val="superscript"/>
-          <w:rtl w:val="0"/>
-        </w:rPr>
-        <w:t xml:space="preserve">37</w:t>
-      </w:r>
-      <w:r>
-        <w:rPr>
-          <w:rFonts w:ascii="Google Sans" w:cs="Google Sans" w:eastAsia="Google Sans" w:hAnsi="Google Sans"/>
-          <w:color w:val="1f1f1f"/>
-          <w:rtl w:val="0"/>
-        </w:rPr>
-        <w:t xml:space="preserve">. By explicitly defining a bounding box around the localized pixel effect, the engine only copies a fraction of the screen, preserving the 60fps target required for smooth gameplay.</w:t>
-      </w:r>
-    </w:p>
-    <w:p>
-      <w:pPr>
-        <w:pStyle w:val="Heading2"/>
-        <w:pBdr>
-          <w:top w:space="0" w:sz="0" w:val="nil"/>
-          <w:left w:space="0" w:sz="0" w:val="nil"/>
-          <w:bottom w:space="0" w:sz="0" w:val="nil"/>
-          <w:right w:space="0" w:sz="0" w:val="nil"/>
-          <w:between w:space="0" w:sz="0" w:val="nil"/>
-        </w:pBdr>
-        <w:shd w:fill="auto" w:val="clear"/>
-        <w:spacing w:after="0" w:before="0" w:line="275.9999942779541" w:lineRule="auto"/>
-        <w:rPr>
-          <w:rFonts w:ascii="Google Sans" w:cs="Google Sans" w:eastAsia="Google Sans" w:hAnsi="Google Sans"/>
-          <w:color w:val="1f1f1f"/>
-        </w:rPr>
-      </w:pPr>
-      <w:r>
-        <w:rPr>
-          <w:rFonts w:ascii="Google Sans" w:cs="Google Sans" w:eastAsia="Google Sans" w:hAnsi="Google Sans"/>
-          <w:color w:val="1f1f1f"/>
-          <w:rtl w:val="0"/>
-        </w:rPr>
-        <w:t xml:space="preserve">Diagnosing and Resolving "Programmer Art" Failure Modes</w:t>
-      </w:r>
-    </w:p>
-    <w:p>
-      <w:pPr>
-        <w:pBdr>
-          <w:top w:space="0" w:sz="0" w:val="nil"/>
-          <w:left w:space="0" w:sz="0" w:val="nil"/>
-          <w:bottom w:space="0" w:sz="0" w:val="nil"/>
-          <w:right w:space="0" w:sz="0" w:val="nil"/>
-          <w:between w:space="0" w:sz="0" w:val="nil"/>
-        </w:pBdr>
-        <w:shd w:fill="auto" w:val="clear"/>
-        <w:spacing w:line="275.9999942779541" w:lineRule="auto"/>
-        <w:rPr>
-          <w:rFonts w:ascii="Google Sans" w:cs="Google Sans" w:eastAsia="Google Sans" w:hAnsi="Google Sans"/>
-          <w:color w:val="1f1f1f"/>
-        </w:rPr>
-      </w:pPr>
-      <w:r>
-        <w:rPr>
-          <w:rFonts w:ascii="Google Sans" w:cs="Google Sans" w:eastAsia="Google Sans" w:hAnsi="Google Sans"/>
-          <w:color w:val="1f1f1f"/>
-          <w:rtl w:val="0"/>
-        </w:rPr>
-        <w:t xml:space="preserve">When developers write procedural effects, they often fall into predictable mathematical patterns that pixel artists actively avoid. Table 1 isolates the seven most common failure modes and their mathematical remedies</w:t>
-      </w:r>
-      <w:r>
-        <w:rPr>
-          <w:rFonts w:ascii="Google Sans" w:cs="Google Sans" w:eastAsia="Google Sans" w:hAnsi="Google Sans"/>
-          <w:color w:val="444746"/>
-          <w:sz w:val="24"/>
-          <w:szCs w:val="24"/>
-          <w:vertAlign w:val="superscript"/>
-          <w:rtl w:val="0"/>
-        </w:rPr>
-        <w:t xml:space="preserve">6</w:t>
       </w:r>
       <w:r>
         <w:rPr>
@@ -2157,45 +1739,7 @@
                 <w:color w:val="1f1f1f"/>
                 <w:rtl w:val="0"/>
               </w:rPr>
-              <w:t xml:space="preserve">Force all sampler2D hints to filter_nearest</w:t>
-            </w:r>
-            <w:r>
-              <w:rPr>
-                <w:rFonts w:ascii="Google Sans" w:cs="Google Sans" w:eastAsia="Google Sans" w:hAnsi="Google Sans"/>
-                <w:color w:val="444746"/>
-                <w:sz w:val="24"/>
-                <w:szCs w:val="24"/>
-                <w:vertAlign w:val="superscript"/>
-                <w:rtl w:val="0"/>
-              </w:rPr>
-              <w:t xml:space="preserve">24</w:t>
-            </w:r>
-            <w:r>
-              <w:rPr>
-                <w:rFonts w:ascii="Google Sans" w:cs="Google Sans" w:eastAsia="Google Sans" w:hAnsi="Google Sans"/>
-                <w:color w:val="1f1f1f"/>
-                <w:rtl w:val="0"/>
-              </w:rPr>
-              <w:t xml:space="preserve">. Replace continuous smoothstep blending with hard step thresholds</w:t>
-            </w:r>
-            <w:r>
-              <w:rPr>
-                <w:rFonts w:ascii="Google Sans" w:cs="Google Sans" w:eastAsia="Google Sans" w:hAnsi="Google Sans"/>
-                <w:color w:val="444746"/>
-                <w:sz w:val="24"/>
-                <w:szCs w:val="24"/>
-                <w:vertAlign w:val="superscript"/>
-                <w:rtl w:val="0"/>
-              </w:rPr>
-              <w:t xml:space="preserve">19</w:t>
-            </w:r>
-            <w:r>
-              <w:rPr>
-                <w:rFonts w:ascii="Google Sans" w:cs="Google Sans" w:eastAsia="Google Sans" w:hAnsi="Google Sans"/>
-                <w:color w:val="1f1f1f"/>
-                <w:rtl w:val="0"/>
-              </w:rPr>
-              <w:t xml:space="preserve">.</w:t>
+              <w:t xml:space="preserve">Force all sampler2D hints to filter_nearest. Replace continuous smoothstep blending with hard step thresholds.</w:t>
             </w:r>
           </w:p>
         </w:tc>
@@ -2588,12 +2132,12 @@
                 <wp:inline distB="19050" distT="19050" distL="19050" distR="19050">
                   <wp:extent cx="131713" cy="216385"/>
                   <wp:effectExtent b="0" l="0" r="0" t="0"/>
-                  <wp:docPr id="2" name="image5.png"/>
+                  <wp:docPr id="1" name="image3.png"/>
                   <a:graphic>
                     <a:graphicData uri="http://schemas.openxmlformats.org/drawingml/2006/picture">
                       <pic:pic>
                         <pic:nvPicPr>
-                          <pic:cNvPr id="0" name="image5.png"/>
+                          <pic:cNvPr id="0" name="image3.png"/>
                           <pic:cNvPicPr preferRelativeResize="0"/>
                         </pic:nvPicPr>
                         <pic:blipFill>
@@ -2634,7 +2178,7 @@
                 <wp:inline distB="19050" distT="19050" distL="19050" distR="19050">
                   <wp:extent cx="861864" cy="220254"/>
                   <wp:effectExtent b="0" l="0" r="0" t="0"/>
-                  <wp:docPr id="4" name="image4.png"/>
+                  <wp:docPr id="3" name="image4.png"/>
                   <a:graphic>
                     <a:graphicData uri="http://schemas.openxmlformats.org/drawingml/2006/picture">
                       <pic:pic>
@@ -2669,45 +2213,7 @@
                 <w:color w:val="1f1f1f"/>
                 <w:rtl w:val="0"/>
               </w:rPr>
-              <w:t xml:space="preserve">)</w:t>
-            </w:r>
-            <w:r>
-              <w:rPr>
-                <w:rFonts w:ascii="Google Sans" w:cs="Google Sans" w:eastAsia="Google Sans" w:hAnsi="Google Sans"/>
-                <w:color w:val="444746"/>
-                <w:sz w:val="24"/>
-                <w:szCs w:val="24"/>
-                <w:vertAlign w:val="superscript"/>
-                <w:rtl w:val="0"/>
-              </w:rPr>
-              <w:t xml:space="preserve">17</w:t>
-            </w:r>
-            <w:r>
-              <w:rPr>
-                <w:rFonts w:ascii="Google Sans" w:cs="Google Sans" w:eastAsia="Google Sans" w:hAnsi="Google Sans"/>
-                <w:color w:val="1f1f1f"/>
-                <w:rtl w:val="0"/>
-              </w:rPr>
-              <w:t xml:space="preserve">. Quantize TIME into discrete steps</w:t>
-            </w:r>
-            <w:r>
-              <w:rPr>
-                <w:rFonts w:ascii="Google Sans" w:cs="Google Sans" w:eastAsia="Google Sans" w:hAnsi="Google Sans"/>
-                <w:color w:val="444746"/>
-                <w:sz w:val="24"/>
-                <w:szCs w:val="24"/>
-                <w:vertAlign w:val="superscript"/>
-                <w:rtl w:val="0"/>
-              </w:rPr>
-              <w:t xml:space="preserve">20</w:t>
-            </w:r>
-            <w:r>
-              <w:rPr>
-                <w:rFonts w:ascii="Google Sans" w:cs="Google Sans" w:eastAsia="Google Sans" w:hAnsi="Google Sans"/>
-                <w:color w:val="1f1f1f"/>
-                <w:rtl w:val="0"/>
-              </w:rPr>
-              <w:t xml:space="preserve">.</w:t>
+              <w:t xml:space="preserve">). Quantize TIME into discrete steps.</w:t>
             </w:r>
           </w:p>
         </w:tc>
@@ -3090,26 +2596,7 @@
                 <w:color w:val="1f1f1f"/>
                 <w:rtl w:val="0"/>
               </w:rPr>
-              <w:t xml:space="preserve">Apply floor() to the final VERTEX output in the shader, or utilize snap_2d_transforms_to_pixel in project settings</w:t>
-            </w:r>
-            <w:r>
-              <w:rPr>
-                <w:rFonts w:ascii="Google Sans" w:cs="Google Sans" w:eastAsia="Google Sans" w:hAnsi="Google Sans"/>
-                <w:color w:val="444746"/>
-                <w:sz w:val="24"/>
-                <w:szCs w:val="24"/>
-                <w:vertAlign w:val="superscript"/>
-                <w:rtl w:val="0"/>
-              </w:rPr>
-              <w:t xml:space="preserve">38</w:t>
-            </w:r>
-            <w:r>
-              <w:rPr>
-                <w:rFonts w:ascii="Google Sans" w:cs="Google Sans" w:eastAsia="Google Sans" w:hAnsi="Google Sans"/>
-                <w:color w:val="1f1f1f"/>
-                <w:rtl w:val="0"/>
-              </w:rPr>
-              <w:t xml:space="preserve">.</w:t>
+              <w:t xml:space="preserve">Apply floor() to the final VERTEX output in the shader, or utilize snap_2d_transforms_to_pixel in project settings.</w:t>
             </w:r>
           </w:p>
         </w:tc>
@@ -3527,7 +3014,163 @@
           <w:color w:val="1f1f1f"/>
           <w:rtl w:val="0"/>
         </w:rPr>
-        <w:t xml:space="preserve">The mechanical execution of a signature move requires choreography that extends beyond the sprite itself. Game feel—often referred to as "juice"—is the amplification of interactivity through bountiful user feedback</w:t>
+        <w:t xml:space="preserve">The mechanical execution of a signature move requires choreography that extends beyond the sprite itself. Game feel—often referred to as "juice"—is the amplification of interactivity through bountiful user feedback. In turn-based RPGs like </w:t>
+      </w:r>
+      <w:r>
+        <w:rPr>
+          <w:rFonts w:ascii="Google Sans" w:cs="Google Sans" w:eastAsia="Google Sans" w:hAnsi="Google Sans"/>
+          <w:i w:val="1"/>
+          <w:iCs w:val="1"/>
+          <w:color w:val="1f1f1f"/>
+          <w:rtl w:val="0"/>
+        </w:rPr>
+        <w:t xml:space="preserve">Pokémon Black/White</w:t>
+      </w:r>
+      <w:r>
+        <w:rPr>
+          <w:rFonts w:ascii="Google Sans" w:cs="Google Sans" w:eastAsia="Google Sans" w:hAnsi="Google Sans"/>
+          <w:color w:val="1f1f1f"/>
+          <w:rtl w:val="0"/>
+        </w:rPr>
+        <w:t xml:space="preserve">, </w:t>
+      </w:r>
+      <w:r>
+        <w:rPr>
+          <w:rFonts w:ascii="Google Sans" w:cs="Google Sans" w:eastAsia="Google Sans" w:hAnsi="Google Sans"/>
+          <w:i w:val="1"/>
+          <w:iCs w:val="1"/>
+          <w:color w:val="1f1f1f"/>
+          <w:rtl w:val="0"/>
+        </w:rPr>
+        <w:t xml:space="preserve">Cassette Beasts</w:t>
+      </w:r>
+      <w:r>
+        <w:rPr>
+          <w:rFonts w:ascii="Google Sans" w:cs="Google Sans" w:eastAsia="Google Sans" w:hAnsi="Google Sans"/>
+          <w:color w:val="1f1f1f"/>
+          <w:rtl w:val="0"/>
+        </w:rPr>
+        <w:t xml:space="preserve">, and </w:t>
+      </w:r>
+      <w:r>
+        <w:rPr>
+          <w:rFonts w:ascii="Google Sans" w:cs="Google Sans" w:eastAsia="Google Sans" w:hAnsi="Google Sans"/>
+          <w:i w:val="1"/>
+          <w:iCs w:val="1"/>
+          <w:color w:val="1f1f1f"/>
+          <w:rtl w:val="0"/>
+        </w:rPr>
+        <w:t xml:space="preserve">Sea of Stars</w:t>
+      </w:r>
+      <w:r>
+        <w:rPr>
+          <w:rFonts w:ascii="Google Sans" w:cs="Google Sans" w:eastAsia="Google Sans" w:hAnsi="Google Sans"/>
+          <w:color w:val="1f1f1f"/>
+          <w:rtl w:val="0"/>
+        </w:rPr>
+        <w:t xml:space="preserve">, the impact of a high-tier move relies heavily on the manipulation of time, camera space, and screen trauma.</w:t>
+      </w:r>
+    </w:p>
+    <w:p>
+      <w:pPr>
+        <w:pStyle w:val="Heading3"/>
+        <w:pBdr>
+          <w:top w:space="0" w:sz="0" w:val="nil"/>
+          <w:left w:space="0" w:sz="0" w:val="nil"/>
+          <w:bottom w:space="0" w:sz="0" w:val="nil"/>
+          <w:right w:space="0" w:sz="0" w:val="nil"/>
+          <w:between w:space="0" w:sz="0" w:val="nil"/>
+        </w:pBdr>
+        <w:shd w:fill="auto" w:val="clear"/>
+        <w:spacing w:after="0" w:before="0" w:line="275.9999942779541" w:lineRule="auto"/>
+        <w:rPr>
+          <w:rFonts w:ascii="Google Sans" w:cs="Google Sans" w:eastAsia="Google Sans" w:hAnsi="Google Sans"/>
+          <w:color w:val="1f1f1f"/>
+        </w:rPr>
+      </w:pPr>
+      <w:r>
+        <w:rPr>
+          <w:rFonts w:ascii="Google Sans" w:cs="Google Sans" w:eastAsia="Google Sans" w:hAnsi="Google Sans"/>
+          <w:color w:val="1f1f1f"/>
+          <w:rtl w:val="0"/>
+        </w:rPr>
+        <w:t xml:space="preserve">Anticipation Length and the "Hush"</w:t>
+      </w:r>
+    </w:p>
+    <w:p>
+      <w:pPr>
+        <w:pBdr>
+          <w:top w:space="0" w:sz="0" w:val="nil"/>
+          <w:left w:space="0" w:sz="0" w:val="nil"/>
+          <w:bottom w:space="0" w:sz="0" w:val="nil"/>
+          <w:right w:space="0" w:sz="0" w:val="nil"/>
+          <w:between w:space="0" w:sz="0" w:val="nil"/>
+        </w:pBdr>
+        <w:shd w:fill="auto" w:val="clear"/>
+        <w:spacing w:line="275.9999942779541" w:lineRule="auto"/>
+        <w:rPr>
+          <w:rFonts w:ascii="Google Sans" w:cs="Google Sans" w:eastAsia="Google Sans" w:hAnsi="Google Sans"/>
+          <w:color w:val="1f1f1f"/>
+        </w:rPr>
+      </w:pPr>
+      <w:r>
+        <w:rPr>
+          <w:rFonts w:ascii="Google Sans" w:cs="Google Sans" w:eastAsia="Google Sans" w:hAnsi="Google Sans"/>
+          <w:color w:val="1f1f1f"/>
+          <w:rtl w:val="0"/>
+        </w:rPr>
+        <w:t xml:space="preserve">A powerful attack must telegraph its weight. In pixel animation, "anticipation" is a pose that moves in the opposite direction of the impending attack, drawing the viewer's eye. For procedural staging, anticipation involves darkening the scene via CanvasModulate while spotlighting the attacker. Crucially, holding a "strain frame"—an exaggerated anticipation pose that vibrates rapidly—while dropping all background audio creates a sensory vacuum known as the "hush." This silence signals to the player that a massive release of energy is imminent.</w:t>
+      </w:r>
+    </w:p>
+    <w:p>
+      <w:pPr>
+        <w:pStyle w:val="Heading3"/>
+        <w:pBdr>
+          <w:top w:space="0" w:sz="0" w:val="nil"/>
+          <w:left w:space="0" w:sz="0" w:val="nil"/>
+          <w:bottom w:space="0" w:sz="0" w:val="nil"/>
+          <w:right w:space="0" w:sz="0" w:val="nil"/>
+          <w:between w:space="0" w:sz="0" w:val="nil"/>
+        </w:pBdr>
+        <w:shd w:fill="auto" w:val="clear"/>
+        <w:spacing w:after="0" w:before="0" w:line="275.9999942779541" w:lineRule="auto"/>
+        <w:rPr>
+          <w:rFonts w:ascii="Google Sans" w:cs="Google Sans" w:eastAsia="Google Sans" w:hAnsi="Google Sans"/>
+          <w:color w:val="1f1f1f"/>
+        </w:rPr>
+      </w:pPr>
+      <w:r>
+        <w:rPr>
+          <w:rFonts w:ascii="Google Sans" w:cs="Google Sans" w:eastAsia="Google Sans" w:hAnsi="Google Sans"/>
+          <w:color w:val="1f1f1f"/>
+          <w:rtl w:val="0"/>
+        </w:rPr>
+        <w:t xml:space="preserve">Hit-Stop Implementation</w:t>
+      </w:r>
+    </w:p>
+    <w:p>
+      <w:pPr>
+        <w:pBdr>
+          <w:top w:space="0" w:sz="0" w:val="nil"/>
+          <w:left w:space="0" w:sz="0" w:val="nil"/>
+          <w:bottom w:space="0" w:sz="0" w:val="nil"/>
+          <w:right w:space="0" w:sz="0" w:val="nil"/>
+          <w:between w:space="0" w:sz="0" w:val="nil"/>
+        </w:pBdr>
+        <w:shd w:fill="auto" w:val="clear"/>
+        <w:spacing w:line="275.9999942779541" w:lineRule="auto"/>
+        <w:rPr>
+          <w:rFonts w:ascii="Google Sans" w:cs="Google Sans" w:eastAsia="Google Sans" w:hAnsi="Google Sans"/>
+          <w:color w:val="1f1f1f"/>
+        </w:rPr>
+      </w:pPr>
+      <w:r>
+        <w:rPr>
+          <w:rFonts w:ascii="Google Sans" w:cs="Google Sans" w:eastAsia="Google Sans" w:hAnsi="Google Sans"/>
+          <w:color w:val="1f1f1f"/>
+          <w:rtl w:val="0"/>
+        </w:rPr>
+        <w:t xml:space="preserve">At the exact frame of impact, the game state must freeze. A hit-stop targeting 60ms forces the player's brain to process the collision</w:t>
       </w:r>
       <w:r>
         <w:rPr>
@@ -3538,69 +3181,66 @@
           <w:vertAlign w:val="superscript"/>
           <w:rtl w:val="0"/>
         </w:rPr>
-        <w:t xml:space="preserve">39</w:t>
-      </w:r>
-      <w:r>
-        <w:rPr>
-          <w:rFonts w:ascii="Google Sans" w:cs="Google Sans" w:eastAsia="Google Sans" w:hAnsi="Google Sans"/>
-          <w:color w:val="1f1f1f"/>
-          <w:rtl w:val="0"/>
-        </w:rPr>
-        <w:t xml:space="preserve">. In turn-based RPGs like </w:t>
-      </w:r>
-      <w:r>
-        <w:rPr>
-          <w:rFonts w:ascii="Google Sans" w:cs="Google Sans" w:eastAsia="Google Sans" w:hAnsi="Google Sans"/>
-          <w:i w:val="1"/>
-          <w:iCs w:val="1"/>
-          <w:color w:val="1f1f1f"/>
-          <w:rtl w:val="0"/>
-        </w:rPr>
-        <w:t xml:space="preserve">Pokémon Black/White</w:t>
-      </w:r>
-      <w:r>
-        <w:rPr>
-          <w:rFonts w:ascii="Google Sans" w:cs="Google Sans" w:eastAsia="Google Sans" w:hAnsi="Google Sans"/>
-          <w:color w:val="1f1f1f"/>
-          <w:rtl w:val="0"/>
-        </w:rPr>
-        <w:t xml:space="preserve">, </w:t>
-      </w:r>
-      <w:r>
-        <w:rPr>
-          <w:rFonts w:ascii="Google Sans" w:cs="Google Sans" w:eastAsia="Google Sans" w:hAnsi="Google Sans"/>
-          <w:i w:val="1"/>
-          <w:iCs w:val="1"/>
-          <w:color w:val="1f1f1f"/>
-          <w:rtl w:val="0"/>
-        </w:rPr>
-        <w:t xml:space="preserve">Cassette Beasts</w:t>
-      </w:r>
-      <w:r>
-        <w:rPr>
-          <w:rFonts w:ascii="Google Sans" w:cs="Google Sans" w:eastAsia="Google Sans" w:hAnsi="Google Sans"/>
-          <w:color w:val="1f1f1f"/>
-          <w:rtl w:val="0"/>
-        </w:rPr>
-        <w:t xml:space="preserve">, and </w:t>
-      </w:r>
-      <w:r>
-        <w:rPr>
-          <w:rFonts w:ascii="Google Sans" w:cs="Google Sans" w:eastAsia="Google Sans" w:hAnsi="Google Sans"/>
-          <w:i w:val="1"/>
-          <w:iCs w:val="1"/>
-          <w:color w:val="1f1f1f"/>
-          <w:rtl w:val="0"/>
-        </w:rPr>
-        <w:t xml:space="preserve">Sea of Stars</w:t>
-      </w:r>
-      <w:r>
-        <w:rPr>
-          <w:rFonts w:ascii="Google Sans" w:cs="Google Sans" w:eastAsia="Google Sans" w:hAnsi="Google Sans"/>
-          <w:color w:val="1f1f1f"/>
-          <w:rtl w:val="0"/>
-        </w:rPr>
-        <w:t xml:space="preserve">, the impact of a high-tier move relies heavily on the manipulation of time, camera space, and screen trauma</w:t>
+        <w:t xml:space="preserve">3</w:t>
+      </w:r>
+      <w:r>
+        <w:rPr>
+          <w:rFonts w:ascii="Google Sans" w:cs="Google Sans" w:eastAsia="Google Sans" w:hAnsi="Google Sans"/>
+          <w:color w:val="1f1f1f"/>
+          <w:rtl w:val="0"/>
+        </w:rPr>
+        <w:t xml:space="preserve">. In Godot 4, attempting to simulate this by setting Engine.time_scale = 0.0 creates a sluggish deceleration. The correct implementation dictates setting the target nodes' process_mode to PROCESS_MODE_DISABLED while keeping the camera and visual effects at PROCESS_MODE_ALWAYS. This allows the screen to shake violently while the combatants remain frozen in the impact pose.</w:t>
+      </w:r>
+    </w:p>
+    <w:p>
+      <w:pPr>
+        <w:pStyle w:val="Heading3"/>
+        <w:pBdr>
+          <w:top w:space="0" w:sz="0" w:val="nil"/>
+          <w:left w:space="0" w:sz="0" w:val="nil"/>
+          <w:bottom w:space="0" w:sz="0" w:val="nil"/>
+          <w:right w:space="0" w:sz="0" w:val="nil"/>
+          <w:between w:space="0" w:sz="0" w:val="nil"/>
+        </w:pBdr>
+        <w:shd w:fill="auto" w:val="clear"/>
+        <w:spacing w:after="0" w:before="0" w:line="275.9999942779541" w:lineRule="auto"/>
+        <w:rPr>
+          <w:rFonts w:ascii="Google Sans" w:cs="Google Sans" w:eastAsia="Google Sans" w:hAnsi="Google Sans"/>
+          <w:color w:val="1f1f1f"/>
+        </w:rPr>
+      </w:pPr>
+      <w:r>
+        <w:rPr>
+          <w:rFonts w:ascii="Google Sans" w:cs="Google Sans" w:eastAsia="Google Sans" w:hAnsi="Google Sans"/>
+          <w:color w:val="1f1f1f"/>
+          <w:rtl w:val="0"/>
+        </w:rPr>
+        <w:t xml:space="preserve">Trauma Models for Screen Shake</w:t>
+      </w:r>
+    </w:p>
+    <w:p>
+      <w:pPr>
+        <w:pBdr>
+          <w:top w:space="0" w:sz="0" w:val="nil"/>
+          <w:left w:space="0" w:sz="0" w:val="nil"/>
+          <w:bottom w:space="0" w:sz="0" w:val="nil"/>
+          <w:right w:space="0" w:sz="0" w:val="nil"/>
+          <w:between w:space="0" w:sz="0" w:val="nil"/>
+        </w:pBdr>
+        <w:shd w:fill="auto" w:val="clear"/>
+        <w:spacing w:line="275.9999942779541" w:lineRule="auto"/>
+        <w:rPr>
+          <w:rFonts w:ascii="Google Sans" w:cs="Google Sans" w:eastAsia="Google Sans" w:hAnsi="Google Sans"/>
+          <w:color w:val="1f1f1f"/>
+        </w:rPr>
+      </w:pPr>
+      <w:r>
+        <w:rPr>
+          <w:rFonts w:ascii="Google Sans" w:cs="Google Sans" w:eastAsia="Google Sans" w:hAnsi="Google Sans"/>
+          <w:color w:val="1f1f1f"/>
+          <w:rtl w:val="0"/>
+        </w:rPr>
+        <w:t xml:space="preserve">Linear screen shake (moving the camera between random bounds) feels artificial and quickly reads as visual noise</w:t>
       </w:r>
       <w:r>
         <w:rPr>
@@ -3611,282 +3251,15 @@
           <w:vertAlign w:val="superscript"/>
           <w:rtl w:val="0"/>
         </w:rPr>
-        <w:t xml:space="preserve">9</w:t>
-      </w:r>
-      <w:r>
-        <w:rPr>
-          <w:rFonts w:ascii="Google Sans" w:cs="Google Sans" w:eastAsia="Google Sans" w:hAnsi="Google Sans"/>
-          <w:color w:val="1f1f1f"/>
-          <w:rtl w:val="0"/>
-        </w:rPr>
-        <w:t xml:space="preserve">.</w:t>
-      </w:r>
-    </w:p>
-    <w:p>
-      <w:pPr>
-        <w:pStyle w:val="Heading3"/>
-        <w:pBdr>
-          <w:top w:space="0" w:sz="0" w:val="nil"/>
-          <w:left w:space="0" w:sz="0" w:val="nil"/>
-          <w:bottom w:space="0" w:sz="0" w:val="nil"/>
-          <w:right w:space="0" w:sz="0" w:val="nil"/>
-          <w:between w:space="0" w:sz="0" w:val="nil"/>
-        </w:pBdr>
-        <w:shd w:fill="auto" w:val="clear"/>
-        <w:spacing w:after="0" w:before="0" w:line="275.9999942779541" w:lineRule="auto"/>
-        <w:rPr>
-          <w:rFonts w:ascii="Google Sans" w:cs="Google Sans" w:eastAsia="Google Sans" w:hAnsi="Google Sans"/>
-          <w:color w:val="1f1f1f"/>
-        </w:rPr>
-      </w:pPr>
-      <w:r>
-        <w:rPr>
-          <w:rFonts w:ascii="Google Sans" w:cs="Google Sans" w:eastAsia="Google Sans" w:hAnsi="Google Sans"/>
-          <w:color w:val="1f1f1f"/>
-          <w:rtl w:val="0"/>
-        </w:rPr>
-        <w:t xml:space="preserve">Anticipation Length and the "Hush"</w:t>
-      </w:r>
-    </w:p>
-    <w:p>
-      <w:pPr>
-        <w:pBdr>
-          <w:top w:space="0" w:sz="0" w:val="nil"/>
-          <w:left w:space="0" w:sz="0" w:val="nil"/>
-          <w:bottom w:space="0" w:sz="0" w:val="nil"/>
-          <w:right w:space="0" w:sz="0" w:val="nil"/>
-          <w:between w:space="0" w:sz="0" w:val="nil"/>
-        </w:pBdr>
-        <w:shd w:fill="auto" w:val="clear"/>
-        <w:spacing w:line="275.9999942779541" w:lineRule="auto"/>
-        <w:rPr>
-          <w:rFonts w:ascii="Google Sans" w:cs="Google Sans" w:eastAsia="Google Sans" w:hAnsi="Google Sans"/>
-          <w:color w:val="1f1f1f"/>
-        </w:rPr>
-      </w:pPr>
-      <w:r>
-        <w:rPr>
-          <w:rFonts w:ascii="Google Sans" w:cs="Google Sans" w:eastAsia="Google Sans" w:hAnsi="Google Sans"/>
-          <w:color w:val="1f1f1f"/>
-          <w:rtl w:val="0"/>
-        </w:rPr>
-        <w:t xml:space="preserve">A powerful attack must telegraph its weight. In pixel animation, "anticipation" is a pose that moves in the opposite direction of the impending attack, drawing the viewer's eye</w:t>
-      </w:r>
-      <w:r>
-        <w:rPr>
-          <w:rFonts w:ascii="Google Sans" w:cs="Google Sans" w:eastAsia="Google Sans" w:hAnsi="Google Sans"/>
-          <w:color w:val="444746"/>
-          <w:sz w:val="24"/>
-          <w:szCs w:val="24"/>
-          <w:vertAlign w:val="superscript"/>
-          <w:rtl w:val="0"/>
-        </w:rPr>
-        <w:t xml:space="preserve">43</w:t>
-      </w:r>
-      <w:r>
-        <w:rPr>
-          <w:rFonts w:ascii="Google Sans" w:cs="Google Sans" w:eastAsia="Google Sans" w:hAnsi="Google Sans"/>
-          <w:color w:val="1f1f1f"/>
-          <w:rtl w:val="0"/>
-        </w:rPr>
-        <w:t xml:space="preserve">. For procedural staging, anticipation involves darkening the scene via CanvasModulate while spotlighting the attacker</w:t>
-      </w:r>
-      <w:r>
-        <w:rPr>
-          <w:rFonts w:ascii="Google Sans" w:cs="Google Sans" w:eastAsia="Google Sans" w:hAnsi="Google Sans"/>
-          <w:color w:val="444746"/>
-          <w:sz w:val="24"/>
-          <w:szCs w:val="24"/>
-          <w:vertAlign w:val="superscript"/>
-          <w:rtl w:val="0"/>
-        </w:rPr>
-        <w:t xml:space="preserve">30</w:t>
-      </w:r>
-      <w:r>
-        <w:rPr>
-          <w:rFonts w:ascii="Google Sans" w:cs="Google Sans" w:eastAsia="Google Sans" w:hAnsi="Google Sans"/>
-          <w:color w:val="1f1f1f"/>
-          <w:rtl w:val="0"/>
-        </w:rPr>
-        <w:t xml:space="preserve">. Crucially, holding a "strain frame"—an exaggerated anticipation pose that vibrates rapidly—while dropping all background audio creates a sensory vacuum known as the "hush." This silence signals to the player that a massive release of energy is imminent.</w:t>
-      </w:r>
-    </w:p>
-    <w:p>
-      <w:pPr>
-        <w:pStyle w:val="Heading3"/>
-        <w:pBdr>
-          <w:top w:space="0" w:sz="0" w:val="nil"/>
-          <w:left w:space="0" w:sz="0" w:val="nil"/>
-          <w:bottom w:space="0" w:sz="0" w:val="nil"/>
-          <w:right w:space="0" w:sz="0" w:val="nil"/>
-          <w:between w:space="0" w:sz="0" w:val="nil"/>
-        </w:pBdr>
-        <w:shd w:fill="auto" w:val="clear"/>
-        <w:spacing w:after="0" w:before="0" w:line="275.9999942779541" w:lineRule="auto"/>
-        <w:rPr>
-          <w:rFonts w:ascii="Google Sans" w:cs="Google Sans" w:eastAsia="Google Sans" w:hAnsi="Google Sans"/>
-          <w:color w:val="1f1f1f"/>
-        </w:rPr>
-      </w:pPr>
-      <w:r>
-        <w:rPr>
-          <w:rFonts w:ascii="Google Sans" w:cs="Google Sans" w:eastAsia="Google Sans" w:hAnsi="Google Sans"/>
-          <w:color w:val="1f1f1f"/>
-          <w:rtl w:val="0"/>
-        </w:rPr>
-        <w:t xml:space="preserve">Hit-Stop Implementation</w:t>
-      </w:r>
-    </w:p>
-    <w:p>
-      <w:pPr>
-        <w:pBdr>
-          <w:top w:space="0" w:sz="0" w:val="nil"/>
-          <w:left w:space="0" w:sz="0" w:val="nil"/>
-          <w:bottom w:space="0" w:sz="0" w:val="nil"/>
-          <w:right w:space="0" w:sz="0" w:val="nil"/>
-          <w:between w:space="0" w:sz="0" w:val="nil"/>
-        </w:pBdr>
-        <w:shd w:fill="auto" w:val="clear"/>
-        <w:spacing w:line="275.9999942779541" w:lineRule="auto"/>
-        <w:rPr>
-          <w:rFonts w:ascii="Google Sans" w:cs="Google Sans" w:eastAsia="Google Sans" w:hAnsi="Google Sans"/>
-          <w:color w:val="1f1f1f"/>
-        </w:rPr>
-      </w:pPr>
-      <w:r>
-        <w:rPr>
-          <w:rFonts w:ascii="Google Sans" w:cs="Google Sans" w:eastAsia="Google Sans" w:hAnsi="Google Sans"/>
-          <w:color w:val="1f1f1f"/>
-          <w:rtl w:val="0"/>
-        </w:rPr>
-        <w:t xml:space="preserve">At the exact frame of impact, the game state must freeze. Hit-stop (typically 40 to 80 milliseconds) forces the player's brain to process the collision</w:t>
-      </w:r>
-      <w:r>
-        <w:rPr>
-          <w:rFonts w:ascii="Google Sans" w:cs="Google Sans" w:eastAsia="Google Sans" w:hAnsi="Google Sans"/>
-          <w:color w:val="444746"/>
-          <w:sz w:val="24"/>
-          <w:szCs w:val="24"/>
-          <w:vertAlign w:val="superscript"/>
-          <w:rtl w:val="0"/>
-        </w:rPr>
-        <w:t xml:space="preserve">6</w:t>
-      </w:r>
-      <w:r>
-        <w:rPr>
-          <w:rFonts w:ascii="Google Sans" w:cs="Google Sans" w:eastAsia="Google Sans" w:hAnsi="Google Sans"/>
-          <w:color w:val="1f1f1f"/>
-          <w:rtl w:val="0"/>
-        </w:rPr>
-        <w:t xml:space="preserve">. In Godot 4, attempting to simulate this by setting Engine.time_scale = 0.0 creates a sluggish deceleration</w:t>
-      </w:r>
-      <w:r>
-        <w:rPr>
-          <w:rFonts w:ascii="Google Sans" w:cs="Google Sans" w:eastAsia="Google Sans" w:hAnsi="Google Sans"/>
-          <w:color w:val="444746"/>
-          <w:sz w:val="24"/>
-          <w:szCs w:val="24"/>
-          <w:vertAlign w:val="superscript"/>
-          <w:rtl w:val="0"/>
-        </w:rPr>
-        <w:t xml:space="preserve">44</w:t>
-      </w:r>
-      <w:r>
-        <w:rPr>
-          <w:rFonts w:ascii="Google Sans" w:cs="Google Sans" w:eastAsia="Google Sans" w:hAnsi="Google Sans"/>
-          <w:color w:val="1f1f1f"/>
-          <w:rtl w:val="0"/>
-        </w:rPr>
-        <w:t xml:space="preserve">. The correct implementation dictates setting the target nodes' process_mode to PROCESS_MODE_DISABLED while keeping the camera and visual effects at PROCESS_MODE_ALWAYS</w:t>
-      </w:r>
-      <w:r>
-        <w:rPr>
-          <w:rFonts w:ascii="Google Sans" w:cs="Google Sans" w:eastAsia="Google Sans" w:hAnsi="Google Sans"/>
-          <w:color w:val="444746"/>
-          <w:sz w:val="24"/>
-          <w:szCs w:val="24"/>
-          <w:vertAlign w:val="superscript"/>
-          <w:rtl w:val="0"/>
-        </w:rPr>
-        <w:t xml:space="preserve">45</w:t>
-      </w:r>
-      <w:r>
-        <w:rPr>
-          <w:rFonts w:ascii="Google Sans" w:cs="Google Sans" w:eastAsia="Google Sans" w:hAnsi="Google Sans"/>
-          <w:color w:val="1f1f1f"/>
-          <w:rtl w:val="0"/>
-        </w:rPr>
-        <w:t xml:space="preserve">. This allows the screen to shake violently while the combatants remain frozen in the impact pose.</w:t>
-      </w:r>
-    </w:p>
-    <w:p>
-      <w:pPr>
-        <w:pStyle w:val="Heading3"/>
-        <w:pBdr>
-          <w:top w:space="0" w:sz="0" w:val="nil"/>
-          <w:left w:space="0" w:sz="0" w:val="nil"/>
-          <w:bottom w:space="0" w:sz="0" w:val="nil"/>
-          <w:right w:space="0" w:sz="0" w:val="nil"/>
-          <w:between w:space="0" w:sz="0" w:val="nil"/>
-        </w:pBdr>
-        <w:shd w:fill="auto" w:val="clear"/>
-        <w:spacing w:after="0" w:before="0" w:line="275.9999942779541" w:lineRule="auto"/>
-        <w:rPr>
-          <w:rFonts w:ascii="Google Sans" w:cs="Google Sans" w:eastAsia="Google Sans" w:hAnsi="Google Sans"/>
-          <w:color w:val="1f1f1f"/>
-        </w:rPr>
-      </w:pPr>
-      <w:r>
-        <w:rPr>
-          <w:rFonts w:ascii="Google Sans" w:cs="Google Sans" w:eastAsia="Google Sans" w:hAnsi="Google Sans"/>
-          <w:color w:val="1f1f1f"/>
-          <w:rtl w:val="0"/>
-        </w:rPr>
-        <w:t xml:space="preserve">Trauma Models for Screen Shake</w:t>
-      </w:r>
-    </w:p>
-    <w:p>
-      <w:pPr>
-        <w:pBdr>
-          <w:top w:space="0" w:sz="0" w:val="nil"/>
-          <w:left w:space="0" w:sz="0" w:val="nil"/>
-          <w:bottom w:space="0" w:sz="0" w:val="nil"/>
-          <w:right w:space="0" w:sz="0" w:val="nil"/>
-          <w:between w:space="0" w:sz="0" w:val="nil"/>
-        </w:pBdr>
-        <w:shd w:fill="auto" w:val="clear"/>
-        <w:spacing w:line="275.9999942779541" w:lineRule="auto"/>
-        <w:rPr>
-          <w:rFonts w:ascii="Google Sans" w:cs="Google Sans" w:eastAsia="Google Sans" w:hAnsi="Google Sans"/>
-          <w:color w:val="1f1f1f"/>
-        </w:rPr>
-      </w:pPr>
-      <w:r>
-        <w:rPr>
-          <w:rFonts w:ascii="Google Sans" w:cs="Google Sans" w:eastAsia="Google Sans" w:hAnsi="Google Sans"/>
-          <w:color w:val="1f1f1f"/>
-          <w:rtl w:val="0"/>
-        </w:rPr>
-        <w:t xml:space="preserve">Linear screen shake (moving the camera between random bounds) feels artificial</w:t>
-      </w:r>
-      <w:r>
-        <w:rPr>
-          <w:rFonts w:ascii="Google Sans" w:cs="Google Sans" w:eastAsia="Google Sans" w:hAnsi="Google Sans"/>
-          <w:color w:val="444746"/>
-          <w:sz w:val="24"/>
-          <w:szCs w:val="24"/>
-          <w:vertAlign w:val="superscript"/>
-          <w:rtl w:val="0"/>
-        </w:rPr>
-        <w:t xml:space="preserve">6</w:t>
-      </w:r>
-      <w:r>
-        <w:rPr>
-          <w:rFonts w:ascii="Google Sans" w:cs="Google Sans" w:eastAsia="Google Sans" w:hAnsi="Google Sans"/>
-          <w:color w:val="1f1f1f"/>
-          <w:rtl w:val="0"/>
-        </w:rPr>
-        <w:t xml:space="preserve">. As outlined by Squirrel Eiserloh, professional screen shake relies on a normalized "trauma" variable (</w:t>
+        <w:t xml:space="preserve">3</w:t>
+      </w:r>
+      <w:r>
+        <w:rPr>
+          <w:rFonts w:ascii="Google Sans" w:cs="Google Sans" w:eastAsia="Google Sans" w:hAnsi="Google Sans"/>
+          <w:color w:val="1f1f1f"/>
+          <w:rtl w:val="0"/>
+        </w:rPr>
+        <w:t xml:space="preserve">. As outlined by developers focused on game feel, professional screen shake relies on a normalized "trauma" variable (</w:t>
       </w:r>
       <w:r>
         <w:rPr>
@@ -3897,12 +3270,12 @@
           <wp:inline distB="19050" distT="19050" distL="19050" distR="19050">
             <wp:extent cx="250478" cy="240844"/>
             <wp:effectExtent b="0" l="0" r="0" t="0"/>
-            <wp:docPr id="3" name="image1.png"/>
+            <wp:docPr id="2" name="image2.png"/>
             <a:graphic>
               <a:graphicData uri="http://schemas.openxmlformats.org/drawingml/2006/picture">
                 <pic:pic>
                   <pic:nvPicPr>
-                    <pic:cNvPr id="0" name="image1.png"/>
+                    <pic:cNvPr id="0" name="image2.png"/>
                     <pic:cNvPicPr preferRelativeResize="0"/>
                   </pic:nvPicPr>
                   <pic:blipFill>
@@ -3943,12 +3316,12 @@
           <wp:inline distB="19050" distT="19050" distL="19050" distR="19050">
             <wp:extent cx="250478" cy="240844"/>
             <wp:effectExtent b="0" l="0" r="0" t="0"/>
-            <wp:docPr id="6" name="image3.png"/>
+            <wp:docPr id="5" name="image1.png"/>
             <a:graphic>
               <a:graphicData uri="http://schemas.openxmlformats.org/drawingml/2006/picture">
                 <pic:pic>
                   <pic:nvPicPr>
-                    <pic:cNvPr id="0" name="image3.png"/>
+                    <pic:cNvPr id="0" name="image1.png"/>
                     <pic:cNvPicPr preferRelativeResize="0"/>
                   </pic:nvPicPr>
                   <pic:blipFill>
@@ -3989,12 +3362,12 @@
           <wp:inline distB="19050" distT="19050" distL="19050" distR="19050">
             <wp:extent cx="805309" cy="246330"/>
             <wp:effectExtent b="0" l="0" r="0" t="0"/>
-            <wp:docPr id="5" name="image6.png"/>
+            <wp:docPr id="4" name="image5.png"/>
             <a:graphic>
               <a:graphicData uri="http://schemas.openxmlformats.org/drawingml/2006/picture">
                 <pic:pic>
                   <pic:nvPicPr>
-                    <pic:cNvPr id="0" name="image6.png"/>
+                    <pic:cNvPr id="0" name="image5.png"/>
                     <pic:cNvPicPr preferRelativeResize="0"/>
                   </pic:nvPicPr>
                   <pic:blipFill>
@@ -4024,53 +3397,7 @@
           <w:color w:val="1f1f1f"/>
           <w:rtl w:val="0"/>
         </w:rPr>
-        <w:t xml:space="preserve"> or </w:t>
-      </w:r>
-      <w:r>
-        <w:rPr>
-          <w:rFonts w:ascii="Google Sans" w:cs="Google Sans" w:eastAsia="Google Sans" w:hAnsi="Google Sans"/>
-          <w:color w:val="1f1f1f"/>
-        </w:rPr>
-        <w:drawing>
-          <wp:inline distB="19050" distT="19050" distL="19050" distR="19050">
-            <wp:extent cx="805309" cy="246330"/>
-            <wp:effectExtent b="0" l="0" r="0" t="0"/>
-            <wp:docPr id="1" name="image2.png"/>
-            <a:graphic>
-              <a:graphicData uri="http://schemas.openxmlformats.org/drawingml/2006/picture">
-                <pic:pic>
-                  <pic:nvPicPr>
-                    <pic:cNvPr id="0" name="image2.png"/>
-                    <pic:cNvPicPr preferRelativeResize="0"/>
-                  </pic:nvPicPr>
-                  <pic:blipFill>
-                    <a:blip r:embed="rId11"/>
-                    <a:srcRect b="0" l="0" r="0" t="0"/>
-                    <a:stretch>
-                      <a:fillRect/>
-                    </a:stretch>
-                  </pic:blipFill>
-                  <pic:spPr>
-                    <a:xfrm>
-                      <a:off x="0" y="0"/>
-                      <a:ext cx="805309" cy="246330"/>
-                    </a:xfrm>
-                    <a:prstGeom prst="rect"/>
-                    <a:ln/>
-                  </pic:spPr>
-                </pic:pic>
-              </a:graphicData>
-            </a:graphic>
-          </wp:inline>
-        </w:drawing>
-      </w:r>
-      <w:r>
-        <w:rPr>
-          <w:rFonts w:ascii="Google Sans" w:cs="Google Sans" w:eastAsia="Google Sans" w:hAnsi="Google Sans"/>
-          <w:color w:val="1f1f1f"/>
-          <w:rtl w:val="0"/>
-        </w:rPr>
-        <w:t xml:space="preserve"> multiplied by Perlin noise</w:t>
+        <w:t xml:space="preserve"> multiplied by Perlin noise, enforcing a non-linear decay</w:t>
       </w:r>
       <w:r>
         <w:rPr>
@@ -4081,15 +3408,15 @@
           <w:vertAlign w:val="superscript"/>
           <w:rtl w:val="0"/>
         </w:rPr>
-        <w:t xml:space="preserve">47</w:t>
-      </w:r>
-      <w:r>
-        <w:rPr>
-          <w:rFonts w:ascii="Google Sans" w:cs="Google Sans" w:eastAsia="Google Sans" w:hAnsi="Google Sans"/>
-          <w:color w:val="1f1f1f"/>
-          <w:rtl w:val="0"/>
-        </w:rPr>
-        <w:t xml:space="preserve">. This exponential curve ensures that a massive hit generates violent, high-frequency movement that decays rapidly and naturally, preventing the shake from lingering as visual noise. For strict pixel-grid adherence, the final calculated camera offset must be floored to an integer vector before being applied to the Camera2D</w:t>
+        <w:t xml:space="preserve">3</w:t>
+      </w:r>
+      <w:r>
+        <w:rPr>
+          <w:rFonts w:ascii="Google Sans" w:cs="Google Sans" w:eastAsia="Google Sans" w:hAnsi="Google Sans"/>
+          <w:color w:val="1f1f1f"/>
+          <w:rtl w:val="0"/>
+        </w:rPr>
+        <w:t xml:space="preserve">. This exponential curve ensures that a massive hit generates violent, high-frequency movement that decays rapidly and naturally. It is also critical to ensure the battle backdrop is drawn larger than the screen bounds so that the camera shake does not slide the viewport off the edges and expose the void behind the scene</w:t>
       </w:r>
       <w:r>
         <w:rPr>
@@ -4100,7 +3427,7 @@
           <w:vertAlign w:val="superscript"/>
           <w:rtl w:val="0"/>
         </w:rPr>
-        <w:t xml:space="preserve">1</w:t>
+        <w:t xml:space="preserve">3</w:t>
       </w:r>
       <w:r>
         <w:rPr>
@@ -4159,7 +3486,7 @@
           <w:color w:val="1f1f1f"/>
           <w:rtl w:val="0"/>
         </w:rPr>
-        <w:t xml:space="preserve">Upon the release of the hit-stop, a 1-to-2 frame full-screen additive white flash clears the visual palette</w:t>
+        <w:t xml:space="preserve">Upon the release of the hit-stop, a full-screen additive white flash clears the visual palette</w:t>
       </w:r>
       <w:r>
         <w:rPr>
@@ -4170,15 +3497,15 @@
           <w:vertAlign w:val="superscript"/>
           <w:rtl w:val="0"/>
         </w:rPr>
-        <w:t xml:space="preserve">6</w:t>
-      </w:r>
-      <w:r>
-        <w:rPr>
-          <w:rFonts w:ascii="Google Sans" w:cs="Google Sans" w:eastAsia="Google Sans" w:hAnsi="Google Sans"/>
-          <w:color w:val="1f1f1f"/>
-          <w:rtl w:val="0"/>
-        </w:rPr>
-        <w:t xml:space="preserve">. Following the flash, the defender must exhibit a squashed transform (e.g., Y-scale reduced to 0.8, X-scale expanded to 1.2) before springing back to rest</w:t>
+        <w:t xml:space="preserve">3</w:t>
+      </w:r>
+      <w:r>
+        <w:rPr>
+          <w:rFonts w:ascii="Google Sans" w:cs="Google Sans" w:eastAsia="Google Sans" w:hAnsi="Google Sans"/>
+          <w:color w:val="1f1f1f"/>
+          <w:rtl w:val="0"/>
+        </w:rPr>
+        <w:t xml:space="preserve">. Following the flash, the defender must exhibit a squashed transform (e.g., Y-scale reduced, X-scale expanded) before springing back to rest</w:t>
       </w:r>
       <w:r>
         <w:rPr>
@@ -4189,15 +3516,15 @@
           <w:vertAlign w:val="superscript"/>
           <w:rtl w:val="0"/>
         </w:rPr>
-        <w:t xml:space="preserve">5</w:t>
-      </w:r>
-      <w:r>
-        <w:rPr>
-          <w:rFonts w:ascii="Google Sans" w:cs="Google Sans" w:eastAsia="Google Sans" w:hAnsi="Google Sans"/>
-          <w:color w:val="1f1f1f"/>
-          <w:rtl w:val="0"/>
-        </w:rPr>
-        <w:t xml:space="preserve">. Finally, the aftermath must be held. Continuous HP bars should slide over 0.5 to 1.0 seconds rather than snapping instantly</w:t>
+        <w:t xml:space="preserve">3</w:t>
+      </w:r>
+      <w:r>
+        <w:rPr>
+          <w:rFonts w:ascii="Google Sans" w:cs="Google Sans" w:eastAsia="Google Sans" w:hAnsi="Google Sans"/>
+          <w:color w:val="1f1f1f"/>
+          <w:rtl w:val="0"/>
+        </w:rPr>
+        <w:t xml:space="preserve">. Finally, the aftermath must be held. Continuous HP bars should slide over time rather than snapping instantly</w:t>
       </w:r>
       <w:r>
         <w:rPr>
@@ -4208,7 +3535,7 @@
           <w:vertAlign w:val="superscript"/>
           <w:rtl w:val="0"/>
         </w:rPr>
-        <w:t xml:space="preserve">6</w:t>
+        <w:t xml:space="preserve">3</w:t>
       </w:r>
       <w:r>
         <w:rPr>
@@ -4330,7 +3657,1305 @@
           <w:color w:val="1f1f1f"/>
           <w:rtl w:val="0"/>
         </w:rPr>
-        <w:t xml:space="preserve"> To prevent sub-pixel rendering, every UV coordinate used for procedural shape generation must be mathematically floored to the sprite's logical grid. This ensures that circles and lines generated by distance functions render as staggered pixel blocks rather than smooth vector graphics</w:t>
+        <w:t xml:space="preserve"> To prevent sub-pixel rendering, every UV coordinate used for procedural shape generation must be mathematically floored to the sprite's logical grid. This ensures that circles and lines generated by distance functions render as staggered pixel blocks rather than smooth vector graphics. </w:t>
+      </w:r>
+      <w:r>
+        <w:rPr>
+          <w:rFonts w:ascii="Google Sans" w:cs="Google Sans" w:eastAsia="Google Sans" w:hAnsi="Google Sans"/>
+          <w:b w:val="1"/>
+          <w:bCs w:val="1"/>
+          <w:color w:val="1f1f1f"/>
+          <w:rtl w:val="0"/>
+        </w:rPr>
+        <w:t xml:space="preserve">Godot GLSL Sketch:</w:t>
+      </w:r>
+    </w:p>
+    <w:p>
+      <w:pPr>
+        <w:pBdr>
+          <w:top w:space="0" w:sz="0" w:val="nil"/>
+          <w:left w:space="0" w:sz="0" w:val="nil"/>
+          <w:bottom w:space="0" w:sz="0" w:val="nil"/>
+          <w:right w:space="0" w:sz="0" w:val="nil"/>
+          <w:between w:space="0" w:sz="0" w:val="nil"/>
+        </w:pBdr>
+        <w:shd w:fill="auto" w:val="clear"/>
+        <w:spacing w:line="275.9999942779541" w:lineRule="auto"/>
+        <w:ind w:left="480" w:firstLine="0"/>
+        <w:rPr>
+          <w:rFonts w:ascii="Google Sans" w:cs="Google Sans" w:eastAsia="Google Sans" w:hAnsi="Google Sans"/>
+          <w:b w:val="1"/>
+          <w:bCs w:val="1"/>
+          <w:color w:val="1f1f1f"/>
+        </w:rPr>
+      </w:pPr>
+      <w:r>
+        <w:rPr>
+          <w:rtl w:val="0"/>
+        </w:rPr>
+      </w:r>
+    </w:p>
+    <w:p>
+      <w:pPr>
+        <w:pBdr>
+          <w:top w:space="0" w:sz="0" w:val="nil"/>
+          <w:left w:space="0" w:sz="0" w:val="nil"/>
+          <w:bottom w:space="0" w:sz="0" w:val="nil"/>
+          <w:right w:space="0" w:sz="0" w:val="nil"/>
+          <w:between w:space="0" w:sz="0" w:val="nil"/>
+        </w:pBdr>
+        <w:shd w:fill="auto" w:val="clear"/>
+        <w:spacing w:before="390" w:line="275.9999942779541" w:lineRule="auto"/>
+        <w:ind w:left="480" w:firstLine="0"/>
+        <w:rPr>
+          <w:rFonts w:ascii="Google Sans" w:cs="Google Sans" w:eastAsia="Google Sans" w:hAnsi="Google Sans"/>
+          <w:b w:val="1"/>
+          <w:bCs w:val="1"/>
+          <w:color w:val="1f1f1f"/>
+        </w:rPr>
+      </w:pPr>
+      <w:r>
+        <w:rPr>
+          <w:rtl w:val="0"/>
+        </w:rPr>
+      </w:r>
+    </w:p>
+    <w:p>
+      <w:pPr>
+        <w:pBdr>
+          <w:top w:space="0" w:sz="0" w:val="nil"/>
+          <w:left w:space="0" w:sz="0" w:val="nil"/>
+          <w:bottom w:space="0" w:sz="0" w:val="nil"/>
+          <w:right w:space="0" w:sz="0" w:val="nil"/>
+          <w:between w:space="0" w:sz="0" w:val="nil"/>
+        </w:pBdr>
+        <w:shd w:fill="auto" w:val="clear"/>
+        <w:spacing w:line="275.9999942779541" w:lineRule="auto"/>
+        <w:ind w:left="480" w:right="165" w:firstLine="0"/>
+        <w:rPr>
+          <w:rFonts w:ascii="Google Sans" w:cs="Google Sans" w:eastAsia="Google Sans" w:hAnsi="Google Sans"/>
+          <w:b w:val="1"/>
+          <w:bCs w:val="1"/>
+          <w:color w:val="1f1f1f"/>
+        </w:rPr>
+      </w:pPr>
+      <w:r>
+        <w:rPr>
+          <w:rtl w:val="0"/>
+        </w:rPr>
+      </w:r>
+    </w:p>
+    <w:p>
+      <w:pPr>
+        <w:pBdr>
+          <w:top w:space="0" w:sz="0" w:val="nil"/>
+          <w:left w:space="0" w:sz="0" w:val="nil"/>
+          <w:bottom w:space="0" w:sz="0" w:val="nil"/>
+          <w:right w:space="0" w:sz="0" w:val="nil"/>
+          <w:between w:space="0" w:sz="0" w:val="nil"/>
+        </w:pBdr>
+        <w:shd w:fill="auto" w:val="clear"/>
+        <w:spacing w:line="275.9999942779541" w:lineRule="auto"/>
+        <w:ind w:left="480" w:right="165" w:firstLine="0"/>
+        <w:rPr>
+          <w:rFonts w:ascii="Google Sans" w:cs="Google Sans" w:eastAsia="Google Sans" w:hAnsi="Google Sans"/>
+          <w:color w:val="ffffff"/>
+          <w:shd w:fill="141414" w:val="clear"/>
+        </w:rPr>
+      </w:pPr>
+      <w:r>
+        <w:rPr>
+          <w:rFonts w:ascii="Google Sans" w:cs="Google Sans" w:eastAsia="Google Sans" w:hAnsi="Google Sans"/>
+          <w:color w:val="ffffff"/>
+          <w:shd w:fill="141414" w:val="clear"/>
+          <w:rtl w:val="0"/>
+        </w:rPr>
+        <w:t xml:space="preserve">OpenGL Shading Language</w:t>
+      </w:r>
+    </w:p>
+    <w:p>
+      <w:pPr>
+        <w:pBdr>
+          <w:top w:space="0" w:sz="0" w:val="nil"/>
+          <w:left w:space="0" w:sz="0" w:val="nil"/>
+          <w:bottom w:space="0" w:sz="0" w:val="nil"/>
+          <w:right w:space="0" w:sz="0" w:val="nil"/>
+          <w:between w:space="0" w:sz="0" w:val="nil"/>
+        </w:pBdr>
+        <w:shd w:fill="auto" w:val="clear"/>
+        <w:spacing w:line="275.9999942779541" w:lineRule="auto"/>
+        <w:ind w:left="480" w:firstLine="0"/>
+        <w:rPr>
+          <w:rFonts w:ascii="Google Sans" w:cs="Google Sans" w:eastAsia="Google Sans" w:hAnsi="Google Sans"/>
+          <w:color w:val="1f1f1f"/>
+          <w:shd w:fill="141414" w:val="clear"/>
+        </w:rPr>
+      </w:pPr>
+      <w:r>
+        <w:rPr>
+          <w:rFonts w:ascii="Google Sans" w:cs="Google Sans" w:eastAsia="Google Sans" w:hAnsi="Google Sans"/>
+          <w:i w:val="0"/>
+          <w:iCs w:val="0"/>
+          <w:color w:val="969dff"/>
+          <w:sz w:val="20"/>
+          <w:szCs w:val="20"/>
+          <w:shd w:fill="141414" w:val="clear"/>
+          <w:rtl w:val="0"/>
+        </w:rPr>
+        <w:t xml:space="preserve">vec2</w:t>
+      </w:r>
+      <w:r>
+        <w:rPr>
+          <w:rFonts w:ascii="Google Sans" w:cs="Google Sans" w:eastAsia="Google Sans" w:hAnsi="Google Sans"/>
+          <w:color w:val="1f1f1f"/>
+          <w:shd w:fill="141414" w:val="clear"/>
+          <w:rtl w:val="0"/>
+        </w:rPr>
+        <w:t xml:space="preserve"> get_snapped_uv(</w:t>
+      </w:r>
+      <w:r>
+        <w:rPr>
+          <w:rFonts w:ascii="Google Sans" w:cs="Google Sans" w:eastAsia="Google Sans" w:hAnsi="Google Sans"/>
+          <w:i w:val="0"/>
+          <w:iCs w:val="0"/>
+          <w:color w:val="969dff"/>
+          <w:sz w:val="20"/>
+          <w:szCs w:val="20"/>
+          <w:shd w:fill="141414" w:val="clear"/>
+          <w:rtl w:val="0"/>
+        </w:rPr>
+        <w:t xml:space="preserve">vec2</w:t>
+      </w:r>
+      <w:r>
+        <w:rPr>
+          <w:rFonts w:ascii="Google Sans" w:cs="Google Sans" w:eastAsia="Google Sans" w:hAnsi="Google Sans"/>
+          <w:color w:val="1f1f1f"/>
+          <w:shd w:fill="141414" w:val="clear"/>
+          <w:rtl w:val="0"/>
+        </w:rPr>
+        <w:t xml:space="preserve"> uv, </w:t>
+      </w:r>
+      <w:r>
+        <w:rPr>
+          <w:rFonts w:ascii="Google Sans" w:cs="Google Sans" w:eastAsia="Google Sans" w:hAnsi="Google Sans"/>
+          <w:i w:val="0"/>
+          <w:iCs w:val="0"/>
+          <w:color w:val="969dff"/>
+          <w:sz w:val="20"/>
+          <w:szCs w:val="20"/>
+          <w:shd w:fill="141414" w:val="clear"/>
+          <w:rtl w:val="0"/>
+        </w:rPr>
+        <w:t xml:space="preserve">vec2</w:t>
+      </w:r>
+      <w:r>
+        <w:rPr>
+          <w:rFonts w:ascii="Google Sans" w:cs="Google Sans" w:eastAsia="Google Sans" w:hAnsi="Google Sans"/>
+          <w:color w:val="1f1f1f"/>
+          <w:shd w:fill="141414" w:val="clear"/>
+          <w:rtl w:val="0"/>
+        </w:rPr>
+        <w:t xml:space="preserve"> resolution) {</w:t>
+        <w:br w:type="textWrapping"/>
+        <w:t xml:space="preserve">    </w:t>
+      </w:r>
+      <w:r>
+        <w:rPr>
+          <w:rFonts w:ascii="Google Sans" w:cs="Google Sans" w:eastAsia="Google Sans" w:hAnsi="Google Sans"/>
+          <w:i w:val="0"/>
+          <w:iCs w:val="0"/>
+          <w:color w:val="969dff"/>
+          <w:sz w:val="20"/>
+          <w:szCs w:val="20"/>
+          <w:shd w:fill="141414" w:val="clear"/>
+          <w:rtl w:val="0"/>
+        </w:rPr>
+        <w:t xml:space="preserve">return</w:t>
+      </w:r>
+      <w:r>
+        <w:rPr>
+          <w:rFonts w:ascii="Google Sans" w:cs="Google Sans" w:eastAsia="Google Sans" w:hAnsi="Google Sans"/>
+          <w:color w:val="1f1f1f"/>
+          <w:shd w:fill="141414" w:val="clear"/>
+          <w:rtl w:val="0"/>
+        </w:rPr>
+        <w:t xml:space="preserve"> </w:t>
+      </w:r>
+      <w:r>
+        <w:rPr>
+          <w:rFonts w:ascii="Google Sans" w:cs="Google Sans" w:eastAsia="Google Sans" w:hAnsi="Google Sans"/>
+          <w:i w:val="0"/>
+          <w:iCs w:val="0"/>
+          <w:color w:val="ff5a59"/>
+          <w:sz w:val="20"/>
+          <w:szCs w:val="20"/>
+          <w:shd w:fill="141414" w:val="clear"/>
+          <w:rtl w:val="0"/>
+        </w:rPr>
+        <w:t xml:space="preserve">floor</w:t>
+      </w:r>
+      <w:r>
+        <w:rPr>
+          <w:rFonts w:ascii="Google Sans" w:cs="Google Sans" w:eastAsia="Google Sans" w:hAnsi="Google Sans"/>
+          <w:color w:val="1f1f1f"/>
+          <w:shd w:fill="141414" w:val="clear"/>
+          <w:rtl w:val="0"/>
+        </w:rPr>
+        <w:t xml:space="preserve">(uv * resolution) / resolution;</w:t>
+        <w:br w:type="textWrapping"/>
+        <w:t xml:space="preserve">}</w:t>
+        <w:br w:type="textWrapping"/>
+      </w:r>
+    </w:p>
+    <w:p>
+      <w:pPr>
+        <w:pStyle w:val="Heading3"/>
+        <w:pBdr>
+          <w:top w:space="0" w:sz="0" w:val="nil"/>
+          <w:left w:space="0" w:sz="0" w:val="nil"/>
+          <w:bottom w:space="0" w:sz="0" w:val="nil"/>
+          <w:right w:space="0" w:sz="0" w:val="nil"/>
+          <w:between w:space="0" w:sz="0" w:val="nil"/>
+        </w:pBdr>
+        <w:shd w:fill="auto" w:val="clear"/>
+        <w:spacing w:after="0" w:before="0" w:line="275.9999942779541" w:lineRule="auto"/>
+        <w:rPr>
+          <w:rFonts w:ascii="Google Sans" w:cs="Google Sans" w:eastAsia="Google Sans" w:hAnsi="Google Sans"/>
+          <w:color w:val="1f1f1f"/>
+        </w:rPr>
+      </w:pPr>
+      <w:r>
+        <w:rPr>
+          <w:rFonts w:ascii="Google Sans" w:cs="Google Sans" w:eastAsia="Google Sans" w:hAnsi="Google Sans"/>
+          <w:color w:val="1f1f1f"/>
+          <w:rtl w:val="0"/>
+        </w:rPr>
+        <w:t xml:space="preserve">2. Temporal Stepping (Frame Quantization)</w:t>
+      </w:r>
+    </w:p>
+    <w:p>
+      <w:pPr>
+        <w:pBdr>
+          <w:top w:space="0" w:sz="0" w:val="nil"/>
+          <w:left w:space="0" w:sz="0" w:val="nil"/>
+          <w:bottom w:space="0" w:sz="0" w:val="nil"/>
+          <w:right w:space="0" w:sz="0" w:val="nil"/>
+          <w:between w:space="0" w:sz="0" w:val="nil"/>
+        </w:pBdr>
+        <w:shd w:fill="auto" w:val="clear"/>
+        <w:spacing w:line="275.9999942779541" w:lineRule="auto"/>
+        <w:rPr>
+          <w:rFonts w:ascii="Google Sans" w:cs="Google Sans" w:eastAsia="Google Sans" w:hAnsi="Google Sans"/>
+          <w:b w:val="1"/>
+          <w:bCs w:val="1"/>
+          <w:color w:val="1f1f1f"/>
+        </w:rPr>
+      </w:pPr>
+      <w:r>
+        <w:rPr>
+          <w:rFonts w:ascii="Google Sans" w:cs="Google Sans" w:eastAsia="Google Sans" w:hAnsi="Google Sans"/>
+          <w:b w:val="1"/>
+          <w:bCs w:val="1"/>
+          <w:color w:val="1f1f1f"/>
+          <w:rtl w:val="0"/>
+        </w:rPr>
+        <w:t xml:space="preserve">Explanation:</w:t>
+      </w:r>
+      <w:r>
+        <w:rPr>
+          <w:rFonts w:ascii="Google Sans" w:cs="Google Sans" w:eastAsia="Google Sans" w:hAnsi="Google Sans"/>
+          <w:color w:val="1f1f1f"/>
+          <w:rtl w:val="0"/>
+        </w:rPr>
+        <w:t xml:space="preserve"> Procedural noise driven by continuous TIME looks like fluid dynamics, not traditional frame-by-frame animation. Truncating TIME forces the shader to evaluate math in discrete chunks, holding the visual output static for multiple frames to mimic animation on twos or threes. </w:t>
+      </w:r>
+      <w:r>
+        <w:rPr>
+          <w:rFonts w:ascii="Google Sans" w:cs="Google Sans" w:eastAsia="Google Sans" w:hAnsi="Google Sans"/>
+          <w:b w:val="1"/>
+          <w:bCs w:val="1"/>
+          <w:color w:val="1f1f1f"/>
+          <w:rtl w:val="0"/>
+        </w:rPr>
+        <w:t xml:space="preserve">Godot GLSL Sketch:</w:t>
+      </w:r>
+    </w:p>
+    <w:p>
+      <w:pPr>
+        <w:pBdr>
+          <w:top w:space="0" w:sz="0" w:val="nil"/>
+          <w:left w:space="0" w:sz="0" w:val="nil"/>
+          <w:bottom w:space="0" w:sz="0" w:val="nil"/>
+          <w:right w:space="0" w:sz="0" w:val="nil"/>
+          <w:between w:space="0" w:sz="0" w:val="nil"/>
+        </w:pBdr>
+        <w:shd w:fill="auto" w:val="clear"/>
+        <w:spacing w:line="275.9999942779541" w:lineRule="auto"/>
+        <w:ind w:left="480" w:firstLine="0"/>
+        <w:rPr>
+          <w:rFonts w:ascii="Google Sans" w:cs="Google Sans" w:eastAsia="Google Sans" w:hAnsi="Google Sans"/>
+          <w:b w:val="1"/>
+          <w:bCs w:val="1"/>
+          <w:color w:val="1f1f1f"/>
+        </w:rPr>
+      </w:pPr>
+      <w:r>
+        <w:rPr>
+          <w:rtl w:val="0"/>
+        </w:rPr>
+      </w:r>
+    </w:p>
+    <w:p>
+      <w:pPr>
+        <w:pBdr>
+          <w:top w:space="0" w:sz="0" w:val="nil"/>
+          <w:left w:space="0" w:sz="0" w:val="nil"/>
+          <w:bottom w:space="0" w:sz="0" w:val="nil"/>
+          <w:right w:space="0" w:sz="0" w:val="nil"/>
+          <w:between w:space="0" w:sz="0" w:val="nil"/>
+        </w:pBdr>
+        <w:shd w:fill="auto" w:val="clear"/>
+        <w:spacing w:before="390" w:line="275.9999942779541" w:lineRule="auto"/>
+        <w:ind w:left="480" w:firstLine="0"/>
+        <w:rPr>
+          <w:rFonts w:ascii="Google Sans" w:cs="Google Sans" w:eastAsia="Google Sans" w:hAnsi="Google Sans"/>
+          <w:b w:val="1"/>
+          <w:bCs w:val="1"/>
+          <w:color w:val="1f1f1f"/>
+        </w:rPr>
+      </w:pPr>
+      <w:r>
+        <w:rPr>
+          <w:rtl w:val="0"/>
+        </w:rPr>
+      </w:r>
+    </w:p>
+    <w:p>
+      <w:pPr>
+        <w:pBdr>
+          <w:top w:space="0" w:sz="0" w:val="nil"/>
+          <w:left w:space="0" w:sz="0" w:val="nil"/>
+          <w:bottom w:space="0" w:sz="0" w:val="nil"/>
+          <w:right w:space="0" w:sz="0" w:val="nil"/>
+          <w:between w:space="0" w:sz="0" w:val="nil"/>
+        </w:pBdr>
+        <w:shd w:fill="auto" w:val="clear"/>
+        <w:spacing w:line="275.9999942779541" w:lineRule="auto"/>
+        <w:ind w:left="480" w:right="165" w:firstLine="0"/>
+        <w:rPr>
+          <w:rFonts w:ascii="Google Sans" w:cs="Google Sans" w:eastAsia="Google Sans" w:hAnsi="Google Sans"/>
+          <w:b w:val="1"/>
+          <w:bCs w:val="1"/>
+          <w:color w:val="1f1f1f"/>
+        </w:rPr>
+      </w:pPr>
+      <w:r>
+        <w:rPr>
+          <w:rtl w:val="0"/>
+        </w:rPr>
+      </w:r>
+    </w:p>
+    <w:p>
+      <w:pPr>
+        <w:pBdr>
+          <w:top w:space="0" w:sz="0" w:val="nil"/>
+          <w:left w:space="0" w:sz="0" w:val="nil"/>
+          <w:bottom w:space="0" w:sz="0" w:val="nil"/>
+          <w:right w:space="0" w:sz="0" w:val="nil"/>
+          <w:between w:space="0" w:sz="0" w:val="nil"/>
+        </w:pBdr>
+        <w:shd w:fill="auto" w:val="clear"/>
+        <w:spacing w:line="275.9999942779541" w:lineRule="auto"/>
+        <w:ind w:left="480" w:right="165" w:firstLine="0"/>
+        <w:rPr>
+          <w:rFonts w:ascii="Google Sans" w:cs="Google Sans" w:eastAsia="Google Sans" w:hAnsi="Google Sans"/>
+          <w:color w:val="ffffff"/>
+          <w:shd w:fill="141414" w:val="clear"/>
+        </w:rPr>
+      </w:pPr>
+      <w:r>
+        <w:rPr>
+          <w:rFonts w:ascii="Google Sans" w:cs="Google Sans" w:eastAsia="Google Sans" w:hAnsi="Google Sans"/>
+          <w:color w:val="ffffff"/>
+          <w:shd w:fill="141414" w:val="clear"/>
+          <w:rtl w:val="0"/>
+        </w:rPr>
+        <w:t xml:space="preserve">OpenGL Shading Language</w:t>
+      </w:r>
+    </w:p>
+    <w:p>
+      <w:pPr>
+        <w:pBdr>
+          <w:top w:space="0" w:sz="0" w:val="nil"/>
+          <w:left w:space="0" w:sz="0" w:val="nil"/>
+          <w:bottom w:space="0" w:sz="0" w:val="nil"/>
+          <w:right w:space="0" w:sz="0" w:val="nil"/>
+          <w:between w:space="0" w:sz="0" w:val="nil"/>
+        </w:pBdr>
+        <w:shd w:fill="auto" w:val="clear"/>
+        <w:spacing w:line="275.9999942779541" w:lineRule="auto"/>
+        <w:ind w:left="480" w:firstLine="0"/>
+        <w:rPr>
+          <w:rFonts w:ascii="Google Sans" w:cs="Google Sans" w:eastAsia="Google Sans" w:hAnsi="Google Sans"/>
+          <w:color w:val="1f1f1f"/>
+          <w:shd w:fill="141414" w:val="clear"/>
+        </w:rPr>
+      </w:pPr>
+      <w:r>
+        <w:rPr>
+          <w:rFonts w:ascii="Google Sans" w:cs="Google Sans" w:eastAsia="Google Sans" w:hAnsi="Google Sans"/>
+          <w:i w:val="0"/>
+          <w:iCs w:val="0"/>
+          <w:color w:val="969dff"/>
+          <w:sz w:val="20"/>
+          <w:szCs w:val="20"/>
+          <w:shd w:fill="141414" w:val="clear"/>
+          <w:rtl w:val="0"/>
+        </w:rPr>
+        <w:t xml:space="preserve">float</w:t>
+      </w:r>
+      <w:r>
+        <w:rPr>
+          <w:rFonts w:ascii="Google Sans" w:cs="Google Sans" w:eastAsia="Google Sans" w:hAnsi="Google Sans"/>
+          <w:color w:val="1f1f1f"/>
+          <w:shd w:fill="141414" w:val="clear"/>
+          <w:rtl w:val="0"/>
+        </w:rPr>
+        <w:t xml:space="preserve"> stepped_time(</w:t>
+      </w:r>
+      <w:r>
+        <w:rPr>
+          <w:rFonts w:ascii="Google Sans" w:cs="Google Sans" w:eastAsia="Google Sans" w:hAnsi="Google Sans"/>
+          <w:i w:val="0"/>
+          <w:iCs w:val="0"/>
+          <w:color w:val="969dff"/>
+          <w:sz w:val="20"/>
+          <w:szCs w:val="20"/>
+          <w:shd w:fill="141414" w:val="clear"/>
+          <w:rtl w:val="0"/>
+        </w:rPr>
+        <w:t xml:space="preserve">float</w:t>
+      </w:r>
+      <w:r>
+        <w:rPr>
+          <w:rFonts w:ascii="Google Sans" w:cs="Google Sans" w:eastAsia="Google Sans" w:hAnsi="Google Sans"/>
+          <w:color w:val="1f1f1f"/>
+          <w:shd w:fill="141414" w:val="clear"/>
+          <w:rtl w:val="0"/>
+        </w:rPr>
+        <w:t xml:space="preserve"> time, </w:t>
+      </w:r>
+      <w:r>
+        <w:rPr>
+          <w:rFonts w:ascii="Google Sans" w:cs="Google Sans" w:eastAsia="Google Sans" w:hAnsi="Google Sans"/>
+          <w:i w:val="0"/>
+          <w:iCs w:val="0"/>
+          <w:color w:val="969dff"/>
+          <w:sz w:val="20"/>
+          <w:szCs w:val="20"/>
+          <w:shd w:fill="141414" w:val="clear"/>
+          <w:rtl w:val="0"/>
+        </w:rPr>
+        <w:t xml:space="preserve">float</w:t>
+      </w:r>
+      <w:r>
+        <w:rPr>
+          <w:rFonts w:ascii="Google Sans" w:cs="Google Sans" w:eastAsia="Google Sans" w:hAnsi="Google Sans"/>
+          <w:color w:val="1f1f1f"/>
+          <w:shd w:fill="141414" w:val="clear"/>
+          <w:rtl w:val="0"/>
+        </w:rPr>
+        <w:t xml:space="preserve"> fps) {</w:t>
+        <w:br w:type="textWrapping"/>
+        <w:t xml:space="preserve">    </w:t>
+      </w:r>
+      <w:r>
+        <w:rPr>
+          <w:rFonts w:ascii="Google Sans" w:cs="Google Sans" w:eastAsia="Google Sans" w:hAnsi="Google Sans"/>
+          <w:i w:val="0"/>
+          <w:iCs w:val="0"/>
+          <w:color w:val="969dff"/>
+          <w:sz w:val="20"/>
+          <w:szCs w:val="20"/>
+          <w:shd w:fill="141414" w:val="clear"/>
+          <w:rtl w:val="0"/>
+        </w:rPr>
+        <w:t xml:space="preserve">return</w:t>
+      </w:r>
+      <w:r>
+        <w:rPr>
+          <w:rFonts w:ascii="Google Sans" w:cs="Google Sans" w:eastAsia="Google Sans" w:hAnsi="Google Sans"/>
+          <w:color w:val="1f1f1f"/>
+          <w:shd w:fill="141414" w:val="clear"/>
+          <w:rtl w:val="0"/>
+        </w:rPr>
+        <w:t xml:space="preserve"> </w:t>
+      </w:r>
+      <w:r>
+        <w:rPr>
+          <w:rFonts w:ascii="Google Sans" w:cs="Google Sans" w:eastAsia="Google Sans" w:hAnsi="Google Sans"/>
+          <w:i w:val="0"/>
+          <w:iCs w:val="0"/>
+          <w:color w:val="ff5a59"/>
+          <w:sz w:val="20"/>
+          <w:szCs w:val="20"/>
+          <w:shd w:fill="141414" w:val="clear"/>
+          <w:rtl w:val="0"/>
+        </w:rPr>
+        <w:t xml:space="preserve">floor</w:t>
+      </w:r>
+      <w:r>
+        <w:rPr>
+          <w:rFonts w:ascii="Google Sans" w:cs="Google Sans" w:eastAsia="Google Sans" w:hAnsi="Google Sans"/>
+          <w:color w:val="1f1f1f"/>
+          <w:shd w:fill="141414" w:val="clear"/>
+          <w:rtl w:val="0"/>
+        </w:rPr>
+        <w:t xml:space="preserve">(time * fps) / fps;</w:t>
+        <w:br w:type="textWrapping"/>
+        <w:t xml:space="preserve">}</w:t>
+        <w:br w:type="textWrapping"/>
+      </w:r>
+    </w:p>
+    <w:p>
+      <w:pPr>
+        <w:pStyle w:val="Heading3"/>
+        <w:pBdr>
+          <w:top w:space="0" w:sz="0" w:val="nil"/>
+          <w:left w:space="0" w:sz="0" w:val="nil"/>
+          <w:bottom w:space="0" w:sz="0" w:val="nil"/>
+          <w:right w:space="0" w:sz="0" w:val="nil"/>
+          <w:between w:space="0" w:sz="0" w:val="nil"/>
+        </w:pBdr>
+        <w:shd w:fill="auto" w:val="clear"/>
+        <w:spacing w:after="0" w:before="0" w:line="275.9999942779541" w:lineRule="auto"/>
+        <w:rPr>
+          <w:rFonts w:ascii="Google Sans" w:cs="Google Sans" w:eastAsia="Google Sans" w:hAnsi="Google Sans"/>
+          <w:color w:val="1f1f1f"/>
+        </w:rPr>
+      </w:pPr>
+      <w:r>
+        <w:rPr>
+          <w:rFonts w:ascii="Google Sans" w:cs="Google Sans" w:eastAsia="Google Sans" w:hAnsi="Google Sans"/>
+          <w:color w:val="1f1f1f"/>
+          <w:rtl w:val="0"/>
+        </w:rPr>
+        <w:t xml:space="preserve">3. Palette-Restricted Distance Fields</w:t>
+      </w:r>
+    </w:p>
+    <w:p>
+      <w:pPr>
+        <w:pBdr>
+          <w:top w:space="0" w:sz="0" w:val="nil"/>
+          <w:left w:space="0" w:sz="0" w:val="nil"/>
+          <w:bottom w:space="0" w:sz="0" w:val="nil"/>
+          <w:right w:space="0" w:sz="0" w:val="nil"/>
+          <w:between w:space="0" w:sz="0" w:val="nil"/>
+        </w:pBdr>
+        <w:shd w:fill="auto" w:val="clear"/>
+        <w:spacing w:line="275.9999942779541" w:lineRule="auto"/>
+        <w:rPr>
+          <w:rFonts w:ascii="Google Sans" w:cs="Google Sans" w:eastAsia="Google Sans" w:hAnsi="Google Sans"/>
+          <w:b w:val="1"/>
+          <w:bCs w:val="1"/>
+          <w:color w:val="1f1f1f"/>
+        </w:rPr>
+      </w:pPr>
+      <w:r>
+        <w:rPr>
+          <w:rFonts w:ascii="Google Sans" w:cs="Google Sans" w:eastAsia="Google Sans" w:hAnsi="Google Sans"/>
+          <w:b w:val="1"/>
+          <w:bCs w:val="1"/>
+          <w:color w:val="1f1f1f"/>
+          <w:rtl w:val="0"/>
+        </w:rPr>
+        <w:t xml:space="preserve">Explanation:</w:t>
+      </w:r>
+      <w:r>
+        <w:rPr>
+          <w:rFonts w:ascii="Google Sans" w:cs="Google Sans" w:eastAsia="Google Sans" w:hAnsi="Google Sans"/>
+          <w:color w:val="1f1f1f"/>
+          <w:rtl w:val="0"/>
+        </w:rPr>
+        <w:t xml:space="preserve"> When drawing a glowing energy sphere, a standard distance function creates a smooth, infinite gradient. Wrapping the distance output in nested step() functions posterizes the gradient into hard bands, which can then be multiplied by exact hex codes to perfectly match the sprite's limited palette. </w:t>
+      </w:r>
+      <w:r>
+        <w:rPr>
+          <w:rFonts w:ascii="Google Sans" w:cs="Google Sans" w:eastAsia="Google Sans" w:hAnsi="Google Sans"/>
+          <w:b w:val="1"/>
+          <w:bCs w:val="1"/>
+          <w:color w:val="1f1f1f"/>
+          <w:rtl w:val="0"/>
+        </w:rPr>
+        <w:t xml:space="preserve">Godot GLSL Sketch:</w:t>
+      </w:r>
+    </w:p>
+    <w:p>
+      <w:pPr>
+        <w:pBdr>
+          <w:top w:space="0" w:sz="0" w:val="nil"/>
+          <w:left w:space="0" w:sz="0" w:val="nil"/>
+          <w:bottom w:space="0" w:sz="0" w:val="nil"/>
+          <w:right w:space="0" w:sz="0" w:val="nil"/>
+          <w:between w:space="0" w:sz="0" w:val="nil"/>
+        </w:pBdr>
+        <w:shd w:fill="auto" w:val="clear"/>
+        <w:spacing w:line="275.9999942779541" w:lineRule="auto"/>
+        <w:ind w:left="480" w:firstLine="0"/>
+        <w:rPr>
+          <w:rFonts w:ascii="Google Sans" w:cs="Google Sans" w:eastAsia="Google Sans" w:hAnsi="Google Sans"/>
+          <w:b w:val="1"/>
+          <w:bCs w:val="1"/>
+          <w:color w:val="1f1f1f"/>
+        </w:rPr>
+      </w:pPr>
+      <w:r>
+        <w:rPr>
+          <w:rtl w:val="0"/>
+        </w:rPr>
+      </w:r>
+    </w:p>
+    <w:p>
+      <w:pPr>
+        <w:pBdr>
+          <w:top w:space="0" w:sz="0" w:val="nil"/>
+          <w:left w:space="0" w:sz="0" w:val="nil"/>
+          <w:bottom w:space="0" w:sz="0" w:val="nil"/>
+          <w:right w:space="0" w:sz="0" w:val="nil"/>
+          <w:between w:space="0" w:sz="0" w:val="nil"/>
+        </w:pBdr>
+        <w:shd w:fill="auto" w:val="clear"/>
+        <w:spacing w:before="390" w:line="275.9999942779541" w:lineRule="auto"/>
+        <w:ind w:left="480" w:firstLine="0"/>
+        <w:rPr>
+          <w:rFonts w:ascii="Google Sans" w:cs="Google Sans" w:eastAsia="Google Sans" w:hAnsi="Google Sans"/>
+          <w:b w:val="1"/>
+          <w:bCs w:val="1"/>
+          <w:color w:val="1f1f1f"/>
+        </w:rPr>
+      </w:pPr>
+      <w:r>
+        <w:rPr>
+          <w:rtl w:val="0"/>
+        </w:rPr>
+      </w:r>
+    </w:p>
+    <w:p>
+      <w:pPr>
+        <w:pBdr>
+          <w:top w:space="0" w:sz="0" w:val="nil"/>
+          <w:left w:space="0" w:sz="0" w:val="nil"/>
+          <w:bottom w:space="0" w:sz="0" w:val="nil"/>
+          <w:right w:space="0" w:sz="0" w:val="nil"/>
+          <w:between w:space="0" w:sz="0" w:val="nil"/>
+        </w:pBdr>
+        <w:shd w:fill="auto" w:val="clear"/>
+        <w:spacing w:line="275.9999942779541" w:lineRule="auto"/>
+        <w:ind w:left="480" w:right="165" w:firstLine="0"/>
+        <w:rPr>
+          <w:rFonts w:ascii="Google Sans" w:cs="Google Sans" w:eastAsia="Google Sans" w:hAnsi="Google Sans"/>
+          <w:b w:val="1"/>
+          <w:bCs w:val="1"/>
+          <w:color w:val="1f1f1f"/>
+        </w:rPr>
+      </w:pPr>
+      <w:r>
+        <w:rPr>
+          <w:rtl w:val="0"/>
+        </w:rPr>
+      </w:r>
+    </w:p>
+    <w:p>
+      <w:pPr>
+        <w:pBdr>
+          <w:top w:space="0" w:sz="0" w:val="nil"/>
+          <w:left w:space="0" w:sz="0" w:val="nil"/>
+          <w:bottom w:space="0" w:sz="0" w:val="nil"/>
+          <w:right w:space="0" w:sz="0" w:val="nil"/>
+          <w:between w:space="0" w:sz="0" w:val="nil"/>
+        </w:pBdr>
+        <w:shd w:fill="auto" w:val="clear"/>
+        <w:spacing w:line="275.9999942779541" w:lineRule="auto"/>
+        <w:ind w:left="480" w:right="165" w:firstLine="0"/>
+        <w:rPr>
+          <w:rFonts w:ascii="Google Sans" w:cs="Google Sans" w:eastAsia="Google Sans" w:hAnsi="Google Sans"/>
+          <w:color w:val="ffffff"/>
+          <w:shd w:fill="141414" w:val="clear"/>
+        </w:rPr>
+      </w:pPr>
+      <w:r>
+        <w:rPr>
+          <w:rFonts w:ascii="Google Sans" w:cs="Google Sans" w:eastAsia="Google Sans" w:hAnsi="Google Sans"/>
+          <w:color w:val="ffffff"/>
+          <w:shd w:fill="141414" w:val="clear"/>
+          <w:rtl w:val="0"/>
+        </w:rPr>
+        <w:t xml:space="preserve">OpenGL Shading Language</w:t>
+      </w:r>
+    </w:p>
+    <w:p>
+      <w:pPr>
+        <w:pBdr>
+          <w:top w:space="0" w:sz="0" w:val="nil"/>
+          <w:left w:space="0" w:sz="0" w:val="nil"/>
+          <w:bottom w:space="0" w:sz="0" w:val="nil"/>
+          <w:right w:space="0" w:sz="0" w:val="nil"/>
+          <w:between w:space="0" w:sz="0" w:val="nil"/>
+        </w:pBdr>
+        <w:shd w:fill="auto" w:val="clear"/>
+        <w:spacing w:line="275.9999942779541" w:lineRule="auto"/>
+        <w:ind w:left="480" w:firstLine="0"/>
+        <w:rPr>
+          <w:rFonts w:ascii="Google Sans" w:cs="Google Sans" w:eastAsia="Google Sans" w:hAnsi="Google Sans"/>
+          <w:color w:val="1f1f1f"/>
+          <w:shd w:fill="141414" w:val="clear"/>
+        </w:rPr>
+      </w:pPr>
+      <w:r>
+        <w:rPr>
+          <w:rFonts w:ascii="Google Sans" w:cs="Google Sans" w:eastAsia="Google Sans" w:hAnsi="Google Sans"/>
+          <w:i w:val="0"/>
+          <w:iCs w:val="0"/>
+          <w:color w:val="969dff"/>
+          <w:sz w:val="20"/>
+          <w:szCs w:val="20"/>
+          <w:shd w:fill="141414" w:val="clear"/>
+          <w:rtl w:val="0"/>
+        </w:rPr>
+        <w:t xml:space="preserve">float</w:t>
+      </w:r>
+      <w:r>
+        <w:rPr>
+          <w:rFonts w:ascii="Google Sans" w:cs="Google Sans" w:eastAsia="Google Sans" w:hAnsi="Google Sans"/>
+          <w:color w:val="1f1f1f"/>
+          <w:shd w:fill="141414" w:val="clear"/>
+          <w:rtl w:val="0"/>
+        </w:rPr>
+        <w:t xml:space="preserve"> dist = </w:t>
+      </w:r>
+      <w:r>
+        <w:rPr>
+          <w:rFonts w:ascii="Google Sans" w:cs="Google Sans" w:eastAsia="Google Sans" w:hAnsi="Google Sans"/>
+          <w:i w:val="0"/>
+          <w:iCs w:val="0"/>
+          <w:color w:val="ff5a59"/>
+          <w:sz w:val="20"/>
+          <w:szCs w:val="20"/>
+          <w:shd w:fill="141414" w:val="clear"/>
+          <w:rtl w:val="0"/>
+        </w:rPr>
+        <w:t xml:space="preserve">distance</w:t>
+      </w:r>
+      <w:r>
+        <w:rPr>
+          <w:rFonts w:ascii="Google Sans" w:cs="Google Sans" w:eastAsia="Google Sans" w:hAnsi="Google Sans"/>
+          <w:color w:val="1f1f1f"/>
+          <w:shd w:fill="141414" w:val="clear"/>
+          <w:rtl w:val="0"/>
+        </w:rPr>
+        <w:t xml:space="preserve">(uv, center);</w:t>
+        <w:br w:type="textWrapping"/>
+      </w:r>
+      <w:r>
+        <w:rPr>
+          <w:rFonts w:ascii="Google Sans" w:cs="Google Sans" w:eastAsia="Google Sans" w:hAnsi="Google Sans"/>
+          <w:i w:val="0"/>
+          <w:iCs w:val="0"/>
+          <w:color w:val="969dff"/>
+          <w:sz w:val="20"/>
+          <w:szCs w:val="20"/>
+          <w:shd w:fill="141414" w:val="clear"/>
+          <w:rtl w:val="0"/>
+        </w:rPr>
+        <w:t xml:space="preserve">float</w:t>
+      </w:r>
+      <w:r>
+        <w:rPr>
+          <w:rFonts w:ascii="Google Sans" w:cs="Google Sans" w:eastAsia="Google Sans" w:hAnsi="Google Sans"/>
+          <w:color w:val="1f1f1f"/>
+          <w:shd w:fill="141414" w:val="clear"/>
+          <w:rtl w:val="0"/>
+        </w:rPr>
+        <w:t xml:space="preserve"> ring1 = </w:t>
+      </w:r>
+      <w:r>
+        <w:rPr>
+          <w:rFonts w:ascii="Google Sans" w:cs="Google Sans" w:eastAsia="Google Sans" w:hAnsi="Google Sans"/>
+          <w:i w:val="0"/>
+          <w:iCs w:val="0"/>
+          <w:color w:val="ff5a59"/>
+          <w:sz w:val="20"/>
+          <w:szCs w:val="20"/>
+          <w:shd w:fill="141414" w:val="clear"/>
+          <w:rtl w:val="0"/>
+        </w:rPr>
+        <w:t xml:space="preserve">step</w:t>
+      </w:r>
+      <w:r>
+        <w:rPr>
+          <w:rFonts w:ascii="Google Sans" w:cs="Google Sans" w:eastAsia="Google Sans" w:hAnsi="Google Sans"/>
+          <w:color w:val="1f1f1f"/>
+          <w:shd w:fill="141414" w:val="clear"/>
+          <w:rtl w:val="0"/>
+        </w:rPr>
+        <w:t xml:space="preserve">(dist, </w:t>
+      </w:r>
+      <w:r>
+        <w:rPr>
+          <w:rFonts w:ascii="Google Sans" w:cs="Google Sans" w:eastAsia="Google Sans" w:hAnsi="Google Sans"/>
+          <w:i w:val="0"/>
+          <w:iCs w:val="0"/>
+          <w:color w:val="ff96da"/>
+          <w:sz w:val="20"/>
+          <w:szCs w:val="20"/>
+          <w:shd w:fill="141414" w:val="clear"/>
+          <w:rtl w:val="0"/>
+        </w:rPr>
+        <w:t xml:space="preserve">0.4</w:t>
+      </w:r>
+      <w:r>
+        <w:rPr>
+          <w:rFonts w:ascii="Google Sans" w:cs="Google Sans" w:eastAsia="Google Sans" w:hAnsi="Google Sans"/>
+          <w:color w:val="1f1f1f"/>
+          <w:shd w:fill="141414" w:val="clear"/>
+          <w:rtl w:val="0"/>
+        </w:rPr>
+        <w:t xml:space="preserve">);</w:t>
+        <w:br w:type="textWrapping"/>
+      </w:r>
+      <w:r>
+        <w:rPr>
+          <w:rFonts w:ascii="Google Sans" w:cs="Google Sans" w:eastAsia="Google Sans" w:hAnsi="Google Sans"/>
+          <w:i w:val="0"/>
+          <w:iCs w:val="0"/>
+          <w:color w:val="969dff"/>
+          <w:sz w:val="20"/>
+          <w:szCs w:val="20"/>
+          <w:shd w:fill="141414" w:val="clear"/>
+          <w:rtl w:val="0"/>
+        </w:rPr>
+        <w:t xml:space="preserve">float</w:t>
+      </w:r>
+      <w:r>
+        <w:rPr>
+          <w:rFonts w:ascii="Google Sans" w:cs="Google Sans" w:eastAsia="Google Sans" w:hAnsi="Google Sans"/>
+          <w:color w:val="1f1f1f"/>
+          <w:shd w:fill="141414" w:val="clear"/>
+          <w:rtl w:val="0"/>
+        </w:rPr>
+        <w:t xml:space="preserve"> ring2 = </w:t>
+      </w:r>
+      <w:r>
+        <w:rPr>
+          <w:rFonts w:ascii="Google Sans" w:cs="Google Sans" w:eastAsia="Google Sans" w:hAnsi="Google Sans"/>
+          <w:i w:val="0"/>
+          <w:iCs w:val="0"/>
+          <w:color w:val="ff5a59"/>
+          <w:sz w:val="20"/>
+          <w:szCs w:val="20"/>
+          <w:shd w:fill="141414" w:val="clear"/>
+          <w:rtl w:val="0"/>
+        </w:rPr>
+        <w:t xml:space="preserve">step</w:t>
+      </w:r>
+      <w:r>
+        <w:rPr>
+          <w:rFonts w:ascii="Google Sans" w:cs="Google Sans" w:eastAsia="Google Sans" w:hAnsi="Google Sans"/>
+          <w:color w:val="1f1f1f"/>
+          <w:shd w:fill="141414" w:val="clear"/>
+          <w:rtl w:val="0"/>
+        </w:rPr>
+        <w:t xml:space="preserve">(dist, </w:t>
+      </w:r>
+      <w:r>
+        <w:rPr>
+          <w:rFonts w:ascii="Google Sans" w:cs="Google Sans" w:eastAsia="Google Sans" w:hAnsi="Google Sans"/>
+          <w:i w:val="0"/>
+          <w:iCs w:val="0"/>
+          <w:color w:val="ff96da"/>
+          <w:sz w:val="20"/>
+          <w:szCs w:val="20"/>
+          <w:shd w:fill="141414" w:val="clear"/>
+          <w:rtl w:val="0"/>
+        </w:rPr>
+        <w:t xml:space="preserve">0.6</w:t>
+      </w:r>
+      <w:r>
+        <w:rPr>
+          <w:rFonts w:ascii="Google Sans" w:cs="Google Sans" w:eastAsia="Google Sans" w:hAnsi="Google Sans"/>
+          <w:color w:val="1f1f1f"/>
+          <w:shd w:fill="141414" w:val="clear"/>
+          <w:rtl w:val="0"/>
+        </w:rPr>
+        <w:t xml:space="preserve">) - ring1;</w:t>
+        <w:br w:type="textWrapping"/>
+      </w:r>
+      <w:r>
+        <w:rPr>
+          <w:rFonts w:ascii="Google Sans" w:cs="Google Sans" w:eastAsia="Google Sans" w:hAnsi="Google Sans"/>
+          <w:i w:val="0"/>
+          <w:iCs w:val="0"/>
+          <w:color w:val="969dff"/>
+          <w:sz w:val="20"/>
+          <w:szCs w:val="20"/>
+          <w:shd w:fill="141414" w:val="clear"/>
+          <w:rtl w:val="0"/>
+        </w:rPr>
+        <w:t xml:space="preserve">vec3</w:t>
+      </w:r>
+      <w:r>
+        <w:rPr>
+          <w:rFonts w:ascii="Google Sans" w:cs="Google Sans" w:eastAsia="Google Sans" w:hAnsi="Google Sans"/>
+          <w:color w:val="1f1f1f"/>
+          <w:shd w:fill="141414" w:val="clear"/>
+          <w:rtl w:val="0"/>
+        </w:rPr>
+        <w:t xml:space="preserve"> color = (ring1 * color_core) + (ring2 * color_edge);</w:t>
+        <w:br w:type="textWrapping"/>
+      </w:r>
+    </w:p>
+    <w:p>
+      <w:pPr>
+        <w:pStyle w:val="Heading3"/>
+        <w:pBdr>
+          <w:top w:space="0" w:sz="0" w:val="nil"/>
+          <w:left w:space="0" w:sz="0" w:val="nil"/>
+          <w:bottom w:space="0" w:sz="0" w:val="nil"/>
+          <w:right w:space="0" w:sz="0" w:val="nil"/>
+          <w:between w:space="0" w:sz="0" w:val="nil"/>
+        </w:pBdr>
+        <w:shd w:fill="auto" w:val="clear"/>
+        <w:spacing w:after="0" w:before="0" w:line="275.9999942779541" w:lineRule="auto"/>
+        <w:rPr>
+          <w:rFonts w:ascii="Google Sans" w:cs="Google Sans" w:eastAsia="Google Sans" w:hAnsi="Google Sans"/>
+          <w:color w:val="1f1f1f"/>
+        </w:rPr>
+      </w:pPr>
+      <w:r>
+        <w:rPr>
+          <w:rFonts w:ascii="Google Sans" w:cs="Google Sans" w:eastAsia="Google Sans" w:hAnsi="Google Sans"/>
+          <w:color w:val="1f1f1f"/>
+          <w:rtl w:val="0"/>
+        </w:rPr>
+        <w:t xml:space="preserve">4. Noise-Distorted UV Displacement</w:t>
+      </w:r>
+    </w:p>
+    <w:p>
+      <w:pPr>
+        <w:pBdr>
+          <w:top w:space="0" w:sz="0" w:val="nil"/>
+          <w:left w:space="0" w:sz="0" w:val="nil"/>
+          <w:bottom w:space="0" w:sz="0" w:val="nil"/>
+          <w:right w:space="0" w:sz="0" w:val="nil"/>
+          <w:between w:space="0" w:sz="0" w:val="nil"/>
+        </w:pBdr>
+        <w:shd w:fill="auto" w:val="clear"/>
+        <w:spacing w:line="275.9999942779541" w:lineRule="auto"/>
+        <w:rPr>
+          <w:rFonts w:ascii="Google Sans" w:cs="Google Sans" w:eastAsia="Google Sans" w:hAnsi="Google Sans"/>
+          <w:b w:val="1"/>
+          <w:bCs w:val="1"/>
+          <w:color w:val="1f1f1f"/>
+        </w:rPr>
+      </w:pPr>
+      <w:r>
+        <w:rPr>
+          <w:rFonts w:ascii="Google Sans" w:cs="Google Sans" w:eastAsia="Google Sans" w:hAnsi="Google Sans"/>
+          <w:b w:val="1"/>
+          <w:bCs w:val="1"/>
+          <w:color w:val="1f1f1f"/>
+          <w:rtl w:val="0"/>
+        </w:rPr>
+        <w:t xml:space="preserve">Explanation:</w:t>
+      </w:r>
+      <w:r>
+        <w:rPr>
+          <w:rFonts w:ascii="Google Sans" w:cs="Google Sans" w:eastAsia="Google Sans" w:hAnsi="Google Sans"/>
+          <w:color w:val="1f1f1f"/>
+          <w:rtl w:val="0"/>
+        </w:rPr>
+        <w:t xml:space="preserve"> Procedural shapes look inherently artificial because they are perfectly symmetrical. By adding a low-frequency, temporally-stepped noise value to the UV coordinates </w:t>
+      </w:r>
+      <w:r>
+        <w:rPr>
+          <w:rFonts w:ascii="Google Sans" w:cs="Google Sans" w:eastAsia="Google Sans" w:hAnsi="Google Sans"/>
+          <w:i w:val="1"/>
+          <w:iCs w:val="1"/>
+          <w:color w:val="1f1f1f"/>
+          <w:rtl w:val="0"/>
+        </w:rPr>
+        <w:t xml:space="preserve">before</w:t>
+      </w:r>
+      <w:r>
+        <w:rPr>
+          <w:rFonts w:ascii="Google Sans" w:cs="Google Sans" w:eastAsia="Google Sans" w:hAnsi="Google Sans"/>
+          <w:color w:val="1f1f1f"/>
+          <w:rtl w:val="0"/>
+        </w:rPr>
+        <w:t xml:space="preserve"> calculating the shape, the resulting fire or energy gains organic, hand-drawn irregularities. </w:t>
+      </w:r>
+      <w:r>
+        <w:rPr>
+          <w:rFonts w:ascii="Google Sans" w:cs="Google Sans" w:eastAsia="Google Sans" w:hAnsi="Google Sans"/>
+          <w:b w:val="1"/>
+          <w:bCs w:val="1"/>
+          <w:color w:val="1f1f1f"/>
+          <w:rtl w:val="0"/>
+        </w:rPr>
+        <w:t xml:space="preserve">Godot GLSL Sketch:</w:t>
+      </w:r>
+    </w:p>
+    <w:p>
+      <w:pPr>
+        <w:pBdr>
+          <w:top w:space="0" w:sz="0" w:val="nil"/>
+          <w:left w:space="0" w:sz="0" w:val="nil"/>
+          <w:bottom w:space="0" w:sz="0" w:val="nil"/>
+          <w:right w:space="0" w:sz="0" w:val="nil"/>
+          <w:between w:space="0" w:sz="0" w:val="nil"/>
+        </w:pBdr>
+        <w:shd w:fill="auto" w:val="clear"/>
+        <w:spacing w:line="275.9999942779541" w:lineRule="auto"/>
+        <w:ind w:left="480" w:firstLine="0"/>
+        <w:rPr>
+          <w:rFonts w:ascii="Google Sans" w:cs="Google Sans" w:eastAsia="Google Sans" w:hAnsi="Google Sans"/>
+          <w:b w:val="1"/>
+          <w:bCs w:val="1"/>
+          <w:color w:val="1f1f1f"/>
+        </w:rPr>
+      </w:pPr>
+      <w:r>
+        <w:rPr>
+          <w:rtl w:val="0"/>
+        </w:rPr>
+      </w:r>
+    </w:p>
+    <w:p>
+      <w:pPr>
+        <w:pBdr>
+          <w:top w:space="0" w:sz="0" w:val="nil"/>
+          <w:left w:space="0" w:sz="0" w:val="nil"/>
+          <w:bottom w:space="0" w:sz="0" w:val="nil"/>
+          <w:right w:space="0" w:sz="0" w:val="nil"/>
+          <w:between w:space="0" w:sz="0" w:val="nil"/>
+        </w:pBdr>
+        <w:shd w:fill="auto" w:val="clear"/>
+        <w:spacing w:before="390" w:line="275.9999942779541" w:lineRule="auto"/>
+        <w:ind w:left="480" w:firstLine="0"/>
+        <w:rPr>
+          <w:rFonts w:ascii="Google Sans" w:cs="Google Sans" w:eastAsia="Google Sans" w:hAnsi="Google Sans"/>
+          <w:b w:val="1"/>
+          <w:bCs w:val="1"/>
+          <w:color w:val="1f1f1f"/>
+        </w:rPr>
+      </w:pPr>
+      <w:r>
+        <w:rPr>
+          <w:rtl w:val="0"/>
+        </w:rPr>
+      </w:r>
+    </w:p>
+    <w:p>
+      <w:pPr>
+        <w:pBdr>
+          <w:top w:space="0" w:sz="0" w:val="nil"/>
+          <w:left w:space="0" w:sz="0" w:val="nil"/>
+          <w:bottom w:space="0" w:sz="0" w:val="nil"/>
+          <w:right w:space="0" w:sz="0" w:val="nil"/>
+          <w:between w:space="0" w:sz="0" w:val="nil"/>
+        </w:pBdr>
+        <w:shd w:fill="auto" w:val="clear"/>
+        <w:spacing w:line="275.9999942779541" w:lineRule="auto"/>
+        <w:ind w:left="480" w:right="165" w:firstLine="0"/>
+        <w:rPr>
+          <w:rFonts w:ascii="Google Sans" w:cs="Google Sans" w:eastAsia="Google Sans" w:hAnsi="Google Sans"/>
+          <w:b w:val="1"/>
+          <w:bCs w:val="1"/>
+          <w:color w:val="1f1f1f"/>
+        </w:rPr>
+      </w:pPr>
+      <w:r>
+        <w:rPr>
+          <w:rtl w:val="0"/>
+        </w:rPr>
+      </w:r>
+    </w:p>
+    <w:p>
+      <w:pPr>
+        <w:pBdr>
+          <w:top w:space="0" w:sz="0" w:val="nil"/>
+          <w:left w:space="0" w:sz="0" w:val="nil"/>
+          <w:bottom w:space="0" w:sz="0" w:val="nil"/>
+          <w:right w:space="0" w:sz="0" w:val="nil"/>
+          <w:between w:space="0" w:sz="0" w:val="nil"/>
+        </w:pBdr>
+        <w:shd w:fill="auto" w:val="clear"/>
+        <w:spacing w:line="275.9999942779541" w:lineRule="auto"/>
+        <w:ind w:left="480" w:right="165" w:firstLine="0"/>
+        <w:rPr>
+          <w:rFonts w:ascii="Google Sans" w:cs="Google Sans" w:eastAsia="Google Sans" w:hAnsi="Google Sans"/>
+          <w:color w:val="ffffff"/>
+          <w:shd w:fill="141414" w:val="clear"/>
+        </w:rPr>
+      </w:pPr>
+      <w:r>
+        <w:rPr>
+          <w:rFonts w:ascii="Google Sans" w:cs="Google Sans" w:eastAsia="Google Sans" w:hAnsi="Google Sans"/>
+          <w:color w:val="ffffff"/>
+          <w:shd w:fill="141414" w:val="clear"/>
+          <w:rtl w:val="0"/>
+        </w:rPr>
+        <w:t xml:space="preserve">OpenGL Shading Language</w:t>
+      </w:r>
+    </w:p>
+    <w:p>
+      <w:pPr>
+        <w:pBdr>
+          <w:top w:space="0" w:sz="0" w:val="nil"/>
+          <w:left w:space="0" w:sz="0" w:val="nil"/>
+          <w:bottom w:space="0" w:sz="0" w:val="nil"/>
+          <w:right w:space="0" w:sz="0" w:val="nil"/>
+          <w:between w:space="0" w:sz="0" w:val="nil"/>
+        </w:pBdr>
+        <w:shd w:fill="auto" w:val="clear"/>
+        <w:spacing w:line="275.9999942779541" w:lineRule="auto"/>
+        <w:ind w:left="480" w:firstLine="0"/>
+        <w:rPr>
+          <w:rFonts w:ascii="Google Sans" w:cs="Google Sans" w:eastAsia="Google Sans" w:hAnsi="Google Sans"/>
+          <w:color w:val="1f1f1f"/>
+          <w:shd w:fill="141414" w:val="clear"/>
+        </w:rPr>
+      </w:pPr>
+      <w:r>
+        <w:rPr>
+          <w:rFonts w:ascii="Google Sans" w:cs="Google Sans" w:eastAsia="Google Sans" w:hAnsi="Google Sans"/>
+          <w:i w:val="0"/>
+          <w:iCs w:val="0"/>
+          <w:color w:val="969dff"/>
+          <w:sz w:val="20"/>
+          <w:szCs w:val="20"/>
+          <w:shd w:fill="141414" w:val="clear"/>
+          <w:rtl w:val="0"/>
+        </w:rPr>
+        <w:t xml:space="preserve">vec2</w:t>
+      </w:r>
+      <w:r>
+        <w:rPr>
+          <w:rFonts w:ascii="Google Sans" w:cs="Google Sans" w:eastAsia="Google Sans" w:hAnsi="Google Sans"/>
+          <w:color w:val="1f1f1f"/>
+          <w:shd w:fill="141414" w:val="clear"/>
+          <w:rtl w:val="0"/>
+        </w:rPr>
+        <w:t xml:space="preserve"> noise_offset = </w:t>
+      </w:r>
+      <w:r>
+        <w:rPr>
+          <w:rFonts w:ascii="Google Sans" w:cs="Google Sans" w:eastAsia="Google Sans" w:hAnsi="Google Sans"/>
+          <w:i w:val="0"/>
+          <w:iCs w:val="0"/>
+          <w:color w:val="ff5a59"/>
+          <w:sz w:val="20"/>
+          <w:szCs w:val="20"/>
+          <w:shd w:fill="141414" w:val="clear"/>
+          <w:rtl w:val="0"/>
+        </w:rPr>
+        <w:t xml:space="preserve">texture</w:t>
+      </w:r>
+      <w:r>
+        <w:rPr>
+          <w:rFonts w:ascii="Google Sans" w:cs="Google Sans" w:eastAsia="Google Sans" w:hAnsi="Google Sans"/>
+          <w:color w:val="1f1f1f"/>
+          <w:shd w:fill="141414" w:val="clear"/>
+          <w:rtl w:val="0"/>
+        </w:rPr>
+        <w:t xml:space="preserve">(noise_tex, uv + stepped_time).rg * intensity;</w:t>
+        <w:br w:type="textWrapping"/>
+      </w:r>
+      <w:r>
+        <w:rPr>
+          <w:rFonts w:ascii="Google Sans" w:cs="Google Sans" w:eastAsia="Google Sans" w:hAnsi="Google Sans"/>
+          <w:i w:val="0"/>
+          <w:iCs w:val="0"/>
+          <w:color w:val="969dff"/>
+          <w:sz w:val="20"/>
+          <w:szCs w:val="20"/>
+          <w:shd w:fill="141414" w:val="clear"/>
+          <w:rtl w:val="0"/>
+        </w:rPr>
+        <w:t xml:space="preserve">vec2</w:t>
+      </w:r>
+      <w:r>
+        <w:rPr>
+          <w:rFonts w:ascii="Google Sans" w:cs="Google Sans" w:eastAsia="Google Sans" w:hAnsi="Google Sans"/>
+          <w:color w:val="1f1f1f"/>
+          <w:shd w:fill="141414" w:val="clear"/>
+          <w:rtl w:val="0"/>
+        </w:rPr>
+        <w:t xml:space="preserve"> distorted_uv = get_snapped_uv(uv + noise_offset, resolution);</w:t>
+        <w:br w:type="textWrapping"/>
+      </w:r>
+    </w:p>
+    <w:p>
+      <w:pPr>
+        <w:pStyle w:val="Heading3"/>
+        <w:pBdr>
+          <w:top w:space="0" w:sz="0" w:val="nil"/>
+          <w:left w:space="0" w:sz="0" w:val="nil"/>
+          <w:bottom w:space="0" w:sz="0" w:val="nil"/>
+          <w:right w:space="0" w:sz="0" w:val="nil"/>
+          <w:between w:space="0" w:sz="0" w:val="nil"/>
+        </w:pBdr>
+        <w:shd w:fill="auto" w:val="clear"/>
+        <w:spacing w:after="0" w:before="0" w:line="275.9999942779541" w:lineRule="auto"/>
+        <w:rPr>
+          <w:rFonts w:ascii="Google Sans" w:cs="Google Sans" w:eastAsia="Google Sans" w:hAnsi="Google Sans"/>
+          <w:color w:val="1f1f1f"/>
+        </w:rPr>
+      </w:pPr>
+      <w:r>
+        <w:rPr>
+          <w:rFonts w:ascii="Google Sans" w:cs="Google Sans" w:eastAsia="Google Sans" w:hAnsi="Google Sans"/>
+          <w:color w:val="1f1f1f"/>
+          <w:rtl w:val="0"/>
+        </w:rPr>
+        <w:t xml:space="preserve">5. Squared Trauma Camera Shake</w:t>
+      </w:r>
+    </w:p>
+    <w:p>
+      <w:pPr>
+        <w:pBdr>
+          <w:top w:space="0" w:sz="0" w:val="nil"/>
+          <w:left w:space="0" w:sz="0" w:val="nil"/>
+          <w:bottom w:space="0" w:sz="0" w:val="nil"/>
+          <w:right w:space="0" w:sz="0" w:val="nil"/>
+          <w:between w:space="0" w:sz="0" w:val="nil"/>
+        </w:pBdr>
+        <w:shd w:fill="auto" w:val="clear"/>
+        <w:spacing w:line="275.9999942779541" w:lineRule="auto"/>
+        <w:rPr>
+          <w:rFonts w:ascii="Google Sans" w:cs="Google Sans" w:eastAsia="Google Sans" w:hAnsi="Google Sans"/>
+          <w:b w:val="1"/>
+          <w:bCs w:val="1"/>
+          <w:color w:val="1f1f1f"/>
+        </w:rPr>
+      </w:pPr>
+      <w:r>
+        <w:rPr>
+          <w:rFonts w:ascii="Google Sans" w:cs="Google Sans" w:eastAsia="Google Sans" w:hAnsi="Google Sans"/>
+          <w:b w:val="1"/>
+          <w:bCs w:val="1"/>
+          <w:color w:val="1f1f1f"/>
+          <w:rtl w:val="0"/>
+        </w:rPr>
+        <w:t xml:space="preserve">Explanation:</w:t>
+      </w:r>
+      <w:r>
+        <w:rPr>
+          <w:rFonts w:ascii="Google Sans" w:cs="Google Sans" w:eastAsia="Google Sans" w:hAnsi="Google Sans"/>
+          <w:color w:val="1f1f1f"/>
+          <w:rtl w:val="0"/>
+        </w:rPr>
+        <w:t xml:space="preserve"> Linear random camera offsets lack weight. A trauma variable that decays over time, but is squared before calculating the offset, delivers a violent initial impact with a rapid, smooth falloff, maximizing the kinetic feel of a signature move</w:t>
       </w:r>
       <w:r>
         <w:rPr>
@@ -4341,1381 +4966,7 @@
           <w:vertAlign w:val="superscript"/>
           <w:rtl w:val="0"/>
         </w:rPr>
-        <w:t xml:space="preserve">22</w:t>
-      </w:r>
-      <w:r>
-        <w:rPr>
-          <w:rFonts w:ascii="Google Sans" w:cs="Google Sans" w:eastAsia="Google Sans" w:hAnsi="Google Sans"/>
-          <w:color w:val="1f1f1f"/>
-          <w:rtl w:val="0"/>
-        </w:rPr>
-        <w:t xml:space="preserve">. </w:t>
-      </w:r>
-      <w:r>
-        <w:rPr>
-          <w:rFonts w:ascii="Google Sans" w:cs="Google Sans" w:eastAsia="Google Sans" w:hAnsi="Google Sans"/>
-          <w:b w:val="1"/>
-          <w:bCs w:val="1"/>
-          <w:color w:val="1f1f1f"/>
-          <w:rtl w:val="0"/>
-        </w:rPr>
-        <w:t xml:space="preserve">Godot GLSL Sketch:</w:t>
-      </w:r>
-    </w:p>
-    <w:p>
-      <w:pPr>
-        <w:pBdr>
-          <w:top w:space="0" w:sz="0" w:val="nil"/>
-          <w:left w:space="0" w:sz="0" w:val="nil"/>
-          <w:bottom w:space="0" w:sz="0" w:val="nil"/>
-          <w:right w:space="0" w:sz="0" w:val="nil"/>
-          <w:between w:space="0" w:sz="0" w:val="nil"/>
-        </w:pBdr>
-        <w:shd w:fill="auto" w:val="clear"/>
-        <w:spacing w:line="275.9999942779541" w:lineRule="auto"/>
-        <w:ind w:left="480" w:firstLine="0"/>
-        <w:rPr>
-          <w:rFonts w:ascii="Google Sans" w:cs="Google Sans" w:eastAsia="Google Sans" w:hAnsi="Google Sans"/>
-          <w:b w:val="1"/>
-          <w:bCs w:val="1"/>
-          <w:color w:val="1f1f1f"/>
-        </w:rPr>
-      </w:pPr>
-      <w:r>
-        <w:rPr>
-          <w:rtl w:val="0"/>
-        </w:rPr>
-      </w:r>
-    </w:p>
-    <w:p>
-      <w:pPr>
-        <w:pBdr>
-          <w:top w:space="0" w:sz="0" w:val="nil"/>
-          <w:left w:space="0" w:sz="0" w:val="nil"/>
-          <w:bottom w:space="0" w:sz="0" w:val="nil"/>
-          <w:right w:space="0" w:sz="0" w:val="nil"/>
-          <w:between w:space="0" w:sz="0" w:val="nil"/>
-        </w:pBdr>
-        <w:shd w:fill="auto" w:val="clear"/>
-        <w:spacing w:before="390" w:line="275.9999942779541" w:lineRule="auto"/>
-        <w:ind w:left="480" w:firstLine="0"/>
-        <w:rPr>
-          <w:rFonts w:ascii="Google Sans" w:cs="Google Sans" w:eastAsia="Google Sans" w:hAnsi="Google Sans"/>
-          <w:b w:val="1"/>
-          <w:bCs w:val="1"/>
-          <w:color w:val="1f1f1f"/>
-        </w:rPr>
-      </w:pPr>
-      <w:r>
-        <w:rPr>
-          <w:rtl w:val="0"/>
-        </w:rPr>
-      </w:r>
-    </w:p>
-    <w:p>
-      <w:pPr>
-        <w:pBdr>
-          <w:top w:space="0" w:sz="0" w:val="nil"/>
-          <w:left w:space="0" w:sz="0" w:val="nil"/>
-          <w:bottom w:space="0" w:sz="0" w:val="nil"/>
-          <w:right w:space="0" w:sz="0" w:val="nil"/>
-          <w:between w:space="0" w:sz="0" w:val="nil"/>
-        </w:pBdr>
-        <w:shd w:fill="auto" w:val="clear"/>
-        <w:spacing w:line="275.9999942779541" w:lineRule="auto"/>
-        <w:ind w:left="480" w:right="165" w:firstLine="0"/>
-        <w:rPr>
-          <w:rFonts w:ascii="Google Sans" w:cs="Google Sans" w:eastAsia="Google Sans" w:hAnsi="Google Sans"/>
-          <w:b w:val="1"/>
-          <w:bCs w:val="1"/>
-          <w:color w:val="1f1f1f"/>
-        </w:rPr>
-      </w:pPr>
-      <w:r>
-        <w:rPr>
-          <w:rtl w:val="0"/>
-        </w:rPr>
-      </w:r>
-    </w:p>
-    <w:p>
-      <w:pPr>
-        <w:pBdr>
-          <w:top w:space="0" w:sz="0" w:val="nil"/>
-          <w:left w:space="0" w:sz="0" w:val="nil"/>
-          <w:bottom w:space="0" w:sz="0" w:val="nil"/>
-          <w:right w:space="0" w:sz="0" w:val="nil"/>
-          <w:between w:space="0" w:sz="0" w:val="nil"/>
-        </w:pBdr>
-        <w:shd w:fill="auto" w:val="clear"/>
-        <w:spacing w:line="275.9999942779541" w:lineRule="auto"/>
-        <w:ind w:left="480" w:right="165" w:firstLine="0"/>
-        <w:rPr>
-          <w:rFonts w:ascii="Google Sans" w:cs="Google Sans" w:eastAsia="Google Sans" w:hAnsi="Google Sans"/>
-          <w:color w:val="ffffff"/>
-          <w:shd w:fill="141414" w:val="clear"/>
-        </w:rPr>
-      </w:pPr>
-      <w:r>
-        <w:rPr>
-          <w:rFonts w:ascii="Google Sans" w:cs="Google Sans" w:eastAsia="Google Sans" w:hAnsi="Google Sans"/>
-          <w:color w:val="ffffff"/>
-          <w:shd w:fill="141414" w:val="clear"/>
-          <w:rtl w:val="0"/>
-        </w:rPr>
-        <w:t xml:space="preserve">OpenGL Shading Language</w:t>
-      </w:r>
-    </w:p>
-    <w:p>
-      <w:pPr>
-        <w:pBdr>
-          <w:top w:space="0" w:sz="0" w:val="nil"/>
-          <w:left w:space="0" w:sz="0" w:val="nil"/>
-          <w:bottom w:space="0" w:sz="0" w:val="nil"/>
-          <w:right w:space="0" w:sz="0" w:val="nil"/>
-          <w:between w:space="0" w:sz="0" w:val="nil"/>
-        </w:pBdr>
-        <w:shd w:fill="auto" w:val="clear"/>
-        <w:spacing w:line="275.9999942779541" w:lineRule="auto"/>
-        <w:ind w:left="480" w:firstLine="0"/>
-        <w:rPr>
-          <w:rFonts w:ascii="Google Sans" w:cs="Google Sans" w:eastAsia="Google Sans" w:hAnsi="Google Sans"/>
-          <w:color w:val="1f1f1f"/>
-          <w:shd w:fill="141414" w:val="clear"/>
-        </w:rPr>
-      </w:pPr>
-      <w:r>
-        <w:rPr>
-          <w:rFonts w:ascii="Google Sans" w:cs="Google Sans" w:eastAsia="Google Sans" w:hAnsi="Google Sans"/>
-          <w:i w:val="0"/>
-          <w:iCs w:val="0"/>
-          <w:color w:val="969dff"/>
-          <w:sz w:val="20"/>
-          <w:szCs w:val="20"/>
-          <w:shd w:fill="141414" w:val="clear"/>
-          <w:rtl w:val="0"/>
-        </w:rPr>
-        <w:t xml:space="preserve">vec2</w:t>
-      </w:r>
-      <w:r>
-        <w:rPr>
-          <w:rFonts w:ascii="Google Sans" w:cs="Google Sans" w:eastAsia="Google Sans" w:hAnsi="Google Sans"/>
-          <w:color w:val="1f1f1f"/>
-          <w:shd w:fill="141414" w:val="clear"/>
-          <w:rtl w:val="0"/>
-        </w:rPr>
-        <w:t xml:space="preserve"> get_snapped_uv(</w:t>
-      </w:r>
-      <w:r>
-        <w:rPr>
-          <w:rFonts w:ascii="Google Sans" w:cs="Google Sans" w:eastAsia="Google Sans" w:hAnsi="Google Sans"/>
-          <w:i w:val="0"/>
-          <w:iCs w:val="0"/>
-          <w:color w:val="969dff"/>
-          <w:sz w:val="20"/>
-          <w:szCs w:val="20"/>
-          <w:shd w:fill="141414" w:val="clear"/>
-          <w:rtl w:val="0"/>
-        </w:rPr>
-        <w:t xml:space="preserve">vec2</w:t>
-      </w:r>
-      <w:r>
-        <w:rPr>
-          <w:rFonts w:ascii="Google Sans" w:cs="Google Sans" w:eastAsia="Google Sans" w:hAnsi="Google Sans"/>
-          <w:color w:val="1f1f1f"/>
-          <w:shd w:fill="141414" w:val="clear"/>
-          <w:rtl w:val="0"/>
-        </w:rPr>
-        <w:t xml:space="preserve"> uv, </w:t>
-      </w:r>
-      <w:r>
-        <w:rPr>
-          <w:rFonts w:ascii="Google Sans" w:cs="Google Sans" w:eastAsia="Google Sans" w:hAnsi="Google Sans"/>
-          <w:i w:val="0"/>
-          <w:iCs w:val="0"/>
-          <w:color w:val="969dff"/>
-          <w:sz w:val="20"/>
-          <w:szCs w:val="20"/>
-          <w:shd w:fill="141414" w:val="clear"/>
-          <w:rtl w:val="0"/>
-        </w:rPr>
-        <w:t xml:space="preserve">vec2</w:t>
-      </w:r>
-      <w:r>
-        <w:rPr>
-          <w:rFonts w:ascii="Google Sans" w:cs="Google Sans" w:eastAsia="Google Sans" w:hAnsi="Google Sans"/>
-          <w:color w:val="1f1f1f"/>
-          <w:shd w:fill="141414" w:val="clear"/>
-          <w:rtl w:val="0"/>
-        </w:rPr>
-        <w:t xml:space="preserve"> resolution) {</w:t>
-        <w:br w:type="textWrapping"/>
-        <w:t xml:space="preserve">    </w:t>
-      </w:r>
-      <w:r>
-        <w:rPr>
-          <w:rFonts w:ascii="Google Sans" w:cs="Google Sans" w:eastAsia="Google Sans" w:hAnsi="Google Sans"/>
-          <w:i w:val="0"/>
-          <w:iCs w:val="0"/>
-          <w:color w:val="969dff"/>
-          <w:sz w:val="20"/>
-          <w:szCs w:val="20"/>
-          <w:shd w:fill="141414" w:val="clear"/>
-          <w:rtl w:val="0"/>
-        </w:rPr>
-        <w:t xml:space="preserve">return</w:t>
-      </w:r>
-      <w:r>
-        <w:rPr>
-          <w:rFonts w:ascii="Google Sans" w:cs="Google Sans" w:eastAsia="Google Sans" w:hAnsi="Google Sans"/>
-          <w:color w:val="1f1f1f"/>
-          <w:shd w:fill="141414" w:val="clear"/>
-          <w:rtl w:val="0"/>
-        </w:rPr>
-        <w:t xml:space="preserve"> </w:t>
-      </w:r>
-      <w:r>
-        <w:rPr>
-          <w:rFonts w:ascii="Google Sans" w:cs="Google Sans" w:eastAsia="Google Sans" w:hAnsi="Google Sans"/>
-          <w:i w:val="0"/>
-          <w:iCs w:val="0"/>
-          <w:color w:val="ff5a59"/>
-          <w:sz w:val="20"/>
-          <w:szCs w:val="20"/>
-          <w:shd w:fill="141414" w:val="clear"/>
-          <w:rtl w:val="0"/>
-        </w:rPr>
-        <w:t xml:space="preserve">floor</w:t>
-      </w:r>
-      <w:r>
-        <w:rPr>
-          <w:rFonts w:ascii="Google Sans" w:cs="Google Sans" w:eastAsia="Google Sans" w:hAnsi="Google Sans"/>
-          <w:color w:val="1f1f1f"/>
-          <w:shd w:fill="141414" w:val="clear"/>
-          <w:rtl w:val="0"/>
-        </w:rPr>
-        <w:t xml:space="preserve">(uv * resolution) / resolution;</w:t>
-        <w:br w:type="textWrapping"/>
-        <w:t xml:space="preserve">}</w:t>
-        <w:br w:type="textWrapping"/>
-      </w:r>
-    </w:p>
-    <w:p>
-      <w:pPr>
-        <w:pStyle w:val="Heading3"/>
-        <w:pBdr>
-          <w:top w:space="0" w:sz="0" w:val="nil"/>
-          <w:left w:space="0" w:sz="0" w:val="nil"/>
-          <w:bottom w:space="0" w:sz="0" w:val="nil"/>
-          <w:right w:space="0" w:sz="0" w:val="nil"/>
-          <w:between w:space="0" w:sz="0" w:val="nil"/>
-        </w:pBdr>
-        <w:shd w:fill="auto" w:val="clear"/>
-        <w:spacing w:after="0" w:before="0" w:line="275.9999942779541" w:lineRule="auto"/>
-        <w:rPr>
-          <w:rFonts w:ascii="Google Sans" w:cs="Google Sans" w:eastAsia="Google Sans" w:hAnsi="Google Sans"/>
-          <w:color w:val="1f1f1f"/>
-        </w:rPr>
-      </w:pPr>
-      <w:r>
-        <w:rPr>
-          <w:rFonts w:ascii="Google Sans" w:cs="Google Sans" w:eastAsia="Google Sans" w:hAnsi="Google Sans"/>
-          <w:color w:val="1f1f1f"/>
-          <w:rtl w:val="0"/>
-        </w:rPr>
-        <w:t xml:space="preserve">2. Temporal Stepping (Frame Quantization)</w:t>
-      </w:r>
-    </w:p>
-    <w:p>
-      <w:pPr>
-        <w:pBdr>
-          <w:top w:space="0" w:sz="0" w:val="nil"/>
-          <w:left w:space="0" w:sz="0" w:val="nil"/>
-          <w:bottom w:space="0" w:sz="0" w:val="nil"/>
-          <w:right w:space="0" w:sz="0" w:val="nil"/>
-          <w:between w:space="0" w:sz="0" w:val="nil"/>
-        </w:pBdr>
-        <w:shd w:fill="auto" w:val="clear"/>
-        <w:spacing w:line="275.9999942779541" w:lineRule="auto"/>
-        <w:rPr>
-          <w:rFonts w:ascii="Google Sans" w:cs="Google Sans" w:eastAsia="Google Sans" w:hAnsi="Google Sans"/>
-          <w:b w:val="1"/>
-          <w:bCs w:val="1"/>
-          <w:color w:val="1f1f1f"/>
-        </w:rPr>
-      </w:pPr>
-      <w:r>
-        <w:rPr>
-          <w:rFonts w:ascii="Google Sans" w:cs="Google Sans" w:eastAsia="Google Sans" w:hAnsi="Google Sans"/>
-          <w:b w:val="1"/>
-          <w:bCs w:val="1"/>
-          <w:color w:val="1f1f1f"/>
-          <w:rtl w:val="0"/>
-        </w:rPr>
-        <w:t xml:space="preserve">Explanation:</w:t>
-      </w:r>
-      <w:r>
-        <w:rPr>
-          <w:rFonts w:ascii="Google Sans" w:cs="Google Sans" w:eastAsia="Google Sans" w:hAnsi="Google Sans"/>
-          <w:color w:val="1f1f1f"/>
-          <w:rtl w:val="0"/>
-        </w:rPr>
-        <w:t xml:space="preserve"> Procedural noise driven by continuous TIME looks like fluid dynamics, not traditional frame-by-frame animation. Truncating TIME forces the shader to evaluate math in discrete chunks, holding the visual output static for multiple frames to mimic animation on twos or threes</w:t>
-      </w:r>
-      <w:r>
-        <w:rPr>
-          <w:rFonts w:ascii="Google Sans" w:cs="Google Sans" w:eastAsia="Google Sans" w:hAnsi="Google Sans"/>
-          <w:color w:val="444746"/>
-          <w:sz w:val="24"/>
-          <w:szCs w:val="24"/>
-          <w:vertAlign w:val="superscript"/>
-          <w:rtl w:val="0"/>
-        </w:rPr>
-        <w:t xml:space="preserve">20</w:t>
-      </w:r>
-      <w:r>
-        <w:rPr>
-          <w:rFonts w:ascii="Google Sans" w:cs="Google Sans" w:eastAsia="Google Sans" w:hAnsi="Google Sans"/>
-          <w:color w:val="1f1f1f"/>
-          <w:rtl w:val="0"/>
-        </w:rPr>
-        <w:t xml:space="preserve">. </w:t>
-      </w:r>
-      <w:r>
-        <w:rPr>
-          <w:rFonts w:ascii="Google Sans" w:cs="Google Sans" w:eastAsia="Google Sans" w:hAnsi="Google Sans"/>
-          <w:b w:val="1"/>
-          <w:bCs w:val="1"/>
-          <w:color w:val="1f1f1f"/>
-          <w:rtl w:val="0"/>
-        </w:rPr>
-        <w:t xml:space="preserve">Godot GLSL Sketch:</w:t>
-      </w:r>
-    </w:p>
-    <w:p>
-      <w:pPr>
-        <w:pBdr>
-          <w:top w:space="0" w:sz="0" w:val="nil"/>
-          <w:left w:space="0" w:sz="0" w:val="nil"/>
-          <w:bottom w:space="0" w:sz="0" w:val="nil"/>
-          <w:right w:space="0" w:sz="0" w:val="nil"/>
-          <w:between w:space="0" w:sz="0" w:val="nil"/>
-        </w:pBdr>
-        <w:shd w:fill="auto" w:val="clear"/>
-        <w:spacing w:line="275.9999942779541" w:lineRule="auto"/>
-        <w:ind w:left="480" w:firstLine="0"/>
-        <w:rPr>
-          <w:rFonts w:ascii="Google Sans" w:cs="Google Sans" w:eastAsia="Google Sans" w:hAnsi="Google Sans"/>
-          <w:b w:val="1"/>
-          <w:bCs w:val="1"/>
-          <w:color w:val="1f1f1f"/>
-        </w:rPr>
-      </w:pPr>
-      <w:r>
-        <w:rPr>
-          <w:rtl w:val="0"/>
-        </w:rPr>
-      </w:r>
-    </w:p>
-    <w:p>
-      <w:pPr>
-        <w:pBdr>
-          <w:top w:space="0" w:sz="0" w:val="nil"/>
-          <w:left w:space="0" w:sz="0" w:val="nil"/>
-          <w:bottom w:space="0" w:sz="0" w:val="nil"/>
-          <w:right w:space="0" w:sz="0" w:val="nil"/>
-          <w:between w:space="0" w:sz="0" w:val="nil"/>
-        </w:pBdr>
-        <w:shd w:fill="auto" w:val="clear"/>
-        <w:spacing w:before="390" w:line="275.9999942779541" w:lineRule="auto"/>
-        <w:ind w:left="480" w:firstLine="0"/>
-        <w:rPr>
-          <w:rFonts w:ascii="Google Sans" w:cs="Google Sans" w:eastAsia="Google Sans" w:hAnsi="Google Sans"/>
-          <w:b w:val="1"/>
-          <w:bCs w:val="1"/>
-          <w:color w:val="1f1f1f"/>
-        </w:rPr>
-      </w:pPr>
-      <w:r>
-        <w:rPr>
-          <w:rtl w:val="0"/>
-        </w:rPr>
-      </w:r>
-    </w:p>
-    <w:p>
-      <w:pPr>
-        <w:pBdr>
-          <w:top w:space="0" w:sz="0" w:val="nil"/>
-          <w:left w:space="0" w:sz="0" w:val="nil"/>
-          <w:bottom w:space="0" w:sz="0" w:val="nil"/>
-          <w:right w:space="0" w:sz="0" w:val="nil"/>
-          <w:between w:space="0" w:sz="0" w:val="nil"/>
-        </w:pBdr>
-        <w:shd w:fill="auto" w:val="clear"/>
-        <w:spacing w:line="275.9999942779541" w:lineRule="auto"/>
-        <w:ind w:left="480" w:right="165" w:firstLine="0"/>
-        <w:rPr>
-          <w:rFonts w:ascii="Google Sans" w:cs="Google Sans" w:eastAsia="Google Sans" w:hAnsi="Google Sans"/>
-          <w:b w:val="1"/>
-          <w:bCs w:val="1"/>
-          <w:color w:val="1f1f1f"/>
-        </w:rPr>
-      </w:pPr>
-      <w:r>
-        <w:rPr>
-          <w:rtl w:val="0"/>
-        </w:rPr>
-      </w:r>
-    </w:p>
-    <w:p>
-      <w:pPr>
-        <w:pBdr>
-          <w:top w:space="0" w:sz="0" w:val="nil"/>
-          <w:left w:space="0" w:sz="0" w:val="nil"/>
-          <w:bottom w:space="0" w:sz="0" w:val="nil"/>
-          <w:right w:space="0" w:sz="0" w:val="nil"/>
-          <w:between w:space="0" w:sz="0" w:val="nil"/>
-        </w:pBdr>
-        <w:shd w:fill="auto" w:val="clear"/>
-        <w:spacing w:line="275.9999942779541" w:lineRule="auto"/>
-        <w:ind w:left="480" w:right="165" w:firstLine="0"/>
-        <w:rPr>
-          <w:rFonts w:ascii="Google Sans" w:cs="Google Sans" w:eastAsia="Google Sans" w:hAnsi="Google Sans"/>
-          <w:color w:val="ffffff"/>
-          <w:shd w:fill="141414" w:val="clear"/>
-        </w:rPr>
-      </w:pPr>
-      <w:r>
-        <w:rPr>
-          <w:rFonts w:ascii="Google Sans" w:cs="Google Sans" w:eastAsia="Google Sans" w:hAnsi="Google Sans"/>
-          <w:color w:val="ffffff"/>
-          <w:shd w:fill="141414" w:val="clear"/>
-          <w:rtl w:val="0"/>
-        </w:rPr>
-        <w:t xml:space="preserve">OpenGL Shading Language</w:t>
-      </w:r>
-    </w:p>
-    <w:p>
-      <w:pPr>
-        <w:pBdr>
-          <w:top w:space="0" w:sz="0" w:val="nil"/>
-          <w:left w:space="0" w:sz="0" w:val="nil"/>
-          <w:bottom w:space="0" w:sz="0" w:val="nil"/>
-          <w:right w:space="0" w:sz="0" w:val="nil"/>
-          <w:between w:space="0" w:sz="0" w:val="nil"/>
-        </w:pBdr>
-        <w:shd w:fill="auto" w:val="clear"/>
-        <w:spacing w:line="275.9999942779541" w:lineRule="auto"/>
-        <w:ind w:left="480" w:firstLine="0"/>
-        <w:rPr>
-          <w:rFonts w:ascii="Google Sans" w:cs="Google Sans" w:eastAsia="Google Sans" w:hAnsi="Google Sans"/>
-          <w:color w:val="1f1f1f"/>
-          <w:shd w:fill="141414" w:val="clear"/>
-        </w:rPr>
-      </w:pPr>
-      <w:r>
-        <w:rPr>
-          <w:rFonts w:ascii="Google Sans" w:cs="Google Sans" w:eastAsia="Google Sans" w:hAnsi="Google Sans"/>
-          <w:i w:val="0"/>
-          <w:iCs w:val="0"/>
-          <w:color w:val="969dff"/>
-          <w:sz w:val="20"/>
-          <w:szCs w:val="20"/>
-          <w:shd w:fill="141414" w:val="clear"/>
-          <w:rtl w:val="0"/>
-        </w:rPr>
-        <w:t xml:space="preserve">float</w:t>
-      </w:r>
-      <w:r>
-        <w:rPr>
-          <w:rFonts w:ascii="Google Sans" w:cs="Google Sans" w:eastAsia="Google Sans" w:hAnsi="Google Sans"/>
-          <w:color w:val="1f1f1f"/>
-          <w:shd w:fill="141414" w:val="clear"/>
-          <w:rtl w:val="0"/>
-        </w:rPr>
-        <w:t xml:space="preserve"> stepped_time(</w:t>
-      </w:r>
-      <w:r>
-        <w:rPr>
-          <w:rFonts w:ascii="Google Sans" w:cs="Google Sans" w:eastAsia="Google Sans" w:hAnsi="Google Sans"/>
-          <w:i w:val="0"/>
-          <w:iCs w:val="0"/>
-          <w:color w:val="969dff"/>
-          <w:sz w:val="20"/>
-          <w:szCs w:val="20"/>
-          <w:shd w:fill="141414" w:val="clear"/>
-          <w:rtl w:val="0"/>
-        </w:rPr>
-        <w:t xml:space="preserve">float</w:t>
-      </w:r>
-      <w:r>
-        <w:rPr>
-          <w:rFonts w:ascii="Google Sans" w:cs="Google Sans" w:eastAsia="Google Sans" w:hAnsi="Google Sans"/>
-          <w:color w:val="1f1f1f"/>
-          <w:shd w:fill="141414" w:val="clear"/>
-          <w:rtl w:val="0"/>
-        </w:rPr>
-        <w:t xml:space="preserve"> time, </w:t>
-      </w:r>
-      <w:r>
-        <w:rPr>
-          <w:rFonts w:ascii="Google Sans" w:cs="Google Sans" w:eastAsia="Google Sans" w:hAnsi="Google Sans"/>
-          <w:i w:val="0"/>
-          <w:iCs w:val="0"/>
-          <w:color w:val="969dff"/>
-          <w:sz w:val="20"/>
-          <w:szCs w:val="20"/>
-          <w:shd w:fill="141414" w:val="clear"/>
-          <w:rtl w:val="0"/>
-        </w:rPr>
-        <w:t xml:space="preserve">float</w:t>
-      </w:r>
-      <w:r>
-        <w:rPr>
-          <w:rFonts w:ascii="Google Sans" w:cs="Google Sans" w:eastAsia="Google Sans" w:hAnsi="Google Sans"/>
-          <w:color w:val="1f1f1f"/>
-          <w:shd w:fill="141414" w:val="clear"/>
-          <w:rtl w:val="0"/>
-        </w:rPr>
-        <w:t xml:space="preserve"> fps) {</w:t>
-        <w:br w:type="textWrapping"/>
-        <w:t xml:space="preserve">    </w:t>
-      </w:r>
-      <w:r>
-        <w:rPr>
-          <w:rFonts w:ascii="Google Sans" w:cs="Google Sans" w:eastAsia="Google Sans" w:hAnsi="Google Sans"/>
-          <w:i w:val="0"/>
-          <w:iCs w:val="0"/>
-          <w:color w:val="969dff"/>
-          <w:sz w:val="20"/>
-          <w:szCs w:val="20"/>
-          <w:shd w:fill="141414" w:val="clear"/>
-          <w:rtl w:val="0"/>
-        </w:rPr>
-        <w:t xml:space="preserve">return</w:t>
-      </w:r>
-      <w:r>
-        <w:rPr>
-          <w:rFonts w:ascii="Google Sans" w:cs="Google Sans" w:eastAsia="Google Sans" w:hAnsi="Google Sans"/>
-          <w:color w:val="1f1f1f"/>
-          <w:shd w:fill="141414" w:val="clear"/>
-          <w:rtl w:val="0"/>
-        </w:rPr>
-        <w:t xml:space="preserve"> </w:t>
-      </w:r>
-      <w:r>
-        <w:rPr>
-          <w:rFonts w:ascii="Google Sans" w:cs="Google Sans" w:eastAsia="Google Sans" w:hAnsi="Google Sans"/>
-          <w:i w:val="0"/>
-          <w:iCs w:val="0"/>
-          <w:color w:val="ff5a59"/>
-          <w:sz w:val="20"/>
-          <w:szCs w:val="20"/>
-          <w:shd w:fill="141414" w:val="clear"/>
-          <w:rtl w:val="0"/>
-        </w:rPr>
-        <w:t xml:space="preserve">floor</w:t>
-      </w:r>
-      <w:r>
-        <w:rPr>
-          <w:rFonts w:ascii="Google Sans" w:cs="Google Sans" w:eastAsia="Google Sans" w:hAnsi="Google Sans"/>
-          <w:color w:val="1f1f1f"/>
-          <w:shd w:fill="141414" w:val="clear"/>
-          <w:rtl w:val="0"/>
-        </w:rPr>
-        <w:t xml:space="preserve">(time * fps) / fps;</w:t>
-        <w:br w:type="textWrapping"/>
-        <w:t xml:space="preserve">}</w:t>
-        <w:br w:type="textWrapping"/>
-      </w:r>
-    </w:p>
-    <w:p>
-      <w:pPr>
-        <w:pStyle w:val="Heading3"/>
-        <w:pBdr>
-          <w:top w:space="0" w:sz="0" w:val="nil"/>
-          <w:left w:space="0" w:sz="0" w:val="nil"/>
-          <w:bottom w:space="0" w:sz="0" w:val="nil"/>
-          <w:right w:space="0" w:sz="0" w:val="nil"/>
-          <w:between w:space="0" w:sz="0" w:val="nil"/>
-        </w:pBdr>
-        <w:shd w:fill="auto" w:val="clear"/>
-        <w:spacing w:after="0" w:before="0" w:line="275.9999942779541" w:lineRule="auto"/>
-        <w:rPr>
-          <w:rFonts w:ascii="Google Sans" w:cs="Google Sans" w:eastAsia="Google Sans" w:hAnsi="Google Sans"/>
-          <w:color w:val="1f1f1f"/>
-        </w:rPr>
-      </w:pPr>
-      <w:r>
-        <w:rPr>
-          <w:rFonts w:ascii="Google Sans" w:cs="Google Sans" w:eastAsia="Google Sans" w:hAnsi="Google Sans"/>
-          <w:color w:val="1f1f1f"/>
-          <w:rtl w:val="0"/>
-        </w:rPr>
-        <w:t xml:space="preserve">3. Palette-Restricted Distance Fields</w:t>
-      </w:r>
-    </w:p>
-    <w:p>
-      <w:pPr>
-        <w:pBdr>
-          <w:top w:space="0" w:sz="0" w:val="nil"/>
-          <w:left w:space="0" w:sz="0" w:val="nil"/>
-          <w:bottom w:space="0" w:sz="0" w:val="nil"/>
-          <w:right w:space="0" w:sz="0" w:val="nil"/>
-          <w:between w:space="0" w:sz="0" w:val="nil"/>
-        </w:pBdr>
-        <w:shd w:fill="auto" w:val="clear"/>
-        <w:spacing w:line="275.9999942779541" w:lineRule="auto"/>
-        <w:rPr>
-          <w:rFonts w:ascii="Google Sans" w:cs="Google Sans" w:eastAsia="Google Sans" w:hAnsi="Google Sans"/>
-          <w:b w:val="1"/>
-          <w:bCs w:val="1"/>
-          <w:color w:val="1f1f1f"/>
-        </w:rPr>
-      </w:pPr>
-      <w:r>
-        <w:rPr>
-          <w:rFonts w:ascii="Google Sans" w:cs="Google Sans" w:eastAsia="Google Sans" w:hAnsi="Google Sans"/>
-          <w:b w:val="1"/>
-          <w:bCs w:val="1"/>
-          <w:color w:val="1f1f1f"/>
-          <w:rtl w:val="0"/>
-        </w:rPr>
-        <w:t xml:space="preserve">Explanation:</w:t>
-      </w:r>
-      <w:r>
-        <w:rPr>
-          <w:rFonts w:ascii="Google Sans" w:cs="Google Sans" w:eastAsia="Google Sans" w:hAnsi="Google Sans"/>
-          <w:color w:val="1f1f1f"/>
-          <w:rtl w:val="0"/>
-        </w:rPr>
-        <w:t xml:space="preserve"> When drawing a glowing energy sphere, a standard distance function creates a smooth, infinite gradient. Wrapping the distance output in nested step() functions posterizes the gradient into hard bands, which can then be multiplied by exact hex codes to perfectly match the sprite's limited palette</w:t>
-      </w:r>
-      <w:r>
-        <w:rPr>
-          <w:rFonts w:ascii="Google Sans" w:cs="Google Sans" w:eastAsia="Google Sans" w:hAnsi="Google Sans"/>
-          <w:color w:val="444746"/>
-          <w:sz w:val="24"/>
-          <w:szCs w:val="24"/>
-          <w:vertAlign w:val="superscript"/>
-          <w:rtl w:val="0"/>
-        </w:rPr>
-        <w:t xml:space="preserve">19</w:t>
-      </w:r>
-      <w:r>
-        <w:rPr>
-          <w:rFonts w:ascii="Google Sans" w:cs="Google Sans" w:eastAsia="Google Sans" w:hAnsi="Google Sans"/>
-          <w:color w:val="1f1f1f"/>
-          <w:rtl w:val="0"/>
-        </w:rPr>
-        <w:t xml:space="preserve">. </w:t>
-      </w:r>
-      <w:r>
-        <w:rPr>
-          <w:rFonts w:ascii="Google Sans" w:cs="Google Sans" w:eastAsia="Google Sans" w:hAnsi="Google Sans"/>
-          <w:b w:val="1"/>
-          <w:bCs w:val="1"/>
-          <w:color w:val="1f1f1f"/>
-          <w:rtl w:val="0"/>
-        </w:rPr>
-        <w:t xml:space="preserve">Godot GLSL Sketch:</w:t>
-      </w:r>
-    </w:p>
-    <w:p>
-      <w:pPr>
-        <w:pBdr>
-          <w:top w:space="0" w:sz="0" w:val="nil"/>
-          <w:left w:space="0" w:sz="0" w:val="nil"/>
-          <w:bottom w:space="0" w:sz="0" w:val="nil"/>
-          <w:right w:space="0" w:sz="0" w:val="nil"/>
-          <w:between w:space="0" w:sz="0" w:val="nil"/>
-        </w:pBdr>
-        <w:shd w:fill="auto" w:val="clear"/>
-        <w:spacing w:line="275.9999942779541" w:lineRule="auto"/>
-        <w:ind w:left="480" w:firstLine="0"/>
-        <w:rPr>
-          <w:rFonts w:ascii="Google Sans" w:cs="Google Sans" w:eastAsia="Google Sans" w:hAnsi="Google Sans"/>
-          <w:b w:val="1"/>
-          <w:bCs w:val="1"/>
-          <w:color w:val="1f1f1f"/>
-        </w:rPr>
-      </w:pPr>
-      <w:r>
-        <w:rPr>
-          <w:rtl w:val="0"/>
-        </w:rPr>
-      </w:r>
-    </w:p>
-    <w:p>
-      <w:pPr>
-        <w:pBdr>
-          <w:top w:space="0" w:sz="0" w:val="nil"/>
-          <w:left w:space="0" w:sz="0" w:val="nil"/>
-          <w:bottom w:space="0" w:sz="0" w:val="nil"/>
-          <w:right w:space="0" w:sz="0" w:val="nil"/>
-          <w:between w:space="0" w:sz="0" w:val="nil"/>
-        </w:pBdr>
-        <w:shd w:fill="auto" w:val="clear"/>
-        <w:spacing w:before="390" w:line="275.9999942779541" w:lineRule="auto"/>
-        <w:ind w:left="480" w:firstLine="0"/>
-        <w:rPr>
-          <w:rFonts w:ascii="Google Sans" w:cs="Google Sans" w:eastAsia="Google Sans" w:hAnsi="Google Sans"/>
-          <w:b w:val="1"/>
-          <w:bCs w:val="1"/>
-          <w:color w:val="1f1f1f"/>
-        </w:rPr>
-      </w:pPr>
-      <w:r>
-        <w:rPr>
-          <w:rtl w:val="0"/>
-        </w:rPr>
-      </w:r>
-    </w:p>
-    <w:p>
-      <w:pPr>
-        <w:pBdr>
-          <w:top w:space="0" w:sz="0" w:val="nil"/>
-          <w:left w:space="0" w:sz="0" w:val="nil"/>
-          <w:bottom w:space="0" w:sz="0" w:val="nil"/>
-          <w:right w:space="0" w:sz="0" w:val="nil"/>
-          <w:between w:space="0" w:sz="0" w:val="nil"/>
-        </w:pBdr>
-        <w:shd w:fill="auto" w:val="clear"/>
-        <w:spacing w:line="275.9999942779541" w:lineRule="auto"/>
-        <w:ind w:left="480" w:right="165" w:firstLine="0"/>
-        <w:rPr>
-          <w:rFonts w:ascii="Google Sans" w:cs="Google Sans" w:eastAsia="Google Sans" w:hAnsi="Google Sans"/>
-          <w:b w:val="1"/>
-          <w:bCs w:val="1"/>
-          <w:color w:val="1f1f1f"/>
-        </w:rPr>
-      </w:pPr>
-      <w:r>
-        <w:rPr>
-          <w:rtl w:val="0"/>
-        </w:rPr>
-      </w:r>
-    </w:p>
-    <w:p>
-      <w:pPr>
-        <w:pBdr>
-          <w:top w:space="0" w:sz="0" w:val="nil"/>
-          <w:left w:space="0" w:sz="0" w:val="nil"/>
-          <w:bottom w:space="0" w:sz="0" w:val="nil"/>
-          <w:right w:space="0" w:sz="0" w:val="nil"/>
-          <w:between w:space="0" w:sz="0" w:val="nil"/>
-        </w:pBdr>
-        <w:shd w:fill="auto" w:val="clear"/>
-        <w:spacing w:line="275.9999942779541" w:lineRule="auto"/>
-        <w:ind w:left="480" w:right="165" w:firstLine="0"/>
-        <w:rPr>
-          <w:rFonts w:ascii="Google Sans" w:cs="Google Sans" w:eastAsia="Google Sans" w:hAnsi="Google Sans"/>
-          <w:color w:val="ffffff"/>
-          <w:shd w:fill="141414" w:val="clear"/>
-        </w:rPr>
-      </w:pPr>
-      <w:r>
-        <w:rPr>
-          <w:rFonts w:ascii="Google Sans" w:cs="Google Sans" w:eastAsia="Google Sans" w:hAnsi="Google Sans"/>
-          <w:color w:val="ffffff"/>
-          <w:shd w:fill="141414" w:val="clear"/>
-          <w:rtl w:val="0"/>
-        </w:rPr>
-        <w:t xml:space="preserve">OpenGL Shading Language</w:t>
-      </w:r>
-    </w:p>
-    <w:p>
-      <w:pPr>
-        <w:pBdr>
-          <w:top w:space="0" w:sz="0" w:val="nil"/>
-          <w:left w:space="0" w:sz="0" w:val="nil"/>
-          <w:bottom w:space="0" w:sz="0" w:val="nil"/>
-          <w:right w:space="0" w:sz="0" w:val="nil"/>
-          <w:between w:space="0" w:sz="0" w:val="nil"/>
-        </w:pBdr>
-        <w:shd w:fill="auto" w:val="clear"/>
-        <w:spacing w:line="275.9999942779541" w:lineRule="auto"/>
-        <w:ind w:left="480" w:firstLine="0"/>
-        <w:rPr>
-          <w:rFonts w:ascii="Google Sans" w:cs="Google Sans" w:eastAsia="Google Sans" w:hAnsi="Google Sans"/>
-          <w:color w:val="1f1f1f"/>
-          <w:shd w:fill="141414" w:val="clear"/>
-        </w:rPr>
-      </w:pPr>
-      <w:r>
-        <w:rPr>
-          <w:rFonts w:ascii="Google Sans" w:cs="Google Sans" w:eastAsia="Google Sans" w:hAnsi="Google Sans"/>
-          <w:i w:val="0"/>
-          <w:iCs w:val="0"/>
-          <w:color w:val="969dff"/>
-          <w:sz w:val="20"/>
-          <w:szCs w:val="20"/>
-          <w:shd w:fill="141414" w:val="clear"/>
-          <w:rtl w:val="0"/>
-        </w:rPr>
-        <w:t xml:space="preserve">float</w:t>
-      </w:r>
-      <w:r>
-        <w:rPr>
-          <w:rFonts w:ascii="Google Sans" w:cs="Google Sans" w:eastAsia="Google Sans" w:hAnsi="Google Sans"/>
-          <w:color w:val="1f1f1f"/>
-          <w:shd w:fill="141414" w:val="clear"/>
-          <w:rtl w:val="0"/>
-        </w:rPr>
-        <w:t xml:space="preserve"> dist = </w:t>
-      </w:r>
-      <w:r>
-        <w:rPr>
-          <w:rFonts w:ascii="Google Sans" w:cs="Google Sans" w:eastAsia="Google Sans" w:hAnsi="Google Sans"/>
-          <w:i w:val="0"/>
-          <w:iCs w:val="0"/>
-          <w:color w:val="ff5a59"/>
-          <w:sz w:val="20"/>
-          <w:szCs w:val="20"/>
-          <w:shd w:fill="141414" w:val="clear"/>
-          <w:rtl w:val="0"/>
-        </w:rPr>
-        <w:t xml:space="preserve">distance</w:t>
-      </w:r>
-      <w:r>
-        <w:rPr>
-          <w:rFonts w:ascii="Google Sans" w:cs="Google Sans" w:eastAsia="Google Sans" w:hAnsi="Google Sans"/>
-          <w:color w:val="1f1f1f"/>
-          <w:shd w:fill="141414" w:val="clear"/>
-          <w:rtl w:val="0"/>
-        </w:rPr>
-        <w:t xml:space="preserve">(uv, center);</w:t>
-        <w:br w:type="textWrapping"/>
-      </w:r>
-      <w:r>
-        <w:rPr>
-          <w:rFonts w:ascii="Google Sans" w:cs="Google Sans" w:eastAsia="Google Sans" w:hAnsi="Google Sans"/>
-          <w:i w:val="0"/>
-          <w:iCs w:val="0"/>
-          <w:color w:val="969dff"/>
-          <w:sz w:val="20"/>
-          <w:szCs w:val="20"/>
-          <w:shd w:fill="141414" w:val="clear"/>
-          <w:rtl w:val="0"/>
-        </w:rPr>
-        <w:t xml:space="preserve">float</w:t>
-      </w:r>
-      <w:r>
-        <w:rPr>
-          <w:rFonts w:ascii="Google Sans" w:cs="Google Sans" w:eastAsia="Google Sans" w:hAnsi="Google Sans"/>
-          <w:color w:val="1f1f1f"/>
-          <w:shd w:fill="141414" w:val="clear"/>
-          <w:rtl w:val="0"/>
-        </w:rPr>
-        <w:t xml:space="preserve"> ring1 = </w:t>
-      </w:r>
-      <w:r>
-        <w:rPr>
-          <w:rFonts w:ascii="Google Sans" w:cs="Google Sans" w:eastAsia="Google Sans" w:hAnsi="Google Sans"/>
-          <w:i w:val="0"/>
-          <w:iCs w:val="0"/>
-          <w:color w:val="ff5a59"/>
-          <w:sz w:val="20"/>
-          <w:szCs w:val="20"/>
-          <w:shd w:fill="141414" w:val="clear"/>
-          <w:rtl w:val="0"/>
-        </w:rPr>
-        <w:t xml:space="preserve">step</w:t>
-      </w:r>
-      <w:r>
-        <w:rPr>
-          <w:rFonts w:ascii="Google Sans" w:cs="Google Sans" w:eastAsia="Google Sans" w:hAnsi="Google Sans"/>
-          <w:color w:val="1f1f1f"/>
-          <w:shd w:fill="141414" w:val="clear"/>
-          <w:rtl w:val="0"/>
-        </w:rPr>
-        <w:t xml:space="preserve">(dist, </w:t>
-      </w:r>
-      <w:r>
-        <w:rPr>
-          <w:rFonts w:ascii="Google Sans" w:cs="Google Sans" w:eastAsia="Google Sans" w:hAnsi="Google Sans"/>
-          <w:i w:val="0"/>
-          <w:iCs w:val="0"/>
-          <w:color w:val="ff96da"/>
-          <w:sz w:val="20"/>
-          <w:szCs w:val="20"/>
-          <w:shd w:fill="141414" w:val="clear"/>
-          <w:rtl w:val="0"/>
-        </w:rPr>
-        <w:t xml:space="preserve">0.4</w:t>
-      </w:r>
-      <w:r>
-        <w:rPr>
-          <w:rFonts w:ascii="Google Sans" w:cs="Google Sans" w:eastAsia="Google Sans" w:hAnsi="Google Sans"/>
-          <w:color w:val="1f1f1f"/>
-          <w:shd w:fill="141414" w:val="clear"/>
-          <w:rtl w:val="0"/>
-        </w:rPr>
-        <w:t xml:space="preserve">);</w:t>
-        <w:br w:type="textWrapping"/>
-      </w:r>
-      <w:r>
-        <w:rPr>
-          <w:rFonts w:ascii="Google Sans" w:cs="Google Sans" w:eastAsia="Google Sans" w:hAnsi="Google Sans"/>
-          <w:i w:val="0"/>
-          <w:iCs w:val="0"/>
-          <w:color w:val="969dff"/>
-          <w:sz w:val="20"/>
-          <w:szCs w:val="20"/>
-          <w:shd w:fill="141414" w:val="clear"/>
-          <w:rtl w:val="0"/>
-        </w:rPr>
-        <w:t xml:space="preserve">float</w:t>
-      </w:r>
-      <w:r>
-        <w:rPr>
-          <w:rFonts w:ascii="Google Sans" w:cs="Google Sans" w:eastAsia="Google Sans" w:hAnsi="Google Sans"/>
-          <w:color w:val="1f1f1f"/>
-          <w:shd w:fill="141414" w:val="clear"/>
-          <w:rtl w:val="0"/>
-        </w:rPr>
-        <w:t xml:space="preserve"> ring2 = </w:t>
-      </w:r>
-      <w:r>
-        <w:rPr>
-          <w:rFonts w:ascii="Google Sans" w:cs="Google Sans" w:eastAsia="Google Sans" w:hAnsi="Google Sans"/>
-          <w:i w:val="0"/>
-          <w:iCs w:val="0"/>
-          <w:color w:val="ff5a59"/>
-          <w:sz w:val="20"/>
-          <w:szCs w:val="20"/>
-          <w:shd w:fill="141414" w:val="clear"/>
-          <w:rtl w:val="0"/>
-        </w:rPr>
-        <w:t xml:space="preserve">step</w:t>
-      </w:r>
-      <w:r>
-        <w:rPr>
-          <w:rFonts w:ascii="Google Sans" w:cs="Google Sans" w:eastAsia="Google Sans" w:hAnsi="Google Sans"/>
-          <w:color w:val="1f1f1f"/>
-          <w:shd w:fill="141414" w:val="clear"/>
-          <w:rtl w:val="0"/>
-        </w:rPr>
-        <w:t xml:space="preserve">(dist, </w:t>
-      </w:r>
-      <w:r>
-        <w:rPr>
-          <w:rFonts w:ascii="Google Sans" w:cs="Google Sans" w:eastAsia="Google Sans" w:hAnsi="Google Sans"/>
-          <w:i w:val="0"/>
-          <w:iCs w:val="0"/>
-          <w:color w:val="ff96da"/>
-          <w:sz w:val="20"/>
-          <w:szCs w:val="20"/>
-          <w:shd w:fill="141414" w:val="clear"/>
-          <w:rtl w:val="0"/>
-        </w:rPr>
-        <w:t xml:space="preserve">0.6</w:t>
-      </w:r>
-      <w:r>
-        <w:rPr>
-          <w:rFonts w:ascii="Google Sans" w:cs="Google Sans" w:eastAsia="Google Sans" w:hAnsi="Google Sans"/>
-          <w:color w:val="1f1f1f"/>
-          <w:shd w:fill="141414" w:val="clear"/>
-          <w:rtl w:val="0"/>
-        </w:rPr>
-        <w:t xml:space="preserve">) - ring1;</w:t>
-        <w:br w:type="textWrapping"/>
-      </w:r>
-      <w:r>
-        <w:rPr>
-          <w:rFonts w:ascii="Google Sans" w:cs="Google Sans" w:eastAsia="Google Sans" w:hAnsi="Google Sans"/>
-          <w:i w:val="0"/>
-          <w:iCs w:val="0"/>
-          <w:color w:val="969dff"/>
-          <w:sz w:val="20"/>
-          <w:szCs w:val="20"/>
-          <w:shd w:fill="141414" w:val="clear"/>
-          <w:rtl w:val="0"/>
-        </w:rPr>
-        <w:t xml:space="preserve">vec3</w:t>
-      </w:r>
-      <w:r>
-        <w:rPr>
-          <w:rFonts w:ascii="Google Sans" w:cs="Google Sans" w:eastAsia="Google Sans" w:hAnsi="Google Sans"/>
-          <w:color w:val="1f1f1f"/>
-          <w:shd w:fill="141414" w:val="clear"/>
-          <w:rtl w:val="0"/>
-        </w:rPr>
-        <w:t xml:space="preserve"> color = (ring1 * color_core) + (ring2 * color_edge);</w:t>
-        <w:br w:type="textWrapping"/>
-      </w:r>
-    </w:p>
-    <w:p>
-      <w:pPr>
-        <w:pStyle w:val="Heading3"/>
-        <w:pBdr>
-          <w:top w:space="0" w:sz="0" w:val="nil"/>
-          <w:left w:space="0" w:sz="0" w:val="nil"/>
-          <w:bottom w:space="0" w:sz="0" w:val="nil"/>
-          <w:right w:space="0" w:sz="0" w:val="nil"/>
-          <w:between w:space="0" w:sz="0" w:val="nil"/>
-        </w:pBdr>
-        <w:shd w:fill="auto" w:val="clear"/>
-        <w:spacing w:after="0" w:before="0" w:line="275.9999942779541" w:lineRule="auto"/>
-        <w:rPr>
-          <w:rFonts w:ascii="Google Sans" w:cs="Google Sans" w:eastAsia="Google Sans" w:hAnsi="Google Sans"/>
-          <w:color w:val="1f1f1f"/>
-        </w:rPr>
-      </w:pPr>
-      <w:r>
-        <w:rPr>
-          <w:rFonts w:ascii="Google Sans" w:cs="Google Sans" w:eastAsia="Google Sans" w:hAnsi="Google Sans"/>
-          <w:color w:val="1f1f1f"/>
-          <w:rtl w:val="0"/>
-        </w:rPr>
-        <w:t xml:space="preserve">4. Noise-Distorted UV Displacement</w:t>
-      </w:r>
-    </w:p>
-    <w:p>
-      <w:pPr>
-        <w:pBdr>
-          <w:top w:space="0" w:sz="0" w:val="nil"/>
-          <w:left w:space="0" w:sz="0" w:val="nil"/>
-          <w:bottom w:space="0" w:sz="0" w:val="nil"/>
-          <w:right w:space="0" w:sz="0" w:val="nil"/>
-          <w:between w:space="0" w:sz="0" w:val="nil"/>
-        </w:pBdr>
-        <w:shd w:fill="auto" w:val="clear"/>
-        <w:spacing w:line="275.9999942779541" w:lineRule="auto"/>
-        <w:rPr>
-          <w:rFonts w:ascii="Google Sans" w:cs="Google Sans" w:eastAsia="Google Sans" w:hAnsi="Google Sans"/>
-          <w:b w:val="1"/>
-          <w:bCs w:val="1"/>
-          <w:color w:val="1f1f1f"/>
-        </w:rPr>
-      </w:pPr>
-      <w:r>
-        <w:rPr>
-          <w:rFonts w:ascii="Google Sans" w:cs="Google Sans" w:eastAsia="Google Sans" w:hAnsi="Google Sans"/>
-          <w:b w:val="1"/>
-          <w:bCs w:val="1"/>
-          <w:color w:val="1f1f1f"/>
-          <w:rtl w:val="0"/>
-        </w:rPr>
-        <w:t xml:space="preserve">Explanation:</w:t>
-      </w:r>
-      <w:r>
-        <w:rPr>
-          <w:rFonts w:ascii="Google Sans" w:cs="Google Sans" w:eastAsia="Google Sans" w:hAnsi="Google Sans"/>
-          <w:color w:val="1f1f1f"/>
-          <w:rtl w:val="0"/>
-        </w:rPr>
-        <w:t xml:space="preserve"> Procedural shapes look inherently artificial because they are perfectly symmetrical. By adding a low-frequency, temporally-stepped noise value to the UV coordinates </w:t>
-      </w:r>
-      <w:r>
-        <w:rPr>
-          <w:rFonts w:ascii="Google Sans" w:cs="Google Sans" w:eastAsia="Google Sans" w:hAnsi="Google Sans"/>
-          <w:i w:val="1"/>
-          <w:iCs w:val="1"/>
-          <w:color w:val="1f1f1f"/>
-          <w:rtl w:val="0"/>
-        </w:rPr>
-        <w:t xml:space="preserve">before</w:t>
-      </w:r>
-      <w:r>
-        <w:rPr>
-          <w:rFonts w:ascii="Google Sans" w:cs="Google Sans" w:eastAsia="Google Sans" w:hAnsi="Google Sans"/>
-          <w:color w:val="1f1f1f"/>
-          <w:rtl w:val="0"/>
-        </w:rPr>
-        <w:t xml:space="preserve"> calculating the shape, the resulting fire or energy gains organic, hand-drawn irregularities</w:t>
-      </w:r>
-      <w:r>
-        <w:rPr>
-          <w:rFonts w:ascii="Google Sans" w:cs="Google Sans" w:eastAsia="Google Sans" w:hAnsi="Google Sans"/>
-          <w:color w:val="444746"/>
-          <w:sz w:val="24"/>
-          <w:szCs w:val="24"/>
-          <w:vertAlign w:val="superscript"/>
-          <w:rtl w:val="0"/>
-        </w:rPr>
-        <w:t xml:space="preserve">49</w:t>
-      </w:r>
-      <w:r>
-        <w:rPr>
-          <w:rFonts w:ascii="Google Sans" w:cs="Google Sans" w:eastAsia="Google Sans" w:hAnsi="Google Sans"/>
-          <w:color w:val="1f1f1f"/>
-          <w:rtl w:val="0"/>
-        </w:rPr>
-        <w:t xml:space="preserve">. </w:t>
-      </w:r>
-      <w:r>
-        <w:rPr>
-          <w:rFonts w:ascii="Google Sans" w:cs="Google Sans" w:eastAsia="Google Sans" w:hAnsi="Google Sans"/>
-          <w:b w:val="1"/>
-          <w:bCs w:val="1"/>
-          <w:color w:val="1f1f1f"/>
-          <w:rtl w:val="0"/>
-        </w:rPr>
-        <w:t xml:space="preserve">Godot GLSL Sketch:</w:t>
-      </w:r>
-    </w:p>
-    <w:p>
-      <w:pPr>
-        <w:pBdr>
-          <w:top w:space="0" w:sz="0" w:val="nil"/>
-          <w:left w:space="0" w:sz="0" w:val="nil"/>
-          <w:bottom w:space="0" w:sz="0" w:val="nil"/>
-          <w:right w:space="0" w:sz="0" w:val="nil"/>
-          <w:between w:space="0" w:sz="0" w:val="nil"/>
-        </w:pBdr>
-        <w:shd w:fill="auto" w:val="clear"/>
-        <w:spacing w:line="275.9999942779541" w:lineRule="auto"/>
-        <w:ind w:left="480" w:firstLine="0"/>
-        <w:rPr>
-          <w:rFonts w:ascii="Google Sans" w:cs="Google Sans" w:eastAsia="Google Sans" w:hAnsi="Google Sans"/>
-          <w:b w:val="1"/>
-          <w:bCs w:val="1"/>
-          <w:color w:val="1f1f1f"/>
-        </w:rPr>
-      </w:pPr>
-      <w:r>
-        <w:rPr>
-          <w:rtl w:val="0"/>
-        </w:rPr>
-      </w:r>
-    </w:p>
-    <w:p>
-      <w:pPr>
-        <w:pBdr>
-          <w:top w:space="0" w:sz="0" w:val="nil"/>
-          <w:left w:space="0" w:sz="0" w:val="nil"/>
-          <w:bottom w:space="0" w:sz="0" w:val="nil"/>
-          <w:right w:space="0" w:sz="0" w:val="nil"/>
-          <w:between w:space="0" w:sz="0" w:val="nil"/>
-        </w:pBdr>
-        <w:shd w:fill="auto" w:val="clear"/>
-        <w:spacing w:before="390" w:line="275.9999942779541" w:lineRule="auto"/>
-        <w:ind w:left="480" w:firstLine="0"/>
-        <w:rPr>
-          <w:rFonts w:ascii="Google Sans" w:cs="Google Sans" w:eastAsia="Google Sans" w:hAnsi="Google Sans"/>
-          <w:b w:val="1"/>
-          <w:bCs w:val="1"/>
-          <w:color w:val="1f1f1f"/>
-        </w:rPr>
-      </w:pPr>
-      <w:r>
-        <w:rPr>
-          <w:rtl w:val="0"/>
-        </w:rPr>
-      </w:r>
-    </w:p>
-    <w:p>
-      <w:pPr>
-        <w:pBdr>
-          <w:top w:space="0" w:sz="0" w:val="nil"/>
-          <w:left w:space="0" w:sz="0" w:val="nil"/>
-          <w:bottom w:space="0" w:sz="0" w:val="nil"/>
-          <w:right w:space="0" w:sz="0" w:val="nil"/>
-          <w:between w:space="0" w:sz="0" w:val="nil"/>
-        </w:pBdr>
-        <w:shd w:fill="auto" w:val="clear"/>
-        <w:spacing w:line="275.9999942779541" w:lineRule="auto"/>
-        <w:ind w:left="480" w:right="165" w:firstLine="0"/>
-        <w:rPr>
-          <w:rFonts w:ascii="Google Sans" w:cs="Google Sans" w:eastAsia="Google Sans" w:hAnsi="Google Sans"/>
-          <w:b w:val="1"/>
-          <w:bCs w:val="1"/>
-          <w:color w:val="1f1f1f"/>
-        </w:rPr>
-      </w:pPr>
-      <w:r>
-        <w:rPr>
-          <w:rtl w:val="0"/>
-        </w:rPr>
-      </w:r>
-    </w:p>
-    <w:p>
-      <w:pPr>
-        <w:pBdr>
-          <w:top w:space="0" w:sz="0" w:val="nil"/>
-          <w:left w:space="0" w:sz="0" w:val="nil"/>
-          <w:bottom w:space="0" w:sz="0" w:val="nil"/>
-          <w:right w:space="0" w:sz="0" w:val="nil"/>
-          <w:between w:space="0" w:sz="0" w:val="nil"/>
-        </w:pBdr>
-        <w:shd w:fill="auto" w:val="clear"/>
-        <w:spacing w:line="275.9999942779541" w:lineRule="auto"/>
-        <w:ind w:left="480" w:right="165" w:firstLine="0"/>
-        <w:rPr>
-          <w:rFonts w:ascii="Google Sans" w:cs="Google Sans" w:eastAsia="Google Sans" w:hAnsi="Google Sans"/>
-          <w:color w:val="ffffff"/>
-          <w:shd w:fill="141414" w:val="clear"/>
-        </w:rPr>
-      </w:pPr>
-      <w:r>
-        <w:rPr>
-          <w:rFonts w:ascii="Google Sans" w:cs="Google Sans" w:eastAsia="Google Sans" w:hAnsi="Google Sans"/>
-          <w:color w:val="ffffff"/>
-          <w:shd w:fill="141414" w:val="clear"/>
-          <w:rtl w:val="0"/>
-        </w:rPr>
-        <w:t xml:space="preserve">OpenGL Shading Language</w:t>
-      </w:r>
-    </w:p>
-    <w:p>
-      <w:pPr>
-        <w:pBdr>
-          <w:top w:space="0" w:sz="0" w:val="nil"/>
-          <w:left w:space="0" w:sz="0" w:val="nil"/>
-          <w:bottom w:space="0" w:sz="0" w:val="nil"/>
-          <w:right w:space="0" w:sz="0" w:val="nil"/>
-          <w:between w:space="0" w:sz="0" w:val="nil"/>
-        </w:pBdr>
-        <w:shd w:fill="auto" w:val="clear"/>
-        <w:spacing w:line="275.9999942779541" w:lineRule="auto"/>
-        <w:ind w:left="480" w:firstLine="0"/>
-        <w:rPr>
-          <w:rFonts w:ascii="Google Sans" w:cs="Google Sans" w:eastAsia="Google Sans" w:hAnsi="Google Sans"/>
-          <w:color w:val="1f1f1f"/>
-          <w:shd w:fill="141414" w:val="clear"/>
-        </w:rPr>
-      </w:pPr>
-      <w:r>
-        <w:rPr>
-          <w:rFonts w:ascii="Google Sans" w:cs="Google Sans" w:eastAsia="Google Sans" w:hAnsi="Google Sans"/>
-          <w:i w:val="0"/>
-          <w:iCs w:val="0"/>
-          <w:color w:val="969dff"/>
-          <w:sz w:val="20"/>
-          <w:szCs w:val="20"/>
-          <w:shd w:fill="141414" w:val="clear"/>
-          <w:rtl w:val="0"/>
-        </w:rPr>
-        <w:t xml:space="preserve">vec2</w:t>
-      </w:r>
-      <w:r>
-        <w:rPr>
-          <w:rFonts w:ascii="Google Sans" w:cs="Google Sans" w:eastAsia="Google Sans" w:hAnsi="Google Sans"/>
-          <w:color w:val="1f1f1f"/>
-          <w:shd w:fill="141414" w:val="clear"/>
-          <w:rtl w:val="0"/>
-        </w:rPr>
-        <w:t xml:space="preserve"> noise_offset = </w:t>
-      </w:r>
-      <w:r>
-        <w:rPr>
-          <w:rFonts w:ascii="Google Sans" w:cs="Google Sans" w:eastAsia="Google Sans" w:hAnsi="Google Sans"/>
-          <w:i w:val="0"/>
-          <w:iCs w:val="0"/>
-          <w:color w:val="ff5a59"/>
-          <w:sz w:val="20"/>
-          <w:szCs w:val="20"/>
-          <w:shd w:fill="141414" w:val="clear"/>
-          <w:rtl w:val="0"/>
-        </w:rPr>
-        <w:t xml:space="preserve">texture</w:t>
-      </w:r>
-      <w:r>
-        <w:rPr>
-          <w:rFonts w:ascii="Google Sans" w:cs="Google Sans" w:eastAsia="Google Sans" w:hAnsi="Google Sans"/>
-          <w:color w:val="1f1f1f"/>
-          <w:shd w:fill="141414" w:val="clear"/>
-          <w:rtl w:val="0"/>
-        </w:rPr>
-        <w:t xml:space="preserve">(noise_tex, uv + stepped_time).rg * intensity;</w:t>
-        <w:br w:type="textWrapping"/>
-      </w:r>
-      <w:r>
-        <w:rPr>
-          <w:rFonts w:ascii="Google Sans" w:cs="Google Sans" w:eastAsia="Google Sans" w:hAnsi="Google Sans"/>
-          <w:i w:val="0"/>
-          <w:iCs w:val="0"/>
-          <w:color w:val="969dff"/>
-          <w:sz w:val="20"/>
-          <w:szCs w:val="20"/>
-          <w:shd w:fill="141414" w:val="clear"/>
-          <w:rtl w:val="0"/>
-        </w:rPr>
-        <w:t xml:space="preserve">vec2</w:t>
-      </w:r>
-      <w:r>
-        <w:rPr>
-          <w:rFonts w:ascii="Google Sans" w:cs="Google Sans" w:eastAsia="Google Sans" w:hAnsi="Google Sans"/>
-          <w:color w:val="1f1f1f"/>
-          <w:shd w:fill="141414" w:val="clear"/>
-          <w:rtl w:val="0"/>
-        </w:rPr>
-        <w:t xml:space="preserve"> distorted_uv = get_snapped_uv(uv + noise_offset, resolution);</w:t>
-        <w:br w:type="textWrapping"/>
-      </w:r>
-    </w:p>
-    <w:p>
-      <w:pPr>
-        <w:pStyle w:val="Heading3"/>
-        <w:pBdr>
-          <w:top w:space="0" w:sz="0" w:val="nil"/>
-          <w:left w:space="0" w:sz="0" w:val="nil"/>
-          <w:bottom w:space="0" w:sz="0" w:val="nil"/>
-          <w:right w:space="0" w:sz="0" w:val="nil"/>
-          <w:between w:space="0" w:sz="0" w:val="nil"/>
-        </w:pBdr>
-        <w:shd w:fill="auto" w:val="clear"/>
-        <w:spacing w:after="0" w:before="0" w:line="275.9999942779541" w:lineRule="auto"/>
-        <w:rPr>
-          <w:rFonts w:ascii="Google Sans" w:cs="Google Sans" w:eastAsia="Google Sans" w:hAnsi="Google Sans"/>
-          <w:color w:val="1f1f1f"/>
-        </w:rPr>
-      </w:pPr>
-      <w:r>
-        <w:rPr>
-          <w:rFonts w:ascii="Google Sans" w:cs="Google Sans" w:eastAsia="Google Sans" w:hAnsi="Google Sans"/>
-          <w:color w:val="1f1f1f"/>
-          <w:rtl w:val="0"/>
-        </w:rPr>
-        <w:t xml:space="preserve">5. Squared Trauma Camera Shake</w:t>
-      </w:r>
-    </w:p>
-    <w:p>
-      <w:pPr>
-        <w:pBdr>
-          <w:top w:space="0" w:sz="0" w:val="nil"/>
-          <w:left w:space="0" w:sz="0" w:val="nil"/>
-          <w:bottom w:space="0" w:sz="0" w:val="nil"/>
-          <w:right w:space="0" w:sz="0" w:val="nil"/>
-          <w:between w:space="0" w:sz="0" w:val="nil"/>
-        </w:pBdr>
-        <w:shd w:fill="auto" w:val="clear"/>
-        <w:spacing w:line="275.9999942779541" w:lineRule="auto"/>
-        <w:rPr>
-          <w:rFonts w:ascii="Google Sans" w:cs="Google Sans" w:eastAsia="Google Sans" w:hAnsi="Google Sans"/>
-          <w:b w:val="1"/>
-          <w:bCs w:val="1"/>
-          <w:color w:val="1f1f1f"/>
-        </w:rPr>
-      </w:pPr>
-      <w:r>
-        <w:rPr>
-          <w:rFonts w:ascii="Google Sans" w:cs="Google Sans" w:eastAsia="Google Sans" w:hAnsi="Google Sans"/>
-          <w:b w:val="1"/>
-          <w:bCs w:val="1"/>
-          <w:color w:val="1f1f1f"/>
-          <w:rtl w:val="0"/>
-        </w:rPr>
-        <w:t xml:space="preserve">Explanation:</w:t>
-      </w:r>
-      <w:r>
-        <w:rPr>
-          <w:rFonts w:ascii="Google Sans" w:cs="Google Sans" w:eastAsia="Google Sans" w:hAnsi="Google Sans"/>
-          <w:color w:val="1f1f1f"/>
-          <w:rtl w:val="0"/>
-        </w:rPr>
-        <w:t xml:space="preserve"> Linear random camera offsets lack weight. A trauma variable that decays over time, but is squared before calculating the offset, delivers a violent initial impact with a rapid, smooth falloff, maximizing the kinetic feel of a signature move</w:t>
-      </w:r>
-      <w:r>
-        <w:rPr>
-          <w:rFonts w:ascii="Google Sans" w:cs="Google Sans" w:eastAsia="Google Sans" w:hAnsi="Google Sans"/>
-          <w:color w:val="444746"/>
-          <w:sz w:val="24"/>
-          <w:szCs w:val="24"/>
-          <w:vertAlign w:val="superscript"/>
-          <w:rtl w:val="0"/>
-        </w:rPr>
-        <w:t xml:space="preserve">47</w:t>
+        <w:t xml:space="preserve">3</w:t>
       </w:r>
       <w:r>
         <w:rPr>
@@ -5936,7 +5187,7 @@
           <w:color w:val="1f1f1f"/>
           <w:rtl w:val="0"/>
         </w:rPr>
-        <w:t xml:space="preserve"> Pausing the game engine via time_scale creates a sluggish slowdown. For true impact, the combatants must be strictly paused using Node-level process_mode, while the camera shake and hit-spark particles continue to process in real-time</w:t>
+        <w:t xml:space="preserve"> Pausing the game engine via time_scale creates a sluggish slowdown. For true impact, the combatants must be strictly paused using Node-level process_mode for the exact targeted duration (e.g., 60ms), while the camera shake and hit-spark particles continue to process in real-time</w:t>
       </w:r>
       <w:r>
         <w:rPr>
@@ -5947,7 +5198,7 @@
           <w:vertAlign w:val="superscript"/>
           <w:rtl w:val="0"/>
         </w:rPr>
-        <w:t xml:space="preserve">44</w:t>
+        <w:t xml:space="preserve">3</w:t>
       </w:r>
       <w:r>
         <w:rPr>
@@ -6164,7 +5415,88 @@
           <w:color w:val="1f1f1f"/>
           <w:rtl w:val="0"/>
         </w:rPr>
-        <w:t xml:space="preserve"> Screen-reading shaders (hint_screen_texture) halt the rendering pipeline to copy the framebuffer, crippling mobile performance</w:t>
+        <w:t xml:space="preserve"> Screen-reading shaders (hint_screen_texture) halt the rendering pipeline to copy the framebuffer, crippling mobile performance. Utilizing BackBufferCopy nodes set to COPY_MODE_RECT restricts the pipeline stall solely to the bounding box of the localized VFX. </w:t>
+      </w:r>
+      <w:r>
+        <w:rPr>
+          <w:rFonts w:ascii="Google Sans" w:cs="Google Sans" w:eastAsia="Google Sans" w:hAnsi="Google Sans"/>
+          <w:b w:val="1"/>
+          <w:bCs w:val="1"/>
+          <w:color w:val="1f1f1f"/>
+          <w:rtl w:val="0"/>
+        </w:rPr>
+        <w:t xml:space="preserve">Godot Node Structure:</w:t>
+      </w:r>
+      <w:r>
+        <w:rPr>
+          <w:rFonts w:ascii="Google Sans" w:cs="Google Sans" w:eastAsia="Google Sans" w:hAnsi="Google Sans"/>
+          <w:color w:val="1f1f1f"/>
+          <w:rtl w:val="0"/>
+        </w:rPr>
+        <w:t xml:space="preserve"> BattleStage (Node2D) ├── BackBufferCopy (Mode: Rect, Rect: 64x64) └── ColorRect (Material: HeatHazeShader)</w:t>
+      </w:r>
+    </w:p>
+    <w:p>
+      <w:pPr>
+        <w:pStyle w:val="Heading3"/>
+        <w:pBdr>
+          <w:top w:space="0" w:sz="0" w:val="nil"/>
+          <w:left w:space="0" w:sz="0" w:val="nil"/>
+          <w:bottom w:space="0" w:sz="0" w:val="nil"/>
+          <w:right w:space="0" w:sz="0" w:val="nil"/>
+          <w:between w:space="0" w:sz="0" w:val="nil"/>
+        </w:pBdr>
+        <w:shd w:fill="auto" w:val="clear"/>
+        <w:spacing w:after="0" w:before="0" w:line="275.9999942779541" w:lineRule="auto"/>
+        <w:rPr>
+          <w:rFonts w:ascii="Google Sans" w:cs="Google Sans" w:eastAsia="Google Sans" w:hAnsi="Google Sans"/>
+          <w:color w:val="1f1f1f"/>
+        </w:rPr>
+      </w:pPr>
+      <w:r>
+        <w:rPr>
+          <w:rFonts w:ascii="Google Sans" w:cs="Google Sans" w:eastAsia="Google Sans" w:hAnsi="Google Sans"/>
+          <w:color w:val="1f1f1f"/>
+          <w:rtl w:val="0"/>
+        </w:rPr>
+        <w:t xml:space="preserve">8. Additive Flash with Decay</w:t>
+      </w:r>
+    </w:p>
+    <w:p>
+      <w:pPr>
+        <w:pBdr>
+          <w:top w:space="0" w:sz="0" w:val="nil"/>
+          <w:left w:space="0" w:sz="0" w:val="nil"/>
+          <w:bottom w:space="0" w:sz="0" w:val="nil"/>
+          <w:right w:space="0" w:sz="0" w:val="nil"/>
+          <w:between w:space="0" w:sz="0" w:val="nil"/>
+        </w:pBdr>
+        <w:shd w:fill="auto" w:val="clear"/>
+        <w:spacing w:line="275.9999942779541" w:lineRule="auto"/>
+        <w:rPr>
+          <w:rFonts w:ascii="Google Sans" w:cs="Google Sans" w:eastAsia="Google Sans" w:hAnsi="Google Sans"/>
+          <w:b w:val="1"/>
+          <w:bCs w:val="1"/>
+          <w:color w:val="1f1f1f"/>
+        </w:rPr>
+      </w:pPr>
+      <w:r>
+        <w:rPr>
+          <w:rFonts w:ascii="Google Sans" w:cs="Google Sans" w:eastAsia="Google Sans" w:hAnsi="Google Sans"/>
+          <w:b w:val="1"/>
+          <w:bCs w:val="1"/>
+          <w:color w:val="1f1f1f"/>
+          <w:rtl w:val="0"/>
+        </w:rPr>
+        <w:t xml:space="preserve">Explanation:</w:t>
+      </w:r>
+      <w:r>
+        <w:rPr>
+          <w:rFonts w:ascii="Google Sans" w:cs="Google Sans" w:eastAsia="Google Sans" w:hAnsi="Google Sans"/>
+          <w:color w:val="1f1f1f"/>
+          <w:rtl w:val="0"/>
+        </w:rPr>
+        <w:t xml:space="preserve"> A 1-frame pure white flash immediately following a hit-stop clears the visual palette, elevating the perception of damage. Tweening this additive color rect back to transparent over 0.1 seconds provides an explosive visual release</w:t>
       </w:r>
       <w:r>
         <w:rPr>
@@ -6175,126 +5507,7 @@
           <w:vertAlign w:val="superscript"/>
           <w:rtl w:val="0"/>
         </w:rPr>
-        <w:t xml:space="preserve">35</w:t>
-      </w:r>
-      <w:r>
-        <w:rPr>
-          <w:rFonts w:ascii="Google Sans" w:cs="Google Sans" w:eastAsia="Google Sans" w:hAnsi="Google Sans"/>
-          <w:color w:val="1f1f1f"/>
-          <w:rtl w:val="0"/>
-        </w:rPr>
-        <w:t xml:space="preserve">. Utilizing BackBufferCopy nodes set to COPY_MODE_RECT restricts the pipeline stall solely to the bounding box of the localized VFX</w:t>
-      </w:r>
-      <w:r>
-        <w:rPr>
-          <w:rFonts w:ascii="Google Sans" w:cs="Google Sans" w:eastAsia="Google Sans" w:hAnsi="Google Sans"/>
-          <w:color w:val="444746"/>
-          <w:sz w:val="24"/>
-          <w:szCs w:val="24"/>
-          <w:vertAlign w:val="superscript"/>
-          <w:rtl w:val="0"/>
-        </w:rPr>
-        <w:t xml:space="preserve">37</w:t>
-      </w:r>
-      <w:r>
-        <w:rPr>
-          <w:rFonts w:ascii="Google Sans" w:cs="Google Sans" w:eastAsia="Google Sans" w:hAnsi="Google Sans"/>
-          <w:color w:val="1f1f1f"/>
-          <w:rtl w:val="0"/>
-        </w:rPr>
-        <w:t xml:space="preserve">. </w:t>
-      </w:r>
-      <w:r>
-        <w:rPr>
-          <w:rFonts w:ascii="Google Sans" w:cs="Google Sans" w:eastAsia="Google Sans" w:hAnsi="Google Sans"/>
-          <w:b w:val="1"/>
-          <w:bCs w:val="1"/>
-          <w:color w:val="1f1f1f"/>
-          <w:rtl w:val="0"/>
-        </w:rPr>
-        <w:t xml:space="preserve">Godot Node Structure:</w:t>
-      </w:r>
-      <w:r>
-        <w:rPr>
-          <w:rFonts w:ascii="Google Sans" w:cs="Google Sans" w:eastAsia="Google Sans" w:hAnsi="Google Sans"/>
-          <w:color w:val="1f1f1f"/>
-          <w:rtl w:val="0"/>
-        </w:rPr>
-        <w:t xml:space="preserve"> BattleStage (Node2D) ├── BackBufferCopy (Mode: Rect, Rect: 64x64) └── ColorRect (Material: HeatHazeShader)</w:t>
-      </w:r>
-    </w:p>
-    <w:p>
-      <w:pPr>
-        <w:pStyle w:val="Heading3"/>
-        <w:pBdr>
-          <w:top w:space="0" w:sz="0" w:val="nil"/>
-          <w:left w:space="0" w:sz="0" w:val="nil"/>
-          <w:bottom w:space="0" w:sz="0" w:val="nil"/>
-          <w:right w:space="0" w:sz="0" w:val="nil"/>
-          <w:between w:space="0" w:sz="0" w:val="nil"/>
-        </w:pBdr>
-        <w:shd w:fill="auto" w:val="clear"/>
-        <w:spacing w:after="0" w:before="0" w:line="275.9999942779541" w:lineRule="auto"/>
-        <w:rPr>
-          <w:rFonts w:ascii="Google Sans" w:cs="Google Sans" w:eastAsia="Google Sans" w:hAnsi="Google Sans"/>
-          <w:color w:val="1f1f1f"/>
-        </w:rPr>
-      </w:pPr>
-      <w:r>
-        <w:rPr>
-          <w:rFonts w:ascii="Google Sans" w:cs="Google Sans" w:eastAsia="Google Sans" w:hAnsi="Google Sans"/>
-          <w:color w:val="1f1f1f"/>
-          <w:rtl w:val="0"/>
-        </w:rPr>
-        <w:t xml:space="preserve">8. Additive Flash with Decay</w:t>
-      </w:r>
-    </w:p>
-    <w:p>
-      <w:pPr>
-        <w:pBdr>
-          <w:top w:space="0" w:sz="0" w:val="nil"/>
-          <w:left w:space="0" w:sz="0" w:val="nil"/>
-          <w:bottom w:space="0" w:sz="0" w:val="nil"/>
-          <w:right w:space="0" w:sz="0" w:val="nil"/>
-          <w:between w:space="0" w:sz="0" w:val="nil"/>
-        </w:pBdr>
-        <w:shd w:fill="auto" w:val="clear"/>
-        <w:spacing w:line="275.9999942779541" w:lineRule="auto"/>
-        <w:rPr>
-          <w:rFonts w:ascii="Google Sans" w:cs="Google Sans" w:eastAsia="Google Sans" w:hAnsi="Google Sans"/>
-          <w:b w:val="1"/>
-          <w:bCs w:val="1"/>
-          <w:color w:val="1f1f1f"/>
-        </w:rPr>
-      </w:pPr>
-      <w:r>
-        <w:rPr>
-          <w:rFonts w:ascii="Google Sans" w:cs="Google Sans" w:eastAsia="Google Sans" w:hAnsi="Google Sans"/>
-          <w:b w:val="1"/>
-          <w:bCs w:val="1"/>
-          <w:color w:val="1f1f1f"/>
-          <w:rtl w:val="0"/>
-        </w:rPr>
-        <w:t xml:space="preserve">Explanation:</w:t>
-      </w:r>
-      <w:r>
-        <w:rPr>
-          <w:rFonts w:ascii="Google Sans" w:cs="Google Sans" w:eastAsia="Google Sans" w:hAnsi="Google Sans"/>
-          <w:color w:val="1f1f1f"/>
-          <w:rtl w:val="0"/>
-        </w:rPr>
-        <w:t xml:space="preserve"> A 1-frame pure white flash immediately following a hit-stop clears the visual palette, elevating the perception of damage. Tweening this additive color rect back to transparent over 0.1 seconds provides an explosive visual release</w:t>
-      </w:r>
-      <w:r>
-        <w:rPr>
-          <w:rFonts w:ascii="Google Sans" w:cs="Google Sans" w:eastAsia="Google Sans" w:hAnsi="Google Sans"/>
-          <w:color w:val="444746"/>
-          <w:sz w:val="24"/>
-          <w:szCs w:val="24"/>
-          <w:vertAlign w:val="superscript"/>
-          <w:rtl w:val="0"/>
-        </w:rPr>
-        <w:t xml:space="preserve">6</w:t>
+        <w:t xml:space="preserve">3</w:t>
       </w:r>
       <w:r>
         <w:rPr>
@@ -6511,45 +5724,7 @@
           <w:color w:val="1f1f1f"/>
           <w:rtl w:val="0"/>
         </w:rPr>
-        <w:t xml:space="preserve"> Using default 2D lights on pixel art creates soft shadows and thousands of sub-pixel gradients</w:t>
-      </w:r>
-      <w:r>
-        <w:rPr>
-          <w:rFonts w:ascii="Google Sans" w:cs="Google Sans" w:eastAsia="Google Sans" w:hAnsi="Google Sans"/>
-          <w:color w:val="444746"/>
-          <w:sz w:val="24"/>
-          <w:szCs w:val="24"/>
-          <w:vertAlign w:val="superscript"/>
-          <w:rtl w:val="0"/>
-        </w:rPr>
-        <w:t xml:space="preserve">33</w:t>
-      </w:r>
-      <w:r>
-        <w:rPr>
-          <w:rFonts w:ascii="Google Sans" w:cs="Google Sans" w:eastAsia="Google Sans" w:hAnsi="Google Sans"/>
-          <w:color w:val="1f1f1f"/>
-          <w:rtl w:val="0"/>
-        </w:rPr>
-        <w:t xml:space="preserve">. Bypassing standard lights by overriding the light() function in a canvas item shader and stepping the diffuse calculation ensures shadows are hard-edged and palette-accurate</w:t>
-      </w:r>
-      <w:r>
-        <w:rPr>
-          <w:rFonts w:ascii="Google Sans" w:cs="Google Sans" w:eastAsia="Google Sans" w:hAnsi="Google Sans"/>
-          <w:color w:val="444746"/>
-          <w:sz w:val="24"/>
-          <w:szCs w:val="24"/>
-          <w:vertAlign w:val="superscript"/>
-          <w:rtl w:val="0"/>
-        </w:rPr>
-        <w:t xml:space="preserve">19</w:t>
-      </w:r>
-      <w:r>
-        <w:rPr>
-          <w:rFonts w:ascii="Google Sans" w:cs="Google Sans" w:eastAsia="Google Sans" w:hAnsi="Google Sans"/>
-          <w:color w:val="1f1f1f"/>
-          <w:rtl w:val="0"/>
-        </w:rPr>
-        <w:t xml:space="preserve">. </w:t>
+        <w:t xml:space="preserve"> Using default 2D lights on pixel art creates soft shadows and thousands of sub-pixel gradients. Bypassing standard lights by overriding the light() function in a canvas item shader and stepping the diffuse calculation ensures shadows are hard-edged and palette-accurate. </w:t>
       </w:r>
       <w:r>
         <w:rPr>
@@ -6949,26 +6124,7 @@
           <w:color w:val="1f1f1f"/>
           <w:rtl w:val="0"/>
         </w:rPr>
-        <w:t xml:space="preserve"> GPUParticles2D offers massive performance gains but calculates positions in continuous space. To lock particles to the pixel grid without sacrificing GPU threading, the particle shader must manually floor the TRANSFORM translation vector</w:t>
-      </w:r>
-      <w:r>
-        <w:rPr>
-          <w:rFonts w:ascii="Google Sans" w:cs="Google Sans" w:eastAsia="Google Sans" w:hAnsi="Google Sans"/>
-          <w:color w:val="444746"/>
-          <w:sz w:val="24"/>
-          <w:szCs w:val="24"/>
-          <w:vertAlign w:val="superscript"/>
-          <w:rtl w:val="0"/>
-        </w:rPr>
-        <w:t xml:space="preserve">28</w:t>
-      </w:r>
-      <w:r>
-        <w:rPr>
-          <w:rFonts w:ascii="Google Sans" w:cs="Google Sans" w:eastAsia="Google Sans" w:hAnsi="Google Sans"/>
-          <w:color w:val="1f1f1f"/>
-          <w:rtl w:val="0"/>
-        </w:rPr>
-        <w:t xml:space="preserve">. </w:t>
+        <w:t xml:space="preserve"> GPUParticles2D offers massive performance gains but calculates positions in continuous space. To lock particles to the pixel grid without sacrificing GPU threading, the particle shader must manually floor the TRANSFORM translation vector. </w:t>
       </w:r>
       <w:r>
         <w:rPr>
@@ -7831,7 +6987,7 @@
                 <w:color w:val="1f1f1f"/>
                 <w:rtl w:val="0"/>
               </w:rPr>
-              <w:t xml:space="preserve">No smooth gradients exist. Alpha blending is strictly additive or boolean (0.0 or 1.0). Color output maps to a maximum of 5 distinct hex codes.</w:t>
+              <w:t xml:space="preserve">No smooth gradients exist. Alpha blending is strictly additive or boolean (0.0 or 1.0). Color output adheres tightly to the essence's defined palette family.</w:t>
             </w:r>
           </w:p>
         </w:tc>
@@ -8248,7 +7404,7 @@
                 <w:color w:val="1f1f1f"/>
                 <w:rtl w:val="0"/>
               </w:rPr>
-              <w:t xml:space="preserve">The effect coordinates with the BattleStage. On impact, combatants freeze via process_mode for ~60ms; the camera executes a non-linear squared-trauma offset.</w:t>
+              <w:t xml:space="preserve">The effect coordinates with the BattleStage. On impact, combatants freeze via process_mode for 60ms; the camera executes a non-linear squared-trauma offset while preserving the background boundary.</w:t>
             </w:r>
           </w:p>
         </w:tc>
@@ -10265,7 +9421,7 @@
           <w:shd w:fill="141414" w:val="clear"/>
           <w:rtl w:val="0"/>
         </w:rPr>
-        <w:t xml:space="preserve">100.0</w:t>
+        <w:t xml:space="preserve">64.0</w:t>
       </w:r>
       <w:r>
         <w:rPr>
@@ -10331,7 +9487,7 @@
           <w:shd w:fill="141414" w:val="clear"/>
           <w:rtl w:val="0"/>
         </w:rPr>
-        <w:t xml:space="preserve">100.0</w:t>
+        <w:t xml:space="preserve">64.0</w:t>
       </w:r>
       <w:r>
         <w:rPr>
@@ -14151,7 +13307,214 @@
           <w:color w:val="1f1f1f"/>
           <w:rtl w:val="0"/>
         </w:rPr>
-        <w:t xml:space="preserve"> This node must be placed immediately after a BackBufferCopy node set to COPY_MODE_RECT covering only the haze bounds</w:t>
+        <w:t xml:space="preserve"> This node must be placed immediately after a BackBufferCopy node set to COPY_MODE_RECT covering only the haze bounds.</w:t>
+      </w:r>
+    </w:p>
+    <w:p>
+      <w:pPr>
+        <w:pStyle w:val="Heading2"/>
+        <w:pBdr>
+          <w:top w:space="0" w:sz="0" w:val="nil"/>
+          <w:left w:space="0" w:sz="0" w:val="nil"/>
+          <w:bottom w:space="0" w:sz="0" w:val="nil"/>
+          <w:right w:space="0" w:sz="0" w:val="nil"/>
+          <w:between w:space="0" w:sz="0" w:val="nil"/>
+        </w:pBdr>
+        <w:shd w:fill="auto" w:val="clear"/>
+        <w:spacing w:after="0" w:before="0" w:line="275.9999942779541" w:lineRule="auto"/>
+        <w:rPr>
+          <w:rFonts w:ascii="Google Sans" w:cs="Google Sans" w:eastAsia="Google Sans" w:hAnsi="Google Sans"/>
+          <w:color w:val="1f1f1f"/>
+        </w:rPr>
+      </w:pPr>
+      <w:r>
+        <w:rPr>
+          <w:rFonts w:ascii="Google Sans" w:cs="Google Sans" w:eastAsia="Google Sans" w:hAnsi="Google Sans"/>
+          <w:color w:val="1f1f1f"/>
+          <w:rtl w:val="0"/>
+        </w:rPr>
+        <w:t xml:space="preserve">Open Questions and Industry Disagreements</w:t>
+      </w:r>
+    </w:p>
+    <w:p>
+      <w:pPr>
+        <w:pBdr>
+          <w:top w:space="0" w:sz="0" w:val="nil"/>
+          <w:left w:space="0" w:sz="0" w:val="nil"/>
+          <w:bottom w:space="0" w:sz="0" w:val="nil"/>
+          <w:right w:space="0" w:sz="0" w:val="nil"/>
+          <w:between w:space="0" w:sz="0" w:val="nil"/>
+        </w:pBdr>
+        <w:shd w:fill="auto" w:val="clear"/>
+        <w:spacing w:line="275.9999942779541" w:lineRule="auto"/>
+        <w:rPr>
+          <w:rFonts w:ascii="Google Sans" w:cs="Google Sans" w:eastAsia="Google Sans" w:hAnsi="Google Sans"/>
+          <w:color w:val="1f1f1f"/>
+        </w:rPr>
+      </w:pPr>
+      <w:r>
+        <w:rPr>
+          <w:rFonts w:ascii="Google Sans" w:cs="Google Sans" w:eastAsia="Google Sans" w:hAnsi="Google Sans"/>
+          <w:color w:val="1f1f1f"/>
+          <w:rtl w:val="0"/>
+        </w:rPr>
+        <w:t xml:space="preserve">Integrating a strict 16/32-bit aesthetic within an inherently 3D, continuous game engine generates several architectural schisms among technical artists and graphics programmers.</w:t>
+      </w:r>
+    </w:p>
+    <w:p>
+      <w:pPr>
+        <w:pStyle w:val="Heading3"/>
+        <w:pBdr>
+          <w:top w:space="0" w:sz="0" w:val="nil"/>
+          <w:left w:space="0" w:sz="0" w:val="nil"/>
+          <w:bottom w:space="0" w:sz="0" w:val="nil"/>
+          <w:right w:space="0" w:sz="0" w:val="nil"/>
+          <w:between w:space="0" w:sz="0" w:val="nil"/>
+        </w:pBdr>
+        <w:shd w:fill="auto" w:val="clear"/>
+        <w:spacing w:after="0" w:before="0" w:line="275.9999942779541" w:lineRule="auto"/>
+        <w:rPr>
+          <w:rFonts w:ascii="Google Sans" w:cs="Google Sans" w:eastAsia="Google Sans" w:hAnsi="Google Sans"/>
+          <w:color w:val="1f1f1f"/>
+        </w:rPr>
+      </w:pPr>
+      <w:r>
+        <w:rPr>
+          <w:rFonts w:ascii="Google Sans" w:cs="Google Sans" w:eastAsia="Google Sans" w:hAnsi="Google Sans"/>
+          <w:color w:val="1f1f1f"/>
+          <w:rtl w:val="0"/>
+        </w:rPr>
+        <w:t xml:space="preserve">1. Physics Continuity vs. Render Quantization</w:t>
+      </w:r>
+    </w:p>
+    <w:p>
+      <w:pPr>
+        <w:pBdr>
+          <w:top w:space="0" w:sz="0" w:val="nil"/>
+          <w:left w:space="0" w:sz="0" w:val="nil"/>
+          <w:bottom w:space="0" w:sz="0" w:val="nil"/>
+          <w:right w:space="0" w:sz="0" w:val="nil"/>
+          <w:between w:space="0" w:sz="0" w:val="nil"/>
+        </w:pBdr>
+        <w:shd w:fill="auto" w:val="clear"/>
+        <w:spacing w:line="275.9999942779541" w:lineRule="auto"/>
+        <w:rPr>
+          <w:rFonts w:ascii="Google Sans" w:cs="Google Sans" w:eastAsia="Google Sans" w:hAnsi="Google Sans"/>
+          <w:color w:val="1f1f1f"/>
+        </w:rPr>
+      </w:pPr>
+      <w:r>
+        <w:rPr>
+          <w:rFonts w:ascii="Google Sans" w:cs="Google Sans" w:eastAsia="Google Sans" w:hAnsi="Google Sans"/>
+          <w:color w:val="1f1f1f"/>
+          <w:rtl w:val="0"/>
+        </w:rPr>
+        <w:t xml:space="preserve">A primary conflict exists regarding character and projectile movement. Hand-drawn pixel art conceptually forbids placing a 100px sprite at an X coordinate of 10.5. However, enforcing strict integer positions on internal physics logic (e.g., position.x = floor(position.x)) destroys velocity calculations and angular momentum, resulting in jerky movement and rounding errors. The methodology established by the developers of </w:t>
+      </w:r>
+      <w:r>
+        <w:rPr>
+          <w:rFonts w:ascii="Google Sans" w:cs="Google Sans" w:eastAsia="Google Sans" w:hAnsi="Google Sans"/>
+          <w:i w:val="1"/>
+          <w:iCs w:val="1"/>
+          <w:color w:val="1f1f1f"/>
+          <w:rtl w:val="0"/>
+        </w:rPr>
+        <w:t xml:space="preserve">Celeste</w:t>
+      </w:r>
+      <w:r>
+        <w:rPr>
+          <w:rFonts w:ascii="Google Sans" w:cs="Google Sans" w:eastAsia="Google Sans" w:hAnsi="Google Sans"/>
+          <w:color w:val="1f1f1f"/>
+          <w:rtl w:val="0"/>
+        </w:rPr>
+        <w:t xml:space="preserve"> resolves this by dictating that physics, velocity, and collision logic must remain entirely in continuous floating-point space. The quantization must happen strictly at the rendering stage. Godot 4 attempts to standardize this via the snap_2d_transforms_to_pixel project setting. However, sources disagree on whether this setting interferes with custom CanvasItem shaders. The prevailing inference is that relying on manual floor() calls inside the vertex or fragment shaders offers more robust control than globally enabling engine-level transform snapping.</w:t>
+      </w:r>
+    </w:p>
+    <w:p>
+      <w:pPr>
+        <w:pStyle w:val="Heading3"/>
+        <w:pBdr>
+          <w:top w:space="0" w:sz="0" w:val="nil"/>
+          <w:left w:space="0" w:sz="0" w:val="nil"/>
+          <w:bottom w:space="0" w:sz="0" w:val="nil"/>
+          <w:right w:space="0" w:sz="0" w:val="nil"/>
+          <w:between w:space="0" w:sz="0" w:val="nil"/>
+        </w:pBdr>
+        <w:shd w:fill="auto" w:val="clear"/>
+        <w:spacing w:after="0" w:before="0" w:line="275.9999942779541" w:lineRule="auto"/>
+        <w:rPr>
+          <w:rFonts w:ascii="Google Sans" w:cs="Google Sans" w:eastAsia="Google Sans" w:hAnsi="Google Sans"/>
+          <w:color w:val="1f1f1f"/>
+        </w:rPr>
+      </w:pPr>
+      <w:r>
+        <w:rPr>
+          <w:rFonts w:ascii="Google Sans" w:cs="Google Sans" w:eastAsia="Google Sans" w:hAnsi="Google Sans"/>
+          <w:color w:val="1f1f1f"/>
+          <w:rtl w:val="0"/>
+        </w:rPr>
+        <w:t xml:space="preserve">2. The HD-2D Lighting Paradigm</w:t>
+      </w:r>
+    </w:p>
+    <w:p>
+      <w:pPr>
+        <w:pBdr>
+          <w:top w:space="0" w:sz="0" w:val="nil"/>
+          <w:left w:space="0" w:sz="0" w:val="nil"/>
+          <w:bottom w:space="0" w:sz="0" w:val="nil"/>
+          <w:right w:space="0" w:sz="0" w:val="nil"/>
+          <w:between w:space="0" w:sz="0" w:val="nil"/>
+        </w:pBdr>
+        <w:shd w:fill="auto" w:val="clear"/>
+        <w:spacing w:line="275.9999942779541" w:lineRule="auto"/>
+        <w:rPr>
+          <w:rFonts w:ascii="Google Sans" w:cs="Google Sans" w:eastAsia="Google Sans" w:hAnsi="Google Sans"/>
+          <w:color w:val="1f1f1f"/>
+        </w:rPr>
+      </w:pPr>
+      <w:r>
+        <w:rPr>
+          <w:rFonts w:ascii="Google Sans" w:cs="Google Sans" w:eastAsia="Google Sans" w:hAnsi="Google Sans"/>
+          <w:color w:val="1f1f1f"/>
+          <w:rtl w:val="0"/>
+        </w:rPr>
+        <w:t xml:space="preserve">The success of </w:t>
+      </w:r>
+      <w:r>
+        <w:rPr>
+          <w:rFonts w:ascii="Google Sans" w:cs="Google Sans" w:eastAsia="Google Sans" w:hAnsi="Google Sans"/>
+          <w:i w:val="1"/>
+          <w:iCs w:val="1"/>
+          <w:color w:val="1f1f1f"/>
+          <w:rtl w:val="0"/>
+        </w:rPr>
+        <w:t xml:space="preserve">Octopath Traveler</w:t>
+      </w:r>
+      <w:r>
+        <w:rPr>
+          <w:rFonts w:ascii="Google Sans" w:cs="Google Sans" w:eastAsia="Google Sans" w:hAnsi="Google Sans"/>
+          <w:color w:val="1f1f1f"/>
+          <w:rtl w:val="0"/>
+        </w:rPr>
+        <w:t xml:space="preserve"> and </w:t>
+      </w:r>
+      <w:r>
+        <w:rPr>
+          <w:rFonts w:ascii="Google Sans" w:cs="Google Sans" w:eastAsia="Google Sans" w:hAnsi="Google Sans"/>
+          <w:i w:val="1"/>
+          <w:iCs w:val="1"/>
+          <w:color w:val="1f1f1f"/>
+          <w:rtl w:val="0"/>
+        </w:rPr>
+        <w:t xml:space="preserve">Sea of Stars</w:t>
+      </w:r>
+      <w:r>
+        <w:rPr>
+          <w:rFonts w:ascii="Google Sans" w:cs="Google Sans" w:eastAsia="Google Sans" w:hAnsi="Google Sans"/>
+          <w:color w:val="1f1f1f"/>
+          <w:rtl w:val="0"/>
+        </w:rPr>
+        <w:t xml:space="preserve"> has heavily popularized the HD-2D approach, which applies normal maps, specular highlights, and continuous 3D volumetric light to 2D sprites. However, strict retro purists argue that introducing continuous gradient lighting violates the fundamental premise of pixel art by injecting thousands of unauthored colors</w:t>
       </w:r>
       <w:r>
         <w:rPr>
@@ -14162,127 +13525,15 @@
           <w:vertAlign w:val="superscript"/>
           <w:rtl w:val="0"/>
         </w:rPr>
-        <w:t xml:space="preserve">37</w:t>
-      </w:r>
-      <w:r>
-        <w:rPr>
-          <w:rFonts w:ascii="Google Sans" w:cs="Google Sans" w:eastAsia="Google Sans" w:hAnsi="Google Sans"/>
-          <w:color w:val="1f1f1f"/>
-          <w:rtl w:val="0"/>
-        </w:rPr>
-        <w:t xml:space="preserve">.</w:t>
-      </w:r>
-    </w:p>
-    <w:p>
-      <w:pPr>
-        <w:pStyle w:val="Heading2"/>
-        <w:pBdr>
-          <w:top w:space="0" w:sz="0" w:val="nil"/>
-          <w:left w:space="0" w:sz="0" w:val="nil"/>
-          <w:bottom w:space="0" w:sz="0" w:val="nil"/>
-          <w:right w:space="0" w:sz="0" w:val="nil"/>
-          <w:between w:space="0" w:sz="0" w:val="nil"/>
-        </w:pBdr>
-        <w:shd w:fill="auto" w:val="clear"/>
-        <w:spacing w:after="0" w:before="0" w:line="275.9999942779541" w:lineRule="auto"/>
-        <w:rPr>
-          <w:rFonts w:ascii="Google Sans" w:cs="Google Sans" w:eastAsia="Google Sans" w:hAnsi="Google Sans"/>
-          <w:color w:val="1f1f1f"/>
-        </w:rPr>
-      </w:pPr>
-      <w:r>
-        <w:rPr>
-          <w:rFonts w:ascii="Google Sans" w:cs="Google Sans" w:eastAsia="Google Sans" w:hAnsi="Google Sans"/>
-          <w:color w:val="1f1f1f"/>
-          <w:rtl w:val="0"/>
-        </w:rPr>
-        <w:t xml:space="preserve">Open Questions and Industry Disagreements</w:t>
-      </w:r>
-    </w:p>
-    <w:p>
-      <w:pPr>
-        <w:pBdr>
-          <w:top w:space="0" w:sz="0" w:val="nil"/>
-          <w:left w:space="0" w:sz="0" w:val="nil"/>
-          <w:bottom w:space="0" w:sz="0" w:val="nil"/>
-          <w:right w:space="0" w:sz="0" w:val="nil"/>
-          <w:between w:space="0" w:sz="0" w:val="nil"/>
-        </w:pBdr>
-        <w:shd w:fill="auto" w:val="clear"/>
-        <w:spacing w:line="275.9999942779541" w:lineRule="auto"/>
-        <w:rPr>
-          <w:rFonts w:ascii="Google Sans" w:cs="Google Sans" w:eastAsia="Google Sans" w:hAnsi="Google Sans"/>
-          <w:color w:val="1f1f1f"/>
-        </w:rPr>
-      </w:pPr>
-      <w:r>
-        <w:rPr>
-          <w:rFonts w:ascii="Google Sans" w:cs="Google Sans" w:eastAsia="Google Sans" w:hAnsi="Google Sans"/>
-          <w:color w:val="1f1f1f"/>
-          <w:rtl w:val="0"/>
-        </w:rPr>
-        <w:t xml:space="preserve">Integrating a strict 16/32-bit aesthetic within an inherently 3D, continuous game engine generates several architectural schisms among technical artists and graphics programmers.</w:t>
-      </w:r>
-    </w:p>
-    <w:p>
-      <w:pPr>
-        <w:pStyle w:val="Heading3"/>
-        <w:pBdr>
-          <w:top w:space="0" w:sz="0" w:val="nil"/>
-          <w:left w:space="0" w:sz="0" w:val="nil"/>
-          <w:bottom w:space="0" w:sz="0" w:val="nil"/>
-          <w:right w:space="0" w:sz="0" w:val="nil"/>
-          <w:between w:space="0" w:sz="0" w:val="nil"/>
-        </w:pBdr>
-        <w:shd w:fill="auto" w:val="clear"/>
-        <w:spacing w:after="0" w:before="0" w:line="275.9999942779541" w:lineRule="auto"/>
-        <w:rPr>
-          <w:rFonts w:ascii="Google Sans" w:cs="Google Sans" w:eastAsia="Google Sans" w:hAnsi="Google Sans"/>
-          <w:color w:val="1f1f1f"/>
-        </w:rPr>
-      </w:pPr>
-      <w:r>
-        <w:rPr>
-          <w:rFonts w:ascii="Google Sans" w:cs="Google Sans" w:eastAsia="Google Sans" w:hAnsi="Google Sans"/>
-          <w:color w:val="1f1f1f"/>
-          <w:rtl w:val="0"/>
-        </w:rPr>
-        <w:t xml:space="preserve">1. Physics Continuity vs. Render Quantization</w:t>
-      </w:r>
-    </w:p>
-    <w:p>
-      <w:pPr>
-        <w:pBdr>
-          <w:top w:space="0" w:sz="0" w:val="nil"/>
-          <w:left w:space="0" w:sz="0" w:val="nil"/>
-          <w:bottom w:space="0" w:sz="0" w:val="nil"/>
-          <w:right w:space="0" w:sz="0" w:val="nil"/>
-          <w:between w:space="0" w:sz="0" w:val="nil"/>
-        </w:pBdr>
-        <w:shd w:fill="auto" w:val="clear"/>
-        <w:spacing w:line="275.9999942779541" w:lineRule="auto"/>
-        <w:rPr>
-          <w:rFonts w:ascii="Google Sans" w:cs="Google Sans" w:eastAsia="Google Sans" w:hAnsi="Google Sans"/>
-          <w:color w:val="1f1f1f"/>
-        </w:rPr>
-      </w:pPr>
-      <w:r>
-        <w:rPr>
-          <w:rFonts w:ascii="Google Sans" w:cs="Google Sans" w:eastAsia="Google Sans" w:hAnsi="Google Sans"/>
-          <w:color w:val="1f1f1f"/>
-          <w:rtl w:val="0"/>
-        </w:rPr>
-        <w:t xml:space="preserve">A primary conflict exists regarding character and projectile movement. Hand-drawn pixel art conceptually forbids placing a 100px sprite at an X coordinate of 10.5. However, enforcing strict integer positions on internal physics logic (e.g., position.x = floor(position.x)) destroys velocity calculations and angular momentum, resulting in jerky movement and rounding errors. The methodology established by the developers of </w:t>
-      </w:r>
-      <w:r>
-        <w:rPr>
-          <w:rFonts w:ascii="Google Sans" w:cs="Google Sans" w:eastAsia="Google Sans" w:hAnsi="Google Sans"/>
-          <w:i w:val="1"/>
-          <w:iCs w:val="1"/>
-          <w:color w:val="1f1f1f"/>
-          <w:rtl w:val="0"/>
-        </w:rPr>
-        <w:t xml:space="preserve">Celeste</w:t>
+        <w:t xml:space="preserve">1</w:t>
+      </w:r>
+      <w:r>
+        <w:rPr>
+          <w:rFonts w:ascii="Google Sans" w:cs="Google Sans" w:eastAsia="Google Sans" w:hAnsi="Google Sans"/>
+          <w:color w:val="1f1f1f"/>
+          <w:rtl w:val="0"/>
+        </w:rPr>
+        <w:t xml:space="preserve">. Because Hollowtide's specific concept rules explicitly forbid "blurry glows"</w:t>
       </w:r>
       <w:r>
         <w:rPr>
@@ -14293,15 +13544,66 @@
           <w:vertAlign w:val="superscript"/>
           <w:rtl w:val="0"/>
         </w:rPr>
-        <w:t xml:space="preserve">12</w:t>
-      </w:r>
-      <w:r>
-        <w:rPr>
-          <w:rFonts w:ascii="Google Sans" w:cs="Google Sans" w:eastAsia="Google Sans" w:hAnsi="Google Sans"/>
-          <w:color w:val="1f1f1f"/>
-          <w:rtl w:val="0"/>
-        </w:rPr>
-        <w:t xml:space="preserve"> resolves this by dictating that physics, velocity, and collision logic must remain entirely in continuous floating-point space. The quantization must happen strictly at the rendering stage. Godot 4 attempts to standardize this via the snap_2d_transforms_to_pixel project setting</w:t>
+        <w:t xml:space="preserve">1</w:t>
+      </w:r>
+      <w:r>
+        <w:rPr>
+          <w:rFonts w:ascii="Google Sans" w:cs="Google Sans" w:eastAsia="Google Sans" w:hAnsi="Google Sans"/>
+          <w:color w:val="1f1f1f"/>
+          <w:rtl w:val="0"/>
+        </w:rPr>
+        <w:t xml:space="preserve">, the normal-mapped, Unity/Unreal-driven HD-2D approach must be rejected. The alternative—utilizing stepped shader math inside Godot's light() function to hard-clamp diffuse lighting to 2-3 palette colors—is the only method that reconciles dynamic lighting with strict palette control.</w:t>
+      </w:r>
+    </w:p>
+    <w:p>
+      <w:pPr>
+        <w:pStyle w:val="Heading3"/>
+        <w:pBdr>
+          <w:top w:space="0" w:sz="0" w:val="nil"/>
+          <w:left w:space="0" w:sz="0" w:val="nil"/>
+          <w:bottom w:space="0" w:sz="0" w:val="nil"/>
+          <w:right w:space="0" w:sz="0" w:val="nil"/>
+          <w:between w:space="0" w:sz="0" w:val="nil"/>
+        </w:pBdr>
+        <w:shd w:fill="auto" w:val="clear"/>
+        <w:spacing w:after="0" w:before="0" w:line="275.9999942779541" w:lineRule="auto"/>
+        <w:rPr>
+          <w:rFonts w:ascii="Google Sans" w:cs="Google Sans" w:eastAsia="Google Sans" w:hAnsi="Google Sans"/>
+          <w:color w:val="1f1f1f"/>
+        </w:rPr>
+      </w:pPr>
+      <w:r>
+        <w:rPr>
+          <w:rFonts w:ascii="Google Sans" w:cs="Google Sans" w:eastAsia="Google Sans" w:hAnsi="Google Sans"/>
+          <w:color w:val="1f1f1f"/>
+          <w:rtl w:val="0"/>
+        </w:rPr>
+        <w:t xml:space="preserve">3. Engine Time Scaling vs. Node Process Modes for Hit-Stop</w:t>
+      </w:r>
+    </w:p>
+    <w:p>
+      <w:pPr>
+        <w:pBdr>
+          <w:top w:space="0" w:sz="0" w:val="nil"/>
+          <w:left w:space="0" w:sz="0" w:val="nil"/>
+          <w:bottom w:space="0" w:sz="0" w:val="nil"/>
+          <w:right w:space="0" w:sz="0" w:val="nil"/>
+          <w:between w:space="0" w:sz="0" w:val="nil"/>
+        </w:pBdr>
+        <w:shd w:fill="auto" w:val="clear"/>
+        <w:spacing w:line="275.9999942779541" w:lineRule="auto"/>
+        <w:rPr>
+          <w:rFonts w:ascii="Google Sans" w:cs="Google Sans" w:eastAsia="Google Sans" w:hAnsi="Google Sans"/>
+          <w:color w:val="1f1f1f"/>
+        </w:rPr>
+      </w:pPr>
+      <w:r>
+        <w:rPr>
+          <w:rFonts w:ascii="Google Sans" w:cs="Google Sans" w:eastAsia="Google Sans" w:hAnsi="Google Sans"/>
+          <w:color w:val="1f1f1f"/>
+          <w:rtl w:val="0"/>
+        </w:rPr>
+        <w:t xml:space="preserve">Hit-stop is universally acknowledged as critical for conveying impact mass</w:t>
       </w:r>
       <w:r>
         <w:rPr>
@@ -14312,102 +13614,15 @@
           <w:vertAlign w:val="superscript"/>
           <w:rtl w:val="0"/>
         </w:rPr>
-        <w:t xml:space="preserve">38</w:t>
-      </w:r>
-      <w:r>
-        <w:rPr>
-          <w:rFonts w:ascii="Google Sans" w:cs="Google Sans" w:eastAsia="Google Sans" w:hAnsi="Google Sans"/>
-          <w:color w:val="1f1f1f"/>
-          <w:rtl w:val="0"/>
-        </w:rPr>
-        <w:t xml:space="preserve">. However, sources disagree on whether this setting interferes with custom CanvasItem shaders. The prevailing inference is that relying on manual floor() calls inside the vertex or fragment shaders offers more robust control than globally enabling engine-level transform snapping.</w:t>
-      </w:r>
-    </w:p>
-    <w:p>
-      <w:pPr>
-        <w:pStyle w:val="Heading3"/>
-        <w:pBdr>
-          <w:top w:space="0" w:sz="0" w:val="nil"/>
-          <w:left w:space="0" w:sz="0" w:val="nil"/>
-          <w:bottom w:space="0" w:sz="0" w:val="nil"/>
-          <w:right w:space="0" w:sz="0" w:val="nil"/>
-          <w:between w:space="0" w:sz="0" w:val="nil"/>
-        </w:pBdr>
-        <w:shd w:fill="auto" w:val="clear"/>
-        <w:spacing w:after="0" w:before="0" w:line="275.9999942779541" w:lineRule="auto"/>
-        <w:rPr>
-          <w:rFonts w:ascii="Google Sans" w:cs="Google Sans" w:eastAsia="Google Sans" w:hAnsi="Google Sans"/>
-          <w:color w:val="1f1f1f"/>
-        </w:rPr>
-      </w:pPr>
-      <w:r>
-        <w:rPr>
-          <w:rFonts w:ascii="Google Sans" w:cs="Google Sans" w:eastAsia="Google Sans" w:hAnsi="Google Sans"/>
-          <w:color w:val="1f1f1f"/>
-          <w:rtl w:val="0"/>
-        </w:rPr>
-        <w:t xml:space="preserve">2. The HD-2D Lighting Paradigm</w:t>
-      </w:r>
-    </w:p>
-    <w:p>
-      <w:pPr>
-        <w:pBdr>
-          <w:top w:space="0" w:sz="0" w:val="nil"/>
-          <w:left w:space="0" w:sz="0" w:val="nil"/>
-          <w:bottom w:space="0" w:sz="0" w:val="nil"/>
-          <w:right w:space="0" w:sz="0" w:val="nil"/>
-          <w:between w:space="0" w:sz="0" w:val="nil"/>
-        </w:pBdr>
-        <w:shd w:fill="auto" w:val="clear"/>
-        <w:spacing w:line="275.9999942779541" w:lineRule="auto"/>
-        <w:rPr>
-          <w:rFonts w:ascii="Google Sans" w:cs="Google Sans" w:eastAsia="Google Sans" w:hAnsi="Google Sans"/>
-          <w:color w:val="1f1f1f"/>
-        </w:rPr>
-      </w:pPr>
-      <w:r>
-        <w:rPr>
-          <w:rFonts w:ascii="Google Sans" w:cs="Google Sans" w:eastAsia="Google Sans" w:hAnsi="Google Sans"/>
-          <w:color w:val="1f1f1f"/>
-          <w:rtl w:val="0"/>
-        </w:rPr>
-        <w:t xml:space="preserve">The success of </w:t>
-      </w:r>
-      <w:r>
-        <w:rPr>
-          <w:rFonts w:ascii="Google Sans" w:cs="Google Sans" w:eastAsia="Google Sans" w:hAnsi="Google Sans"/>
-          <w:i w:val="1"/>
-          <w:iCs w:val="1"/>
-          <w:color w:val="1f1f1f"/>
-          <w:rtl w:val="0"/>
-        </w:rPr>
-        <w:t xml:space="preserve">Octopath Traveler</w:t>
-      </w:r>
-      <w:r>
-        <w:rPr>
-          <w:rFonts w:ascii="Google Sans" w:cs="Google Sans" w:eastAsia="Google Sans" w:hAnsi="Google Sans"/>
-          <w:color w:val="1f1f1f"/>
-          <w:rtl w:val="0"/>
-        </w:rPr>
-        <w:t xml:space="preserve"> and </w:t>
-      </w:r>
-      <w:r>
-        <w:rPr>
-          <w:rFonts w:ascii="Google Sans" w:cs="Google Sans" w:eastAsia="Google Sans" w:hAnsi="Google Sans"/>
-          <w:i w:val="1"/>
-          <w:iCs w:val="1"/>
-          <w:color w:val="1f1f1f"/>
-          <w:rtl w:val="0"/>
-        </w:rPr>
-        <w:t xml:space="preserve">Sea of Stars</w:t>
-      </w:r>
-      <w:r>
-        <w:rPr>
-          <w:rFonts w:ascii="Google Sans" w:cs="Google Sans" w:eastAsia="Google Sans" w:hAnsi="Google Sans"/>
-          <w:color w:val="1f1f1f"/>
-          <w:rtl w:val="0"/>
-        </w:rPr>
-        <w:t xml:space="preserve"> has heavily popularized the HD-2D approach, which applies normal maps, specular highlights, and continuous 3D volumetric light to 2D sprites</w:t>
+        <w:t xml:space="preserve">3</w:t>
+      </w:r>
+      <w:r>
+        <w:rPr>
+          <w:rFonts w:ascii="Google Sans" w:cs="Google Sans" w:eastAsia="Google Sans" w:hAnsi="Google Sans"/>
+          <w:color w:val="1f1f1f"/>
+          <w:rtl w:val="0"/>
+        </w:rPr>
+        <w:t xml:space="preserve">. The easiest way to achieve this is by setting Engine.time_scale = 0.0. However, doing so globally pauses all updates, meaning the camera shake and additive impact flashes slow down proportionally, resulting in a lethargic "slow-motion" feel rather than a violent freeze. Advanced practitioners insist that time_scale is inadequate for hit-stop. The correct, albeit more complex, approach requires interacting with the SceneTree's process_mode. The combatants must be set to PROCESS_MODE_DISABLED (for the standard 60ms target), while the camera and VFX nodes are set to PROCESS_MODE_ALWAYS during the pause</w:t>
       </w:r>
       <w:r>
         <w:rPr>
@@ -14418,72 +13633,15 @@
           <w:vertAlign w:val="superscript"/>
           <w:rtl w:val="0"/>
         </w:rPr>
-        <w:t xml:space="preserve">7</w:t>
-      </w:r>
-      <w:r>
-        <w:rPr>
-          <w:rFonts w:ascii="Google Sans" w:cs="Google Sans" w:eastAsia="Google Sans" w:hAnsi="Google Sans"/>
-          <w:color w:val="1f1f1f"/>
-          <w:rtl w:val="0"/>
-        </w:rPr>
-        <w:t xml:space="preserve">. However, strict retro purists argue that introducing continuous gradient lighting violates the fundamental premise of pixel art by injecting thousands of unauthored colors</w:t>
-      </w:r>
-      <w:r>
-        <w:rPr>
-          <w:rFonts w:ascii="Google Sans" w:cs="Google Sans" w:eastAsia="Google Sans" w:hAnsi="Google Sans"/>
-          <w:color w:val="444746"/>
-          <w:sz w:val="24"/>
-          <w:szCs w:val="24"/>
-          <w:vertAlign w:val="superscript"/>
-          <w:rtl w:val="0"/>
-        </w:rPr>
-        <w:t xml:space="preserve">1</w:t>
-      </w:r>
-      <w:r>
-        <w:rPr>
-          <w:rFonts w:ascii="Google Sans" w:cs="Google Sans" w:eastAsia="Google Sans" w:hAnsi="Google Sans"/>
-          <w:color w:val="1f1f1f"/>
-          <w:rtl w:val="0"/>
-        </w:rPr>
-        <w:t xml:space="preserve">. Because Hollowtide's specific concept rules explicitly forbid "blurry glows"</w:t>
-      </w:r>
-      <w:r>
-        <w:rPr>
-          <w:rFonts w:ascii="Google Sans" w:cs="Google Sans" w:eastAsia="Google Sans" w:hAnsi="Google Sans"/>
-          <w:color w:val="444746"/>
-          <w:sz w:val="24"/>
-          <w:szCs w:val="24"/>
-          <w:vertAlign w:val="superscript"/>
-          <w:rtl w:val="0"/>
-        </w:rPr>
-        <w:t xml:space="preserve">1</w:t>
-      </w:r>
-      <w:r>
-        <w:rPr>
-          <w:rFonts w:ascii="Google Sans" w:cs="Google Sans" w:eastAsia="Google Sans" w:hAnsi="Google Sans"/>
-          <w:color w:val="1f1f1f"/>
-          <w:rtl w:val="0"/>
-        </w:rPr>
-        <w:t xml:space="preserve">, the normal-mapped, Unity/Unreal-driven HD-2D approach must be rejected. The alternative—utilizing stepped shader math inside Godot's light() function to hard-clamp diffuse lighting to 2-3 palette colors</w:t>
-      </w:r>
-      <w:r>
-        <w:rPr>
-          <w:rFonts w:ascii="Google Sans" w:cs="Google Sans" w:eastAsia="Google Sans" w:hAnsi="Google Sans"/>
-          <w:color w:val="444746"/>
-          <w:sz w:val="24"/>
-          <w:szCs w:val="24"/>
-          <w:vertAlign w:val="superscript"/>
-          <w:rtl w:val="0"/>
-        </w:rPr>
-        <w:t xml:space="preserve">19</w:t>
-      </w:r>
-      <w:r>
-        <w:rPr>
-          <w:rFonts w:ascii="Google Sans" w:cs="Google Sans" w:eastAsia="Google Sans" w:hAnsi="Google Sans"/>
-          <w:color w:val="1f1f1f"/>
-          <w:rtl w:val="0"/>
-        </w:rPr>
-        <w:t xml:space="preserve">—is the only method that reconciles dynamic lighting with strict palette control.</w:t>
+        <w:t xml:space="preserve">3</w:t>
+      </w:r>
+      <w:r>
+        <w:rPr>
+          <w:rFonts w:ascii="Google Sans" w:cs="Google Sans" w:eastAsia="Google Sans" w:hAnsi="Google Sans"/>
+          <w:color w:val="1f1f1f"/>
+          <w:rtl w:val="0"/>
+        </w:rPr>
+        <w:t xml:space="preserve">. While this requires significantly more architectural overhead, it is the only way to achieve the sharp, kinetic dissonance required for professional game feel.</w:t>
       </w:r>
     </w:p>
     <w:p>
@@ -14509,114 +13667,6 @@
           <w:color w:val="1f1f1f"/>
           <w:rtl w:val="0"/>
         </w:rPr>
-        <w:t xml:space="preserve">3. Engine Time Scaling vs. Node Process Modes for Hit-Stop</w:t>
-      </w:r>
-    </w:p>
-    <w:p>
-      <w:pPr>
-        <w:pBdr>
-          <w:top w:space="0" w:sz="0" w:val="nil"/>
-          <w:left w:space="0" w:sz="0" w:val="nil"/>
-          <w:bottom w:space="0" w:sz="0" w:val="nil"/>
-          <w:right w:space="0" w:sz="0" w:val="nil"/>
-          <w:between w:space="0" w:sz="0" w:val="nil"/>
-        </w:pBdr>
-        <w:shd w:fill="auto" w:val="clear"/>
-        <w:spacing w:line="275.9999942779541" w:lineRule="auto"/>
-        <w:rPr>
-          <w:rFonts w:ascii="Google Sans" w:cs="Google Sans" w:eastAsia="Google Sans" w:hAnsi="Google Sans"/>
-          <w:color w:val="1f1f1f"/>
-        </w:rPr>
-      </w:pPr>
-      <w:r>
-        <w:rPr>
-          <w:rFonts w:ascii="Google Sans" w:cs="Google Sans" w:eastAsia="Google Sans" w:hAnsi="Google Sans"/>
-          <w:color w:val="1f1f1f"/>
-          <w:rtl w:val="0"/>
-        </w:rPr>
-        <w:t xml:space="preserve">Hit-stop is universally acknowledged as critical for conveying impact mass</w:t>
-      </w:r>
-      <w:r>
-        <w:rPr>
-          <w:rFonts w:ascii="Google Sans" w:cs="Google Sans" w:eastAsia="Google Sans" w:hAnsi="Google Sans"/>
-          <w:color w:val="444746"/>
-          <w:sz w:val="24"/>
-          <w:szCs w:val="24"/>
-          <w:vertAlign w:val="superscript"/>
-          <w:rtl w:val="0"/>
-        </w:rPr>
-        <w:t xml:space="preserve">6</w:t>
-      </w:r>
-      <w:r>
-        <w:rPr>
-          <w:rFonts w:ascii="Google Sans" w:cs="Google Sans" w:eastAsia="Google Sans" w:hAnsi="Google Sans"/>
-          <w:color w:val="1f1f1f"/>
-          <w:rtl w:val="0"/>
-        </w:rPr>
-        <w:t xml:space="preserve">. The easiest way to achieve this is by setting Engine.time_scale = 0.0. However, doing so globally pauses all updates, meaning the camera shake and additive impact flashes slow down proportionally, resulting in a lethargic "slow-motion" feel rather than a violent freeze. Advanced practitioners insist that time_scale is inadequate for hit-stop</w:t>
-      </w:r>
-      <w:r>
-        <w:rPr>
-          <w:rFonts w:ascii="Google Sans" w:cs="Google Sans" w:eastAsia="Google Sans" w:hAnsi="Google Sans"/>
-          <w:color w:val="444746"/>
-          <w:sz w:val="24"/>
-          <w:szCs w:val="24"/>
-          <w:vertAlign w:val="superscript"/>
-          <w:rtl w:val="0"/>
-        </w:rPr>
-        <w:t xml:space="preserve">44</w:t>
-      </w:r>
-      <w:r>
-        <w:rPr>
-          <w:rFonts w:ascii="Google Sans" w:cs="Google Sans" w:eastAsia="Google Sans" w:hAnsi="Google Sans"/>
-          <w:color w:val="1f1f1f"/>
-          <w:rtl w:val="0"/>
-        </w:rPr>
-        <w:t xml:space="preserve">. The correct, albeit more complex, approach requires interacting with the SceneTree's process_mode. The combatants must be set to PROCESS_MODE_DISABLED, while the camera and VFX nodes are set to PROCESS_MODE_ALWAYS during the 60ms pause</w:t>
-      </w:r>
-      <w:r>
-        <w:rPr>
-          <w:rFonts w:ascii="Google Sans" w:cs="Google Sans" w:eastAsia="Google Sans" w:hAnsi="Google Sans"/>
-          <w:color w:val="444746"/>
-          <w:sz w:val="24"/>
-          <w:szCs w:val="24"/>
-          <w:vertAlign w:val="superscript"/>
-          <w:rtl w:val="0"/>
-        </w:rPr>
-        <w:t xml:space="preserve">45</w:t>
-      </w:r>
-      <w:r>
-        <w:rPr>
-          <w:rFonts w:ascii="Google Sans" w:cs="Google Sans" w:eastAsia="Google Sans" w:hAnsi="Google Sans"/>
-          <w:color w:val="1f1f1f"/>
-          <w:rtl w:val="0"/>
-        </w:rPr>
-        <w:t xml:space="preserve">. While this requires significantly more architectural overhead, it is the only way to achieve the sharp, kinetic dissonance required for professional game feel.</w:t>
-      </w:r>
-    </w:p>
-    <w:p>
-      <w:pPr>
-        <w:pStyle w:val="Heading3"/>
-        <w:pBdr>
-          <w:top w:space="0" w:sz="0" w:val="nil"/>
-          <w:left w:space="0" w:sz="0" w:val="nil"/>
-          <w:bottom w:space="0" w:sz="0" w:val="nil"/>
-          <w:right w:space="0" w:sz="0" w:val="nil"/>
-          <w:between w:space="0" w:sz="0" w:val="nil"/>
-        </w:pBdr>
-        <w:shd w:fill="auto" w:val="clear"/>
-        <w:spacing w:after="0" w:before="0" w:line="275.9999942779541" w:lineRule="auto"/>
-        <w:rPr>
-          <w:rFonts w:ascii="Google Sans" w:cs="Google Sans" w:eastAsia="Google Sans" w:hAnsi="Google Sans"/>
-          <w:color w:val="1f1f1f"/>
-        </w:rPr>
-      </w:pPr>
-      <w:r>
-        <w:rPr>
-          <w:rFonts w:ascii="Google Sans" w:cs="Google Sans" w:eastAsia="Google Sans" w:hAnsi="Google Sans"/>
-          <w:color w:val="1f1f1f"/>
-          <w:rtl w:val="0"/>
-        </w:rPr>
         <w:t xml:space="preserve">4. Compute Shaders vs. Deterministic CPU Control</w:t>
       </w:r>
     </w:p>
@@ -14642,45 +13692,7 @@
           <w:color w:val="1f1f1f"/>
           <w:rtl w:val="0"/>
         </w:rPr>
-        <w:t xml:space="preserve">For dense effects like geysers or sparks, GPUParticles2D processes entirely on the GPU compute pipeline, allowing massive particle counts</w:t>
-      </w:r>
-      <w:r>
-        <w:rPr>
-          <w:rFonts w:ascii="Google Sans" w:cs="Google Sans" w:eastAsia="Google Sans" w:hAnsi="Google Sans"/>
-          <w:color w:val="444746"/>
-          <w:sz w:val="24"/>
-          <w:szCs w:val="24"/>
-          <w:vertAlign w:val="superscript"/>
-          <w:rtl w:val="0"/>
-        </w:rPr>
-        <w:t xml:space="preserve">28</w:t>
-      </w:r>
-      <w:r>
-        <w:rPr>
-          <w:rFonts w:ascii="Google Sans" w:cs="Google Sans" w:eastAsia="Google Sans" w:hAnsi="Google Sans"/>
-          <w:color w:val="1f1f1f"/>
-          <w:rtl w:val="0"/>
-        </w:rPr>
-        <w:t xml:space="preserve">. However, because compute shaders are largely black-boxed from the CPU, intercepting particle data to sync with sprite animation frames is incredibly difficult. CPUParticles2D resolves this by keeping simulation on the CPU</w:t>
-      </w:r>
-      <w:r>
-        <w:rPr>
-          <w:rFonts w:ascii="Google Sans" w:cs="Google Sans" w:eastAsia="Google Sans" w:hAnsi="Google Sans"/>
-          <w:color w:val="444746"/>
-          <w:sz w:val="24"/>
-          <w:szCs w:val="24"/>
-          <w:vertAlign w:val="superscript"/>
-          <w:rtl w:val="0"/>
-        </w:rPr>
-        <w:t xml:space="preserve">28</w:t>
-      </w:r>
-      <w:r>
-        <w:rPr>
-          <w:rFonts w:ascii="Google Sans" w:cs="Google Sans" w:eastAsia="Google Sans" w:hAnsi="Google Sans"/>
-          <w:color w:val="1f1f1f"/>
-          <w:rtl w:val="0"/>
-        </w:rPr>
-        <w:t xml:space="preserve">, but sacrifices performance. The disagreement centers on whether a turn-based 2D RPG truly requires the particle volumes that necessitate GPU compute shaders. The analysis suggests that for rigid, stylized pixel art, fewer, highly-controlled CPU particles (or pure Node2D arrays) often yield a more authentic result than thousands of uncontrolled GPU pixels.</w:t>
+        <w:t xml:space="preserve">For dense effects like geysers or sparks, GPUParticles2D processes entirely on the GPU compute pipeline, allowing massive particle counts. However, because compute shaders are largely black-boxed from the CPU, intercepting particle data to sync with sprite animation frames is incredibly difficult. CPUParticles2D resolves this by keeping simulation on the CPU, but sacrifices performance. The disagreement centers on whether a turn-based 2D RPG truly requires the particle volumes that necessitate GPU compute shaders. The analysis suggests that for rigid, stylized pixel art, fewer, highly-controlled CPU particles (or pure Node2D arrays) often yield a more authentic result than thousands of uncontrolled GPU pixels.</w:t>
       </w:r>
     </w:p>
     <w:p>
@@ -14782,2075 +13794,7 @@
           <w:szCs w:val="24"/>
           <w:rtl w:val="0"/>
         </w:rPr>
-        <w:t xml:space="preserve">picoCAD Jam 87: Fire/Ice - itch.io, </w:t>
-      </w:r>
-      <w:hyperlink r:id="rId12">
-        <w:r>
-          <w:rPr>
-            <w:rFonts w:ascii="Google Sans" w:cs="Google Sans" w:eastAsia="Google Sans" w:hAnsi="Google Sans"/>
-            <w:color w:val="0000ee"/>
-            <w:sz w:val="24"/>
-            <w:szCs w:val="24"/>
-            <w:u w:val="single"/>
-            <w:rtl w:val="0"/>
-          </w:rPr>
-          <w:t xml:space="preserve">https://itch.io/jam/picocad-jam-87</w:t>
-        </w:r>
-      </w:hyperlink>
-      <w:r>
-        <w:rPr>
-          <w:rtl w:val="0"/>
-        </w:rPr>
-      </w:r>
-    </w:p>
-    <w:p>
-      <w:pPr>
-        <w:numPr>
-          <w:ilvl w:val="0"/>
-          <w:numId w:val="3"/>
-        </w:numPr>
-        <w:pBdr>
-          <w:top w:space="0" w:sz="0" w:val="nil"/>
-          <w:left w:space="0" w:sz="0" w:val="nil"/>
-          <w:bottom w:space="0" w:sz="0" w:val="nil"/>
-          <w:right w:space="0" w:sz="0" w:val="nil"/>
-          <w:between w:space="0" w:sz="0" w:val="nil"/>
-        </w:pBdr>
-        <w:shd w:fill="auto" w:val="clear"/>
-        <w:ind w:left="600" w:hanging="360"/>
-      </w:pPr>
-      <w:r>
-        <w:rPr>
-          <w:rFonts w:ascii="Google Sans" w:cs="Google Sans" w:eastAsia="Google Sans" w:hAnsi="Google Sans"/>
-          <w:sz w:val="24"/>
-          <w:szCs w:val="24"/>
-          <w:rtl w:val="0"/>
-        </w:rPr>
-        <w:t xml:space="preserve">How to start making pixel art #3. A basic Aseprite animation - Medium, </w:t>
-      </w:r>
-      <w:hyperlink r:id="rId13">
-        <w:r>
-          <w:rPr>
-            <w:rFonts w:ascii="Google Sans" w:cs="Google Sans" w:eastAsia="Google Sans" w:hAnsi="Google Sans"/>
-            <w:color w:val="0000ee"/>
-            <w:sz w:val="24"/>
-            <w:szCs w:val="24"/>
-            <w:u w:val="single"/>
-            <w:rtl w:val="0"/>
-          </w:rPr>
-          <w:t xml:space="preserve">https://medium.com/pixel-grimoire/how-to-start-making-pixel-art-3-c9eb70270fa1</w:t>
-        </w:r>
-      </w:hyperlink>
-      <w:r>
-        <w:rPr>
-          <w:rtl w:val="0"/>
-        </w:rPr>
-      </w:r>
-    </w:p>
-    <w:p>
-      <w:pPr>
-        <w:numPr>
-          <w:ilvl w:val="0"/>
-          <w:numId w:val="3"/>
-        </w:numPr>
-        <w:pBdr>
-          <w:top w:space="0" w:sz="0" w:val="nil"/>
-          <w:left w:space="0" w:sz="0" w:val="nil"/>
-          <w:bottom w:space="0" w:sz="0" w:val="nil"/>
-          <w:right w:space="0" w:sz="0" w:val="nil"/>
-          <w:between w:space="0" w:sz="0" w:val="nil"/>
-        </w:pBdr>
-        <w:shd w:fill="auto" w:val="clear"/>
-        <w:ind w:left="600" w:hanging="360"/>
-      </w:pPr>
-      <w:r>
-        <w:rPr>
-          <w:rFonts w:ascii="Google Sans" w:cs="Google Sans" w:eastAsia="Google Sans" w:hAnsi="Google Sans"/>
-          <w:sz w:val="24"/>
-          <w:szCs w:val="24"/>
-          <w:rtl w:val="0"/>
-        </w:rPr>
-        <w:t xml:space="preserve">Beginning Adobe Animate CC-2017-CH8-12 | PDF - Scribd, </w:t>
-      </w:r>
-      <w:hyperlink r:id="rId14">
-        <w:r>
-          <w:rPr>
-            <w:rFonts w:ascii="Google Sans" w:cs="Google Sans" w:eastAsia="Google Sans" w:hAnsi="Google Sans"/>
-            <w:color w:val="0000ee"/>
-            <w:sz w:val="24"/>
-            <w:szCs w:val="24"/>
-            <w:u w:val="single"/>
-            <w:rtl w:val="0"/>
-          </w:rPr>
-          <w:t xml:space="preserve">https://www.scribd.com/document/638772016/Beginning-Adobe-Animate-CC-2017-CH8-12</w:t>
-        </w:r>
-      </w:hyperlink>
-      <w:r>
-        <w:rPr>
-          <w:rtl w:val="0"/>
-        </w:rPr>
-      </w:r>
-    </w:p>
-    <w:p>
-      <w:pPr>
-        <w:numPr>
-          <w:ilvl w:val="0"/>
-          <w:numId w:val="3"/>
-        </w:numPr>
-        <w:pBdr>
-          <w:top w:space="0" w:sz="0" w:val="nil"/>
-          <w:left w:space="0" w:sz="0" w:val="nil"/>
-          <w:bottom w:space="0" w:sz="0" w:val="nil"/>
-          <w:right w:space="0" w:sz="0" w:val="nil"/>
-          <w:between w:space="0" w:sz="0" w:val="nil"/>
-        </w:pBdr>
-        <w:shd w:fill="auto" w:val="clear"/>
-        <w:ind w:left="600" w:hanging="360"/>
-      </w:pPr>
-      <w:r>
-        <w:rPr>
-          <w:rFonts w:ascii="Google Sans" w:cs="Google Sans" w:eastAsia="Google Sans" w:hAnsi="Google Sans"/>
-          <w:sz w:val="24"/>
-          <w:szCs w:val="24"/>
-          <w:rtl w:val="0"/>
-        </w:rPr>
         <w:t xml:space="preserve">game-feel.md</w:t>
-      </w:r>
-    </w:p>
-    <w:p>
-      <w:pPr>
-        <w:numPr>
-          <w:ilvl w:val="0"/>
-          <w:numId w:val="3"/>
-        </w:numPr>
-        <w:pBdr>
-          <w:top w:space="0" w:sz="0" w:val="nil"/>
-          <w:left w:space="0" w:sz="0" w:val="nil"/>
-          <w:bottom w:space="0" w:sz="0" w:val="nil"/>
-          <w:right w:space="0" w:sz="0" w:val="nil"/>
-          <w:between w:space="0" w:sz="0" w:val="nil"/>
-        </w:pBdr>
-        <w:shd w:fill="auto" w:val="clear"/>
-        <w:ind w:left="600" w:hanging="360"/>
-      </w:pPr>
-      <w:r>
-        <w:rPr>
-          <w:rFonts w:ascii="Google Sans" w:cs="Google Sans" w:eastAsia="Google Sans" w:hAnsi="Google Sans"/>
-          <w:sz w:val="24"/>
-          <w:szCs w:val="24"/>
-          <w:rtl w:val="0"/>
-        </w:rPr>
-        <w:t xml:space="preserve">Game Engine Culture(s) - King's College London Research Portal, </w:t>
-      </w:r>
-      <w:hyperlink r:id="rId15">
-        <w:r>
-          <w:rPr>
-            <w:rFonts w:ascii="Google Sans" w:cs="Google Sans" w:eastAsia="Google Sans" w:hAnsi="Google Sans"/>
-            <w:color w:val="0000ee"/>
-            <w:sz w:val="24"/>
-            <w:szCs w:val="24"/>
-            <w:u w:val="single"/>
-            <w:rtl w:val="0"/>
-          </w:rPr>
-          <w:t xml:space="preserve">https://kclpure.kcl.ac.uk/portal/files/379951903/Bittanti_Ruffino_Catricala_2026_Game_Engine_Cultures.pdf</w:t>
-        </w:r>
-      </w:hyperlink>
-      <w:r>
-        <w:rPr>
-          <w:rtl w:val="0"/>
-        </w:rPr>
-      </w:r>
-    </w:p>
-    <w:p>
-      <w:pPr>
-        <w:numPr>
-          <w:ilvl w:val="0"/>
-          <w:numId w:val="3"/>
-        </w:numPr>
-        <w:pBdr>
-          <w:top w:space="0" w:sz="0" w:val="nil"/>
-          <w:left w:space="0" w:sz="0" w:val="nil"/>
-          <w:bottom w:space="0" w:sz="0" w:val="nil"/>
-          <w:right w:space="0" w:sz="0" w:val="nil"/>
-          <w:between w:space="0" w:sz="0" w:val="nil"/>
-        </w:pBdr>
-        <w:shd w:fill="auto" w:val="clear"/>
-        <w:ind w:left="600" w:hanging="360"/>
-      </w:pPr>
-      <w:r>
-        <w:rPr>
-          <w:rFonts w:ascii="Google Sans" w:cs="Google Sans" w:eastAsia="Google Sans" w:hAnsi="Google Sans"/>
-          <w:sz w:val="24"/>
-          <w:szCs w:val="24"/>
-          <w:rtl w:val="0"/>
-        </w:rPr>
-        <w:t xml:space="preserve">The art of Sea of Stars: a sea of pixels : - Mega Visions, </w:t>
-      </w:r>
-      <w:hyperlink r:id="rId16">
-        <w:r>
-          <w:rPr>
-            <w:rFonts w:ascii="Google Sans" w:cs="Google Sans" w:eastAsia="Google Sans" w:hAnsi="Google Sans"/>
-            <w:color w:val="0000ee"/>
-            <w:sz w:val="24"/>
-            <w:szCs w:val="24"/>
-            <w:u w:val="single"/>
-            <w:rtl w:val="0"/>
-          </w:rPr>
-          <w:t xml:space="preserve">https://www.megavisions.net/the-art-of-sea-of-stars-a-sea-of-pixels/</w:t>
-        </w:r>
-      </w:hyperlink>
-      <w:r>
-        <w:rPr>
-          <w:rtl w:val="0"/>
-        </w:rPr>
-      </w:r>
-    </w:p>
-    <w:p>
-      <w:pPr>
-        <w:numPr>
-          <w:ilvl w:val="0"/>
-          <w:numId w:val="3"/>
-        </w:numPr>
-        <w:pBdr>
-          <w:top w:space="0" w:sz="0" w:val="nil"/>
-          <w:left w:space="0" w:sz="0" w:val="nil"/>
-          <w:bottom w:space="0" w:sz="0" w:val="nil"/>
-          <w:right w:space="0" w:sz="0" w:val="nil"/>
-          <w:between w:space="0" w:sz="0" w:val="nil"/>
-        </w:pBdr>
-        <w:shd w:fill="auto" w:val="clear"/>
-        <w:ind w:left="600" w:hanging="360"/>
-      </w:pPr>
-      <w:r>
-        <w:rPr>
-          <w:rFonts w:ascii="Google Sans" w:cs="Google Sans" w:eastAsia="Google Sans" w:hAnsi="Google Sans"/>
-          <w:sz w:val="24"/>
-          <w:szCs w:val="24"/>
-          <w:rtl w:val="0"/>
-        </w:rPr>
-        <w:t xml:space="preserve">Sea of Stars is a turn-based RPG prequel to The Messenger, </w:t>
-      </w:r>
-      <w:hyperlink r:id="rId17">
-        <w:r>
-          <w:rPr>
-            <w:rFonts w:ascii="Google Sans" w:cs="Google Sans" w:eastAsia="Google Sans" w:hAnsi="Google Sans"/>
-            <w:color w:val="0000ee"/>
-            <w:sz w:val="24"/>
-            <w:szCs w:val="24"/>
-            <w:u w:val="single"/>
-            <w:rtl w:val="0"/>
-          </w:rPr>
-          <w:t xml:space="preserve">https://gbatemp.net/threads/sea-of-stars-is-a-turn-based-rpg-prequel-to-the-messenger.560335/</w:t>
-        </w:r>
-      </w:hyperlink>
-      <w:r>
-        <w:rPr>
-          <w:rtl w:val="0"/>
-        </w:rPr>
-      </w:r>
-    </w:p>
-    <w:p>
-      <w:pPr>
-        <w:numPr>
-          <w:ilvl w:val="0"/>
-          <w:numId w:val="3"/>
-        </w:numPr>
-        <w:pBdr>
-          <w:top w:space="0" w:sz="0" w:val="nil"/>
-          <w:left w:space="0" w:sz="0" w:val="nil"/>
-          <w:bottom w:space="0" w:sz="0" w:val="nil"/>
-          <w:right w:space="0" w:sz="0" w:val="nil"/>
-          <w:between w:space="0" w:sz="0" w:val="nil"/>
-        </w:pBdr>
-        <w:shd w:fill="auto" w:val="clear"/>
-        <w:ind w:left="600" w:hanging="360"/>
-      </w:pPr>
-      <w:r>
-        <w:rPr>
-          <w:rFonts w:ascii="Google Sans" w:cs="Google Sans" w:eastAsia="Google Sans" w:hAnsi="Google Sans"/>
-          <w:sz w:val="24"/>
-          <w:szCs w:val="24"/>
-          <w:rtl w:val="0"/>
-        </w:rPr>
-        <w:t xml:space="preserve">Page 447 | TheXboxHub, </w:t>
-      </w:r>
-      <w:hyperlink r:id="rId18">
-        <w:r>
-          <w:rPr>
-            <w:rFonts w:ascii="Google Sans" w:cs="Google Sans" w:eastAsia="Google Sans" w:hAnsi="Google Sans"/>
-            <w:color w:val="0000ee"/>
-            <w:sz w:val="24"/>
-            <w:szCs w:val="24"/>
-            <w:u w:val="single"/>
-            <w:rtl w:val="0"/>
-          </w:rPr>
-          <w:t xml:space="preserve">https://www.thexboxhub.com/page/447/?cat=-1Cached43</w:t>
-        </w:r>
-      </w:hyperlink>
-      <w:r>
-        <w:rPr>
-          <w:rtl w:val="0"/>
-        </w:rPr>
-      </w:r>
-    </w:p>
-    <w:p>
-      <w:pPr>
-        <w:numPr>
-          <w:ilvl w:val="0"/>
-          <w:numId w:val="3"/>
-        </w:numPr>
-        <w:pBdr>
-          <w:top w:space="0" w:sz="0" w:val="nil"/>
-          <w:left w:space="0" w:sz="0" w:val="nil"/>
-          <w:bottom w:space="0" w:sz="0" w:val="nil"/>
-          <w:right w:space="0" w:sz="0" w:val="nil"/>
-          <w:between w:space="0" w:sz="0" w:val="nil"/>
-        </w:pBdr>
-        <w:shd w:fill="auto" w:val="clear"/>
-        <w:ind w:left="600" w:hanging="360"/>
-      </w:pPr>
-      <w:r>
-        <w:rPr>
-          <w:rFonts w:ascii="Google Sans" w:cs="Google Sans" w:eastAsia="Google Sans" w:hAnsi="Google Sans"/>
-          <w:sz w:val="24"/>
-          <w:szCs w:val="24"/>
-          <w:rtl w:val="0"/>
-        </w:rPr>
-        <w:t xml:space="preserve">AMA - We're Pixpil, Shanghai-based indie team behind ... - Reddit, </w:t>
-      </w:r>
-      <w:hyperlink r:id="rId19">
-        <w:r>
-          <w:rPr>
-            <w:rFonts w:ascii="Google Sans" w:cs="Google Sans" w:eastAsia="Google Sans" w:hAnsi="Google Sans"/>
-            <w:color w:val="0000ee"/>
-            <w:sz w:val="24"/>
-            <w:szCs w:val="24"/>
-            <w:u w:val="single"/>
-            <w:rtl w:val="0"/>
-          </w:rPr>
-          <w:t xml:space="preserve">https://www.reddit.com/r/NintendoSwitch/comments/pyh9vo/ama_were_pixpil_shanghaibased_indie_team_behind/</w:t>
-        </w:r>
-      </w:hyperlink>
-      <w:r>
-        <w:rPr>
-          <w:rtl w:val="0"/>
-        </w:rPr>
-      </w:r>
-    </w:p>
-    <w:p>
-      <w:pPr>
-        <w:numPr>
-          <w:ilvl w:val="0"/>
-          <w:numId w:val="3"/>
-        </w:numPr>
-        <w:pBdr>
-          <w:top w:space="0" w:sz="0" w:val="nil"/>
-          <w:left w:space="0" w:sz="0" w:val="nil"/>
-          <w:bottom w:space="0" w:sz="0" w:val="nil"/>
-          <w:right w:space="0" w:sz="0" w:val="nil"/>
-          <w:between w:space="0" w:sz="0" w:val="nil"/>
-        </w:pBdr>
-        <w:shd w:fill="auto" w:val="clear"/>
-        <w:ind w:left="600" w:hanging="360"/>
-      </w:pPr>
-      <w:r>
-        <w:rPr>
-          <w:rFonts w:ascii="Google Sans" w:cs="Google Sans" w:eastAsia="Google Sans" w:hAnsi="Google Sans"/>
-          <w:sz w:val="24"/>
-          <w:szCs w:val="24"/>
-          <w:rtl w:val="0"/>
-        </w:rPr>
-        <w:t xml:space="preserve">Achieving TRUE Pixel Perfect 2D Platformer physics in Godot - Reddit, </w:t>
-      </w:r>
-      <w:hyperlink r:id="rId20">
-        <w:r>
-          <w:rPr>
-            <w:rFonts w:ascii="Google Sans" w:cs="Google Sans" w:eastAsia="Google Sans" w:hAnsi="Google Sans"/>
-            <w:color w:val="0000ee"/>
-            <w:sz w:val="24"/>
-            <w:szCs w:val="24"/>
-            <w:u w:val="single"/>
-            <w:rtl w:val="0"/>
-          </w:rPr>
-          <w:t xml:space="preserve">https://www.reddit.com/r/godot/comments/p048sk/achieving_true_pixel_perfect_2d_platformer/</w:t>
-        </w:r>
-      </w:hyperlink>
-      <w:r>
-        <w:rPr>
-          <w:rtl w:val="0"/>
-        </w:rPr>
-      </w:r>
-    </w:p>
-    <w:p>
-      <w:pPr>
-        <w:numPr>
-          <w:ilvl w:val="0"/>
-          <w:numId w:val="3"/>
-        </w:numPr>
-        <w:pBdr>
-          <w:top w:space="0" w:sz="0" w:val="nil"/>
-          <w:left w:space="0" w:sz="0" w:val="nil"/>
-          <w:bottom w:space="0" w:sz="0" w:val="nil"/>
-          <w:right w:space="0" w:sz="0" w:val="nil"/>
-          <w:between w:space="0" w:sz="0" w:val="nil"/>
-        </w:pBdr>
-        <w:shd w:fill="auto" w:val="clear"/>
-        <w:ind w:left="600" w:hanging="360"/>
-      </w:pPr>
-      <w:r>
-        <w:rPr>
-          <w:rFonts w:ascii="Google Sans" w:cs="Google Sans" w:eastAsia="Google Sans" w:hAnsi="Google Sans"/>
-          <w:sz w:val="24"/>
-          <w:szCs w:val="24"/>
-          <w:rtl w:val="0"/>
-        </w:rPr>
-        <w:t xml:space="preserve">Gamedev City Archive, </w:t>
-      </w:r>
-      <w:hyperlink r:id="rId21">
-        <w:r>
-          <w:rPr>
-            <w:rFonts w:ascii="Google Sans" w:cs="Google Sans" w:eastAsia="Google Sans" w:hAnsi="Google Sans"/>
-            <w:color w:val="0000ee"/>
-            <w:sz w:val="24"/>
-            <w:szCs w:val="24"/>
-            <w:u w:val="single"/>
-            <w:rtl w:val="0"/>
-          </w:rPr>
-          <w:t xml:space="preserve">https://gamedev.city/archive.html</w:t>
-        </w:r>
-      </w:hyperlink>
-      <w:r>
-        <w:rPr>
-          <w:rtl w:val="0"/>
-        </w:rPr>
-      </w:r>
-    </w:p>
-    <w:p>
-      <w:pPr>
-        <w:numPr>
-          <w:ilvl w:val="0"/>
-          <w:numId w:val="3"/>
-        </w:numPr>
-        <w:pBdr>
-          <w:top w:space="0" w:sz="0" w:val="nil"/>
-          <w:left w:space="0" w:sz="0" w:val="nil"/>
-          <w:bottom w:space="0" w:sz="0" w:val="nil"/>
-          <w:right w:space="0" w:sz="0" w:val="nil"/>
-          <w:between w:space="0" w:sz="0" w:val="nil"/>
-        </w:pBdr>
-        <w:shd w:fill="auto" w:val="clear"/>
-        <w:ind w:left="600" w:hanging="360"/>
-      </w:pPr>
-      <w:r>
-        <w:rPr>
-          <w:rFonts w:ascii="Google Sans" w:cs="Google Sans" w:eastAsia="Google Sans" w:hAnsi="Google Sans"/>
-          <w:sz w:val="24"/>
-          <w:szCs w:val="24"/>
-          <w:rtl w:val="0"/>
-        </w:rPr>
-        <w:t xml:space="preserve">Road to the IGF: Nolla Games' Noita, </w:t>
-      </w:r>
-      <w:hyperlink r:id="rId22">
-        <w:r>
-          <w:rPr>
-            <w:rFonts w:ascii="Google Sans" w:cs="Google Sans" w:eastAsia="Google Sans" w:hAnsi="Google Sans"/>
-            <w:color w:val="0000ee"/>
-            <w:sz w:val="24"/>
-            <w:szCs w:val="24"/>
-            <w:u w:val="single"/>
-            <w:rtl w:val="0"/>
-          </w:rPr>
-          <w:t xml:space="preserve">https://www.gamedeveloper.com/game-platforms/road-to-the-igf-nolla-games-i-noita-i-</w:t>
-        </w:r>
-      </w:hyperlink>
-      <w:r>
-        <w:rPr>
-          <w:rtl w:val="0"/>
-        </w:rPr>
-      </w:r>
-    </w:p>
-    <w:p>
-      <w:pPr>
-        <w:numPr>
-          <w:ilvl w:val="0"/>
-          <w:numId w:val="3"/>
-        </w:numPr>
-        <w:pBdr>
-          <w:top w:space="0" w:sz="0" w:val="nil"/>
-          <w:left w:space="0" w:sz="0" w:val="nil"/>
-          <w:bottom w:space="0" w:sz="0" w:val="nil"/>
-          <w:right w:space="0" w:sz="0" w:val="nil"/>
-          <w:between w:space="0" w:sz="0" w:val="nil"/>
-        </w:pBdr>
-        <w:shd w:fill="auto" w:val="clear"/>
-        <w:ind w:left="600" w:hanging="360"/>
-      </w:pPr>
-      <w:r>
-        <w:rPr>
-          <w:rFonts w:ascii="Google Sans" w:cs="Google Sans" w:eastAsia="Google Sans" w:hAnsi="Google Sans"/>
-          <w:sz w:val="24"/>
-          <w:szCs w:val="24"/>
-          <w:rtl w:val="0"/>
-        </w:rPr>
-        <w:t xml:space="preserve">Soup Raiders Goes Native: What You Gain by Building Your Own, </w:t>
-      </w:r>
-      <w:hyperlink r:id="rId23">
-        <w:r>
-          <w:rPr>
-            <w:rFonts w:ascii="Google Sans" w:cs="Google Sans" w:eastAsia="Google Sans" w:hAnsi="Google Sans"/>
-            <w:color w:val="0000ee"/>
-            <w:sz w:val="24"/>
-            <w:szCs w:val="24"/>
-            <w:u w:val="single"/>
-            <w:rtl w:val="0"/>
-          </w:rPr>
-          <w:t xml:space="preserve">https://eliasfarhan.ch/gamedev/cpp/2026/08/14/srnative-01-why-a-custom-engine.html</w:t>
-        </w:r>
-      </w:hyperlink>
-      <w:r>
-        <w:rPr>
-          <w:rtl w:val="0"/>
-        </w:rPr>
-      </w:r>
-    </w:p>
-    <w:p>
-      <w:pPr>
-        <w:numPr>
-          <w:ilvl w:val="0"/>
-          <w:numId w:val="3"/>
-        </w:numPr>
-        <w:pBdr>
-          <w:top w:space="0" w:sz="0" w:val="nil"/>
-          <w:left w:space="0" w:sz="0" w:val="nil"/>
-          <w:bottom w:space="0" w:sz="0" w:val="nil"/>
-          <w:right w:space="0" w:sz="0" w:val="nil"/>
-          <w:between w:space="0" w:sz="0" w:val="nil"/>
-        </w:pBdr>
-        <w:shd w:fill="auto" w:val="clear"/>
-        <w:ind w:left="600" w:hanging="360"/>
-      </w:pPr>
-      <w:r>
-        <w:rPr>
-          <w:rFonts w:ascii="Google Sans" w:cs="Google Sans" w:eastAsia="Google Sans" w:hAnsi="Google Sans"/>
-          <w:sz w:val="24"/>
-          <w:szCs w:val="24"/>
-          <w:rtl w:val="0"/>
-        </w:rPr>
-        <w:t xml:space="preserve">Recreating Noita's Sand Simulation in C and OpenGL - YouTube, </w:t>
-      </w:r>
-      <w:hyperlink r:id="rId24">
-        <w:r>
-          <w:rPr>
-            <w:rFonts w:ascii="Google Sans" w:cs="Google Sans" w:eastAsia="Google Sans" w:hAnsi="Google Sans"/>
-            <w:color w:val="0000ee"/>
-            <w:sz w:val="24"/>
-            <w:szCs w:val="24"/>
-            <w:u w:val="single"/>
-            <w:rtl w:val="0"/>
-          </w:rPr>
-          <w:t xml:space="preserve">https://www.youtube.com/watch?v=VLZjd_Y1gJ8</w:t>
-        </w:r>
-      </w:hyperlink>
-      <w:r>
-        <w:rPr>
-          <w:rtl w:val="0"/>
-        </w:rPr>
-      </w:r>
-    </w:p>
-    <w:p>
-      <w:pPr>
-        <w:numPr>
-          <w:ilvl w:val="0"/>
-          <w:numId w:val="3"/>
-        </w:numPr>
-        <w:pBdr>
-          <w:top w:space="0" w:sz="0" w:val="nil"/>
-          <w:left w:space="0" w:sz="0" w:val="nil"/>
-          <w:bottom w:space="0" w:sz="0" w:val="nil"/>
-          <w:right w:space="0" w:sz="0" w:val="nil"/>
-          <w:between w:space="0" w:sz="0" w:val="nil"/>
-        </w:pBdr>
-        <w:shd w:fill="auto" w:val="clear"/>
-        <w:ind w:left="600" w:hanging="360"/>
-      </w:pPr>
-      <w:r>
-        <w:rPr>
-          <w:rFonts w:ascii="Google Sans" w:cs="Google Sans" w:eastAsia="Google Sans" w:hAnsi="Google Sans"/>
-          <w:sz w:val="24"/>
-          <w:szCs w:val="24"/>
-          <w:rtl w:val="0"/>
-        </w:rPr>
-        <w:t xml:space="preserve">Category: GDC - Steven Lilley | Game Developer &amp; Engineer, </w:t>
-      </w:r>
-      <w:hyperlink r:id="rId25">
-        <w:r>
-          <w:rPr>
-            <w:rFonts w:ascii="Google Sans" w:cs="Google Sans" w:eastAsia="Google Sans" w:hAnsi="Google Sans"/>
-            <w:color w:val="0000ee"/>
-            <w:sz w:val="24"/>
-            <w:szCs w:val="24"/>
-            <w:u w:val="single"/>
-            <w:rtl w:val="0"/>
-          </w:rPr>
-          <w:t xml:space="preserve">https://stevelilley.com/category/gdc/</w:t>
-        </w:r>
-      </w:hyperlink>
-      <w:r>
-        <w:rPr>
-          <w:rtl w:val="0"/>
-        </w:rPr>
-      </w:r>
-    </w:p>
-    <w:p>
-      <w:pPr>
-        <w:numPr>
-          <w:ilvl w:val="0"/>
-          <w:numId w:val="3"/>
-        </w:numPr>
-        <w:pBdr>
-          <w:top w:space="0" w:sz="0" w:val="nil"/>
-          <w:left w:space="0" w:sz="0" w:val="nil"/>
-          <w:bottom w:space="0" w:sz="0" w:val="nil"/>
-          <w:right w:space="0" w:sz="0" w:val="nil"/>
-          <w:between w:space="0" w:sz="0" w:val="nil"/>
-        </w:pBdr>
-        <w:shd w:fill="auto" w:val="clear"/>
-        <w:ind w:left="600" w:hanging="360"/>
-      </w:pPr>
-      <w:r>
-        <w:rPr>
-          <w:rFonts w:ascii="Google Sans" w:cs="Google Sans" w:eastAsia="Google Sans" w:hAnsi="Google Sans"/>
-          <w:sz w:val="24"/>
-          <w:szCs w:val="24"/>
-          <w:rtl w:val="0"/>
-        </w:rPr>
-        <w:t xml:space="preserve">Pixel Art Articles - Saint11, </w:t>
-      </w:r>
-      <w:hyperlink r:id="rId26">
-        <w:r>
-          <w:rPr>
-            <w:rFonts w:ascii="Google Sans" w:cs="Google Sans" w:eastAsia="Google Sans" w:hAnsi="Google Sans"/>
-            <w:color w:val="0000ee"/>
-            <w:sz w:val="24"/>
-            <w:szCs w:val="24"/>
-            <w:u w:val="single"/>
-            <w:rtl w:val="0"/>
-          </w:rPr>
-          <w:t xml:space="preserve">https://saint11.art/pixel_articles/</w:t>
-        </w:r>
-      </w:hyperlink>
-      <w:r>
-        <w:rPr>
-          <w:rtl w:val="0"/>
-        </w:rPr>
-      </w:r>
-    </w:p>
-    <w:p>
-      <w:pPr>
-        <w:numPr>
-          <w:ilvl w:val="0"/>
-          <w:numId w:val="3"/>
-        </w:numPr>
-        <w:pBdr>
-          <w:top w:space="0" w:sz="0" w:val="nil"/>
-          <w:left w:space="0" w:sz="0" w:val="nil"/>
-          <w:bottom w:space="0" w:sz="0" w:val="nil"/>
-          <w:right w:space="0" w:sz="0" w:val="nil"/>
-          <w:between w:space="0" w:sz="0" w:val="nil"/>
-        </w:pBdr>
-        <w:shd w:fill="auto" w:val="clear"/>
-        <w:ind w:left="600" w:hanging="360"/>
-      </w:pPr>
-      <w:r>
-        <w:rPr>
-          <w:rFonts w:ascii="Google Sans" w:cs="Google Sans" w:eastAsia="Google Sans" w:hAnsi="Google Sans"/>
-          <w:sz w:val="24"/>
-          <w:szCs w:val="24"/>
-          <w:rtl w:val="0"/>
-        </w:rPr>
-        <w:t xml:space="preserve">Understanding Godot Light Shaders and Light Calculations by, </w:t>
-      </w:r>
-      <w:hyperlink r:id="rId27">
-        <w:r>
-          <w:rPr>
-            <w:rFonts w:ascii="Google Sans" w:cs="Google Sans" w:eastAsia="Google Sans" w:hAnsi="Google Sans"/>
-            <w:color w:val="0000ee"/>
-            <w:sz w:val="24"/>
-            <w:szCs w:val="24"/>
-            <w:u w:val="single"/>
-            <w:rtl w:val="0"/>
-          </w:rPr>
-          <w:t xml:space="preserve">https://hexaquo.at/pages/understanding-godot-light-shaders-and-light-calculations-by-implementing-a-toon-light-shader/</w:t>
-        </w:r>
-      </w:hyperlink>
-      <w:r>
-        <w:rPr>
-          <w:rtl w:val="0"/>
-        </w:rPr>
-      </w:r>
-    </w:p>
-    <w:p>
-      <w:pPr>
-        <w:numPr>
-          <w:ilvl w:val="0"/>
-          <w:numId w:val="3"/>
-        </w:numPr>
-        <w:pBdr>
-          <w:top w:space="0" w:sz="0" w:val="nil"/>
-          <w:left w:space="0" w:sz="0" w:val="nil"/>
-          <w:bottom w:space="0" w:sz="0" w:val="nil"/>
-          <w:right w:space="0" w:sz="0" w:val="nil"/>
-          <w:between w:space="0" w:sz="0" w:val="nil"/>
-        </w:pBdr>
-        <w:shd w:fill="auto" w:val="clear"/>
-        <w:ind w:left="600" w:hanging="360"/>
-      </w:pPr>
-      <w:r>
-        <w:rPr>
-          <w:rFonts w:ascii="Google Sans" w:cs="Google Sans" w:eastAsia="Google Sans" w:hAnsi="Google Sans"/>
-          <w:sz w:val="24"/>
-          <w:szCs w:val="24"/>
-          <w:rtl w:val="0"/>
-        </w:rPr>
-        <w:t xml:space="preserve">Mu Online Animated Signature Guide | PDF | Adobe Photoshop, </w:t>
-      </w:r>
-      <w:hyperlink r:id="rId28">
-        <w:r>
-          <w:rPr>
-            <w:rFonts w:ascii="Google Sans" w:cs="Google Sans" w:eastAsia="Google Sans" w:hAnsi="Google Sans"/>
-            <w:color w:val="0000ee"/>
-            <w:sz w:val="24"/>
-            <w:szCs w:val="24"/>
-            <w:u w:val="single"/>
-            <w:rtl w:val="0"/>
-          </w:rPr>
-          <w:t xml:space="preserve">https://www.scribd.com/document/36601669/Mu-Online-Animated-Forums-Signature-Tutorial-v-1-0-0</w:t>
-        </w:r>
-      </w:hyperlink>
-      <w:r>
-        <w:rPr>
-          <w:rtl w:val="0"/>
-        </w:rPr>
-      </w:r>
-    </w:p>
-    <w:p>
-      <w:pPr>
-        <w:numPr>
-          <w:ilvl w:val="0"/>
-          <w:numId w:val="3"/>
-        </w:numPr>
-        <w:pBdr>
-          <w:top w:space="0" w:sz="0" w:val="nil"/>
-          <w:left w:space="0" w:sz="0" w:val="nil"/>
-          <w:bottom w:space="0" w:sz="0" w:val="nil"/>
-          <w:right w:space="0" w:sz="0" w:val="nil"/>
-          <w:between w:space="0" w:sz="0" w:val="nil"/>
-        </w:pBdr>
-        <w:shd w:fill="auto" w:val="clear"/>
-        <w:ind w:left="600" w:hanging="360"/>
-      </w:pPr>
-      <w:r>
-        <w:rPr>
-          <w:rFonts w:ascii="Google Sans" w:cs="Google Sans" w:eastAsia="Google Sans" w:hAnsi="Google Sans"/>
-          <w:sz w:val="24"/>
-          <w:szCs w:val="24"/>
-          <w:rtl w:val="0"/>
-        </w:rPr>
-        <w:t xml:space="preserve">Pixel Art Tutorials - Saint11, </w:t>
-      </w:r>
-      <w:hyperlink r:id="rId29">
-        <w:r>
-          <w:rPr>
-            <w:rFonts w:ascii="Google Sans" w:cs="Google Sans" w:eastAsia="Google Sans" w:hAnsi="Google Sans"/>
-            <w:color w:val="0000ee"/>
-            <w:sz w:val="24"/>
-            <w:szCs w:val="24"/>
-            <w:u w:val="single"/>
-            <w:rtl w:val="0"/>
-          </w:rPr>
-          <w:t xml:space="preserve">https://saint11.art/blog/pixel-art-tutorials/</w:t>
-        </w:r>
-      </w:hyperlink>
-      <w:r>
-        <w:rPr>
-          <w:rtl w:val="0"/>
-        </w:rPr>
-      </w:r>
-    </w:p>
-    <w:p>
-      <w:pPr>
-        <w:numPr>
-          <w:ilvl w:val="0"/>
-          <w:numId w:val="3"/>
-        </w:numPr>
-        <w:pBdr>
-          <w:top w:space="0" w:sz="0" w:val="nil"/>
-          <w:left w:space="0" w:sz="0" w:val="nil"/>
-          <w:bottom w:space="0" w:sz="0" w:val="nil"/>
-          <w:right w:space="0" w:sz="0" w:val="nil"/>
-          <w:between w:space="0" w:sz="0" w:val="nil"/>
-        </w:pBdr>
-        <w:shd w:fill="auto" w:val="clear"/>
-        <w:ind w:left="600" w:hanging="360"/>
-      </w:pPr>
-      <w:r>
-        <w:rPr>
-          <w:rFonts w:ascii="Google Sans" w:cs="Google Sans" w:eastAsia="Google Sans" w:hAnsi="Google Sans"/>
-          <w:sz w:val="24"/>
-          <w:szCs w:val="24"/>
-          <w:rtl w:val="0"/>
-        </w:rPr>
-        <w:t xml:space="preserve">2D Highlight Improved – Pixel Perfect - Godot Shaders, </w:t>
-      </w:r>
-      <w:hyperlink r:id="rId30">
-        <w:r>
-          <w:rPr>
-            <w:rFonts w:ascii="Google Sans" w:cs="Google Sans" w:eastAsia="Google Sans" w:hAnsi="Google Sans"/>
-            <w:color w:val="0000ee"/>
-            <w:sz w:val="24"/>
-            <w:szCs w:val="24"/>
-            <w:u w:val="single"/>
-            <w:rtl w:val="0"/>
-          </w:rPr>
-          <w:t xml:space="preserve">https://godotshaders.com/shader/2d-highlight-improved-pixel-perfect/</w:t>
-        </w:r>
-      </w:hyperlink>
-      <w:r>
-        <w:rPr>
-          <w:rtl w:val="0"/>
-        </w:rPr>
-      </w:r>
-    </w:p>
-    <w:p>
-      <w:pPr>
-        <w:numPr>
-          <w:ilvl w:val="0"/>
-          <w:numId w:val="3"/>
-        </w:numPr>
-        <w:pBdr>
-          <w:top w:space="0" w:sz="0" w:val="nil"/>
-          <w:left w:space="0" w:sz="0" w:val="nil"/>
-          <w:bottom w:space="0" w:sz="0" w:val="nil"/>
-          <w:right w:space="0" w:sz="0" w:val="nil"/>
-          <w:between w:space="0" w:sz="0" w:val="nil"/>
-        </w:pBdr>
-        <w:shd w:fill="auto" w:val="clear"/>
-        <w:ind w:left="600" w:hanging="360"/>
-      </w:pPr>
-      <w:r>
-        <w:rPr>
-          <w:rFonts w:ascii="Google Sans" w:cs="Google Sans" w:eastAsia="Google Sans" w:hAnsi="Google Sans"/>
-          <w:sz w:val="24"/>
-          <w:szCs w:val="24"/>
-          <w:rtl w:val="0"/>
-        </w:rPr>
-        <w:t xml:space="preserve">Pixel Quantization - Godot Shaders, </w:t>
-      </w:r>
-      <w:hyperlink r:id="rId31">
-        <w:r>
-          <w:rPr>
-            <w:rFonts w:ascii="Google Sans" w:cs="Google Sans" w:eastAsia="Google Sans" w:hAnsi="Google Sans"/>
-            <w:color w:val="0000ee"/>
-            <w:sz w:val="24"/>
-            <w:szCs w:val="24"/>
-            <w:u w:val="single"/>
-            <w:rtl w:val="0"/>
-          </w:rPr>
-          <w:t xml:space="preserve">https://godotshaders.com/shader/pixel-quantization/</w:t>
-        </w:r>
-      </w:hyperlink>
-      <w:r>
-        <w:rPr>
-          <w:rtl w:val="0"/>
-        </w:rPr>
-      </w:r>
-    </w:p>
-    <w:p>
-      <w:pPr>
-        <w:numPr>
-          <w:ilvl w:val="0"/>
-          <w:numId w:val="3"/>
-        </w:numPr>
-        <w:pBdr>
-          <w:top w:space="0" w:sz="0" w:val="nil"/>
-          <w:left w:space="0" w:sz="0" w:val="nil"/>
-          <w:bottom w:space="0" w:sz="0" w:val="nil"/>
-          <w:right w:space="0" w:sz="0" w:val="nil"/>
-          <w:between w:space="0" w:sz="0" w:val="nil"/>
-        </w:pBdr>
-        <w:shd w:fill="auto" w:val="clear"/>
-        <w:ind w:left="600" w:hanging="360"/>
-      </w:pPr>
-      <w:r>
-        <w:rPr>
-          <w:rFonts w:ascii="Google Sans" w:cs="Google Sans" w:eastAsia="Google Sans" w:hAnsi="Google Sans"/>
-          <w:sz w:val="24"/>
-          <w:szCs w:val="24"/>
-          <w:rtl w:val="0"/>
-        </w:rPr>
-        <w:t xml:space="preserve">Making a 3D Pixel Art Shader Effect - Using Godot Engine - YouTube, </w:t>
-      </w:r>
-      <w:hyperlink r:id="rId32">
-        <w:r>
-          <w:rPr>
-            <w:rFonts w:ascii="Google Sans" w:cs="Google Sans" w:eastAsia="Google Sans" w:hAnsi="Google Sans"/>
-            <w:color w:val="0000ee"/>
-            <w:sz w:val="24"/>
-            <w:szCs w:val="24"/>
-            <w:u w:val="single"/>
-            <w:rtl w:val="0"/>
-          </w:rPr>
-          <w:t xml:space="preserve">https://www.youtube.com/watch?v=dHbqsr-KjOg</w:t>
-        </w:r>
-      </w:hyperlink>
-      <w:r>
-        <w:rPr>
-          <w:rtl w:val="0"/>
-        </w:rPr>
-      </w:r>
-    </w:p>
-    <w:p>
-      <w:pPr>
-        <w:numPr>
-          <w:ilvl w:val="0"/>
-          <w:numId w:val="3"/>
-        </w:numPr>
-        <w:pBdr>
-          <w:top w:space="0" w:sz="0" w:val="nil"/>
-          <w:left w:space="0" w:sz="0" w:val="nil"/>
-          <w:bottom w:space="0" w:sz="0" w:val="nil"/>
-          <w:right w:space="0" w:sz="0" w:val="nil"/>
-          <w:between w:space="0" w:sz="0" w:val="nil"/>
-        </w:pBdr>
-        <w:shd w:fill="auto" w:val="clear"/>
-        <w:ind w:left="600" w:hanging="360"/>
-      </w:pPr>
-      <w:r>
-        <w:rPr>
-          <w:rFonts w:ascii="Google Sans" w:cs="Google Sans" w:eastAsia="Google Sans" w:hAnsi="Google Sans"/>
-          <w:sz w:val="24"/>
-          <w:szCs w:val="24"/>
-          <w:rtl w:val="0"/>
-        </w:rPr>
-        <w:t xml:space="preserve">Screen-reading shaders - Godot Docs, </w:t>
-      </w:r>
-      <w:hyperlink r:id="rId33">
-        <w:r>
-          <w:rPr>
-            <w:rFonts w:ascii="Google Sans" w:cs="Google Sans" w:eastAsia="Google Sans" w:hAnsi="Google Sans"/>
-            <w:color w:val="0000ee"/>
-            <w:sz w:val="24"/>
-            <w:szCs w:val="24"/>
-            <w:u w:val="single"/>
-            <w:rtl w:val="0"/>
-          </w:rPr>
-          <w:t xml:space="preserve">https://docs.godotengine.org/en/4.4/tutorials/shaders/screen-reading_shaders.html</w:t>
-        </w:r>
-      </w:hyperlink>
-      <w:r>
-        <w:rPr>
-          <w:rtl w:val="0"/>
-        </w:rPr>
-      </w:r>
-    </w:p>
-    <w:p>
-      <w:pPr>
-        <w:numPr>
-          <w:ilvl w:val="0"/>
-          <w:numId w:val="3"/>
-        </w:numPr>
-        <w:pBdr>
-          <w:top w:space="0" w:sz="0" w:val="nil"/>
-          <w:left w:space="0" w:sz="0" w:val="nil"/>
-          <w:bottom w:space="0" w:sz="0" w:val="nil"/>
-          <w:right w:space="0" w:sz="0" w:val="nil"/>
-          <w:between w:space="0" w:sz="0" w:val="nil"/>
-        </w:pBdr>
-        <w:shd w:fill="auto" w:val="clear"/>
-        <w:ind w:left="600" w:hanging="360"/>
-      </w:pPr>
-      <w:r>
-        <w:rPr>
-          <w:rFonts w:ascii="Google Sans" w:cs="Google Sans" w:eastAsia="Google Sans" w:hAnsi="Google Sans"/>
-          <w:sz w:val="24"/>
-          <w:szCs w:val="24"/>
-          <w:rtl w:val="0"/>
-        </w:rPr>
-        <w:t xml:space="preserve">Godot 4 hint_screen_texture: Full Guide to Syntax &amp; Errors | GTStudios, </w:t>
-      </w:r>
-      <w:hyperlink r:id="rId34">
-        <w:r>
-          <w:rPr>
-            <w:rFonts w:ascii="Google Sans" w:cs="Google Sans" w:eastAsia="Google Sans" w:hAnsi="Google Sans"/>
-            <w:color w:val="0000ee"/>
-            <w:sz w:val="24"/>
-            <w:szCs w:val="24"/>
-            <w:u w:val="single"/>
-            <w:rtl w:val="0"/>
-          </w:rPr>
-          <w:t xml:space="preserve">https://gtstu.com/godot-4-shader-tutorial-visual-effects/</w:t>
-        </w:r>
-      </w:hyperlink>
-      <w:r>
-        <w:rPr>
-          <w:rtl w:val="0"/>
-        </w:rPr>
-      </w:r>
-    </w:p>
-    <w:p>
-      <w:pPr>
-        <w:numPr>
-          <w:ilvl w:val="0"/>
-          <w:numId w:val="3"/>
-        </w:numPr>
-        <w:pBdr>
-          <w:top w:space="0" w:sz="0" w:val="nil"/>
-          <w:left w:space="0" w:sz="0" w:val="nil"/>
-          <w:bottom w:space="0" w:sz="0" w:val="nil"/>
-          <w:right w:space="0" w:sz="0" w:val="nil"/>
-          <w:between w:space="0" w:sz="0" w:val="nil"/>
-        </w:pBdr>
-        <w:shd w:fill="auto" w:val="clear"/>
-        <w:ind w:left="600" w:hanging="360"/>
-      </w:pPr>
-      <w:r>
-        <w:rPr>
-          <w:rFonts w:ascii="Google Sans" w:cs="Google Sans" w:eastAsia="Google Sans" w:hAnsi="Google Sans"/>
-          <w:sz w:val="24"/>
-          <w:szCs w:val="24"/>
-          <w:rtl w:val="0"/>
-        </w:rPr>
-        <w:t xml:space="preserve">Heat haze Shader, </w:t>
-      </w:r>
-      <w:hyperlink r:id="rId35">
-        <w:r>
-          <w:rPr>
-            <w:rFonts w:ascii="Google Sans" w:cs="Google Sans" w:eastAsia="Google Sans" w:hAnsi="Google Sans"/>
-            <w:color w:val="0000ee"/>
-            <w:sz w:val="24"/>
-            <w:szCs w:val="24"/>
-            <w:u w:val="single"/>
-            <w:rtl w:val="0"/>
-          </w:rPr>
-          <w:t xml:space="preserve">https://godotshaders.com/shader/heat-haze-shader/</w:t>
-        </w:r>
-      </w:hyperlink>
-      <w:r>
-        <w:rPr>
-          <w:rtl w:val="0"/>
-        </w:rPr>
-      </w:r>
-    </w:p>
-    <w:p>
-      <w:pPr>
-        <w:numPr>
-          <w:ilvl w:val="0"/>
-          <w:numId w:val="3"/>
-        </w:numPr>
-        <w:pBdr>
-          <w:top w:space="0" w:sz="0" w:val="nil"/>
-          <w:left w:space="0" w:sz="0" w:val="nil"/>
-          <w:bottom w:space="0" w:sz="0" w:val="nil"/>
-          <w:right w:space="0" w:sz="0" w:val="nil"/>
-          <w:between w:space="0" w:sz="0" w:val="nil"/>
-        </w:pBdr>
-        <w:shd w:fill="auto" w:val="clear"/>
-        <w:ind w:left="600" w:hanging="360"/>
-      </w:pPr>
-      <w:r>
-        <w:rPr>
-          <w:rFonts w:ascii="Google Sans" w:cs="Google Sans" w:eastAsia="Google Sans" w:hAnsi="Google Sans"/>
-          <w:sz w:val="24"/>
-          <w:szCs w:val="24"/>
-          <w:rtl w:val="0"/>
-        </w:rPr>
-        <w:t xml:space="preserve">RenderingServer | Godot Docs 4.3 | ROKOJORI Labs, </w:t>
-      </w:r>
-      <w:hyperlink r:id="rId36">
-        <w:r>
-          <w:rPr>
-            <w:rFonts w:ascii="Google Sans" w:cs="Google Sans" w:eastAsia="Google Sans" w:hAnsi="Google Sans"/>
-            <w:color w:val="0000ee"/>
-            <w:sz w:val="24"/>
-            <w:szCs w:val="24"/>
-            <w:u w:val="single"/>
-            <w:rtl w:val="0"/>
-          </w:rPr>
-          <w:t xml:space="preserve">https://rokojori.com/en/labs/godot/docs/4.3/renderingserver-class</w:t>
-        </w:r>
-      </w:hyperlink>
-      <w:r>
-        <w:rPr>
-          <w:rtl w:val="0"/>
-        </w:rPr>
-      </w:r>
-    </w:p>
-    <w:p>
-      <w:pPr>
-        <w:numPr>
-          <w:ilvl w:val="0"/>
-          <w:numId w:val="3"/>
-        </w:numPr>
-        <w:pBdr>
-          <w:top w:space="0" w:sz="0" w:val="nil"/>
-          <w:left w:space="0" w:sz="0" w:val="nil"/>
-          <w:bottom w:space="0" w:sz="0" w:val="nil"/>
-          <w:right w:space="0" w:sz="0" w:val="nil"/>
-          <w:between w:space="0" w:sz="0" w:val="nil"/>
-        </w:pBdr>
-        <w:shd w:fill="auto" w:val="clear"/>
-        <w:ind w:left="600" w:hanging="360"/>
-      </w:pPr>
-      <w:r>
-        <w:rPr>
-          <w:rFonts w:ascii="Google Sans" w:cs="Google Sans" w:eastAsia="Google Sans" w:hAnsi="Google Sans"/>
-          <w:sz w:val="24"/>
-          <w:szCs w:val="24"/>
-          <w:rtl w:val="0"/>
-        </w:rPr>
-        <w:t xml:space="preserve">Player Character - True Top-Down 2D - Catlike Coding, </w:t>
-      </w:r>
-      <w:hyperlink r:id="rId37">
-        <w:r>
-          <w:rPr>
-            <w:rFonts w:ascii="Google Sans" w:cs="Google Sans" w:eastAsia="Google Sans" w:hAnsi="Google Sans"/>
-            <w:color w:val="0000ee"/>
-            <w:sz w:val="24"/>
-            <w:szCs w:val="24"/>
-            <w:u w:val="single"/>
-            <w:rtl w:val="0"/>
-          </w:rPr>
-          <w:t xml:space="preserve">https://catlikecoding.com/godot/true-top-down-2d/2-player-character/</w:t>
-        </w:r>
-      </w:hyperlink>
-      <w:r>
-        <w:rPr>
-          <w:rtl w:val="0"/>
-        </w:rPr>
-      </w:r>
-    </w:p>
-    <w:p>
-      <w:pPr>
-        <w:numPr>
-          <w:ilvl w:val="0"/>
-          <w:numId w:val="3"/>
-        </w:numPr>
-        <w:pBdr>
-          <w:top w:space="0" w:sz="0" w:val="nil"/>
-          <w:left w:space="0" w:sz="0" w:val="nil"/>
-          <w:bottom w:space="0" w:sz="0" w:val="nil"/>
-          <w:right w:space="0" w:sz="0" w:val="nil"/>
-          <w:between w:space="0" w:sz="0" w:val="nil"/>
-        </w:pBdr>
-        <w:shd w:fill="auto" w:val="clear"/>
-        <w:ind w:left="600" w:hanging="360"/>
-      </w:pPr>
-      <w:r>
-        <w:rPr>
-          <w:rFonts w:ascii="Google Sans" w:cs="Google Sans" w:eastAsia="Google Sans" w:hAnsi="Google Sans"/>
-          <w:sz w:val="24"/>
-          <w:szCs w:val="24"/>
-          <w:rtl w:val="0"/>
-        </w:rPr>
-        <w:t xml:space="preserve">CanvasModulate — Godot Engine (4.4) documentation in English, </w:t>
-      </w:r>
-      <w:hyperlink r:id="rId38">
-        <w:r>
-          <w:rPr>
-            <w:rFonts w:ascii="Google Sans" w:cs="Google Sans" w:eastAsia="Google Sans" w:hAnsi="Google Sans"/>
-            <w:color w:val="0000ee"/>
-            <w:sz w:val="24"/>
-            <w:szCs w:val="24"/>
-            <w:u w:val="single"/>
-            <w:rtl w:val="0"/>
-          </w:rPr>
-          <w:t xml:space="preserve">https://docs.godotengine.org/en/4.4/classes/class_canvasmodulate.html</w:t>
-        </w:r>
-      </w:hyperlink>
-      <w:r>
-        <w:rPr>
-          <w:rtl w:val="0"/>
-        </w:rPr>
-      </w:r>
-    </w:p>
-    <w:p>
-      <w:pPr>
-        <w:numPr>
-          <w:ilvl w:val="0"/>
-          <w:numId w:val="3"/>
-        </w:numPr>
-        <w:pBdr>
-          <w:top w:space="0" w:sz="0" w:val="nil"/>
-          <w:left w:space="0" w:sz="0" w:val="nil"/>
-          <w:bottom w:space="0" w:sz="0" w:val="nil"/>
-          <w:right w:space="0" w:sz="0" w:val="nil"/>
-          <w:between w:space="0" w:sz="0" w:val="nil"/>
-        </w:pBdr>
-        <w:shd w:fill="auto" w:val="clear"/>
-        <w:ind w:left="600" w:hanging="360"/>
-      </w:pPr>
-      <w:r>
-        <w:rPr>
-          <w:rFonts w:ascii="Google Sans" w:cs="Google Sans" w:eastAsia="Google Sans" w:hAnsi="Google Sans"/>
-          <w:sz w:val="24"/>
-          <w:szCs w:val="24"/>
-          <w:rtl w:val="0"/>
-        </w:rPr>
-        <w:t xml:space="preserve">2D lights and shadows - Godot Docs, </w:t>
-      </w:r>
-      <w:hyperlink r:id="rId39">
-        <w:r>
-          <w:rPr>
-            <w:rFonts w:ascii="Google Sans" w:cs="Google Sans" w:eastAsia="Google Sans" w:hAnsi="Google Sans"/>
-            <w:color w:val="0000ee"/>
-            <w:sz w:val="24"/>
-            <w:szCs w:val="24"/>
-            <w:u w:val="single"/>
-            <w:rtl w:val="0"/>
-          </w:rPr>
-          <w:t xml:space="preserve">https://docs.godotengine.org/en/4.4/tutorials/2d/2d_lights_and_shadows.html</w:t>
-        </w:r>
-      </w:hyperlink>
-      <w:r>
-        <w:rPr>
-          <w:rtl w:val="0"/>
-        </w:rPr>
-      </w:r>
-    </w:p>
-    <w:p>
-      <w:pPr>
-        <w:numPr>
-          <w:ilvl w:val="0"/>
-          <w:numId w:val="3"/>
-        </w:numPr>
-        <w:pBdr>
-          <w:top w:space="0" w:sz="0" w:val="nil"/>
-          <w:left w:space="0" w:sz="0" w:val="nil"/>
-          <w:bottom w:space="0" w:sz="0" w:val="nil"/>
-          <w:right w:space="0" w:sz="0" w:val="nil"/>
-          <w:between w:space="0" w:sz="0" w:val="nil"/>
-        </w:pBdr>
-        <w:shd w:fill="auto" w:val="clear"/>
-        <w:ind w:left="600" w:hanging="360"/>
-      </w:pPr>
-      <w:r>
-        <w:rPr>
-          <w:rFonts w:ascii="Google Sans" w:cs="Google Sans" w:eastAsia="Google Sans" w:hAnsi="Google Sans"/>
-          <w:sz w:val="24"/>
-          <w:szCs w:val="24"/>
-          <w:rtl w:val="0"/>
-        </w:rPr>
-        <w:t xml:space="preserve">Master 2D Light Systems in Godot - YouTube, </w:t>
-      </w:r>
-      <w:hyperlink r:id="rId40">
-        <w:r>
-          <w:rPr>
-            <w:rFonts w:ascii="Google Sans" w:cs="Google Sans" w:eastAsia="Google Sans" w:hAnsi="Google Sans"/>
-            <w:color w:val="0000ee"/>
-            <w:sz w:val="24"/>
-            <w:szCs w:val="24"/>
-            <w:u w:val="single"/>
-            <w:rtl w:val="0"/>
-          </w:rPr>
-          <w:t xml:space="preserve">https://www.youtube.com/watch?v=suzF2Y166eA</w:t>
-        </w:r>
-      </w:hyperlink>
-      <w:r>
-        <w:rPr>
-          <w:rtl w:val="0"/>
-        </w:rPr>
-      </w:r>
-    </w:p>
-    <w:p>
-      <w:pPr>
-        <w:numPr>
-          <w:ilvl w:val="0"/>
-          <w:numId w:val="3"/>
-        </w:numPr>
-        <w:pBdr>
-          <w:top w:space="0" w:sz="0" w:val="nil"/>
-          <w:left w:space="0" w:sz="0" w:val="nil"/>
-          <w:bottom w:space="0" w:sz="0" w:val="nil"/>
-          <w:right w:space="0" w:sz="0" w:val="nil"/>
-          <w:between w:space="0" w:sz="0" w:val="nil"/>
-        </w:pBdr>
-        <w:shd w:fill="auto" w:val="clear"/>
-        <w:ind w:left="600" w:hanging="360"/>
-      </w:pPr>
-      <w:r>
-        <w:rPr>
-          <w:rFonts w:ascii="Google Sans" w:cs="Google Sans" w:eastAsia="Google Sans" w:hAnsi="Google Sans"/>
-          <w:sz w:val="24"/>
-          <w:szCs w:val="24"/>
-          <w:rtl w:val="0"/>
-        </w:rPr>
-        <w:t xml:space="preserve">How can I make a shader interact with lights like a CanvasModulate?, </w:t>
-      </w:r>
-      <w:hyperlink r:id="rId41">
-        <w:r>
-          <w:rPr>
-            <w:rFonts w:ascii="Google Sans" w:cs="Google Sans" w:eastAsia="Google Sans" w:hAnsi="Google Sans"/>
-            <w:color w:val="0000ee"/>
-            <w:sz w:val="24"/>
-            <w:szCs w:val="24"/>
-            <w:u w:val="single"/>
-            <w:rtl w:val="0"/>
-          </w:rPr>
-          <w:t xml:space="preserve">https://www.reddit.com/r/godot/comments/d9haxd/how_can_i_make_a_shader_interact_with_lights_like/</w:t>
-        </w:r>
-      </w:hyperlink>
-      <w:r>
-        <w:rPr>
-          <w:rtl w:val="0"/>
-        </w:rPr>
-      </w:r>
-    </w:p>
-    <w:p>
-      <w:pPr>
-        <w:numPr>
-          <w:ilvl w:val="0"/>
-          <w:numId w:val="3"/>
-        </w:numPr>
-        <w:pBdr>
-          <w:top w:space="0" w:sz="0" w:val="nil"/>
-          <w:left w:space="0" w:sz="0" w:val="nil"/>
-          <w:bottom w:space="0" w:sz="0" w:val="nil"/>
-          <w:right w:space="0" w:sz="0" w:val="nil"/>
-          <w:between w:space="0" w:sz="0" w:val="nil"/>
-        </w:pBdr>
-        <w:shd w:fill="auto" w:val="clear"/>
-        <w:ind w:left="600" w:hanging="360"/>
-      </w:pPr>
-      <w:r>
-        <w:rPr>
-          <w:rFonts w:ascii="Google Sans" w:cs="Google Sans" w:eastAsia="Google Sans" w:hAnsi="Google Sans"/>
-          <w:sz w:val="24"/>
-          <w:szCs w:val="24"/>
-          <w:rtl w:val="0"/>
-        </w:rPr>
-        <w:t xml:space="preserve">Custom 2D Light - Godot Shaders, </w:t>
-      </w:r>
-      <w:hyperlink r:id="rId42">
-        <w:r>
-          <w:rPr>
-            <w:rFonts w:ascii="Google Sans" w:cs="Google Sans" w:eastAsia="Google Sans" w:hAnsi="Google Sans"/>
-            <w:color w:val="0000ee"/>
-            <w:sz w:val="24"/>
-            <w:szCs w:val="24"/>
-            <w:u w:val="single"/>
-            <w:rtl w:val="0"/>
-          </w:rPr>
-          <w:t xml:space="preserve">https://godotshaders.com/shader/custom-2d-light/</w:t>
-        </w:r>
-      </w:hyperlink>
-      <w:r>
-        <w:rPr>
-          <w:rtl w:val="0"/>
-        </w:rPr>
-      </w:r>
-    </w:p>
-    <w:p>
-      <w:pPr>
-        <w:numPr>
-          <w:ilvl w:val="0"/>
-          <w:numId w:val="3"/>
-        </w:numPr>
-        <w:pBdr>
-          <w:top w:space="0" w:sz="0" w:val="nil"/>
-          <w:left w:space="0" w:sz="0" w:val="nil"/>
-          <w:bottom w:space="0" w:sz="0" w:val="nil"/>
-          <w:right w:space="0" w:sz="0" w:val="nil"/>
-          <w:between w:space="0" w:sz="0" w:val="nil"/>
-        </w:pBdr>
-        <w:shd w:fill="auto" w:val="clear"/>
-        <w:ind w:left="600" w:hanging="360"/>
-      </w:pPr>
-      <w:r>
-        <w:rPr>
-          <w:rFonts w:ascii="Google Sans" w:cs="Google Sans" w:eastAsia="Google Sans" w:hAnsi="Google Sans"/>
-          <w:sz w:val="24"/>
-          <w:szCs w:val="24"/>
-          <w:rtl w:val="0"/>
-        </w:rPr>
-        <w:t xml:space="preserve">High performance impact of `hint_screen_texture` and mipmaps., </w:t>
-      </w:r>
-      <w:hyperlink r:id="rId43">
-        <w:r>
-          <w:rPr>
-            <w:rFonts w:ascii="Google Sans" w:cs="Google Sans" w:eastAsia="Google Sans" w:hAnsi="Google Sans"/>
-            <w:color w:val="0000ee"/>
-            <w:sz w:val="24"/>
-            <w:szCs w:val="24"/>
-            <w:u w:val="single"/>
-            <w:rtl w:val="0"/>
-          </w:rPr>
-          <w:t xml:space="preserve">https://github.com/godotengine/godot/issues/108935</w:t>
-        </w:r>
-      </w:hyperlink>
-      <w:r>
-        <w:rPr>
-          <w:rtl w:val="0"/>
-        </w:rPr>
-      </w:r>
-    </w:p>
-    <w:p>
-      <w:pPr>
-        <w:numPr>
-          <w:ilvl w:val="0"/>
-          <w:numId w:val="3"/>
-        </w:numPr>
-        <w:pBdr>
-          <w:top w:space="0" w:sz="0" w:val="nil"/>
-          <w:left w:space="0" w:sz="0" w:val="nil"/>
-          <w:bottom w:space="0" w:sz="0" w:val="nil"/>
-          <w:right w:space="0" w:sz="0" w:val="nil"/>
-          <w:between w:space="0" w:sz="0" w:val="nil"/>
-        </w:pBdr>
-        <w:shd w:fill="auto" w:val="clear"/>
-        <w:ind w:left="600" w:hanging="360"/>
-      </w:pPr>
-      <w:r>
-        <w:rPr>
-          <w:rFonts w:ascii="Google Sans" w:cs="Google Sans" w:eastAsia="Google Sans" w:hAnsi="Google Sans"/>
-          <w:sz w:val="24"/>
-          <w:szCs w:val="24"/>
-          <w:rtl w:val="0"/>
-        </w:rPr>
-        <w:t xml:space="preserve">Critical performance issue on mobile devices : r/godot - Reddit, </w:t>
-      </w:r>
-      <w:hyperlink r:id="rId44">
-        <w:r>
-          <w:rPr>
-            <w:rFonts w:ascii="Google Sans" w:cs="Google Sans" w:eastAsia="Google Sans" w:hAnsi="Google Sans"/>
-            <w:color w:val="0000ee"/>
-            <w:sz w:val="24"/>
-            <w:szCs w:val="24"/>
-            <w:u w:val="single"/>
-            <w:rtl w:val="0"/>
-          </w:rPr>
-          <w:t xml:space="preserve">https://www.reddit.com/r/godot/comments/1mfznxc/critical_performance_issue_on_mobile_devices/</w:t>
-        </w:r>
-      </w:hyperlink>
-      <w:r>
-        <w:rPr>
-          <w:rtl w:val="0"/>
-        </w:rPr>
-      </w:r>
-    </w:p>
-    <w:p>
-      <w:pPr>
-        <w:numPr>
-          <w:ilvl w:val="0"/>
-          <w:numId w:val="3"/>
-        </w:numPr>
-        <w:pBdr>
-          <w:top w:space="0" w:sz="0" w:val="nil"/>
-          <w:left w:space="0" w:sz="0" w:val="nil"/>
-          <w:bottom w:space="0" w:sz="0" w:val="nil"/>
-          <w:right w:space="0" w:sz="0" w:val="nil"/>
-          <w:between w:space="0" w:sz="0" w:val="nil"/>
-        </w:pBdr>
-        <w:shd w:fill="auto" w:val="clear"/>
-        <w:ind w:left="600" w:hanging="360"/>
-      </w:pPr>
-      <w:r>
-        <w:rPr>
-          <w:rFonts w:ascii="Google Sans" w:cs="Google Sans" w:eastAsia="Google Sans" w:hAnsi="Google Sans"/>
-          <w:sz w:val="24"/>
-          <w:szCs w:val="24"/>
-          <w:rtl w:val="0"/>
-        </w:rPr>
-        <w:t xml:space="preserve">BackBufferCopy — Godot Engine (4.4) documentation in English, </w:t>
-      </w:r>
-      <w:hyperlink r:id="rId45">
-        <w:r>
-          <w:rPr>
-            <w:rFonts w:ascii="Google Sans" w:cs="Google Sans" w:eastAsia="Google Sans" w:hAnsi="Google Sans"/>
-            <w:color w:val="0000ee"/>
-            <w:sz w:val="24"/>
-            <w:szCs w:val="24"/>
-            <w:u w:val="single"/>
-            <w:rtl w:val="0"/>
-          </w:rPr>
-          <w:t xml:space="preserve">https://docs.godotengine.org/en/4.4/classes/class_backbuffercopy.html</w:t>
-        </w:r>
-      </w:hyperlink>
-      <w:r>
-        <w:rPr>
-          <w:rtl w:val="0"/>
-        </w:rPr>
-      </w:r>
-    </w:p>
-    <w:p>
-      <w:pPr>
-        <w:numPr>
-          <w:ilvl w:val="0"/>
-          <w:numId w:val="3"/>
-        </w:numPr>
-        <w:pBdr>
-          <w:top w:space="0" w:sz="0" w:val="nil"/>
-          <w:left w:space="0" w:sz="0" w:val="nil"/>
-          <w:bottom w:space="0" w:sz="0" w:val="nil"/>
-          <w:right w:space="0" w:sz="0" w:val="nil"/>
-          <w:between w:space="0" w:sz="0" w:val="nil"/>
-        </w:pBdr>
-        <w:shd w:fill="auto" w:val="clear"/>
-        <w:ind w:left="600" w:hanging="360"/>
-      </w:pPr>
-      <w:r>
-        <w:rPr>
-          <w:rFonts w:ascii="Google Sans" w:cs="Google Sans" w:eastAsia="Google Sans" w:hAnsi="Google Sans"/>
-          <w:sz w:val="24"/>
-          <w:szCs w:val="24"/>
-          <w:rtl w:val="0"/>
-        </w:rPr>
-        <w:t xml:space="preserve">Sprite2D — Godot Engine (4.4) documentation in English, </w:t>
-      </w:r>
-      <w:hyperlink r:id="rId46">
-        <w:r>
-          <w:rPr>
-            <w:rFonts w:ascii="Google Sans" w:cs="Google Sans" w:eastAsia="Google Sans" w:hAnsi="Google Sans"/>
-            <w:color w:val="0000ee"/>
-            <w:sz w:val="24"/>
-            <w:szCs w:val="24"/>
-            <w:u w:val="single"/>
-            <w:rtl w:val="0"/>
-          </w:rPr>
-          <w:t xml:space="preserve">https://docs.godotengine.org/en/4.4/classes/class_sprite2d.html</w:t>
-        </w:r>
-      </w:hyperlink>
-      <w:r>
-        <w:rPr>
-          <w:rtl w:val="0"/>
-        </w:rPr>
-      </w:r>
-    </w:p>
-    <w:p>
-      <w:pPr>
-        <w:numPr>
-          <w:ilvl w:val="0"/>
-          <w:numId w:val="3"/>
-        </w:numPr>
-        <w:pBdr>
-          <w:top w:space="0" w:sz="0" w:val="nil"/>
-          <w:left w:space="0" w:sz="0" w:val="nil"/>
-          <w:bottom w:space="0" w:sz="0" w:val="nil"/>
-          <w:right w:space="0" w:sz="0" w:val="nil"/>
-          <w:between w:space="0" w:sz="0" w:val="nil"/>
-        </w:pBdr>
-        <w:shd w:fill="auto" w:val="clear"/>
-        <w:ind w:left="600" w:hanging="360"/>
-      </w:pPr>
-      <w:r>
-        <w:rPr>
-          <w:rFonts w:ascii="Google Sans" w:cs="Google Sans" w:eastAsia="Google Sans" w:hAnsi="Google Sans"/>
-          <w:sz w:val="24"/>
-          <w:szCs w:val="24"/>
-          <w:rtl w:val="0"/>
-        </w:rPr>
-        <w:t xml:space="preserve">Video: Indies, resist the urge to 'juice it or lose it' - Game Developer, </w:t>
-      </w:r>
-      <w:hyperlink r:id="rId47">
-        <w:r>
-          <w:rPr>
-            <w:rFonts w:ascii="Google Sans" w:cs="Google Sans" w:eastAsia="Google Sans" w:hAnsi="Google Sans"/>
-            <w:color w:val="0000ee"/>
-            <w:sz w:val="24"/>
-            <w:szCs w:val="24"/>
-            <w:u w:val="single"/>
-            <w:rtl w:val="0"/>
-          </w:rPr>
-          <w:t xml:space="preserve">https://www.gamedeveloper.com/design/video-indies-resist-the-urge-to-juice-it-or-lose-it-</w:t>
-        </w:r>
-      </w:hyperlink>
-      <w:r>
-        <w:rPr>
-          <w:rtl w:val="0"/>
-        </w:rPr>
-      </w:r>
-    </w:p>
-    <w:p>
-      <w:pPr>
-        <w:numPr>
-          <w:ilvl w:val="0"/>
-          <w:numId w:val="3"/>
-        </w:numPr>
-        <w:pBdr>
-          <w:top w:space="0" w:sz="0" w:val="nil"/>
-          <w:left w:space="0" w:sz="0" w:val="nil"/>
-          <w:bottom w:space="0" w:sz="0" w:val="nil"/>
-          <w:right w:space="0" w:sz="0" w:val="nil"/>
-          <w:between w:space="0" w:sz="0" w:val="nil"/>
-        </w:pBdr>
-        <w:shd w:fill="auto" w:val="clear"/>
-        <w:ind w:left="600" w:hanging="360"/>
-      </w:pPr>
-      <w:r>
-        <w:rPr>
-          <w:rFonts w:ascii="Google Sans" w:cs="Google Sans" w:eastAsia="Google Sans" w:hAnsi="Google Sans"/>
-          <w:sz w:val="24"/>
-          <w:szCs w:val="24"/>
-          <w:rtl w:val="0"/>
-        </w:rPr>
-        <w:t xml:space="preserve">Survey on Designing Game Feel | PDF | Affect (Psychology) - Scribd, </w:t>
-      </w:r>
-      <w:hyperlink r:id="rId48">
-        <w:r>
-          <w:rPr>
-            <w:rFonts w:ascii="Google Sans" w:cs="Google Sans" w:eastAsia="Google Sans" w:hAnsi="Google Sans"/>
-            <w:color w:val="0000ee"/>
-            <w:sz w:val="24"/>
-            <w:szCs w:val="24"/>
-            <w:u w:val="single"/>
-            <w:rtl w:val="0"/>
-          </w:rPr>
-          <w:t xml:space="preserve">https://www.scribd.com/document/821599714/Designing-Game-Feel-a-Survey</w:t>
-        </w:r>
-      </w:hyperlink>
-      <w:r>
-        <w:rPr>
-          <w:rtl w:val="0"/>
-        </w:rPr>
-      </w:r>
-    </w:p>
-    <w:p>
-      <w:pPr>
-        <w:numPr>
-          <w:ilvl w:val="0"/>
-          <w:numId w:val="3"/>
-        </w:numPr>
-        <w:pBdr>
-          <w:top w:space="0" w:sz="0" w:val="nil"/>
-          <w:left w:space="0" w:sz="0" w:val="nil"/>
-          <w:bottom w:space="0" w:sz="0" w:val="nil"/>
-          <w:right w:space="0" w:sz="0" w:val="nil"/>
-          <w:between w:space="0" w:sz="0" w:val="nil"/>
-        </w:pBdr>
-        <w:shd w:fill="auto" w:val="clear"/>
-        <w:ind w:left="600" w:hanging="360"/>
-      </w:pPr>
-      <w:r>
-        <w:rPr>
-          <w:rFonts w:ascii="Google Sans" w:cs="Google Sans" w:eastAsia="Google Sans" w:hAnsi="Google Sans"/>
-          <w:sz w:val="24"/>
-          <w:szCs w:val="24"/>
-          <w:rtl w:val="0"/>
-        </w:rPr>
-        <w:t xml:space="preserve">Characters in Cassette Beasts - TV Tropes, </w:t>
-      </w:r>
-      <w:hyperlink r:id="rId49">
-        <w:r>
-          <w:rPr>
-            <w:rFonts w:ascii="Google Sans" w:cs="Google Sans" w:eastAsia="Google Sans" w:hAnsi="Google Sans"/>
-            <w:color w:val="0000ee"/>
-            <w:sz w:val="24"/>
-            <w:szCs w:val="24"/>
-            <w:u w:val="single"/>
-            <w:rtl w:val="0"/>
-          </w:rPr>
-          <w:t xml:space="preserve">https://tvtropes.org/pmwiki/pmwiki.php/Characters/CassetteBeasts</w:t>
-        </w:r>
-      </w:hyperlink>
-      <w:r>
-        <w:rPr>
-          <w:rtl w:val="0"/>
-        </w:rPr>
-      </w:r>
-    </w:p>
-    <w:p>
-      <w:pPr>
-        <w:numPr>
-          <w:ilvl w:val="0"/>
-          <w:numId w:val="3"/>
-        </w:numPr>
-        <w:pBdr>
-          <w:top w:space="0" w:sz="0" w:val="nil"/>
-          <w:left w:space="0" w:sz="0" w:val="nil"/>
-          <w:bottom w:space="0" w:sz="0" w:val="nil"/>
-          <w:right w:space="0" w:sz="0" w:val="nil"/>
-          <w:between w:space="0" w:sz="0" w:val="nil"/>
-        </w:pBdr>
-        <w:shd w:fill="auto" w:val="clear"/>
-        <w:ind w:left="600" w:hanging="360"/>
-      </w:pPr>
-      <w:r>
-        <w:rPr>
-          <w:rFonts w:ascii="Google Sans" w:cs="Google Sans" w:eastAsia="Google Sans" w:hAnsi="Google Sans"/>
-          <w:sz w:val="24"/>
-          <w:szCs w:val="24"/>
-          <w:rtl w:val="0"/>
-        </w:rPr>
-        <w:t xml:space="preserve">2021 - Out of Left Field, </w:t>
-      </w:r>
-      <w:hyperlink r:id="rId50">
-        <w:r>
-          <w:rPr>
-            <w:rFonts w:ascii="Google Sans" w:cs="Google Sans" w:eastAsia="Google Sans" w:hAnsi="Google Sans"/>
-            <w:color w:val="0000ee"/>
-            <w:sz w:val="24"/>
-            <w:szCs w:val="24"/>
-            <w:u w:val="single"/>
-            <w:rtl w:val="0"/>
-          </w:rPr>
-          <w:t xml:space="preserve">https://www.hchoutofleftfield.com/2021/?m=0</w:t>
-        </w:r>
-      </w:hyperlink>
-      <w:r>
-        <w:rPr>
-          <w:rtl w:val="0"/>
-        </w:rPr>
-      </w:r>
-    </w:p>
-    <w:p>
-      <w:pPr>
-        <w:numPr>
-          <w:ilvl w:val="0"/>
-          <w:numId w:val="3"/>
-        </w:numPr>
-        <w:pBdr>
-          <w:top w:space="0" w:sz="0" w:val="nil"/>
-          <w:left w:space="0" w:sz="0" w:val="nil"/>
-          <w:bottom w:space="0" w:sz="0" w:val="nil"/>
-          <w:right w:space="0" w:sz="0" w:val="nil"/>
-          <w:between w:space="0" w:sz="0" w:val="nil"/>
-        </w:pBdr>
-        <w:shd w:fill="auto" w:val="clear"/>
-        <w:ind w:left="600" w:hanging="360"/>
-      </w:pPr>
-      <w:r>
-        <w:rPr>
-          <w:rFonts w:ascii="Google Sans" w:cs="Google Sans" w:eastAsia="Google Sans" w:hAnsi="Google Sans"/>
-          <w:sz w:val="24"/>
-          <w:szCs w:val="24"/>
-          <w:rtl w:val="0"/>
-        </w:rPr>
-        <w:t xml:space="preserve">Pedro Medeiros Pixel Animation Tutorial : r/gaming - Reddit, </w:t>
-      </w:r>
-      <w:hyperlink r:id="rId51">
-        <w:r>
-          <w:rPr>
-            <w:rFonts w:ascii="Google Sans" w:cs="Google Sans" w:eastAsia="Google Sans" w:hAnsi="Google Sans"/>
-            <w:color w:val="0000ee"/>
-            <w:sz w:val="24"/>
-            <w:szCs w:val="24"/>
-            <w:u w:val="single"/>
-            <w:rtl w:val="0"/>
-          </w:rPr>
-          <w:t xml:space="preserve">https://www.reddit.com/r/gaming/comments/54oxfu/pedro_medeiros_pixel_animation_tutorial/</w:t>
-        </w:r>
-      </w:hyperlink>
-      <w:r>
-        <w:rPr>
-          <w:rtl w:val="0"/>
-        </w:rPr>
-      </w:r>
-    </w:p>
-    <w:p>
-      <w:pPr>
-        <w:numPr>
-          <w:ilvl w:val="0"/>
-          <w:numId w:val="3"/>
-        </w:numPr>
-        <w:pBdr>
-          <w:top w:space="0" w:sz="0" w:val="nil"/>
-          <w:left w:space="0" w:sz="0" w:val="nil"/>
-          <w:bottom w:space="0" w:sz="0" w:val="nil"/>
-          <w:right w:space="0" w:sz="0" w:val="nil"/>
-          <w:between w:space="0" w:sz="0" w:val="nil"/>
-        </w:pBdr>
-        <w:shd w:fill="auto" w:val="clear"/>
-        <w:ind w:left="600" w:hanging="360"/>
-      </w:pPr>
-      <w:r>
-        <w:rPr>
-          <w:rFonts w:ascii="Google Sans" w:cs="Google Sans" w:eastAsia="Google Sans" w:hAnsi="Google Sans"/>
-          <w:sz w:val="24"/>
-          <w:szCs w:val="24"/>
-          <w:rtl w:val="0"/>
-        </w:rPr>
-        <w:t xml:space="preserve">How to Implement Hit Stop/Hit Pause : r/godot - Reddit, </w:t>
-      </w:r>
-      <w:hyperlink r:id="rId52">
-        <w:r>
-          <w:rPr>
-            <w:rFonts w:ascii="Google Sans" w:cs="Google Sans" w:eastAsia="Google Sans" w:hAnsi="Google Sans"/>
-            <w:color w:val="0000ee"/>
-            <w:sz w:val="24"/>
-            <w:szCs w:val="24"/>
-            <w:u w:val="single"/>
-            <w:rtl w:val="0"/>
-          </w:rPr>
-          <w:t xml:space="preserve">https://www.reddit.com/r/godot/comments/hjog09/how_to_implement_hit_stophit_pause/</w:t>
-        </w:r>
-      </w:hyperlink>
-      <w:r>
-        <w:rPr>
-          <w:rtl w:val="0"/>
-        </w:rPr>
-      </w:r>
-    </w:p>
-    <w:p>
-      <w:pPr>
-        <w:numPr>
-          <w:ilvl w:val="0"/>
-          <w:numId w:val="3"/>
-        </w:numPr>
-        <w:pBdr>
-          <w:top w:space="0" w:sz="0" w:val="nil"/>
-          <w:left w:space="0" w:sz="0" w:val="nil"/>
-          <w:bottom w:space="0" w:sz="0" w:val="nil"/>
-          <w:right w:space="0" w:sz="0" w:val="nil"/>
-          <w:between w:space="0" w:sz="0" w:val="nil"/>
-        </w:pBdr>
-        <w:shd w:fill="auto" w:val="clear"/>
-        <w:ind w:left="600" w:hanging="360"/>
-      </w:pPr>
-      <w:r>
-        <w:rPr>
-          <w:rFonts w:ascii="Google Sans" w:cs="Google Sans" w:eastAsia="Google Sans" w:hAnsi="Google Sans"/>
-          <w:sz w:val="24"/>
-          <w:szCs w:val="24"/>
-          <w:rtl w:val="0"/>
-        </w:rPr>
-        <w:t xml:space="preserve">How to Pause the Game - Godot 4 Gdscript Tutorial - YouTube, </w:t>
-      </w:r>
-      <w:hyperlink r:id="rId53">
-        <w:r>
-          <w:rPr>
-            <w:rFonts w:ascii="Google Sans" w:cs="Google Sans" w:eastAsia="Google Sans" w:hAnsi="Google Sans"/>
-            <w:color w:val="0000ee"/>
-            <w:sz w:val="24"/>
-            <w:szCs w:val="24"/>
-            <w:u w:val="single"/>
-            <w:rtl w:val="0"/>
-          </w:rPr>
-          <w:t xml:space="preserve">https://www.youtube.com/watch?v=7VGsavDiAlI</w:t>
-        </w:r>
-      </w:hyperlink>
-      <w:r>
-        <w:rPr>
-          <w:rtl w:val="0"/>
-        </w:rPr>
-      </w:r>
-    </w:p>
-    <w:p>
-      <w:pPr>
-        <w:numPr>
-          <w:ilvl w:val="0"/>
-          <w:numId w:val="3"/>
-        </w:numPr>
-        <w:pBdr>
-          <w:top w:space="0" w:sz="0" w:val="nil"/>
-          <w:left w:space="0" w:sz="0" w:val="nil"/>
-          <w:bottom w:space="0" w:sz="0" w:val="nil"/>
-          <w:right w:space="0" w:sz="0" w:val="nil"/>
-          <w:between w:space="0" w:sz="0" w:val="nil"/>
-        </w:pBdr>
-        <w:shd w:fill="auto" w:val="clear"/>
-        <w:ind w:left="600" w:hanging="360"/>
-      </w:pPr>
-      <w:r>
-        <w:rPr>
-          <w:rFonts w:ascii="Google Sans" w:cs="Google Sans" w:eastAsia="Google Sans" w:hAnsi="Google Sans"/>
-          <w:sz w:val="24"/>
-          <w:szCs w:val="24"/>
-          <w:rtl w:val="0"/>
-        </w:rPr>
-        <w:t xml:space="preserve">Pausing games and process mode - Godot Docs, </w:t>
-      </w:r>
-      <w:hyperlink r:id="rId54">
-        <w:r>
-          <w:rPr>
-            <w:rFonts w:ascii="Google Sans" w:cs="Google Sans" w:eastAsia="Google Sans" w:hAnsi="Google Sans"/>
-            <w:color w:val="0000ee"/>
-            <w:sz w:val="24"/>
-            <w:szCs w:val="24"/>
-            <w:u w:val="single"/>
-            <w:rtl w:val="0"/>
-          </w:rPr>
-          <w:t xml:space="preserve">https://docs.godotengine.org/en/latest/tutorials/scripting/pausing_games.html</w:t>
-        </w:r>
-      </w:hyperlink>
-      <w:r>
-        <w:rPr>
-          <w:rtl w:val="0"/>
-        </w:rPr>
-      </w:r>
-    </w:p>
-    <w:p>
-      <w:pPr>
-        <w:numPr>
-          <w:ilvl w:val="0"/>
-          <w:numId w:val="3"/>
-        </w:numPr>
-        <w:pBdr>
-          <w:top w:space="0" w:sz="0" w:val="nil"/>
-          <w:left w:space="0" w:sz="0" w:val="nil"/>
-          <w:bottom w:space="0" w:sz="0" w:val="nil"/>
-          <w:right w:space="0" w:sz="0" w:val="nil"/>
-          <w:between w:space="0" w:sz="0" w:val="nil"/>
-        </w:pBdr>
-        <w:shd w:fill="auto" w:val="clear"/>
-        <w:ind w:left="600" w:hanging="360"/>
-      </w:pPr>
-      <w:r>
-        <w:rPr>
-          <w:rFonts w:ascii="Google Sans" w:cs="Google Sans" w:eastAsia="Google Sans" w:hAnsi="Google Sans"/>
-          <w:sz w:val="24"/>
-          <w:szCs w:val="24"/>
-          <w:rtl w:val="0"/>
-        </w:rPr>
-        <w:t xml:space="preserve">Camera / Screen Shake - Bevy Engine, </w:t>
-      </w:r>
-      <w:hyperlink r:id="rId55">
-        <w:r>
-          <w:rPr>
-            <w:rFonts w:ascii="Google Sans" w:cs="Google Sans" w:eastAsia="Google Sans" w:hAnsi="Google Sans"/>
-            <w:color w:val="0000ee"/>
-            <w:sz w:val="24"/>
-            <w:szCs w:val="24"/>
-            <w:u w:val="single"/>
-            <w:rtl w:val="0"/>
-          </w:rPr>
-          <w:t xml:space="preserve">https://bevy.org/examples/camera/2d-screen-shake/</w:t>
-        </w:r>
-      </w:hyperlink>
-      <w:r>
-        <w:rPr>
-          <w:rtl w:val="0"/>
-        </w:rPr>
-      </w:r>
-    </w:p>
-    <w:p>
-      <w:pPr>
-        <w:numPr>
-          <w:ilvl w:val="0"/>
-          <w:numId w:val="3"/>
-        </w:numPr>
-        <w:pBdr>
-          <w:top w:space="0" w:sz="0" w:val="nil"/>
-          <w:left w:space="0" w:sz="0" w:val="nil"/>
-          <w:bottom w:space="0" w:sz="0" w:val="nil"/>
-          <w:right w:space="0" w:sz="0" w:val="nil"/>
-          <w:between w:space="0" w:sz="0" w:val="nil"/>
-        </w:pBdr>
-        <w:shd w:fill="auto" w:val="clear"/>
-        <w:ind w:left="600" w:hanging="360"/>
-      </w:pPr>
-      <w:r>
-        <w:rPr>
-          <w:rFonts w:ascii="Google Sans" w:cs="Google Sans" w:eastAsia="Google Sans" w:hAnsi="Google Sans"/>
-          <w:sz w:val="24"/>
-          <w:szCs w:val="24"/>
-          <w:rtl w:val="0"/>
-        </w:rPr>
-        <w:t xml:space="preserve">Category: Scripting - Steven Lilley | Game Developer &amp; Engineer, </w:t>
-      </w:r>
-      <w:hyperlink r:id="rId56">
-        <w:r>
-          <w:rPr>
-            <w:rFonts w:ascii="Google Sans" w:cs="Google Sans" w:eastAsia="Google Sans" w:hAnsi="Google Sans"/>
-            <w:color w:val="0000ee"/>
-            <w:sz w:val="24"/>
-            <w:szCs w:val="24"/>
-            <w:u w:val="single"/>
-            <w:rtl w:val="0"/>
-          </w:rPr>
-          <w:t xml:space="preserve">https://stevelilley.com/category/scripting/</w:t>
-        </w:r>
-      </w:hyperlink>
-      <w:r>
-        <w:rPr>
-          <w:rtl w:val="0"/>
-        </w:rPr>
-      </w:r>
-    </w:p>
-    <w:p>
-      <w:pPr>
-        <w:numPr>
-          <w:ilvl w:val="0"/>
-          <w:numId w:val="3"/>
-        </w:numPr>
-        <w:pBdr>
-          <w:top w:space="0" w:sz="0" w:val="nil"/>
-          <w:left w:space="0" w:sz="0" w:val="nil"/>
-          <w:bottom w:space="0" w:sz="0" w:val="nil"/>
-          <w:right w:space="0" w:sz="0" w:val="nil"/>
-          <w:between w:space="0" w:sz="0" w:val="nil"/>
-        </w:pBdr>
-        <w:shd w:fill="auto" w:val="clear"/>
-        <w:ind w:left="600" w:hanging="360"/>
-      </w:pPr>
-      <w:r>
-        <w:rPr>
-          <w:rFonts w:ascii="Google Sans" w:cs="Google Sans" w:eastAsia="Google Sans" w:hAnsi="Google Sans"/>
-          <w:sz w:val="24"/>
-          <w:szCs w:val="24"/>
-          <w:rtl w:val="0"/>
-        </w:rPr>
-        <w:t xml:space="preserve">A cool technique to create a pixel-art texture for your Godot terrain, </w:t>
-      </w:r>
-      <w:hyperlink r:id="rId57">
-        <w:r>
-          <w:rPr>
-            <w:rFonts w:ascii="Google Sans" w:cs="Google Sans" w:eastAsia="Google Sans" w:hAnsi="Google Sans"/>
-            <w:color w:val="0000ee"/>
-            <w:sz w:val="24"/>
-            <w:szCs w:val="24"/>
-            <w:u w:val="single"/>
-            <w:rtl w:val="0"/>
-          </w:rPr>
-          <w:t xml:space="preserve">https://www.miximum.fr/revivarium/blog/godot-pixel-art-texture/?lang=en</w:t>
-        </w:r>
-      </w:hyperlink>
-      <w:r>
-        <w:rPr>
-          <w:rtl w:val="0"/>
-        </w:rPr>
-      </w:r>
-    </w:p>
-    <w:p>
-      <w:pPr>
-        <w:numPr>
-          <w:ilvl w:val="0"/>
-          <w:numId w:val="3"/>
-        </w:numPr>
-        <w:pBdr>
-          <w:top w:space="0" w:sz="0" w:val="nil"/>
-          <w:left w:space="0" w:sz="0" w:val="nil"/>
-          <w:bottom w:space="0" w:sz="0" w:val="nil"/>
-          <w:right w:space="0" w:sz="0" w:val="nil"/>
-          <w:between w:space="0" w:sz="0" w:val="nil"/>
-        </w:pBdr>
-        <w:shd w:fill="auto" w:val="clear"/>
-        <w:ind w:left="600" w:hanging="360"/>
-      </w:pPr>
-      <w:r>
-        <w:rPr>
-          <w:rFonts w:ascii="Google Sans" w:cs="Google Sans" w:eastAsia="Google Sans" w:hAnsi="Google Sans"/>
-          <w:sz w:val="24"/>
-          <w:szCs w:val="24"/>
-          <w:rtl w:val="0"/>
-        </w:rPr>
-        <w:t xml:space="preserve">[Godot] Mastering 2D Lighting - Medium, </w:t>
-      </w:r>
-      <w:hyperlink r:id="rId58">
-        <w:r>
-          <w:rPr>
-            <w:rFonts w:ascii="Google Sans" w:cs="Google Sans" w:eastAsia="Google Sans" w:hAnsi="Google Sans"/>
-            <w:color w:val="0000ee"/>
-            <w:sz w:val="24"/>
-            <w:szCs w:val="24"/>
-            <w:u w:val="single"/>
-            <w:rtl w:val="0"/>
-          </w:rPr>
-          <w:t xml:space="preserve">https://medium.com/@merxon22/godot-mastering-2d-lighting-a949320e1f68</w:t>
-        </w:r>
-      </w:hyperlink>
-      <w:r>
-        <w:rPr>
-          <w:rtl w:val="0"/>
-        </w:rPr>
       </w:r>
     </w:p>
     <w:sectPr>
